--- a/docs/content/one_way_anova/one_way_anova_activity.docx
+++ b/docs/content/one_way_anova/one_way_anova_activity.docx
@@ -7,7 +7,15 @@
         <w:pStyle w:val="Title"/>
       </w:pPr>
       <w:r>
-        <w:t xml:space="preserve">Lecture 11</w:t>
+        <w:t xml:space="preserve">Worksheet 11 — One-Way ANOVA with Palmer Penguins</w:t>
+      </w:r>
+    </w:p>
+    <w:p>
+      <w:pPr>
+        <w:pStyle w:val="Subtitle"/>
+      </w:pPr>
+      <w:r>
+        <w:t xml:space="preserve">Comparing three species, checking assumptions, and post-hoc tests with emmeans</w:t>
       </w:r>
     </w:p>
     <w:p>
@@ -18,6 +26,5221 @@
         <w:t xml:space="preserve">Bill Perry</w:t>
       </w:r>
     </w:p>
+    <w:p>
+      <w:pPr>
+        <w:pStyle w:val="Date"/>
+      </w:pPr>
+      <w:r>
+        <w:t xml:space="preserve">2026-07-05</w:t>
+      </w:r>
+    </w:p>
+    <w:bookmarkStart w:id="16" w:name="Xc802927a6087e9a81a8483b955eb6ee2c5e713e"/>
+    <w:p>
+      <w:pPr>
+        <w:pStyle w:val="Heading1"/>
+      </w:pPr>
+      <w:r>
+        <w:t xml:space="preserve">One-Way ANOVA — Do Penguin Species Differ in Body Mass?</w:t>
+      </w:r>
+    </w:p>
+    <w:bookmarkStart w:id="9" w:name="recap-from-worksheet-10"/>
+    <w:p>
+      <w:pPr>
+        <w:pStyle w:val="Heading3"/>
+      </w:pPr>
+      <w:r>
+        <w:t xml:space="preserve">Recap from Worksheet 10</w:t>
+      </w:r>
+    </w:p>
+    <w:p>
+      <w:pPr>
+        <w:pStyle w:val="Compact"/>
+        <w:numPr>
+          <w:ilvl w:val="0"/>
+          <w:numId w:val="1001"/>
+        </w:numPr>
+      </w:pPr>
+      <w:r>
+        <w:t xml:space="preserve">Turned categorical variables into ordered</w:t>
+      </w:r>
+      <w:r>
+        <w:t xml:space="preserve"> </w:t>
+      </w:r>
+      <w:r>
+        <w:rPr>
+          <w:b/>
+          <w:bCs/>
+        </w:rPr>
+        <w:t xml:space="preserve">factors</w:t>
+      </w:r>
+    </w:p>
+    <w:p>
+      <w:pPr>
+        <w:pStyle w:val="Compact"/>
+        <w:numPr>
+          <w:ilvl w:val="0"/>
+          <w:numId w:val="1001"/>
+        </w:numPr>
+      </w:pPr>
+      <w:r>
+        <w:t xml:space="preserve">Reordered levels for cleaner plots with</w:t>
+      </w:r>
+      <w:r>
+        <w:t xml:space="preserve"> </w:t>
+      </w:r>
+      <w:r>
+        <w:rPr>
+          <w:rStyle w:val="VerbatimChar"/>
+        </w:rPr>
+        <w:t xml:space="preserve">fct_reorder()</w:t>
+      </w:r>
+    </w:p>
+    <w:p>
+      <w:pPr>
+        <w:pStyle w:val="Compact"/>
+        <w:numPr>
+          <w:ilvl w:val="0"/>
+          <w:numId w:val="1001"/>
+        </w:numPr>
+      </w:pPr>
+      <w:r>
+        <w:t xml:space="preserve">Set a model’s reference group with</w:t>
+      </w:r>
+      <w:r>
+        <w:t xml:space="preserve"> </w:t>
+      </w:r>
+      <w:r>
+        <w:rPr>
+          <w:rStyle w:val="VerbatimChar"/>
+        </w:rPr>
+        <w:t xml:space="preserve">fct_relevel()</w:t>
+      </w:r>
+    </w:p>
+    <w:bookmarkEnd w:id="9"/>
+    <w:bookmarkStart w:id="15" w:name="todays-objectives"/>
+    <w:p>
+      <w:pPr>
+        <w:pStyle w:val="Heading3"/>
+      </w:pPr>
+      <w:r>
+        <w:t xml:space="preserve">Today’s Objectives</w:t>
+      </w:r>
+    </w:p>
+    <w:p>
+      <w:pPr>
+        <w:pStyle w:val="Compact"/>
+        <w:numPr>
+          <w:ilvl w:val="0"/>
+          <w:numId w:val="1002"/>
+        </w:numPr>
+      </w:pPr>
+      <w:r>
+        <w:t xml:space="preserve">Load and explore the Palmer penguins data</w:t>
+      </w:r>
+    </w:p>
+    <w:p>
+      <w:pPr>
+        <w:pStyle w:val="Compact"/>
+        <w:numPr>
+          <w:ilvl w:val="0"/>
+          <w:numId w:val="1002"/>
+        </w:numPr>
+      </w:pPr>
+      <w:r>
+        <w:t xml:space="preserve">State the ANOVA null and alternate hypotheses</w:t>
+      </w:r>
+    </w:p>
+    <w:p>
+      <w:pPr>
+        <w:pStyle w:val="Compact"/>
+        <w:numPr>
+          <w:ilvl w:val="0"/>
+          <w:numId w:val="1002"/>
+        </w:numPr>
+      </w:pPr>
+      <w:r>
+        <w:t xml:space="preserve">Fit a one-way ANOVA and check its assumptions</w:t>
+      </w:r>
+    </w:p>
+    <w:p>
+      <w:pPr>
+        <w:pStyle w:val="Compact"/>
+        <w:numPr>
+          <w:ilvl w:val="0"/>
+          <w:numId w:val="1002"/>
+        </w:numPr>
+      </w:pPr>
+      <w:r>
+        <w:t xml:space="preserve">Read the F table from</w:t>
+      </w:r>
+      <w:r>
+        <w:t xml:space="preserve"> </w:t>
+      </w:r>
+      <w:r>
+        <w:rPr>
+          <w:rStyle w:val="VerbatimChar"/>
+        </w:rPr>
+        <w:t xml:space="preserve">aov()</w:t>
+      </w:r>
+      <w:r>
+        <w:t xml:space="preserve"> </w:t>
+      </w:r>
+      <w:r>
+        <w:t xml:space="preserve">and</w:t>
+      </w:r>
+      <w:r>
+        <w:t xml:space="preserve"> </w:t>
+      </w:r>
+      <w:r>
+        <w:rPr>
+          <w:rStyle w:val="VerbatimChar"/>
+        </w:rPr>
+        <w:t xml:space="preserve">car::Anova()</w:t>
+      </w:r>
+    </w:p>
+    <w:p>
+      <w:pPr>
+        <w:pStyle w:val="Compact"/>
+        <w:numPr>
+          <w:ilvl w:val="0"/>
+          <w:numId w:val="1002"/>
+        </w:numPr>
+      </w:pPr>
+      <w:r>
+        <w:t xml:space="preserve">Use</w:t>
+      </w:r>
+      <w:r>
+        <w:t xml:space="preserve"> </w:t>
+      </w:r>
+      <w:r>
+        <w:rPr>
+          <w:rStyle w:val="VerbatimChar"/>
+        </w:rPr>
+        <w:t xml:space="preserve">emmeans</w:t>
+      </w:r>
+      <w:r>
+        <w:t xml:space="preserve"> </w:t>
+      </w:r>
+      <w:r>
+        <w:t xml:space="preserve">to find</w:t>
+      </w:r>
+      <w:r>
+        <w:t xml:space="preserve"> </w:t>
+      </w:r>
+      <w:r>
+        <w:rPr>
+          <w:b/>
+          <w:bCs/>
+        </w:rPr>
+        <w:t xml:space="preserve">which</w:t>
+      </w:r>
+      <w:r>
+        <w:t xml:space="preserve"> </w:t>
+      </w:r>
+      <w:r>
+        <w:t xml:space="preserve">species differ</w:t>
+      </w:r>
+    </w:p>
+    <w:p>
+      <w:pPr>
+        <w:pStyle w:val="Compact"/>
+        <w:numPr>
+          <w:ilvl w:val="0"/>
+          <w:numId w:val="1002"/>
+        </w:numPr>
+      </w:pPr>
+      <w:r>
+        <w:t xml:space="preserve">Write a complete results sentence</w:t>
+      </w:r>
+    </w:p>
+    <w:p>
+      <w:pPr>
+        <w:pStyle w:val="Heading1"/>
+      </w:pPr>
+      <w:bookmarkStart w:id="10" w:name="how-to-use-this-worksheet"/>
+      <w:r>
+        <w:rPr>
+          <w:b/>
+          <w:bCs/>
+        </w:rPr>
+        <w:t xml:space="preserve">How to use this worksheet</w:t>
+      </w:r>
+      <w:bookmarkEnd w:id="10"/>
+    </w:p>
+    <w:p>
+      <w:pPr>
+        <w:pStyle w:val="Compact"/>
+        <w:numPr>
+          <w:ilvl w:val="0"/>
+          <w:numId w:val="1003"/>
+        </w:numPr>
+      </w:pPr>
+      <w:r>
+        <w:t xml:space="preserve">Work through the parts in order. Type the code into a new R script in Positron and run it line by line.</w:t>
+      </w:r>
+    </w:p>
+    <w:p>
+      <w:pPr>
+        <w:pStyle w:val="Compact"/>
+        <w:numPr>
+          <w:ilvl w:val="0"/>
+          <w:numId w:val="1003"/>
+        </w:numPr>
+      </w:pPr>
+      <w:r>
+        <w:t xml:space="preserve">Blocks marked</w:t>
+      </w:r>
+      <w:r>
+        <w:t xml:space="preserve"> </w:t>
+      </w:r>
+      <w:r>
+        <w:rPr>
+          <w:b/>
+          <w:bCs/>
+        </w:rPr>
+        <w:t xml:space="preserve">▶ Run this</w:t>
+      </w:r>
+      <w:r>
+        <w:t xml:space="preserve"> </w:t>
+      </w:r>
+      <w:r>
+        <w:t xml:space="preserve">should be executed as written.</w:t>
+      </w:r>
+    </w:p>
+    <w:p>
+      <w:pPr>
+        <w:pStyle w:val="Compact"/>
+        <w:numPr>
+          <w:ilvl w:val="0"/>
+          <w:numId w:val="1003"/>
+        </w:numPr>
+      </w:pPr>
+      <w:r>
+        <w:t xml:space="preserve">Blocks marked</w:t>
+      </w:r>
+      <w:r>
+        <w:t xml:space="preserve"> </w:t>
+      </w:r>
+      <w:r>
+        <w:rPr>
+          <w:b/>
+          <w:bCs/>
+        </w:rPr>
+        <w:t xml:space="preserve">✏️ Your turn</w:t>
+      </w:r>
+      <w:r>
+        <w:t xml:space="preserve"> </w:t>
+      </w:r>
+      <w:r>
+        <w:t xml:space="preserve">ask you to write, modify, or interpret.</w:t>
+      </w:r>
+    </w:p>
+    <w:p>
+      <w:pPr>
+        <w:pStyle w:val="Compact"/>
+        <w:numPr>
+          <w:ilvl w:val="0"/>
+          <w:numId w:val="1003"/>
+        </w:numPr>
+      </w:pPr>
+      <w:r>
+        <w:t xml:space="preserve">The</w:t>
+      </w:r>
+      <w:r>
+        <w:t xml:space="preserve"> </w:t>
+      </w:r>
+      <w:r>
+        <w:rPr>
+          <w:b/>
+          <w:bCs/>
+        </w:rPr>
+        <w:t xml:space="preserve">Going further</w:t>
+      </w:r>
+      <w:r>
+        <w:t xml:space="preserve"> </w:t>
+      </w:r>
+      <w:r>
+        <w:t xml:space="preserve">section is optional.</w:t>
+      </w:r>
+    </w:p>
+    <w:tbl>
+      <w:tblPr>
+        <w:tblStyle w:val="Table"/>
+        <w:tblLook w:firstRow="0" w:lastRow="0" w:firstColumn="0" w:lastColumn="0" w:noHBand="0" w:noVBand="0" w:val="0000"/>
+        <w:tblBorders>
+          <w:top w:val="single" w:sz="4" w:space="0" w:color="0758E5"/>
+          <w:left w:val="single" w:sz="24" w:space="0" w:color="0758E5"/>
+          <w:bottom w:val="single" w:sz="4" w:space="0" w:color="0758E5"/>
+          <w:right w:val="single" w:sz="4" w:space="0" w:color="0758E5"/>
+        </w:tblBorders>
+        <w:tblCellMar>
+          <w:left w:w="144" w:type="dxa"/>
+          <w:right w:w="144" w:type="dxa"/>
+        </w:tblCellMar>
+        <w:tblLook w:firstRow="0" w:lastRow="0" w:firstColumn="0" w:lastColumn="0" w:noHBand="0" w:noVBand="0" w:val="0000"/>
+      </w:tblPr>
+      <w:tr>
+        <w:trPr>
+          <w:cantSplit/>
+        </w:trPr>
+        <w:tc>
+          <w:tcPr>
+            <w:shd w:color="auto" w:fill="dae6fb" w:val="clear"/>
+            <w:tcMar>
+              <w:top w:w="92" w:type="dxa"/>
+              <w:bottom w:w="92" w:type="dxa"/>
+            </w:tcMar>
+          </w:tcPr>
+          <w:p>
+            <w:pPr>
+              <w:pStyle w:val="FirstParagraph"/>
+            </w:pPr>
+            <w:pPr>
+              <w:spacing w:before="0" w:after="0"/>
+              <w:textAlignment w:val="center"/>
+            </w:pPr>
+            <w:r>
+              <w:drawing>
+                <wp:inline>
+                  <wp:extent cx="152400" cy="152400"/>
+                  <wp:effectExtent b="0" l="0" r="0" t="0"/>
+                  <wp:docPr descr="" title="" id="12" name="Picture"/>
+                  <a:graphic>
+                    <a:graphicData uri="http://schemas.openxmlformats.org/drawingml/2006/picture">
+                      <pic:pic>
+                        <pic:nvPicPr>
+                          <pic:cNvPr descr="/Applications/Positron.app/Contents/Resources/app/quarto/share/formats/docx/note.png" id="13" name="Picture"/>
+                          <pic:cNvPicPr>
+                            <a:picLocks noChangeArrowheads="1" noChangeAspect="1"/>
+                          </pic:cNvPicPr>
+                        </pic:nvPicPr>
+                        <pic:blipFill>
+                          <a:blip r:embed="rId11"/>
+                          <a:stretch>
+                            <a:fillRect/>
+                          </a:stretch>
+                        </pic:blipFill>
+                        <pic:spPr bwMode="auto">
+                          <a:xfrm>
+                            <a:off x="0" y="0"/>
+                            <a:ext cx="152400" cy="152400"/>
+                          </a:xfrm>
+                          <a:prstGeom prst="rect">
+                            <a:avLst/>
+                          </a:prstGeom>
+                          <a:noFill/>
+                          <a:ln w="9525">
+                            <a:noFill/>
+                            <a:headEnd/>
+                            <a:tailEnd/>
+                          </a:ln>
+                        </pic:spPr>
+                      </pic:pic>
+                    </a:graphicData>
+                  </a:graphic>
+                </wp:inline>
+              </w:drawing>
+            </w:r>
+            <w:r>
+              <w:t xml:space="preserve"> </w:t>
+            </w:r>
+            <w:r>
+              <w:t xml:space="preserve"> </w:t>
+            </w:r>
+            <w:r>
+              <w:t xml:space="preserve">🔮 Predict before you run — and type, don’t paste</w:t>
+            </w:r>
+          </w:p>
+        </w:tc>
+      </w:tr>
+      <w:tr>
+        <w:trPr>
+          <w:cantSplit/>
+        </w:trPr>
+        <w:tc>
+          <w:tcPr>
+            <w:tcMar>
+              <w:top w:w="108" w:type="dxa"/>
+              <w:bottom w:w="108" w:type="dxa"/>
+            </w:tcMar>
+          </w:tcPr>
+          <w:p>
+            <w:pPr>
+              <w:pStyle w:val="BodyText"/>
+            </w:pPr>
+            <w:pPr>
+              <w:spacing w:before="16" w:after="16"/>
+            </w:pPr>
+            <w:r>
+              <w:t xml:space="preserve">Before each</w:t>
+            </w:r>
+            <w:r>
+              <w:t xml:space="preserve"> </w:t>
+            </w:r>
+            <w:r>
+              <w:rPr>
+                <w:b/>
+                <w:bCs/>
+              </w:rPr>
+              <w:t xml:space="preserve">▶ Run this</w:t>
+            </w:r>
+            <w:r>
+              <w:t xml:space="preserve"> </w:t>
+            </w:r>
+            <w:r>
+              <w:t xml:space="preserve">block, cover the output and</w:t>
+            </w:r>
+            <w:r>
+              <w:t xml:space="preserve"> </w:t>
+            </w:r>
+            <w:r>
+              <w:rPr>
+                <w:i/>
+                <w:iCs/>
+              </w:rPr>
+              <w:t xml:space="preserve">predict</w:t>
+            </w:r>
+            <w:r>
+              <w:t xml:space="preserve"> </w:t>
+            </w:r>
+            <w:r>
+              <w:t xml:space="preserve">what R will print — the F, the</w:t>
+            </w:r>
+            <w:r>
+              <w:t xml:space="preserve"> </w:t>
+            </w:r>
+            <w:r>
+              <w:rPr>
+                <w:i/>
+                <w:iCs/>
+              </w:rPr>
+              <w:t xml:space="preserve">p</w:t>
+            </w:r>
+            <w:r>
+              <w:t xml:space="preserve">-value, which species differ. Then type the code yourself. Predicting first is what turns a test from a black box into something you understand; typing trains your eye for the small errors (</w:t>
+            </w:r>
+            <w:r>
+              <w:rPr>
+                <w:rStyle w:val="VerbatimChar"/>
+              </w:rPr>
+              <w:t xml:space="preserve">anova</w:t>
+            </w:r>
+            <w:r>
+              <w:t xml:space="preserve"> </w:t>
+            </w:r>
+            <w:r>
+              <w:t xml:space="preserve">vs</w:t>
+            </w:r>
+            <w:r>
+              <w:t xml:space="preserve"> </w:t>
+            </w:r>
+            <w:r>
+              <w:rPr>
+                <w:rStyle w:val="VerbatimChar"/>
+              </w:rPr>
+              <w:t xml:space="preserve">Anova</w:t>
+            </w:r>
+            <w:r>
+              <w:t xml:space="preserve">, a missing</w:t>
+            </w:r>
+            <w:r>
+              <w:t xml:space="preserve"> </w:t>
+            </w:r>
+            <w:r>
+              <w:rPr>
+                <w:rStyle w:val="VerbatimChar"/>
+              </w:rPr>
+              <w:t xml:space="preserve">library()</w:t>
+            </w:r>
+            <w:r>
+              <w:t xml:space="preserve">) that eat real time.</w:t>
+            </w:r>
+          </w:p>
+          <w:p/>
+        </w:tc>
+      </w:tr>
+    </w:tbl>
+    <w:p>
+      <w:r>
+        <w:pict>
+          <v:rect style="width:0;height:1.5pt" o:hralign="center" o:hrstd="t" o:hr="t"/>
+        </w:pict>
+      </w:r>
+    </w:p>
+    <w:p>
+      <w:pPr>
+        <w:pStyle w:val="Heading2"/>
+      </w:pPr>
+      <w:bookmarkStart w:id="14" w:name="X9ed71671ee12e2c5ba64661139cccc1d75389bf"/>
+      <w:r>
+        <w:t xml:space="preserve">🧩 Chunk 1 — Explore &amp; hypothesize</w:t>
+      </w:r>
+      <w:r>
+        <w:t xml:space="preserve"> </w:t>
+      </w:r>
+      <w:r>
+        <w:rPr>
+          <w:i/>
+          <w:iCs/>
+        </w:rPr>
+        <w:t xml:space="preserve">(after lecture Chunk 1)</w:t>
+      </w:r>
+      <w:bookmarkEnd w:id="14"/>
+    </w:p>
+    <w:p>
+      <w:pPr>
+        <w:pStyle w:val="BlockText"/>
+      </w:pPr>
+      <w:r>
+        <w:t xml:space="preserve">Parts 1–3: load the penguins, plot body mass by species, and write your hypotheses.</w:t>
+      </w:r>
+    </w:p>
+    <w:bookmarkEnd w:id="15"/>
+    <w:bookmarkEnd w:id="16"/>
+    <w:bookmarkStart w:id="17" w:name="part-1-load-libraries-and-data"/>
+    <w:p>
+      <w:pPr>
+        <w:pStyle w:val="Heading1"/>
+      </w:pPr>
+      <w:r>
+        <w:t xml:space="preserve">Part 1 · Load libraries and data</w:t>
+      </w:r>
+    </w:p>
+    <w:p>
+      <w:pPr>
+        <w:pStyle w:val="FirstParagraph"/>
+      </w:pPr>
+      <w:r>
+        <w:rPr>
+          <w:b/>
+          <w:bCs/>
+        </w:rPr>
+        <w:t xml:space="preserve">▶ Run this at the top of your script:</w:t>
+      </w:r>
+    </w:p>
+    <w:p>
+      <w:pPr>
+        <w:pStyle w:val="SourceCode"/>
+      </w:pPr>
+      <w:r>
+        <w:rPr>
+          <w:rStyle w:val="CommentTok"/>
+        </w:rPr>
+        <w:t xml:space="preserve"># Load packages at the top — always ----------------------</w:t>
+      </w:r>
+      <w:r>
+        <w:br/>
+      </w:r>
+      <w:r>
+        <w:rPr>
+          <w:rStyle w:val="FunctionTok"/>
+        </w:rPr>
+        <w:t xml:space="preserve">library</w:t>
+      </w:r>
+      <w:r>
+        <w:rPr>
+          <w:rStyle w:val="NormalTok"/>
+        </w:rPr>
+        <w:t xml:space="preserve">(tidyverse)      </w:t>
+      </w:r>
+      <w:r>
+        <w:rPr>
+          <w:rStyle w:val="CommentTok"/>
+        </w:rPr>
+        <w:t xml:space="preserve"># wrangling + ggplot2</w:t>
+      </w:r>
+      <w:r>
+        <w:br/>
+      </w:r>
+      <w:r>
+        <w:rPr>
+          <w:rStyle w:val="FunctionTok"/>
+        </w:rPr>
+        <w:t xml:space="preserve">library</w:t>
+      </w:r>
+      <w:r>
+        <w:rPr>
+          <w:rStyle w:val="NormalTok"/>
+        </w:rPr>
+        <w:t xml:space="preserve">(palmerpenguins) </w:t>
+      </w:r>
+      <w:r>
+        <w:rPr>
+          <w:rStyle w:val="CommentTok"/>
+        </w:rPr>
+        <w:t xml:space="preserve"># the penguins data</w:t>
+      </w:r>
+      <w:r>
+        <w:br/>
+      </w:r>
+      <w:r>
+        <w:rPr>
+          <w:rStyle w:val="FunctionTok"/>
+        </w:rPr>
+        <w:t xml:space="preserve">library</w:t>
+      </w:r>
+      <w:r>
+        <w:rPr>
+          <w:rStyle w:val="NormalTok"/>
+        </w:rPr>
+        <w:t xml:space="preserve">(car)            </w:t>
+      </w:r>
+      <w:r>
+        <w:rPr>
+          <w:rStyle w:val="CommentTok"/>
+        </w:rPr>
+        <w:t xml:space="preserve"># Levene's test, Anova()</w:t>
+      </w:r>
+      <w:r>
+        <w:br/>
+      </w:r>
+      <w:r>
+        <w:rPr>
+          <w:rStyle w:val="FunctionTok"/>
+        </w:rPr>
+        <w:t xml:space="preserve">library</w:t>
+      </w:r>
+      <w:r>
+        <w:rPr>
+          <w:rStyle w:val="NormalTok"/>
+        </w:rPr>
+        <w:t xml:space="preserve">(emmeans)        </w:t>
+      </w:r>
+      <w:r>
+        <w:rPr>
+          <w:rStyle w:val="CommentTok"/>
+        </w:rPr>
+        <w:t xml:space="preserve"># post-hoc pairwise tests</w:t>
+      </w:r>
+    </w:p>
+    <w:p>
+      <w:pPr>
+        <w:pStyle w:val="FirstParagraph"/>
+      </w:pPr>
+      <w:r>
+        <w:rPr>
+          <w:b/>
+          <w:bCs/>
+        </w:rPr>
+        <w:t xml:space="preserve">▶ Run this:</w:t>
+      </w:r>
+    </w:p>
+    <w:p>
+      <w:pPr>
+        <w:pStyle w:val="SourceCode"/>
+      </w:pPr>
+      <w:r>
+        <w:rPr>
+          <w:rStyle w:val="CommentTok"/>
+        </w:rPr>
+        <w:t xml:space="preserve"># Drop rows missing mass or species ----------------------</w:t>
+      </w:r>
+      <w:r>
+        <w:br/>
+      </w:r>
+      <w:r>
+        <w:rPr>
+          <w:rStyle w:val="NormalTok"/>
+        </w:rPr>
+        <w:t xml:space="preserve">penguins_df </w:t>
+      </w:r>
+      <w:r>
+        <w:rPr>
+          <w:rStyle w:val="OtherTok"/>
+        </w:rPr>
+        <w:t xml:space="preserve">&lt;-</w:t>
+      </w:r>
+      <w:r>
+        <w:rPr>
+          <w:rStyle w:val="NormalTok"/>
+        </w:rPr>
+        <w:t xml:space="preserve"> penguins </w:t>
+      </w:r>
+      <w:r>
+        <w:rPr>
+          <w:rStyle w:val="SpecialCharTok"/>
+        </w:rPr>
+        <w:t xml:space="preserve">%&gt;%</w:t>
+      </w:r>
+      <w:r>
+        <w:br/>
+      </w:r>
+      <w:r>
+        <w:rPr>
+          <w:rStyle w:val="NormalTok"/>
+        </w:rPr>
+        <w:t xml:space="preserve">  </w:t>
+      </w:r>
+      <w:r>
+        <w:rPr>
+          <w:rStyle w:val="FunctionTok"/>
+        </w:rPr>
+        <w:t xml:space="preserve">drop_na</w:t>
+      </w:r>
+      <w:r>
+        <w:rPr>
+          <w:rStyle w:val="NormalTok"/>
+        </w:rPr>
+        <w:t xml:space="preserve">(body_mass_g, species)</w:t>
+      </w:r>
+      <w:r>
+        <w:br/>
+      </w:r>
+      <w:r>
+        <w:br/>
+      </w:r>
+      <w:r>
+        <w:rPr>
+          <w:rStyle w:val="NormalTok"/>
+        </w:rPr>
+        <w:t xml:space="preserve">penguins_df </w:t>
+      </w:r>
+      <w:r>
+        <w:rPr>
+          <w:rStyle w:val="SpecialCharTok"/>
+        </w:rPr>
+        <w:t xml:space="preserve">%&gt;%</w:t>
+      </w:r>
+      <w:r>
+        <w:rPr>
+          <w:rStyle w:val="NormalTok"/>
+        </w:rPr>
+        <w:t xml:space="preserve"> </w:t>
+      </w:r>
+      <w:r>
+        <w:rPr>
+          <w:rStyle w:val="FunctionTok"/>
+        </w:rPr>
+        <w:t xml:space="preserve">count</w:t>
+      </w:r>
+      <w:r>
+        <w:rPr>
+          <w:rStyle w:val="NormalTok"/>
+        </w:rPr>
+        <w:t xml:space="preserve">(species)</w:t>
+      </w:r>
+    </w:p>
+    <w:p>
+      <w:pPr>
+        <w:pStyle w:val="FirstParagraph"/>
+      </w:pPr>
+      <w:r>
+        <w:t xml:space="preserve">✏️</w:t>
+      </w:r>
+      <w:r>
+        <w:t xml:space="preserve"> </w:t>
+      </w:r>
+      <w:r>
+        <w:rPr>
+          <w:b/>
+          <w:bCs/>
+        </w:rPr>
+        <w:t xml:space="preserve">Your turn:</w:t>
+      </w:r>
+      <w:r>
+        <w:t xml:space="preserve"> </w:t>
+      </w:r>
+      <w:r>
+        <w:t xml:space="preserve">Record the sample sizes.</w:t>
+      </w:r>
+    </w:p>
+    <w:p>
+      <w:pPr>
+        <w:pStyle w:val="SourceCode"/>
+      </w:pPr>
+      <w:r>
+        <w:rPr>
+          <w:rStyle w:val="VerbatimChar"/>
+        </w:rPr>
+        <w:t xml:space="preserve">n Adelie:</w:t>
+      </w:r>
+      <w:r>
+        <w:br/>
+      </w:r>
+      <w:r>
+        <w:rPr>
+          <w:rStyle w:val="VerbatimChar"/>
+        </w:rPr>
+        <w:t xml:space="preserve">n Chinstrap:</w:t>
+      </w:r>
+      <w:r>
+        <w:br/>
+      </w:r>
+      <w:r>
+        <w:rPr>
+          <w:rStyle w:val="VerbatimChar"/>
+        </w:rPr>
+        <w:t xml:space="preserve">n Gentoo:</w:t>
+      </w:r>
+      <w:r>
+        <w:br/>
+      </w:r>
+      <w:r>
+        <w:rPr>
+          <w:rStyle w:val="VerbatimChar"/>
+        </w:rPr>
+        <w:t xml:space="preserve">Are the groups balanced (equal n)?  Y / N</w:t>
+      </w:r>
+    </w:p>
+    <w:p>
+      <w:pPr>
+        <w:pStyle w:val="BlockText"/>
+      </w:pPr>
+      <w:r>
+        <w:t xml:space="preserve">⚠️</w:t>
+      </w:r>
+      <w:r>
+        <w:t xml:space="preserve"> </w:t>
+      </w:r>
+      <w:r>
+        <w:rPr>
+          <w:b/>
+          <w:bCs/>
+        </w:rPr>
+        <w:t xml:space="preserve">Watch out!</w:t>
+      </w:r>
+      <w:r>
+        <w:t xml:space="preserve"> </w:t>
+      </w:r>
+      <w:r>
+        <w:t xml:space="preserve">If R says</w:t>
+      </w:r>
+      <w:r>
+        <w:t xml:space="preserve"> </w:t>
+      </w:r>
+      <w:r>
+        <w:rPr>
+          <w:rStyle w:val="VerbatimChar"/>
+        </w:rPr>
+        <w:t xml:space="preserve">could not find function "penguins"</w:t>
+      </w:r>
+      <w:r>
+        <w:t xml:space="preserve">, you forgot</w:t>
+      </w:r>
+      <w:r>
+        <w:t xml:space="preserve"> </w:t>
+      </w:r>
+      <w:r>
+        <w:rPr>
+          <w:rStyle w:val="VerbatimChar"/>
+        </w:rPr>
+        <w:t xml:space="preserve">library(palmerpenguins)</w:t>
+      </w:r>
+      <w:r>
+        <w:t xml:space="preserve">. Install it once with</w:t>
+      </w:r>
+      <w:r>
+        <w:t xml:space="preserve"> </w:t>
+      </w:r>
+      <w:r>
+        <w:rPr>
+          <w:rStyle w:val="VerbatimChar"/>
+        </w:rPr>
+        <w:t xml:space="preserve">install.packages("palmerpenguins")</w:t>
+      </w:r>
+      <w:r>
+        <w:t xml:space="preserve">.</w:t>
+      </w:r>
+    </w:p>
+    <w:p>
+      <w:r>
+        <w:pict>
+          <v:rect style="width:0;height:1.5pt" o:hralign="center" o:hrstd="t" o:hr="t"/>
+        </w:pict>
+      </w:r>
+    </w:p>
+    <w:bookmarkEnd w:id="17"/>
+    <w:bookmarkStart w:id="18" w:name="part-2-explore-with-a-boxplot"/>
+    <w:p>
+      <w:pPr>
+        <w:pStyle w:val="Heading1"/>
+      </w:pPr>
+      <w:r>
+        <w:t xml:space="preserve">Part 2 · Explore with a boxplot</w:t>
+      </w:r>
+    </w:p>
+    <w:p>
+      <w:pPr>
+        <w:pStyle w:val="BlockText"/>
+      </w:pPr>
+      <w:r>
+        <w:t xml:space="preserve">🔮</w:t>
+      </w:r>
+      <w:r>
+        <w:t xml:space="preserve"> </w:t>
+      </w:r>
+      <w:r>
+        <w:rPr>
+          <w:b/>
+          <w:bCs/>
+        </w:rPr>
+        <w:t xml:space="preserve">Predict first:</w:t>
+      </w:r>
+      <w:r>
+        <w:t xml:space="preserve"> </w:t>
+      </w:r>
+      <w:r>
+        <w:t xml:space="preserve">Before you plot — which species do you think is heaviest? Do you expect all three to differ, or just one?</w:t>
+      </w:r>
+    </w:p>
+    <w:p>
+      <w:pPr>
+        <w:pStyle w:val="FirstParagraph"/>
+      </w:pPr>
+      <w:r>
+        <w:rPr>
+          <w:b/>
+          <w:bCs/>
+        </w:rPr>
+        <w:t xml:space="preserve">▶ Run this:</w:t>
+      </w:r>
+    </w:p>
+    <w:p>
+      <w:pPr>
+        <w:pStyle w:val="SourceCode"/>
+      </w:pPr>
+      <w:r>
+        <w:rPr>
+          <w:rStyle w:val="CommentTok"/>
+        </w:rPr>
+        <w:t xml:space="preserve"># Body mass by species -----------------------------------</w:t>
+      </w:r>
+      <w:r>
+        <w:br/>
+      </w:r>
+      <w:r>
+        <w:rPr>
+          <w:rStyle w:val="NormalTok"/>
+        </w:rPr>
+        <w:t xml:space="preserve">mass_box_plot </w:t>
+      </w:r>
+      <w:r>
+        <w:rPr>
+          <w:rStyle w:val="OtherTok"/>
+        </w:rPr>
+        <w:t xml:space="preserve">&lt;-</w:t>
+      </w:r>
+      <w:r>
+        <w:rPr>
+          <w:rStyle w:val="NormalTok"/>
+        </w:rPr>
+        <w:t xml:space="preserve"> penguins_df </w:t>
+      </w:r>
+      <w:r>
+        <w:rPr>
+          <w:rStyle w:val="SpecialCharTok"/>
+        </w:rPr>
+        <w:t xml:space="preserve">%&gt;%</w:t>
+      </w:r>
+      <w:r>
+        <w:br/>
+      </w:r>
+      <w:r>
+        <w:rPr>
+          <w:rStyle w:val="NormalTok"/>
+        </w:rPr>
+        <w:t xml:space="preserve">  </w:t>
+      </w:r>
+      <w:r>
+        <w:rPr>
+          <w:rStyle w:val="FunctionTok"/>
+        </w:rPr>
+        <w:t xml:space="preserve">ggplot</w:t>
+      </w:r>
+      <w:r>
+        <w:rPr>
+          <w:rStyle w:val="NormalTok"/>
+        </w:rPr>
+        <w:t xml:space="preserve">(</w:t>
+      </w:r>
+      <w:r>
+        <w:rPr>
+          <w:rStyle w:val="FunctionTok"/>
+        </w:rPr>
+        <w:t xml:space="preserve">aes</w:t>
+      </w:r>
+      <w:r>
+        <w:rPr>
+          <w:rStyle w:val="NormalTok"/>
+        </w:rPr>
+        <w:t xml:space="preserve">(</w:t>
+      </w:r>
+      <w:r>
+        <w:rPr>
+          <w:rStyle w:val="AttributeTok"/>
+        </w:rPr>
+        <w:t xml:space="preserve">x =</w:t>
+      </w:r>
+      <w:r>
+        <w:rPr>
+          <w:rStyle w:val="NormalTok"/>
+        </w:rPr>
+        <w:t xml:space="preserve"> species, </w:t>
+      </w:r>
+      <w:r>
+        <w:rPr>
+          <w:rStyle w:val="AttributeTok"/>
+        </w:rPr>
+        <w:t xml:space="preserve">y =</w:t>
+      </w:r>
+      <w:r>
+        <w:rPr>
+          <w:rStyle w:val="NormalTok"/>
+        </w:rPr>
+        <w:t xml:space="preserve"> body_mass_g, </w:t>
+      </w:r>
+      <w:r>
+        <w:rPr>
+          <w:rStyle w:val="AttributeTok"/>
+        </w:rPr>
+        <w:t xml:space="preserve">fill =</w:t>
+      </w:r>
+      <w:r>
+        <w:rPr>
+          <w:rStyle w:val="NormalTok"/>
+        </w:rPr>
+        <w:t xml:space="preserve"> species)) </w:t>
+      </w:r>
+      <w:r>
+        <w:rPr>
+          <w:rStyle w:val="SpecialCharTok"/>
+        </w:rPr>
+        <w:t xml:space="preserve">+</w:t>
+      </w:r>
+      <w:r>
+        <w:br/>
+      </w:r>
+      <w:r>
+        <w:rPr>
+          <w:rStyle w:val="NormalTok"/>
+        </w:rPr>
+        <w:t xml:space="preserve">  </w:t>
+      </w:r>
+      <w:r>
+        <w:rPr>
+          <w:rStyle w:val="FunctionTok"/>
+        </w:rPr>
+        <w:t xml:space="preserve">geom_boxplot</w:t>
+      </w:r>
+      <w:r>
+        <w:rPr>
+          <w:rStyle w:val="NormalTok"/>
+        </w:rPr>
+        <w:t xml:space="preserve">(</w:t>
+      </w:r>
+      <w:r>
+        <w:rPr>
+          <w:rStyle w:val="AttributeTok"/>
+        </w:rPr>
+        <w:t xml:space="preserve">alpha =</w:t>
+      </w:r>
+      <w:r>
+        <w:rPr>
+          <w:rStyle w:val="NormalTok"/>
+        </w:rPr>
+        <w:t xml:space="preserve"> </w:t>
+      </w:r>
+      <w:r>
+        <w:rPr>
+          <w:rStyle w:val="FloatTok"/>
+        </w:rPr>
+        <w:t xml:space="preserve">0.5</w:t>
+      </w:r>
+      <w:r>
+        <w:rPr>
+          <w:rStyle w:val="NormalTok"/>
+        </w:rPr>
+        <w:t xml:space="preserve">, </w:t>
+      </w:r>
+      <w:r>
+        <w:rPr>
+          <w:rStyle w:val="AttributeTok"/>
+        </w:rPr>
+        <w:t xml:space="preserve">outlier.shape =</w:t>
+      </w:r>
+      <w:r>
+        <w:rPr>
+          <w:rStyle w:val="NormalTok"/>
+        </w:rPr>
+        <w:t xml:space="preserve"> </w:t>
+      </w:r>
+      <w:r>
+        <w:rPr>
+          <w:rStyle w:val="ConstantTok"/>
+        </w:rPr>
+        <w:t xml:space="preserve">NA</w:t>
+      </w:r>
+      <w:r>
+        <w:rPr>
+          <w:rStyle w:val="NormalTok"/>
+        </w:rPr>
+        <w:t xml:space="preserve">) </w:t>
+      </w:r>
+      <w:r>
+        <w:rPr>
+          <w:rStyle w:val="SpecialCharTok"/>
+        </w:rPr>
+        <w:t xml:space="preserve">+</w:t>
+      </w:r>
+      <w:r>
+        <w:br/>
+      </w:r>
+      <w:r>
+        <w:rPr>
+          <w:rStyle w:val="NormalTok"/>
+        </w:rPr>
+        <w:t xml:space="preserve">  </w:t>
+      </w:r>
+      <w:r>
+        <w:rPr>
+          <w:rStyle w:val="FunctionTok"/>
+        </w:rPr>
+        <w:t xml:space="preserve">geom_point</w:t>
+      </w:r>
+      <w:r>
+        <w:rPr>
+          <w:rStyle w:val="NormalTok"/>
+        </w:rPr>
+        <w:t xml:space="preserve">(</w:t>
+      </w:r>
+      <w:r>
+        <w:rPr>
+          <w:rStyle w:val="AttributeTok"/>
+        </w:rPr>
+        <w:t xml:space="preserve">position =</w:t>
+      </w:r>
+      <w:r>
+        <w:rPr>
+          <w:rStyle w:val="NormalTok"/>
+        </w:rPr>
+        <w:t xml:space="preserve"> </w:t>
+      </w:r>
+      <w:r>
+        <w:rPr>
+          <w:rStyle w:val="FunctionTok"/>
+        </w:rPr>
+        <w:t xml:space="preserve">position_jitter</w:t>
+      </w:r>
+      <w:r>
+        <w:rPr>
+          <w:rStyle w:val="NormalTok"/>
+        </w:rPr>
+        <w:t xml:space="preserve">(</w:t>
+      </w:r>
+      <w:r>
+        <w:rPr>
+          <w:rStyle w:val="AttributeTok"/>
+        </w:rPr>
+        <w:t xml:space="preserve">width =</w:t>
+      </w:r>
+      <w:r>
+        <w:rPr>
+          <w:rStyle w:val="NormalTok"/>
+        </w:rPr>
+        <w:t xml:space="preserve"> </w:t>
+      </w:r>
+      <w:r>
+        <w:rPr>
+          <w:rStyle w:val="FloatTok"/>
+        </w:rPr>
+        <w:t xml:space="preserve">0.15</w:t>
+      </w:r>
+      <w:r>
+        <w:rPr>
+          <w:rStyle w:val="NormalTok"/>
+        </w:rPr>
+        <w:t xml:space="preserve">, </w:t>
+      </w:r>
+      <w:r>
+        <w:rPr>
+          <w:rStyle w:val="AttributeTok"/>
+        </w:rPr>
+        <w:t xml:space="preserve">seed =</w:t>
+      </w:r>
+      <w:r>
+        <w:rPr>
+          <w:rStyle w:val="NormalTok"/>
+        </w:rPr>
+        <w:t xml:space="preserve"> </w:t>
+      </w:r>
+      <w:r>
+        <w:rPr>
+          <w:rStyle w:val="DecValTok"/>
+        </w:rPr>
+        <w:t xml:space="preserve">42</w:t>
+      </w:r>
+      <w:r>
+        <w:rPr>
+          <w:rStyle w:val="NormalTok"/>
+        </w:rPr>
+        <w:t xml:space="preserve">),</w:t>
+      </w:r>
+      <w:r>
+        <w:br/>
+      </w:r>
+      <w:r>
+        <w:rPr>
+          <w:rStyle w:val="NormalTok"/>
+        </w:rPr>
+        <w:t xml:space="preserve">             </w:t>
+      </w:r>
+      <w:r>
+        <w:rPr>
+          <w:rStyle w:val="AttributeTok"/>
+        </w:rPr>
+        <w:t xml:space="preserve">alpha =</w:t>
+      </w:r>
+      <w:r>
+        <w:rPr>
+          <w:rStyle w:val="NormalTok"/>
+        </w:rPr>
+        <w:t xml:space="preserve"> </w:t>
+      </w:r>
+      <w:r>
+        <w:rPr>
+          <w:rStyle w:val="FloatTok"/>
+        </w:rPr>
+        <w:t xml:space="preserve">0.3</w:t>
+      </w:r>
+      <w:r>
+        <w:rPr>
+          <w:rStyle w:val="NormalTok"/>
+        </w:rPr>
+        <w:t xml:space="preserve">, </w:t>
+      </w:r>
+      <w:r>
+        <w:rPr>
+          <w:rStyle w:val="AttributeTok"/>
+        </w:rPr>
+        <w:t xml:space="preserve">size =</w:t>
+      </w:r>
+      <w:r>
+        <w:rPr>
+          <w:rStyle w:val="NormalTok"/>
+        </w:rPr>
+        <w:t xml:space="preserve"> </w:t>
+      </w:r>
+      <w:r>
+        <w:rPr>
+          <w:rStyle w:val="FloatTok"/>
+        </w:rPr>
+        <w:t xml:space="preserve">1.5</w:t>
+      </w:r>
+      <w:r>
+        <w:rPr>
+          <w:rStyle w:val="NormalTok"/>
+        </w:rPr>
+        <w:t xml:space="preserve">) </w:t>
+      </w:r>
+      <w:r>
+        <w:rPr>
+          <w:rStyle w:val="SpecialCharTok"/>
+        </w:rPr>
+        <w:t xml:space="preserve">+</w:t>
+      </w:r>
+      <w:r>
+        <w:br/>
+      </w:r>
+      <w:r>
+        <w:rPr>
+          <w:rStyle w:val="NormalTok"/>
+        </w:rPr>
+        <w:t xml:space="preserve">  </w:t>
+      </w:r>
+      <w:r>
+        <w:rPr>
+          <w:rStyle w:val="FunctionTok"/>
+        </w:rPr>
+        <w:t xml:space="preserve">labs</w:t>
+      </w:r>
+      <w:r>
+        <w:rPr>
+          <w:rStyle w:val="NormalTok"/>
+        </w:rPr>
+        <w:t xml:space="preserve">(</w:t>
+      </w:r>
+      <w:r>
+        <w:rPr>
+          <w:rStyle w:val="AttributeTok"/>
+        </w:rPr>
+        <w:t xml:space="preserve">x =</w:t>
+      </w:r>
+      <w:r>
+        <w:rPr>
+          <w:rStyle w:val="NormalTok"/>
+        </w:rPr>
+        <w:t xml:space="preserve"> </w:t>
+      </w:r>
+      <w:r>
+        <w:rPr>
+          <w:rStyle w:val="StringTok"/>
+        </w:rPr>
+        <w:t xml:space="preserve">"Species"</w:t>
+      </w:r>
+      <w:r>
+        <w:rPr>
+          <w:rStyle w:val="NormalTok"/>
+        </w:rPr>
+        <w:t xml:space="preserve">, </w:t>
+      </w:r>
+      <w:r>
+        <w:rPr>
+          <w:rStyle w:val="AttributeTok"/>
+        </w:rPr>
+        <w:t xml:space="preserve">y =</w:t>
+      </w:r>
+      <w:r>
+        <w:rPr>
+          <w:rStyle w:val="NormalTok"/>
+        </w:rPr>
+        <w:t xml:space="preserve"> </w:t>
+      </w:r>
+      <w:r>
+        <w:rPr>
+          <w:rStyle w:val="StringTok"/>
+        </w:rPr>
+        <w:t xml:space="preserve">"Body Mass (g)"</w:t>
+      </w:r>
+      <w:r>
+        <w:rPr>
+          <w:rStyle w:val="NormalTok"/>
+        </w:rPr>
+        <w:t xml:space="preserve">) </w:t>
+      </w:r>
+      <w:r>
+        <w:rPr>
+          <w:rStyle w:val="SpecialCharTok"/>
+        </w:rPr>
+        <w:t xml:space="preserve">+</w:t>
+      </w:r>
+      <w:r>
+        <w:br/>
+      </w:r>
+      <w:r>
+        <w:rPr>
+          <w:rStyle w:val="NormalTok"/>
+        </w:rPr>
+        <w:t xml:space="preserve">  </w:t>
+      </w:r>
+      <w:r>
+        <w:rPr>
+          <w:rStyle w:val="FunctionTok"/>
+        </w:rPr>
+        <w:t xml:space="preserve">theme_minimal</w:t>
+      </w:r>
+      <w:r>
+        <w:rPr>
+          <w:rStyle w:val="NormalTok"/>
+        </w:rPr>
+        <w:t xml:space="preserve">() </w:t>
+      </w:r>
+      <w:r>
+        <w:rPr>
+          <w:rStyle w:val="SpecialCharTok"/>
+        </w:rPr>
+        <w:t xml:space="preserve">+</w:t>
+      </w:r>
+      <w:r>
+        <w:br/>
+      </w:r>
+      <w:r>
+        <w:rPr>
+          <w:rStyle w:val="NormalTok"/>
+        </w:rPr>
+        <w:t xml:space="preserve">  </w:t>
+      </w:r>
+      <w:r>
+        <w:rPr>
+          <w:rStyle w:val="FunctionTok"/>
+        </w:rPr>
+        <w:t xml:space="preserve">theme</w:t>
+      </w:r>
+      <w:r>
+        <w:rPr>
+          <w:rStyle w:val="NormalTok"/>
+        </w:rPr>
+        <w:t xml:space="preserve">(</w:t>
+      </w:r>
+      <w:r>
+        <w:rPr>
+          <w:rStyle w:val="AttributeTok"/>
+        </w:rPr>
+        <w:t xml:space="preserve">legend.position =</w:t>
+      </w:r>
+      <w:r>
+        <w:rPr>
+          <w:rStyle w:val="NormalTok"/>
+        </w:rPr>
+        <w:t xml:space="preserve"> </w:t>
+      </w:r>
+      <w:r>
+        <w:rPr>
+          <w:rStyle w:val="StringTok"/>
+        </w:rPr>
+        <w:t xml:space="preserve">"none"</w:t>
+      </w:r>
+      <w:r>
+        <w:rPr>
+          <w:rStyle w:val="NormalTok"/>
+        </w:rPr>
+        <w:t xml:space="preserve">)</w:t>
+      </w:r>
+      <w:r>
+        <w:br/>
+      </w:r>
+      <w:r>
+        <w:br/>
+      </w:r>
+      <w:r>
+        <w:rPr>
+          <w:rStyle w:val="NormalTok"/>
+        </w:rPr>
+        <w:t xml:space="preserve">mass_box_plot</w:t>
+      </w:r>
+    </w:p>
+    <w:p>
+      <w:pPr>
+        <w:pStyle w:val="FirstParagraph"/>
+      </w:pPr>
+      <w:r>
+        <w:t xml:space="preserve">✏️</w:t>
+      </w:r>
+      <w:r>
+        <w:t xml:space="preserve"> </w:t>
+      </w:r>
+      <w:r>
+        <w:rPr>
+          <w:b/>
+          <w:bCs/>
+        </w:rPr>
+        <w:t xml:space="preserve">Your turn:</w:t>
+      </w:r>
+      <w:r>
+        <w:t xml:space="preserve"> </w:t>
+      </w:r>
+      <w:r>
+        <w:t xml:space="preserve">Describe what you see.</w:t>
+      </w:r>
+    </w:p>
+    <w:p>
+      <w:pPr>
+        <w:pStyle w:val="SourceCode"/>
+      </w:pPr>
+      <w:r>
+        <w:rPr>
+          <w:rStyle w:val="VerbatimChar"/>
+        </w:rPr>
+        <w:t xml:space="preserve">Heaviest species:</w:t>
+      </w:r>
+      <w:r>
+        <w:br/>
+      </w:r>
+      <w:r>
+        <w:rPr>
+          <w:rStyle w:val="VerbatimChar"/>
+        </w:rPr>
+        <w:t xml:space="preserve">Lightest species:</w:t>
+      </w:r>
+      <w:r>
+        <w:br/>
+      </w:r>
+      <w:r>
+        <w:rPr>
+          <w:rStyle w:val="VerbatimChar"/>
+        </w:rPr>
+        <w:t xml:space="preserve">Do the spreads (box heights) look similar across species?  Y / N</w:t>
+      </w:r>
+    </w:p>
+    <w:p>
+      <w:r>
+        <w:pict>
+          <v:rect style="width:0;height:1.5pt" o:hralign="center" o:hrstd="t" o:hr="t"/>
+        </w:pict>
+      </w:r>
+    </w:p>
+    <w:bookmarkEnd w:id="18"/>
+    <w:bookmarkStart w:id="20" w:name="part-3-state-your-hypotheses"/>
+    <w:p>
+      <w:pPr>
+        <w:pStyle w:val="Heading1"/>
+      </w:pPr>
+      <w:r>
+        <w:t xml:space="preserve">Part 3 · State your hypotheses</w:t>
+      </w:r>
+    </w:p>
+    <w:p>
+      <w:pPr>
+        <w:pStyle w:val="FirstParagraph"/>
+      </w:pPr>
+      <w:r>
+        <w:t xml:space="preserve">✏️</w:t>
+      </w:r>
+      <w:r>
+        <w:t xml:space="preserve"> </w:t>
+      </w:r>
+      <w:r>
+        <w:rPr>
+          <w:b/>
+          <w:bCs/>
+        </w:rPr>
+        <w:t xml:space="preserve">Your turn:</w:t>
+      </w:r>
+      <w:r>
+        <w:t xml:space="preserve"> </w:t>
+      </w:r>
+      <w:r>
+        <w:t xml:space="preserve">Write the ANOVA hypotheses in words and symbols.</w:t>
+      </w:r>
+    </w:p>
+    <w:p>
+      <w:pPr>
+        <w:pStyle w:val="SourceCode"/>
+      </w:pPr>
+      <w:r>
+        <w:rPr>
+          <w:rStyle w:val="VerbatimChar"/>
+        </w:rPr>
+        <w:t xml:space="preserve">H₀ (null) in words:</w:t>
+      </w:r>
+      <w:r>
+        <w:br/>
+      </w:r>
+      <w:r>
+        <w:br/>
+      </w:r>
+      <w:r>
+        <w:rPr>
+          <w:rStyle w:val="VerbatimChar"/>
+        </w:rPr>
+        <w:t xml:space="preserve">Hₐ (alternate) in words:</w:t>
+      </w:r>
+      <w:r>
+        <w:br/>
+      </w:r>
+      <w:r>
+        <w:br/>
+      </w:r>
+      <w:r>
+        <w:rPr>
+          <w:rStyle w:val="VerbatimChar"/>
+        </w:rPr>
+        <w:t xml:space="preserve">In symbols:  H₀: μ_Adelie = μ_Chinstrap = μ_Gentoo</w:t>
+      </w:r>
+      <w:r>
+        <w:br/>
+      </w:r>
+      <w:r>
+        <w:rPr>
+          <w:rStyle w:val="VerbatimChar"/>
+        </w:rPr>
+        <w:t xml:space="preserve">             Hₐ:</w:t>
+      </w:r>
+      <w:r>
+        <w:br/>
+      </w:r>
+      <w:r>
+        <w:br/>
+      </w:r>
+      <w:r>
+        <w:rPr>
+          <w:rStyle w:val="VerbatimChar"/>
+        </w:rPr>
+        <w:t xml:space="preserve">Significance level α:</w:t>
+      </w:r>
+    </w:p>
+    <w:p>
+      <w:pPr>
+        <w:pStyle w:val="BlockText"/>
+      </w:pPr>
+      <w:r>
+        <w:t xml:space="preserve">💡</w:t>
+      </w:r>
+      <w:r>
+        <w:t xml:space="preserve"> </w:t>
+      </w:r>
+      <w:r>
+        <w:rPr>
+          <w:b/>
+          <w:bCs/>
+        </w:rPr>
+        <w:t xml:space="preserve">Key idea:</w:t>
+      </w:r>
+      <w:r>
+        <w:t xml:space="preserve"> </w:t>
+      </w:r>
+      <w:r>
+        <w:t xml:space="preserve">Hₐ only says</w:t>
+      </w:r>
+      <w:r>
+        <w:t xml:space="preserve"> </w:t>
+      </w:r>
+      <w:r>
+        <w:t xml:space="preserve">“at least one differs”</w:t>
+      </w:r>
+      <w:r>
+        <w:t xml:space="preserve"> </w:t>
+      </w:r>
+      <w:r>
+        <w:t xml:space="preserve">— it does</w:t>
+      </w:r>
+      <w:r>
+        <w:t xml:space="preserve"> </w:t>
+      </w:r>
+      <w:r>
+        <w:rPr>
+          <w:b/>
+          <w:bCs/>
+        </w:rPr>
+        <w:t xml:space="preserve">not</w:t>
+      </w:r>
+      <w:r>
+        <w:t xml:space="preserve"> </w:t>
+      </w:r>
+      <w:r>
+        <w:t xml:space="preserve">say which. Finding which is the job of the post-hoc test in Part 9.</w:t>
+      </w:r>
+    </w:p>
+    <w:p>
+      <w:r>
+        <w:pict>
+          <v:rect style="width:0;height:1.5pt" o:hralign="center" o:hrstd="t" o:hr="t"/>
+        </w:pict>
+      </w:r>
+    </w:p>
+    <w:p>
+      <w:pPr>
+        <w:pStyle w:val="Heading2"/>
+      </w:pPr>
+      <w:bookmarkStart w:id="19" w:name="Xddf70996b688931bb4f6c40398395553aada352"/>
+      <w:r>
+        <w:t xml:space="preserve">🧩 Chunk 2 — Fit &amp; check assumptions</w:t>
+      </w:r>
+      <w:r>
+        <w:t xml:space="preserve"> </w:t>
+      </w:r>
+      <w:r>
+        <w:rPr>
+          <w:i/>
+          <w:iCs/>
+        </w:rPr>
+        <w:t xml:space="preserve">(after lecture Chunk 2)</w:t>
+      </w:r>
+      <w:bookmarkEnd w:id="19"/>
+    </w:p>
+    <w:p>
+      <w:pPr>
+        <w:pStyle w:val="BlockText"/>
+      </w:pPr>
+      <w:r>
+        <w:t xml:space="preserve">Parts 4–6: fit the model, check residual normality, check equal variance.</w:t>
+      </w:r>
+    </w:p>
+    <w:bookmarkEnd w:id="20"/>
+    <w:bookmarkStart w:id="21" w:name="part-4-fit-the-model"/>
+    <w:p>
+      <w:pPr>
+        <w:pStyle w:val="Heading1"/>
+      </w:pPr>
+      <w:r>
+        <w:t xml:space="preserve">Part 4 · Fit the model</w:t>
+      </w:r>
+    </w:p>
+    <w:p>
+      <w:pPr>
+        <w:pStyle w:val="FirstParagraph"/>
+      </w:pPr>
+      <w:r>
+        <w:rPr>
+          <w:b/>
+          <w:bCs/>
+        </w:rPr>
+        <w:t xml:space="preserve">▶ Run this:</w:t>
+      </w:r>
+    </w:p>
+    <w:p>
+      <w:pPr>
+        <w:pStyle w:val="SourceCode"/>
+      </w:pPr>
+      <w:r>
+        <w:rPr>
+          <w:rStyle w:val="CommentTok"/>
+        </w:rPr>
+        <w:t xml:space="preserve"># ANOVA is a linear model with a categorical X ----------</w:t>
+      </w:r>
+      <w:r>
+        <w:br/>
+      </w:r>
+      <w:r>
+        <w:rPr>
+          <w:rStyle w:val="NormalTok"/>
+        </w:rPr>
+        <w:t xml:space="preserve">mass_model </w:t>
+      </w:r>
+      <w:r>
+        <w:rPr>
+          <w:rStyle w:val="OtherTok"/>
+        </w:rPr>
+        <w:t xml:space="preserve">&lt;-</w:t>
+      </w:r>
+      <w:r>
+        <w:rPr>
+          <w:rStyle w:val="NormalTok"/>
+        </w:rPr>
+        <w:t xml:space="preserve"> </w:t>
+      </w:r>
+      <w:r>
+        <w:rPr>
+          <w:rStyle w:val="FunctionTok"/>
+        </w:rPr>
+        <w:t xml:space="preserve">lm</w:t>
+      </w:r>
+      <w:r>
+        <w:rPr>
+          <w:rStyle w:val="NormalTok"/>
+        </w:rPr>
+        <w:t xml:space="preserve">(body_mass_g </w:t>
+      </w:r>
+      <w:r>
+        <w:rPr>
+          <w:rStyle w:val="SpecialCharTok"/>
+        </w:rPr>
+        <w:t xml:space="preserve">~</w:t>
+      </w:r>
+      <w:r>
+        <w:rPr>
+          <w:rStyle w:val="NormalTok"/>
+        </w:rPr>
+        <w:t xml:space="preserve"> species, </w:t>
+      </w:r>
+      <w:r>
+        <w:rPr>
+          <w:rStyle w:val="AttributeTok"/>
+        </w:rPr>
+        <w:t xml:space="preserve">data =</w:t>
+      </w:r>
+      <w:r>
+        <w:rPr>
+          <w:rStyle w:val="NormalTok"/>
+        </w:rPr>
+        <w:t xml:space="preserve"> penguins_df)</w:t>
+      </w:r>
+    </w:p>
+    <w:p>
+      <w:pPr>
+        <w:pStyle w:val="FirstParagraph"/>
+      </w:pPr>
+      <w:r>
+        <w:t xml:space="preserve">✏️</w:t>
+      </w:r>
+      <w:r>
+        <w:t xml:space="preserve"> </w:t>
+      </w:r>
+      <w:r>
+        <w:rPr>
+          <w:b/>
+          <w:bCs/>
+        </w:rPr>
+        <w:t xml:space="preserve">Your turn:</w:t>
+      </w:r>
+      <w:r>
+        <w:t xml:space="preserve"> </w:t>
+      </w:r>
+      <w:r>
+        <w:t xml:space="preserve">This is the same</w:t>
+      </w:r>
+      <w:r>
+        <w:t xml:space="preserve"> </w:t>
+      </w:r>
+      <w:r>
+        <w:rPr>
+          <w:rStyle w:val="VerbatimChar"/>
+        </w:rPr>
+        <w:t xml:space="preserve">lm()</w:t>
+      </w:r>
+      <w:r>
+        <w:t xml:space="preserve"> </w:t>
+      </w:r>
+      <w:r>
+        <w:t xml:space="preserve">syntax as the regression worksheet. What is different about the X variable this time?</w:t>
+      </w:r>
+    </w:p>
+    <w:p>
+      <w:pPr>
+        <w:pStyle w:val="SourceCode"/>
+      </w:pPr>
+      <w:r>
+        <w:rPr>
+          <w:rStyle w:val="VerbatimChar"/>
+        </w:rPr>
+        <w:t xml:space="preserve">Your answer:</w:t>
+      </w:r>
+    </w:p>
+    <w:p>
+      <w:r>
+        <w:pict>
+          <v:rect style="width:0;height:1.5pt" o:hralign="center" o:hrstd="t" o:hr="t"/>
+        </w:pict>
+      </w:r>
+    </w:p>
+    <w:bookmarkEnd w:id="21"/>
+    <w:bookmarkStart w:id="22" w:name="Xe4a3030fc71e851358808b723ced9d7a0603d73"/>
+    <w:p>
+      <w:pPr>
+        <w:pStyle w:val="Heading1"/>
+      </w:pPr>
+      <w:r>
+        <w:t xml:space="preserve">Part 5 · Assumption 1 — normality of residuals</w:t>
+      </w:r>
+    </w:p>
+    <w:p>
+      <w:pPr>
+        <w:pStyle w:val="FirstParagraph"/>
+      </w:pPr>
+      <w:r>
+        <w:rPr>
+          <w:b/>
+          <w:bCs/>
+        </w:rPr>
+        <w:t xml:space="preserve">▶ Run this:</w:t>
+      </w:r>
+    </w:p>
+    <w:p>
+      <w:pPr>
+        <w:pStyle w:val="SourceCode"/>
+      </w:pPr>
+      <w:r>
+        <w:rPr>
+          <w:rStyle w:val="CommentTok"/>
+        </w:rPr>
+        <w:t xml:space="preserve"># QQ plot of residuals -----------------------------------</w:t>
+      </w:r>
+      <w:r>
+        <w:br/>
+      </w:r>
+      <w:r>
+        <w:rPr>
+          <w:rStyle w:val="NormalTok"/>
+        </w:rPr>
+        <w:t xml:space="preserve">qq_mass_plot </w:t>
+      </w:r>
+      <w:r>
+        <w:rPr>
+          <w:rStyle w:val="OtherTok"/>
+        </w:rPr>
+        <w:t xml:space="preserve">&lt;-</w:t>
+      </w:r>
+      <w:r>
+        <w:rPr>
+          <w:rStyle w:val="NormalTok"/>
+        </w:rPr>
+        <w:t xml:space="preserve"> penguins_df </w:t>
+      </w:r>
+      <w:r>
+        <w:rPr>
+          <w:rStyle w:val="SpecialCharTok"/>
+        </w:rPr>
+        <w:t xml:space="preserve">%&gt;%</w:t>
+      </w:r>
+      <w:r>
+        <w:br/>
+      </w:r>
+      <w:r>
+        <w:rPr>
+          <w:rStyle w:val="NormalTok"/>
+        </w:rPr>
+        <w:t xml:space="preserve">  </w:t>
+      </w:r>
+      <w:r>
+        <w:rPr>
+          <w:rStyle w:val="FunctionTok"/>
+        </w:rPr>
+        <w:t xml:space="preserve">mutate</w:t>
+      </w:r>
+      <w:r>
+        <w:rPr>
+          <w:rStyle w:val="NormalTok"/>
+        </w:rPr>
+        <w:t xml:space="preserve">(</w:t>
+      </w:r>
+      <w:r>
+        <w:rPr>
+          <w:rStyle w:val="AttributeTok"/>
+        </w:rPr>
+        <w:t xml:space="preserve">resid =</w:t>
+      </w:r>
+      <w:r>
+        <w:rPr>
+          <w:rStyle w:val="NormalTok"/>
+        </w:rPr>
+        <w:t xml:space="preserve"> </w:t>
+      </w:r>
+      <w:r>
+        <w:rPr>
+          <w:rStyle w:val="FunctionTok"/>
+        </w:rPr>
+        <w:t xml:space="preserve">residuals</w:t>
+      </w:r>
+      <w:r>
+        <w:rPr>
+          <w:rStyle w:val="NormalTok"/>
+        </w:rPr>
+        <w:t xml:space="preserve">(mass_model)) </w:t>
+      </w:r>
+      <w:r>
+        <w:rPr>
+          <w:rStyle w:val="SpecialCharTok"/>
+        </w:rPr>
+        <w:t xml:space="preserve">%&gt;%</w:t>
+      </w:r>
+      <w:r>
+        <w:br/>
+      </w:r>
+      <w:r>
+        <w:rPr>
+          <w:rStyle w:val="NormalTok"/>
+        </w:rPr>
+        <w:t xml:space="preserve">  </w:t>
+      </w:r>
+      <w:r>
+        <w:rPr>
+          <w:rStyle w:val="FunctionTok"/>
+        </w:rPr>
+        <w:t xml:space="preserve">ggplot</w:t>
+      </w:r>
+      <w:r>
+        <w:rPr>
+          <w:rStyle w:val="NormalTok"/>
+        </w:rPr>
+        <w:t xml:space="preserve">(</w:t>
+      </w:r>
+      <w:r>
+        <w:rPr>
+          <w:rStyle w:val="FunctionTok"/>
+        </w:rPr>
+        <w:t xml:space="preserve">aes</w:t>
+      </w:r>
+      <w:r>
+        <w:rPr>
+          <w:rStyle w:val="NormalTok"/>
+        </w:rPr>
+        <w:t xml:space="preserve">(</w:t>
+      </w:r>
+      <w:r>
+        <w:rPr>
+          <w:rStyle w:val="AttributeTok"/>
+        </w:rPr>
+        <w:t xml:space="preserve">sample =</w:t>
+      </w:r>
+      <w:r>
+        <w:rPr>
+          <w:rStyle w:val="NormalTok"/>
+        </w:rPr>
+        <w:t xml:space="preserve"> resid)) </w:t>
+      </w:r>
+      <w:r>
+        <w:rPr>
+          <w:rStyle w:val="SpecialCharTok"/>
+        </w:rPr>
+        <w:t xml:space="preserve">+</w:t>
+      </w:r>
+      <w:r>
+        <w:br/>
+      </w:r>
+      <w:r>
+        <w:rPr>
+          <w:rStyle w:val="NormalTok"/>
+        </w:rPr>
+        <w:t xml:space="preserve">  </w:t>
+      </w:r>
+      <w:r>
+        <w:rPr>
+          <w:rStyle w:val="FunctionTok"/>
+        </w:rPr>
+        <w:t xml:space="preserve">stat_qq</w:t>
+      </w:r>
+      <w:r>
+        <w:rPr>
+          <w:rStyle w:val="NormalTok"/>
+        </w:rPr>
+        <w:t xml:space="preserve">() </w:t>
+      </w:r>
+      <w:r>
+        <w:rPr>
+          <w:rStyle w:val="SpecialCharTok"/>
+        </w:rPr>
+        <w:t xml:space="preserve">+</w:t>
+      </w:r>
+      <w:r>
+        <w:br/>
+      </w:r>
+      <w:r>
+        <w:rPr>
+          <w:rStyle w:val="NormalTok"/>
+        </w:rPr>
+        <w:t xml:space="preserve">  </w:t>
+      </w:r>
+      <w:r>
+        <w:rPr>
+          <w:rStyle w:val="FunctionTok"/>
+        </w:rPr>
+        <w:t xml:space="preserve">stat_qq_line</w:t>
+      </w:r>
+      <w:r>
+        <w:rPr>
+          <w:rStyle w:val="NormalTok"/>
+        </w:rPr>
+        <w:t xml:space="preserve">(</w:t>
+      </w:r>
+      <w:r>
+        <w:rPr>
+          <w:rStyle w:val="AttributeTok"/>
+        </w:rPr>
+        <w:t xml:space="preserve">color =</w:t>
+      </w:r>
+      <w:r>
+        <w:rPr>
+          <w:rStyle w:val="NormalTok"/>
+        </w:rPr>
+        <w:t xml:space="preserve"> </w:t>
+      </w:r>
+      <w:r>
+        <w:rPr>
+          <w:rStyle w:val="StringTok"/>
+        </w:rPr>
+        <w:t xml:space="preserve">"red"</w:t>
+      </w:r>
+      <w:r>
+        <w:rPr>
+          <w:rStyle w:val="NormalTok"/>
+        </w:rPr>
+        <w:t xml:space="preserve">, </w:t>
+      </w:r>
+      <w:r>
+        <w:rPr>
+          <w:rStyle w:val="AttributeTok"/>
+        </w:rPr>
+        <w:t xml:space="preserve">linewidth =</w:t>
+      </w:r>
+      <w:r>
+        <w:rPr>
+          <w:rStyle w:val="NormalTok"/>
+        </w:rPr>
+        <w:t xml:space="preserve"> </w:t>
+      </w:r>
+      <w:r>
+        <w:rPr>
+          <w:rStyle w:val="FloatTok"/>
+        </w:rPr>
+        <w:t xml:space="preserve">0.8</w:t>
+      </w:r>
+      <w:r>
+        <w:rPr>
+          <w:rStyle w:val="NormalTok"/>
+        </w:rPr>
+        <w:t xml:space="preserve">) </w:t>
+      </w:r>
+      <w:r>
+        <w:rPr>
+          <w:rStyle w:val="SpecialCharTok"/>
+        </w:rPr>
+        <w:t xml:space="preserve">+</w:t>
+      </w:r>
+      <w:r>
+        <w:br/>
+      </w:r>
+      <w:r>
+        <w:rPr>
+          <w:rStyle w:val="NormalTok"/>
+        </w:rPr>
+        <w:t xml:space="preserve">  </w:t>
+      </w:r>
+      <w:r>
+        <w:rPr>
+          <w:rStyle w:val="FunctionTok"/>
+        </w:rPr>
+        <w:t xml:space="preserve">labs</w:t>
+      </w:r>
+      <w:r>
+        <w:rPr>
+          <w:rStyle w:val="NormalTok"/>
+        </w:rPr>
+        <w:t xml:space="preserve">(</w:t>
+      </w:r>
+      <w:r>
+        <w:rPr>
+          <w:rStyle w:val="AttributeTok"/>
+        </w:rPr>
+        <w:t xml:space="preserve">x =</w:t>
+      </w:r>
+      <w:r>
+        <w:rPr>
+          <w:rStyle w:val="NormalTok"/>
+        </w:rPr>
+        <w:t xml:space="preserve"> </w:t>
+      </w:r>
+      <w:r>
+        <w:rPr>
+          <w:rStyle w:val="StringTok"/>
+        </w:rPr>
+        <w:t xml:space="preserve">"Theoretical"</w:t>
+      </w:r>
+      <w:r>
+        <w:rPr>
+          <w:rStyle w:val="NormalTok"/>
+        </w:rPr>
+        <w:t xml:space="preserve">, </w:t>
+      </w:r>
+      <w:r>
+        <w:rPr>
+          <w:rStyle w:val="AttributeTok"/>
+        </w:rPr>
+        <w:t xml:space="preserve">y =</w:t>
+      </w:r>
+      <w:r>
+        <w:rPr>
+          <w:rStyle w:val="NormalTok"/>
+        </w:rPr>
+        <w:t xml:space="preserve"> </w:t>
+      </w:r>
+      <w:r>
+        <w:rPr>
+          <w:rStyle w:val="StringTok"/>
+        </w:rPr>
+        <w:t xml:space="preserve">"Sample residuals"</w:t>
+      </w:r>
+      <w:r>
+        <w:rPr>
+          <w:rStyle w:val="NormalTok"/>
+        </w:rPr>
+        <w:t xml:space="preserve">) </w:t>
+      </w:r>
+      <w:r>
+        <w:rPr>
+          <w:rStyle w:val="SpecialCharTok"/>
+        </w:rPr>
+        <w:t xml:space="preserve">+</w:t>
+      </w:r>
+      <w:r>
+        <w:br/>
+      </w:r>
+      <w:r>
+        <w:rPr>
+          <w:rStyle w:val="NormalTok"/>
+        </w:rPr>
+        <w:t xml:space="preserve">  </w:t>
+      </w:r>
+      <w:r>
+        <w:rPr>
+          <w:rStyle w:val="FunctionTok"/>
+        </w:rPr>
+        <w:t xml:space="preserve">theme_minimal</w:t>
+      </w:r>
+      <w:r>
+        <w:rPr>
+          <w:rStyle w:val="NormalTok"/>
+        </w:rPr>
+        <w:t xml:space="preserve">()</w:t>
+      </w:r>
+      <w:r>
+        <w:br/>
+      </w:r>
+      <w:r>
+        <w:br/>
+      </w:r>
+      <w:r>
+        <w:rPr>
+          <w:rStyle w:val="NormalTok"/>
+        </w:rPr>
+        <w:t xml:space="preserve">qq_mass_plot</w:t>
+      </w:r>
+    </w:p>
+    <w:p>
+      <w:pPr>
+        <w:pStyle w:val="SourceCode"/>
+      </w:pPr>
+      <w:r>
+        <w:rPr>
+          <w:rStyle w:val="CommentTok"/>
+        </w:rPr>
+        <w:t xml:space="preserve"># Formal test on the residuals ---------------------------</w:t>
+      </w:r>
+      <w:r>
+        <w:br/>
+      </w:r>
+      <w:r>
+        <w:rPr>
+          <w:rStyle w:val="FunctionTok"/>
+        </w:rPr>
+        <w:t xml:space="preserve">shapiro.test</w:t>
+      </w:r>
+      <w:r>
+        <w:rPr>
+          <w:rStyle w:val="NormalTok"/>
+        </w:rPr>
+        <w:t xml:space="preserve">(</w:t>
+      </w:r>
+      <w:r>
+        <w:rPr>
+          <w:rStyle w:val="FunctionTok"/>
+        </w:rPr>
+        <w:t xml:space="preserve">residuals</w:t>
+      </w:r>
+      <w:r>
+        <w:rPr>
+          <w:rStyle w:val="NormalTok"/>
+        </w:rPr>
+        <w:t xml:space="preserve">(mass_model))</w:t>
+      </w:r>
+    </w:p>
+    <w:p>
+      <w:pPr>
+        <w:pStyle w:val="FirstParagraph"/>
+      </w:pPr>
+      <w:r>
+        <w:t xml:space="preserve">✏️</w:t>
+      </w:r>
+      <w:r>
+        <w:t xml:space="preserve"> </w:t>
+      </w:r>
+      <w:r>
+        <w:rPr>
+          <w:b/>
+          <w:bCs/>
+        </w:rPr>
+        <w:t xml:space="preserve">Your turn:</w:t>
+      </w:r>
+      <w:r>
+        <w:t xml:space="preserve"> </w:t>
+      </w:r>
+      <w:r>
+        <w:t xml:space="preserve">Record and interpret.</w:t>
+      </w:r>
+    </w:p>
+    <w:p>
+      <w:pPr>
+        <w:pStyle w:val="SourceCode"/>
+      </w:pPr>
+      <w:r>
+        <w:rPr>
+          <w:rStyle w:val="VerbatimChar"/>
+        </w:rPr>
+        <w:t xml:space="preserve">Do the QQ points track the red line?  Y / mostly / no</w:t>
+      </w:r>
+      <w:r>
+        <w:br/>
+      </w:r>
+      <w:r>
+        <w:rPr>
+          <w:rStyle w:val="VerbatimChar"/>
+        </w:rPr>
+        <w:t xml:space="preserve">Shapiro-Wilk p-value =</w:t>
+      </w:r>
+    </w:p>
+    <w:p>
+      <w:pPr>
+        <w:pStyle w:val="FirstParagraph"/>
+      </w:pPr>
+      <w:r>
+        <w:t xml:space="preserve">✏️</w:t>
+      </w:r>
+      <w:r>
+        <w:t xml:space="preserve"> </w:t>
+      </w:r>
+      <w:r>
+        <w:rPr>
+          <w:b/>
+          <w:bCs/>
+        </w:rPr>
+        <w:t xml:space="preserve">Your turn:</w:t>
+      </w:r>
+      <w:r>
+        <w:t xml:space="preserve"> </w:t>
+      </w:r>
+      <w:r>
+        <w:t xml:space="preserve">With ~340 penguins, Shapiro-Wilk is very sensitive and may flag tiny departures. Which should you trust more here — the QQ plot or the Shapiro p-value? Why?</w:t>
+      </w:r>
+    </w:p>
+    <w:p>
+      <w:pPr>
+        <w:pStyle w:val="SourceCode"/>
+      </w:pPr>
+      <w:r>
+        <w:rPr>
+          <w:rStyle w:val="VerbatimChar"/>
+        </w:rPr>
+        <w:t xml:space="preserve">Your answer:</w:t>
+      </w:r>
+    </w:p>
+    <w:p>
+      <w:r>
+        <w:pict>
+          <v:rect style="width:0;height:1.5pt" o:hralign="center" o:hrstd="t" o:hr="t"/>
+        </w:pict>
+      </w:r>
+    </w:p>
+    <w:bookmarkEnd w:id="22"/>
+    <w:bookmarkStart w:id="24" w:name="part-6-assumption-2-equal-variance"/>
+    <w:p>
+      <w:pPr>
+        <w:pStyle w:val="Heading1"/>
+      </w:pPr>
+      <w:r>
+        <w:t xml:space="preserve">Part 6 · Assumption 2 — equal variance</w:t>
+      </w:r>
+    </w:p>
+    <w:p>
+      <w:pPr>
+        <w:pStyle w:val="BlockText"/>
+      </w:pPr>
+      <w:r>
+        <w:t xml:space="preserve">🔮</w:t>
+      </w:r>
+      <w:r>
+        <w:t xml:space="preserve"> </w:t>
+      </w:r>
+      <w:r>
+        <w:rPr>
+          <w:b/>
+          <w:bCs/>
+        </w:rPr>
+        <w:t xml:space="preserve">Predict first:</w:t>
+      </w:r>
+      <w:r>
+        <w:t xml:space="preserve"> </w:t>
+      </w:r>
+      <w:r>
+        <w:t xml:space="preserve">From the box heights in Part 2, predict — will Levene’s test say the variances are equal (</w:t>
+      </w:r>
+      <w:r>
+        <w:rPr>
+          <w:i/>
+          <w:iCs/>
+        </w:rPr>
+        <w:t xml:space="preserve">p</w:t>
+      </w:r>
+      <w:r>
+        <w:t xml:space="preserve"> </w:t>
+      </w:r>
+      <w:r>
+        <w:t xml:space="preserve">&gt; 0.05) or unequal?</w:t>
+      </w:r>
+    </w:p>
+    <w:p>
+      <w:pPr>
+        <w:pStyle w:val="FirstParagraph"/>
+      </w:pPr>
+      <w:r>
+        <w:rPr>
+          <w:b/>
+          <w:bCs/>
+        </w:rPr>
+        <w:t xml:space="preserve">▶ Run this:</w:t>
+      </w:r>
+    </w:p>
+    <w:p>
+      <w:pPr>
+        <w:pStyle w:val="SourceCode"/>
+      </w:pPr>
+      <w:r>
+        <w:rPr>
+          <w:rStyle w:val="CommentTok"/>
+        </w:rPr>
+        <w:t xml:space="preserve"># Levene's test — H0: all groups have equal variance ----</w:t>
+      </w:r>
+      <w:r>
+        <w:br/>
+      </w:r>
+      <w:r>
+        <w:rPr>
+          <w:rStyle w:val="FunctionTok"/>
+        </w:rPr>
+        <w:t xml:space="preserve">leveneTest</w:t>
+      </w:r>
+      <w:r>
+        <w:rPr>
+          <w:rStyle w:val="NormalTok"/>
+        </w:rPr>
+        <w:t xml:space="preserve">(body_mass_g </w:t>
+      </w:r>
+      <w:r>
+        <w:rPr>
+          <w:rStyle w:val="SpecialCharTok"/>
+        </w:rPr>
+        <w:t xml:space="preserve">~</w:t>
+      </w:r>
+      <w:r>
+        <w:rPr>
+          <w:rStyle w:val="NormalTok"/>
+        </w:rPr>
+        <w:t xml:space="preserve"> species, </w:t>
+      </w:r>
+      <w:r>
+        <w:rPr>
+          <w:rStyle w:val="AttributeTok"/>
+        </w:rPr>
+        <w:t xml:space="preserve">data =</w:t>
+      </w:r>
+      <w:r>
+        <w:rPr>
+          <w:rStyle w:val="NormalTok"/>
+        </w:rPr>
+        <w:t xml:space="preserve"> penguins_df)</w:t>
+      </w:r>
+    </w:p>
+    <w:p>
+      <w:pPr>
+        <w:pStyle w:val="FirstParagraph"/>
+      </w:pPr>
+      <w:r>
+        <w:t xml:space="preserve">✏️</w:t>
+      </w:r>
+      <w:r>
+        <w:t xml:space="preserve"> </w:t>
+      </w:r>
+      <w:r>
+        <w:rPr>
+          <w:b/>
+          <w:bCs/>
+        </w:rPr>
+        <w:t xml:space="preserve">Your turn:</w:t>
+      </w:r>
+      <w:r>
+        <w:t xml:space="preserve"> </w:t>
+      </w:r>
+      <w:r>
+        <w:t xml:space="preserve">Record and decide.</w:t>
+      </w:r>
+    </w:p>
+    <w:p>
+      <w:pPr>
+        <w:pStyle w:val="SourceCode"/>
+      </w:pPr>
+      <w:r>
+        <w:rPr>
+          <w:rStyle w:val="VerbatimChar"/>
+        </w:rPr>
+        <w:t xml:space="preserve">Levene's F =            p =</w:t>
+      </w:r>
+      <w:r>
+        <w:br/>
+      </w:r>
+      <w:r>
+        <w:rPr>
+          <w:rStyle w:val="VerbatimChar"/>
+        </w:rPr>
+        <w:t xml:space="preserve">Variances equal?  Y / N</w:t>
+      </w:r>
+      <w:r>
+        <w:br/>
+      </w:r>
+      <w:r>
+        <w:rPr>
+          <w:rStyle w:val="VerbatimChar"/>
+        </w:rPr>
+        <w:t xml:space="preserve">If NOT equal, which test would you use instead? (hint: Welch)</w:t>
+      </w:r>
+    </w:p>
+    <w:p>
+      <w:r>
+        <w:pict>
+          <v:rect style="width:0;height:1.5pt" o:hralign="center" o:hrstd="t" o:hr="t"/>
+        </w:pict>
+      </w:r>
+    </w:p>
+    <w:p>
+      <w:pPr>
+        <w:pStyle w:val="Heading2"/>
+      </w:pPr>
+      <w:bookmarkStart w:id="23" w:name="X227ab83d012d640b04ee7d901db8356bcbef543"/>
+      <w:r>
+        <w:t xml:space="preserve">🧩 Chunk 3 — Run the ANOVA</w:t>
+      </w:r>
+      <w:r>
+        <w:t xml:space="preserve"> </w:t>
+      </w:r>
+      <w:r>
+        <w:rPr>
+          <w:i/>
+          <w:iCs/>
+        </w:rPr>
+        <w:t xml:space="preserve">(after lecture Chunk 3)</w:t>
+      </w:r>
+      <w:bookmarkEnd w:id="23"/>
+    </w:p>
+    <w:p>
+      <w:pPr>
+        <w:pStyle w:val="BlockText"/>
+      </w:pPr>
+      <w:r>
+        <w:t xml:space="preserve">Parts 7–8: read the F table two ways.</w:t>
+      </w:r>
+    </w:p>
+    <w:bookmarkEnd w:id="24"/>
+    <w:bookmarkStart w:id="25" w:name="part-7-run-the-anova"/>
+    <w:p>
+      <w:pPr>
+        <w:pStyle w:val="Heading1"/>
+      </w:pPr>
+      <w:r>
+        <w:t xml:space="preserve">Part 7 · Run the ANOVA</w:t>
+      </w:r>
+    </w:p>
+    <w:p>
+      <w:pPr>
+        <w:pStyle w:val="BlockText"/>
+      </w:pPr>
+      <w:r>
+        <w:t xml:space="preserve">🔮</w:t>
+      </w:r>
+      <w:r>
+        <w:t xml:space="preserve"> </w:t>
+      </w:r>
+      <w:r>
+        <w:rPr>
+          <w:b/>
+          <w:bCs/>
+        </w:rPr>
+        <w:t xml:space="preserve">Predict first:</w:t>
+      </w:r>
+      <w:r>
+        <w:t xml:space="preserve"> </w:t>
+      </w:r>
+      <w:r>
+        <w:t xml:space="preserve">The boxplot looked very separated. Predict the</w:t>
+      </w:r>
+      <w:r>
+        <w:t xml:space="preserve"> </w:t>
+      </w:r>
+      <w:r>
+        <w:rPr>
+          <w:i/>
+          <w:iCs/>
+        </w:rPr>
+        <w:t xml:space="preserve">p</w:t>
+      </w:r>
+      <w:r>
+        <w:t xml:space="preserve">-value — near 0.5, near 0.05, or far below 0.001?</w:t>
+      </w:r>
+    </w:p>
+    <w:p>
+      <w:pPr>
+        <w:pStyle w:val="FirstParagraph"/>
+      </w:pPr>
+      <w:r>
+        <w:rPr>
+          <w:b/>
+          <w:bCs/>
+        </w:rPr>
+        <w:t xml:space="preserve">▶ Run this:</w:t>
+      </w:r>
+    </w:p>
+    <w:p>
+      <w:pPr>
+        <w:pStyle w:val="SourceCode"/>
+      </w:pPr>
+      <w:r>
+        <w:rPr>
+          <w:rStyle w:val="CommentTok"/>
+        </w:rPr>
+        <w:t xml:space="preserve"># Classic ANOVA table ------------------------------------</w:t>
+      </w:r>
+      <w:r>
+        <w:br/>
+      </w:r>
+      <w:r>
+        <w:rPr>
+          <w:rStyle w:val="NormalTok"/>
+        </w:rPr>
+        <w:t xml:space="preserve">mass_aov </w:t>
+      </w:r>
+      <w:r>
+        <w:rPr>
+          <w:rStyle w:val="OtherTok"/>
+        </w:rPr>
+        <w:t xml:space="preserve">&lt;-</w:t>
+      </w:r>
+      <w:r>
+        <w:rPr>
+          <w:rStyle w:val="NormalTok"/>
+        </w:rPr>
+        <w:t xml:space="preserve"> </w:t>
+      </w:r>
+      <w:r>
+        <w:rPr>
+          <w:rStyle w:val="FunctionTok"/>
+        </w:rPr>
+        <w:t xml:space="preserve">aov</w:t>
+      </w:r>
+      <w:r>
+        <w:rPr>
+          <w:rStyle w:val="NormalTok"/>
+        </w:rPr>
+        <w:t xml:space="preserve">(body_mass_g </w:t>
+      </w:r>
+      <w:r>
+        <w:rPr>
+          <w:rStyle w:val="SpecialCharTok"/>
+        </w:rPr>
+        <w:t xml:space="preserve">~</w:t>
+      </w:r>
+      <w:r>
+        <w:rPr>
+          <w:rStyle w:val="NormalTok"/>
+        </w:rPr>
+        <w:t xml:space="preserve"> species, </w:t>
+      </w:r>
+      <w:r>
+        <w:rPr>
+          <w:rStyle w:val="AttributeTok"/>
+        </w:rPr>
+        <w:t xml:space="preserve">data =</w:t>
+      </w:r>
+      <w:r>
+        <w:rPr>
+          <w:rStyle w:val="NormalTok"/>
+        </w:rPr>
+        <w:t xml:space="preserve"> penguins_df)</w:t>
+      </w:r>
+      <w:r>
+        <w:br/>
+      </w:r>
+      <w:r>
+        <w:rPr>
+          <w:rStyle w:val="FunctionTok"/>
+        </w:rPr>
+        <w:t xml:space="preserve">summary</w:t>
+      </w:r>
+      <w:r>
+        <w:rPr>
+          <w:rStyle w:val="NormalTok"/>
+        </w:rPr>
+        <w:t xml:space="preserve">(mass_aov)</w:t>
+      </w:r>
+    </w:p>
+    <w:p>
+      <w:pPr>
+        <w:pStyle w:val="FirstParagraph"/>
+      </w:pPr>
+      <w:r>
+        <w:t xml:space="preserve">✏️</w:t>
+      </w:r>
+      <w:r>
+        <w:t xml:space="preserve"> </w:t>
+      </w:r>
+      <w:r>
+        <w:rPr>
+          <w:b/>
+          <w:bCs/>
+        </w:rPr>
+        <w:t xml:space="preserve">Your turn:</w:t>
+      </w:r>
+      <w:r>
+        <w:t xml:space="preserve"> </w:t>
+      </w:r>
+      <w:r>
+        <w:t xml:space="preserve">Read the F table.</w:t>
+      </w:r>
+    </w:p>
+    <w:p>
+      <w:pPr>
+        <w:pStyle w:val="SourceCode"/>
+      </w:pPr>
+      <w:r>
+        <w:rPr>
+          <w:rStyle w:val="VerbatimChar"/>
+        </w:rPr>
+        <w:t xml:space="preserve">Df (between, within) =        ,</w:t>
+      </w:r>
+      <w:r>
+        <w:br/>
+      </w:r>
+      <w:r>
+        <w:rPr>
+          <w:rStyle w:val="VerbatimChar"/>
+        </w:rPr>
+        <w:t xml:space="preserve">F value =</w:t>
+      </w:r>
+      <w:r>
+        <w:br/>
+      </w:r>
+      <w:r>
+        <w:rPr>
+          <w:rStyle w:val="VerbatimChar"/>
+        </w:rPr>
+        <w:t xml:space="preserve">p-value =</w:t>
+      </w:r>
+      <w:r>
+        <w:br/>
+      </w:r>
+      <w:r>
+        <w:rPr>
+          <w:rStyle w:val="VerbatimChar"/>
+        </w:rPr>
+        <w:t xml:space="preserve">Reject H₀ at α = 0.05?  Y / N</w:t>
+      </w:r>
+    </w:p>
+    <w:p>
+      <w:r>
+        <w:pict>
+          <v:rect style="width:0;height:1.5pt" o:hralign="center" o:hrstd="t" o:hr="t"/>
+        </w:pict>
+      </w:r>
+    </w:p>
+    <w:bookmarkEnd w:id="25"/>
+    <w:bookmarkStart w:id="27" w:name="part-8-the-same-table-with-caranova"/>
+    <w:p>
+      <w:pPr>
+        <w:pStyle w:val="Heading1"/>
+      </w:pPr>
+      <w:r>
+        <w:t xml:space="preserve">Part 8 · The same table with</w:t>
+      </w:r>
+      <w:r>
+        <w:t xml:space="preserve"> </w:t>
+      </w:r>
+      <w:r>
+        <w:rPr>
+          <w:rStyle w:val="VerbatimChar"/>
+        </w:rPr>
+        <w:t xml:space="preserve">car::Anova()</w:t>
+      </w:r>
+    </w:p>
+    <w:p>
+      <w:pPr>
+        <w:pStyle w:val="FirstParagraph"/>
+      </w:pPr>
+      <w:r>
+        <w:rPr>
+          <w:b/>
+          <w:bCs/>
+        </w:rPr>
+        <w:t xml:space="preserve">▶ Run this:</w:t>
+      </w:r>
+    </w:p>
+    <w:p>
+      <w:pPr>
+        <w:pStyle w:val="SourceCode"/>
+      </w:pPr>
+      <w:r>
+        <w:rPr>
+          <w:rStyle w:val="CommentTok"/>
+        </w:rPr>
+        <w:t xml:space="preserve"># Type II sums of squares (the habit to build) ----------</w:t>
+      </w:r>
+      <w:r>
+        <w:br/>
+      </w:r>
+      <w:r>
+        <w:rPr>
+          <w:rStyle w:val="FunctionTok"/>
+        </w:rPr>
+        <w:t xml:space="preserve">Anova</w:t>
+      </w:r>
+      <w:r>
+        <w:rPr>
+          <w:rStyle w:val="NormalTok"/>
+        </w:rPr>
+        <w:t xml:space="preserve">(mass_model, </w:t>
+      </w:r>
+      <w:r>
+        <w:rPr>
+          <w:rStyle w:val="AttributeTok"/>
+        </w:rPr>
+        <w:t xml:space="preserve">type =</w:t>
+      </w:r>
+      <w:r>
+        <w:rPr>
+          <w:rStyle w:val="NormalTok"/>
+        </w:rPr>
+        <w:t xml:space="preserve"> </w:t>
+      </w:r>
+      <w:r>
+        <w:rPr>
+          <w:rStyle w:val="StringTok"/>
+        </w:rPr>
+        <w:t xml:space="preserve">"II"</w:t>
+      </w:r>
+      <w:r>
+        <w:rPr>
+          <w:rStyle w:val="NormalTok"/>
+        </w:rPr>
+        <w:t xml:space="preserve">)</w:t>
+      </w:r>
+    </w:p>
+    <w:p>
+      <w:pPr>
+        <w:pStyle w:val="BlockText"/>
+      </w:pPr>
+      <w:r>
+        <w:t xml:space="preserve">⚠️</w:t>
+      </w:r>
+      <w:r>
+        <w:t xml:space="preserve"> </w:t>
+      </w:r>
+      <w:r>
+        <w:rPr>
+          <w:b/>
+          <w:bCs/>
+        </w:rPr>
+        <w:t xml:space="preserve">Watch out!</w:t>
+      </w:r>
+      <w:r>
+        <w:t xml:space="preserve"> </w:t>
+      </w:r>
+      <w:r>
+        <w:t xml:space="preserve">Lowercase</w:t>
+      </w:r>
+      <w:r>
+        <w:t xml:space="preserve"> </w:t>
+      </w:r>
+      <w:r>
+        <w:rPr>
+          <w:rStyle w:val="VerbatimChar"/>
+        </w:rPr>
+        <w:t xml:space="preserve">anova()</w:t>
+      </w:r>
+      <w:r>
+        <w:t xml:space="preserve"> </w:t>
+      </w:r>
+      <w:r>
+        <w:t xml:space="preserve">(base R) and capital</w:t>
+      </w:r>
+      <w:r>
+        <w:t xml:space="preserve"> </w:t>
+      </w:r>
+      <w:r>
+        <w:rPr>
+          <w:rStyle w:val="VerbatimChar"/>
+        </w:rPr>
+        <w:t xml:space="preserve">Anova()</w:t>
+      </w:r>
+      <w:r>
+        <w:t xml:space="preserve"> </w:t>
+      </w:r>
+      <w:r>
+        <w:t xml:space="preserve">(car) are different functions. If R says</w:t>
+      </w:r>
+      <w:r>
+        <w:t xml:space="preserve"> </w:t>
+      </w:r>
+      <w:r>
+        <w:rPr>
+          <w:rStyle w:val="VerbatimChar"/>
+        </w:rPr>
+        <w:t xml:space="preserve">could not find function "Anova"</w:t>
+      </w:r>
+      <w:r>
+        <w:t xml:space="preserve">, you forgot</w:t>
+      </w:r>
+      <w:r>
+        <w:t xml:space="preserve"> </w:t>
+      </w:r>
+      <w:r>
+        <w:rPr>
+          <w:rStyle w:val="VerbatimChar"/>
+        </w:rPr>
+        <w:t xml:space="preserve">library(car)</w:t>
+      </w:r>
+      <w:r>
+        <w:t xml:space="preserve">.</w:t>
+      </w:r>
+    </w:p>
+    <w:p>
+      <w:pPr>
+        <w:pStyle w:val="FirstParagraph"/>
+      </w:pPr>
+      <w:r>
+        <w:t xml:space="preserve">✏️</w:t>
+      </w:r>
+      <w:r>
+        <w:t xml:space="preserve"> </w:t>
+      </w:r>
+      <w:r>
+        <w:rPr>
+          <w:b/>
+          <w:bCs/>
+        </w:rPr>
+        <w:t xml:space="preserve">Your turn:</w:t>
+      </w:r>
+      <w:r>
+        <w:t xml:space="preserve"> </w:t>
+      </w:r>
+      <w:r>
+        <w:t xml:space="preserve">Does</w:t>
+      </w:r>
+      <w:r>
+        <w:t xml:space="preserve"> </w:t>
+      </w:r>
+      <w:r>
+        <w:rPr>
+          <w:rStyle w:val="VerbatimChar"/>
+        </w:rPr>
+        <w:t xml:space="preserve">Anova()</w:t>
+      </w:r>
+      <w:r>
+        <w:t xml:space="preserve"> </w:t>
+      </w:r>
+      <w:r>
+        <w:t xml:space="preserve">give the same F and p as</w:t>
+      </w:r>
+      <w:r>
+        <w:t xml:space="preserve"> </w:t>
+      </w:r>
+      <w:r>
+        <w:rPr>
+          <w:rStyle w:val="VerbatimChar"/>
+        </w:rPr>
+        <w:t xml:space="preserve">summary(mass_aov)</w:t>
+      </w:r>
+      <w:r>
+        <w:t xml:space="preserve">? (For one predictor it should.)</w:t>
+      </w:r>
+    </w:p>
+    <w:p>
+      <w:pPr>
+        <w:pStyle w:val="SourceCode"/>
+      </w:pPr>
+      <w:r>
+        <w:rPr>
+          <w:rStyle w:val="VerbatimChar"/>
+        </w:rPr>
+        <w:t xml:space="preserve">Match?  Y / N</w:t>
+      </w:r>
+      <w:r>
+        <w:br/>
+      </w:r>
+      <w:r>
+        <w:rPr>
+          <w:rStyle w:val="VerbatimChar"/>
+        </w:rPr>
+        <w:t xml:space="preserve">Why do we prefer Anova(type = "II") as a habit? (hint: unbalanced / two-way later)</w:t>
+      </w:r>
+    </w:p>
+    <w:p>
+      <w:r>
+        <w:pict>
+          <v:rect style="width:0;height:1.5pt" o:hralign="center" o:hrstd="t" o:hr="t"/>
+        </w:pict>
+      </w:r>
+    </w:p>
+    <w:p>
+      <w:pPr>
+        <w:pStyle w:val="Heading2"/>
+      </w:pPr>
+      <w:bookmarkStart w:id="26" w:name="X60102e0006de70cd8ba064e8bfd75ffc11bb6f9"/>
+      <w:r>
+        <w:t xml:space="preserve">🧩 Chunk 4 — Which groups differ?</w:t>
+      </w:r>
+      <w:r>
+        <w:t xml:space="preserve"> </w:t>
+      </w:r>
+      <w:r>
+        <w:rPr>
+          <w:i/>
+          <w:iCs/>
+        </w:rPr>
+        <w:t xml:space="preserve">(after lecture Chunk 4)</w:t>
+      </w:r>
+      <w:bookmarkEnd w:id="26"/>
+    </w:p>
+    <w:p>
+      <w:pPr>
+        <w:pStyle w:val="BlockText"/>
+      </w:pPr>
+      <w:r>
+        <w:t xml:space="preserve">Parts 9–11: post-hoc comparisons, letters, plot, and the write-up.</w:t>
+      </w:r>
+    </w:p>
+    <w:bookmarkEnd w:id="27"/>
+    <w:bookmarkStart w:id="28" w:name="part-9-post-hoc-which-species-differ"/>
+    <w:p>
+      <w:pPr>
+        <w:pStyle w:val="Heading1"/>
+      </w:pPr>
+      <w:r>
+        <w:t xml:space="preserve">Part 9 · Post-hoc — which species differ?</w:t>
+      </w:r>
+    </w:p>
+    <w:p>
+      <w:pPr>
+        <w:pStyle w:val="BlockText"/>
+      </w:pPr>
+      <w:r>
+        <w:t xml:space="preserve">🔮</w:t>
+      </w:r>
+      <w:r>
+        <w:t xml:space="preserve"> </w:t>
+      </w:r>
+      <w:r>
+        <w:rPr>
+          <w:b/>
+          <w:bCs/>
+        </w:rPr>
+        <w:t xml:space="preserve">Predict first:</w:t>
+      </w:r>
+      <w:r>
+        <w:t xml:space="preserve"> </w:t>
+      </w:r>
+      <w:r>
+        <w:t xml:space="preserve">Will</w:t>
+      </w:r>
+      <w:r>
+        <w:t xml:space="preserve"> </w:t>
+      </w:r>
+      <w:r>
+        <w:rPr>
+          <w:b/>
+          <w:bCs/>
+        </w:rPr>
+        <w:t xml:space="preserve">all three</w:t>
+      </w:r>
+      <w:r>
+        <w:t xml:space="preserve"> </w:t>
+      </w:r>
+      <w:r>
+        <w:t xml:space="preserve">species differ from each other, or will two be statistically tied? Commit before you run it.</w:t>
+      </w:r>
+    </w:p>
+    <w:p>
+      <w:pPr>
+        <w:pStyle w:val="FirstParagraph"/>
+      </w:pPr>
+      <w:r>
+        <w:rPr>
+          <w:b/>
+          <w:bCs/>
+        </w:rPr>
+        <w:t xml:space="preserve">▶ Run this:</w:t>
+      </w:r>
+    </w:p>
+    <w:p>
+      <w:pPr>
+        <w:pStyle w:val="SourceCode"/>
+      </w:pPr>
+      <w:r>
+        <w:rPr>
+          <w:rStyle w:val="CommentTok"/>
+        </w:rPr>
+        <w:t xml:space="preserve"># Estimated marginal means + Tukey-adjusted pairs -------</w:t>
+      </w:r>
+      <w:r>
+        <w:br/>
+      </w:r>
+      <w:r>
+        <w:rPr>
+          <w:rStyle w:val="NormalTok"/>
+        </w:rPr>
+        <w:t xml:space="preserve">mass_emm </w:t>
+      </w:r>
+      <w:r>
+        <w:rPr>
+          <w:rStyle w:val="OtherTok"/>
+        </w:rPr>
+        <w:t xml:space="preserve">&lt;-</w:t>
+      </w:r>
+      <w:r>
+        <w:rPr>
+          <w:rStyle w:val="NormalTok"/>
+        </w:rPr>
+        <w:t xml:space="preserve"> </w:t>
+      </w:r>
+      <w:r>
+        <w:rPr>
+          <w:rStyle w:val="FunctionTok"/>
+        </w:rPr>
+        <w:t xml:space="preserve">emmeans</w:t>
+      </w:r>
+      <w:r>
+        <w:rPr>
+          <w:rStyle w:val="NormalTok"/>
+        </w:rPr>
+        <w:t xml:space="preserve">(mass_model, pairwise </w:t>
+      </w:r>
+      <w:r>
+        <w:rPr>
+          <w:rStyle w:val="SpecialCharTok"/>
+        </w:rPr>
+        <w:t xml:space="preserve">~</w:t>
+      </w:r>
+      <w:r>
+        <w:rPr>
+          <w:rStyle w:val="NormalTok"/>
+        </w:rPr>
+        <w:t xml:space="preserve"> species)</w:t>
+      </w:r>
+      <w:r>
+        <w:br/>
+      </w:r>
+      <w:r>
+        <w:br/>
+      </w:r>
+      <w:r>
+        <w:rPr>
+          <w:rStyle w:val="NormalTok"/>
+        </w:rPr>
+        <w:t xml:space="preserve">mass_emm</w:t>
+      </w:r>
+      <w:r>
+        <w:rPr>
+          <w:rStyle w:val="SpecialCharTok"/>
+        </w:rPr>
+        <w:t xml:space="preserve">$</w:t>
+      </w:r>
+      <w:r>
+        <w:rPr>
+          <w:rStyle w:val="NormalTok"/>
+        </w:rPr>
+        <w:t xml:space="preserve">contrasts</w:t>
+      </w:r>
+    </w:p>
+    <w:p>
+      <w:pPr>
+        <w:pStyle w:val="FirstParagraph"/>
+      </w:pPr>
+      <w:r>
+        <w:t xml:space="preserve">✏️</w:t>
+      </w:r>
+      <w:r>
+        <w:t xml:space="preserve"> </w:t>
+      </w:r>
+      <w:r>
+        <w:rPr>
+          <w:b/>
+          <w:bCs/>
+        </w:rPr>
+        <w:t xml:space="preserve">Your turn:</w:t>
+      </w:r>
+      <w:r>
+        <w:t xml:space="preserve"> </w:t>
+      </w:r>
+      <w:r>
+        <w:t xml:space="preserve">Record each pairwise comparison.</w:t>
+      </w:r>
+    </w:p>
+    <w:p>
+      <w:pPr>
+        <w:pStyle w:val="SourceCode"/>
+      </w:pPr>
+      <w:r>
+        <w:rPr>
+          <w:rStyle w:val="VerbatimChar"/>
+        </w:rPr>
+        <w:t xml:space="preserve">Adelie  vs Chinstrap:  p =        different?  Y / N</w:t>
+      </w:r>
+      <w:r>
+        <w:br/>
+      </w:r>
+      <w:r>
+        <w:rPr>
+          <w:rStyle w:val="VerbatimChar"/>
+        </w:rPr>
+        <w:t xml:space="preserve">Adelie  vs Gentoo:     p =        different?  Y / N</w:t>
+      </w:r>
+      <w:r>
+        <w:br/>
+      </w:r>
+      <w:r>
+        <w:rPr>
+          <w:rStyle w:val="VerbatimChar"/>
+        </w:rPr>
+        <w:t xml:space="preserve">Chinstrap vs Gentoo:   p =        different?  Y / N</w:t>
+      </w:r>
+    </w:p>
+    <w:p>
+      <w:pPr>
+        <w:pStyle w:val="FirstParagraph"/>
+      </w:pPr>
+      <w:r>
+        <w:rPr>
+          <w:b/>
+          <w:bCs/>
+        </w:rPr>
+        <w:t xml:space="preserve">▶ Run this (compact letter display):</w:t>
+      </w:r>
+    </w:p>
+    <w:p>
+      <w:pPr>
+        <w:pStyle w:val="SourceCode"/>
+      </w:pPr>
+      <w:r>
+        <w:rPr>
+          <w:rStyle w:val="CommentTok"/>
+        </w:rPr>
+        <w:t xml:space="preserve"># Groups sharing a letter are NOT different -------------</w:t>
+      </w:r>
+      <w:r>
+        <w:br/>
+      </w:r>
+      <w:r>
+        <w:rPr>
+          <w:rStyle w:val="NormalTok"/>
+        </w:rPr>
+        <w:t xml:space="preserve">multcomp</w:t>
+      </w:r>
+      <w:r>
+        <w:rPr>
+          <w:rStyle w:val="SpecialCharTok"/>
+        </w:rPr>
+        <w:t xml:space="preserve">::</w:t>
+      </w:r>
+      <w:r>
+        <w:rPr>
+          <w:rStyle w:val="FunctionTok"/>
+        </w:rPr>
+        <w:t xml:space="preserve">cld</w:t>
+      </w:r>
+      <w:r>
+        <w:rPr>
+          <w:rStyle w:val="NormalTok"/>
+        </w:rPr>
+        <w:t xml:space="preserve">(mass_emm</w:t>
+      </w:r>
+      <w:r>
+        <w:rPr>
+          <w:rStyle w:val="SpecialCharTok"/>
+        </w:rPr>
+        <w:t xml:space="preserve">$</w:t>
+      </w:r>
+      <w:r>
+        <w:rPr>
+          <w:rStyle w:val="NormalTok"/>
+        </w:rPr>
+        <w:t xml:space="preserve">emmeans, </w:t>
+      </w:r>
+      <w:r>
+        <w:rPr>
+          <w:rStyle w:val="AttributeTok"/>
+        </w:rPr>
+        <w:t xml:space="preserve">Letters =</w:t>
+      </w:r>
+      <w:r>
+        <w:rPr>
+          <w:rStyle w:val="NormalTok"/>
+        </w:rPr>
+        <w:t xml:space="preserve"> letters)</w:t>
+      </w:r>
+    </w:p>
+    <w:p>
+      <w:pPr>
+        <w:pStyle w:val="FirstParagraph"/>
+      </w:pPr>
+      <w:r>
+        <w:t xml:space="preserve">✏️</w:t>
+      </w:r>
+      <w:r>
+        <w:t xml:space="preserve"> </w:t>
+      </w:r>
+      <w:r>
+        <w:rPr>
+          <w:b/>
+          <w:bCs/>
+        </w:rPr>
+        <w:t xml:space="preserve">Your turn:</w:t>
+      </w:r>
+      <w:r>
+        <w:t xml:space="preserve"> </w:t>
+      </w:r>
+      <w:r>
+        <w:t xml:space="preserve">Write the letter for each species. Do any share a letter?</w:t>
+      </w:r>
+    </w:p>
+    <w:p>
+      <w:pPr>
+        <w:pStyle w:val="SourceCode"/>
+      </w:pPr>
+      <w:r>
+        <w:rPr>
+          <w:rStyle w:val="VerbatimChar"/>
+        </w:rPr>
+        <w:t xml:space="preserve">Adelie:      Chinstrap:      Gentoo:</w:t>
+      </w:r>
+      <w:r>
+        <w:br/>
+      </w:r>
+      <w:r>
+        <w:rPr>
+          <w:rStyle w:val="VerbatimChar"/>
+        </w:rPr>
+        <w:t xml:space="preserve">Any species share a letter (i.e. not different)?  Y / N</w:t>
+      </w:r>
+    </w:p>
+    <w:p>
+      <w:r>
+        <w:pict>
+          <v:rect style="width:0;height:1.5pt" o:hralign="center" o:hrstd="t" o:hr="t"/>
+        </w:pict>
+      </w:r>
+    </w:p>
+    <w:bookmarkEnd w:id="28"/>
+    <w:bookmarkStart w:id="29" w:name="part-10-plot-the-result"/>
+    <w:p>
+      <w:pPr>
+        <w:pStyle w:val="Heading1"/>
+      </w:pPr>
+      <w:r>
+        <w:t xml:space="preserve">Part 10 · Plot the result</w:t>
+      </w:r>
+    </w:p>
+    <w:p>
+      <w:pPr>
+        <w:pStyle w:val="FirstParagraph"/>
+      </w:pPr>
+      <w:r>
+        <w:rPr>
+          <w:b/>
+          <w:bCs/>
+        </w:rPr>
+        <w:t xml:space="preserve">▶ Run this:</w:t>
+      </w:r>
+    </w:p>
+    <w:p>
+      <w:pPr>
+        <w:pStyle w:val="SourceCode"/>
+      </w:pPr>
+      <w:r>
+        <w:rPr>
+          <w:rStyle w:val="CommentTok"/>
+        </w:rPr>
+        <w:t xml:space="preserve"># Estimated means with 95% CI ---------------------------</w:t>
+      </w:r>
+      <w:r>
+        <w:br/>
+      </w:r>
+      <w:r>
+        <w:rPr>
+          <w:rStyle w:val="NormalTok"/>
+        </w:rPr>
+        <w:t xml:space="preserve">mass_emm_plot </w:t>
+      </w:r>
+      <w:r>
+        <w:rPr>
+          <w:rStyle w:val="OtherTok"/>
+        </w:rPr>
+        <w:t xml:space="preserve">&lt;-</w:t>
+      </w:r>
+      <w:r>
+        <w:rPr>
+          <w:rStyle w:val="NormalTok"/>
+        </w:rPr>
+        <w:t xml:space="preserve"> </w:t>
+      </w:r>
+      <w:r>
+        <w:rPr>
+          <w:rStyle w:val="FunctionTok"/>
+        </w:rPr>
+        <w:t xml:space="preserve">as.data.frame</w:t>
+      </w:r>
+      <w:r>
+        <w:rPr>
+          <w:rStyle w:val="NormalTok"/>
+        </w:rPr>
+        <w:t xml:space="preserve">(mass_emm</w:t>
+      </w:r>
+      <w:r>
+        <w:rPr>
+          <w:rStyle w:val="SpecialCharTok"/>
+        </w:rPr>
+        <w:t xml:space="preserve">$</w:t>
+      </w:r>
+      <w:r>
+        <w:rPr>
+          <w:rStyle w:val="NormalTok"/>
+        </w:rPr>
+        <w:t xml:space="preserve">emmeans) </w:t>
+      </w:r>
+      <w:r>
+        <w:rPr>
+          <w:rStyle w:val="SpecialCharTok"/>
+        </w:rPr>
+        <w:t xml:space="preserve">%&gt;%</w:t>
+      </w:r>
+      <w:r>
+        <w:br/>
+      </w:r>
+      <w:r>
+        <w:rPr>
+          <w:rStyle w:val="NormalTok"/>
+        </w:rPr>
+        <w:t xml:space="preserve">  </w:t>
+      </w:r>
+      <w:r>
+        <w:rPr>
+          <w:rStyle w:val="FunctionTok"/>
+        </w:rPr>
+        <w:t xml:space="preserve">ggplot</w:t>
+      </w:r>
+      <w:r>
+        <w:rPr>
+          <w:rStyle w:val="NormalTok"/>
+        </w:rPr>
+        <w:t xml:space="preserve">(</w:t>
+      </w:r>
+      <w:r>
+        <w:rPr>
+          <w:rStyle w:val="FunctionTok"/>
+        </w:rPr>
+        <w:t xml:space="preserve">aes</w:t>
+      </w:r>
+      <w:r>
+        <w:rPr>
+          <w:rStyle w:val="NormalTok"/>
+        </w:rPr>
+        <w:t xml:space="preserve">(</w:t>
+      </w:r>
+      <w:r>
+        <w:rPr>
+          <w:rStyle w:val="AttributeTok"/>
+        </w:rPr>
+        <w:t xml:space="preserve">x =</w:t>
+      </w:r>
+      <w:r>
+        <w:rPr>
+          <w:rStyle w:val="NormalTok"/>
+        </w:rPr>
+        <w:t xml:space="preserve"> species, </w:t>
+      </w:r>
+      <w:r>
+        <w:rPr>
+          <w:rStyle w:val="AttributeTok"/>
+        </w:rPr>
+        <w:t xml:space="preserve">y =</w:t>
+      </w:r>
+      <w:r>
+        <w:rPr>
+          <w:rStyle w:val="NormalTok"/>
+        </w:rPr>
+        <w:t xml:space="preserve"> emmean, </w:t>
+      </w:r>
+      <w:r>
+        <w:rPr>
+          <w:rStyle w:val="AttributeTok"/>
+        </w:rPr>
+        <w:t xml:space="preserve">color =</w:t>
+      </w:r>
+      <w:r>
+        <w:rPr>
+          <w:rStyle w:val="NormalTok"/>
+        </w:rPr>
+        <w:t xml:space="preserve"> species)) </w:t>
+      </w:r>
+      <w:r>
+        <w:rPr>
+          <w:rStyle w:val="SpecialCharTok"/>
+        </w:rPr>
+        <w:t xml:space="preserve">+</w:t>
+      </w:r>
+      <w:r>
+        <w:br/>
+      </w:r>
+      <w:r>
+        <w:rPr>
+          <w:rStyle w:val="NormalTok"/>
+        </w:rPr>
+        <w:t xml:space="preserve">  </w:t>
+      </w:r>
+      <w:r>
+        <w:rPr>
+          <w:rStyle w:val="FunctionTok"/>
+        </w:rPr>
+        <w:t xml:space="preserve">geom_point</w:t>
+      </w:r>
+      <w:r>
+        <w:rPr>
+          <w:rStyle w:val="NormalTok"/>
+        </w:rPr>
+        <w:t xml:space="preserve">(</w:t>
+      </w:r>
+      <w:r>
+        <w:rPr>
+          <w:rStyle w:val="AttributeTok"/>
+        </w:rPr>
+        <w:t xml:space="preserve">size =</w:t>
+      </w:r>
+      <w:r>
+        <w:rPr>
+          <w:rStyle w:val="NormalTok"/>
+        </w:rPr>
+        <w:t xml:space="preserve"> </w:t>
+      </w:r>
+      <w:r>
+        <w:rPr>
+          <w:rStyle w:val="DecValTok"/>
+        </w:rPr>
+        <w:t xml:space="preserve">3</w:t>
+      </w:r>
+      <w:r>
+        <w:rPr>
+          <w:rStyle w:val="NormalTok"/>
+        </w:rPr>
+        <w:t xml:space="preserve">) </w:t>
+      </w:r>
+      <w:r>
+        <w:rPr>
+          <w:rStyle w:val="SpecialCharTok"/>
+        </w:rPr>
+        <w:t xml:space="preserve">+</w:t>
+      </w:r>
+      <w:r>
+        <w:br/>
+      </w:r>
+      <w:r>
+        <w:rPr>
+          <w:rStyle w:val="NormalTok"/>
+        </w:rPr>
+        <w:t xml:space="preserve">  </w:t>
+      </w:r>
+      <w:r>
+        <w:rPr>
+          <w:rStyle w:val="FunctionTok"/>
+        </w:rPr>
+        <w:t xml:space="preserve">geom_errorbar</w:t>
+      </w:r>
+      <w:r>
+        <w:rPr>
+          <w:rStyle w:val="NormalTok"/>
+        </w:rPr>
+        <w:t xml:space="preserve">(</w:t>
+      </w:r>
+      <w:r>
+        <w:rPr>
+          <w:rStyle w:val="FunctionTok"/>
+        </w:rPr>
+        <w:t xml:space="preserve">aes</w:t>
+      </w:r>
+      <w:r>
+        <w:rPr>
+          <w:rStyle w:val="NormalTok"/>
+        </w:rPr>
+        <w:t xml:space="preserve">(</w:t>
+      </w:r>
+      <w:r>
+        <w:rPr>
+          <w:rStyle w:val="AttributeTok"/>
+        </w:rPr>
+        <w:t xml:space="preserve">ymin =</w:t>
+      </w:r>
+      <w:r>
+        <w:rPr>
+          <w:rStyle w:val="NormalTok"/>
+        </w:rPr>
+        <w:t xml:space="preserve"> lower.CL, </w:t>
+      </w:r>
+      <w:r>
+        <w:rPr>
+          <w:rStyle w:val="AttributeTok"/>
+        </w:rPr>
+        <w:t xml:space="preserve">ymax =</w:t>
+      </w:r>
+      <w:r>
+        <w:rPr>
+          <w:rStyle w:val="NormalTok"/>
+        </w:rPr>
+        <w:t xml:space="preserve"> upper.CL),</w:t>
+      </w:r>
+      <w:r>
+        <w:br/>
+      </w:r>
+      <w:r>
+        <w:rPr>
+          <w:rStyle w:val="NormalTok"/>
+        </w:rPr>
+        <w:t xml:space="preserve">                </w:t>
+      </w:r>
+      <w:r>
+        <w:rPr>
+          <w:rStyle w:val="AttributeTok"/>
+        </w:rPr>
+        <w:t xml:space="preserve">width =</w:t>
+      </w:r>
+      <w:r>
+        <w:rPr>
+          <w:rStyle w:val="NormalTok"/>
+        </w:rPr>
+        <w:t xml:space="preserve"> </w:t>
+      </w:r>
+      <w:r>
+        <w:rPr>
+          <w:rStyle w:val="FloatTok"/>
+        </w:rPr>
+        <w:t xml:space="preserve">0.15</w:t>
+      </w:r>
+      <w:r>
+        <w:rPr>
+          <w:rStyle w:val="NormalTok"/>
+        </w:rPr>
+        <w:t xml:space="preserve">, </w:t>
+      </w:r>
+      <w:r>
+        <w:rPr>
+          <w:rStyle w:val="AttributeTok"/>
+        </w:rPr>
+        <w:t xml:space="preserve">linewidth =</w:t>
+      </w:r>
+      <w:r>
+        <w:rPr>
+          <w:rStyle w:val="NormalTok"/>
+        </w:rPr>
+        <w:t xml:space="preserve"> </w:t>
+      </w:r>
+      <w:r>
+        <w:rPr>
+          <w:rStyle w:val="FloatTok"/>
+        </w:rPr>
+        <w:t xml:space="preserve">0.9</w:t>
+      </w:r>
+      <w:r>
+        <w:rPr>
+          <w:rStyle w:val="NormalTok"/>
+        </w:rPr>
+        <w:t xml:space="preserve">) </w:t>
+      </w:r>
+      <w:r>
+        <w:rPr>
+          <w:rStyle w:val="SpecialCharTok"/>
+        </w:rPr>
+        <w:t xml:space="preserve">+</w:t>
+      </w:r>
+      <w:r>
+        <w:br/>
+      </w:r>
+      <w:r>
+        <w:rPr>
+          <w:rStyle w:val="NormalTok"/>
+        </w:rPr>
+        <w:t xml:space="preserve">  </w:t>
+      </w:r>
+      <w:r>
+        <w:rPr>
+          <w:rStyle w:val="FunctionTok"/>
+        </w:rPr>
+        <w:t xml:space="preserve">labs</w:t>
+      </w:r>
+      <w:r>
+        <w:rPr>
+          <w:rStyle w:val="NormalTok"/>
+        </w:rPr>
+        <w:t xml:space="preserve">(</w:t>
+      </w:r>
+      <w:r>
+        <w:rPr>
+          <w:rStyle w:val="AttributeTok"/>
+        </w:rPr>
+        <w:t xml:space="preserve">x =</w:t>
+      </w:r>
+      <w:r>
+        <w:rPr>
+          <w:rStyle w:val="NormalTok"/>
+        </w:rPr>
+        <w:t xml:space="preserve"> </w:t>
+      </w:r>
+      <w:r>
+        <w:rPr>
+          <w:rStyle w:val="StringTok"/>
+        </w:rPr>
+        <w:t xml:space="preserve">"Species"</w:t>
+      </w:r>
+      <w:r>
+        <w:rPr>
+          <w:rStyle w:val="NormalTok"/>
+        </w:rPr>
+        <w:t xml:space="preserve">, </w:t>
+      </w:r>
+      <w:r>
+        <w:rPr>
+          <w:rStyle w:val="AttributeTok"/>
+        </w:rPr>
+        <w:t xml:space="preserve">y =</w:t>
+      </w:r>
+      <w:r>
+        <w:rPr>
+          <w:rStyle w:val="NormalTok"/>
+        </w:rPr>
+        <w:t xml:space="preserve"> </w:t>
+      </w:r>
+      <w:r>
+        <w:rPr>
+          <w:rStyle w:val="StringTok"/>
+        </w:rPr>
+        <w:t xml:space="preserve">"Estimated mean mass (g)"</w:t>
+      </w:r>
+      <w:r>
+        <w:rPr>
+          <w:rStyle w:val="NormalTok"/>
+        </w:rPr>
+        <w:t xml:space="preserve">) </w:t>
+      </w:r>
+      <w:r>
+        <w:rPr>
+          <w:rStyle w:val="SpecialCharTok"/>
+        </w:rPr>
+        <w:t xml:space="preserve">+</w:t>
+      </w:r>
+      <w:r>
+        <w:br/>
+      </w:r>
+      <w:r>
+        <w:rPr>
+          <w:rStyle w:val="NormalTok"/>
+        </w:rPr>
+        <w:t xml:space="preserve">  </w:t>
+      </w:r>
+      <w:r>
+        <w:rPr>
+          <w:rStyle w:val="FunctionTok"/>
+        </w:rPr>
+        <w:t xml:space="preserve">theme_minimal</w:t>
+      </w:r>
+      <w:r>
+        <w:rPr>
+          <w:rStyle w:val="NormalTok"/>
+        </w:rPr>
+        <w:t xml:space="preserve">() </w:t>
+      </w:r>
+      <w:r>
+        <w:rPr>
+          <w:rStyle w:val="SpecialCharTok"/>
+        </w:rPr>
+        <w:t xml:space="preserve">+</w:t>
+      </w:r>
+      <w:r>
+        <w:br/>
+      </w:r>
+      <w:r>
+        <w:rPr>
+          <w:rStyle w:val="NormalTok"/>
+        </w:rPr>
+        <w:t xml:space="preserve">  </w:t>
+      </w:r>
+      <w:r>
+        <w:rPr>
+          <w:rStyle w:val="FunctionTok"/>
+        </w:rPr>
+        <w:t xml:space="preserve">theme</w:t>
+      </w:r>
+      <w:r>
+        <w:rPr>
+          <w:rStyle w:val="NormalTok"/>
+        </w:rPr>
+        <w:t xml:space="preserve">(</w:t>
+      </w:r>
+      <w:r>
+        <w:rPr>
+          <w:rStyle w:val="AttributeTok"/>
+        </w:rPr>
+        <w:t xml:space="preserve">legend.position =</w:t>
+      </w:r>
+      <w:r>
+        <w:rPr>
+          <w:rStyle w:val="NormalTok"/>
+        </w:rPr>
+        <w:t xml:space="preserve"> </w:t>
+      </w:r>
+      <w:r>
+        <w:rPr>
+          <w:rStyle w:val="StringTok"/>
+        </w:rPr>
+        <w:t xml:space="preserve">"none"</w:t>
+      </w:r>
+      <w:r>
+        <w:rPr>
+          <w:rStyle w:val="NormalTok"/>
+        </w:rPr>
+        <w:t xml:space="preserve">)</w:t>
+      </w:r>
+      <w:r>
+        <w:br/>
+      </w:r>
+      <w:r>
+        <w:br/>
+      </w:r>
+      <w:r>
+        <w:rPr>
+          <w:rStyle w:val="NormalTok"/>
+        </w:rPr>
+        <w:t xml:space="preserve">mass_emm_plot</w:t>
+      </w:r>
+    </w:p>
+    <w:p>
+      <w:pPr>
+        <w:pStyle w:val="SourceCode"/>
+      </w:pPr>
+      <w:r>
+        <w:rPr>
+          <w:rStyle w:val="CommentTok"/>
+        </w:rPr>
+        <w:t xml:space="preserve"># Save it to the figures folder -------------------------</w:t>
+      </w:r>
+      <w:r>
+        <w:br/>
+      </w:r>
+      <w:r>
+        <w:rPr>
+          <w:rStyle w:val="FunctionTok"/>
+        </w:rPr>
+        <w:t xml:space="preserve">ggsave</w:t>
+      </w:r>
+      <w:r>
+        <w:rPr>
+          <w:rStyle w:val="NormalTok"/>
+        </w:rPr>
+        <w:t xml:space="preserve">(</w:t>
+      </w:r>
+      <w:r>
+        <w:rPr>
+          <w:rStyle w:val="StringTok"/>
+        </w:rPr>
+        <w:t xml:space="preserve">"figures/penguin_mass_emmeans.png"</w:t>
+      </w:r>
+      <w:r>
+        <w:rPr>
+          <w:rStyle w:val="NormalTok"/>
+        </w:rPr>
+        <w:t xml:space="preserve">,</w:t>
+      </w:r>
+      <w:r>
+        <w:br/>
+      </w:r>
+      <w:r>
+        <w:rPr>
+          <w:rStyle w:val="NormalTok"/>
+        </w:rPr>
+        <w:t xml:space="preserve">       </w:t>
+      </w:r>
+      <w:r>
+        <w:rPr>
+          <w:rStyle w:val="AttributeTok"/>
+        </w:rPr>
+        <w:t xml:space="preserve">plot =</w:t>
+      </w:r>
+      <w:r>
+        <w:rPr>
+          <w:rStyle w:val="NormalTok"/>
+        </w:rPr>
+        <w:t xml:space="preserve"> mass_emm_plot,</w:t>
+      </w:r>
+      <w:r>
+        <w:br/>
+      </w:r>
+      <w:r>
+        <w:rPr>
+          <w:rStyle w:val="NormalTok"/>
+        </w:rPr>
+        <w:t xml:space="preserve">       </w:t>
+      </w:r>
+      <w:r>
+        <w:rPr>
+          <w:rStyle w:val="AttributeTok"/>
+        </w:rPr>
+        <w:t xml:space="preserve">width =</w:t>
+      </w:r>
+      <w:r>
+        <w:rPr>
+          <w:rStyle w:val="NormalTok"/>
+        </w:rPr>
+        <w:t xml:space="preserve"> </w:t>
+      </w:r>
+      <w:r>
+        <w:rPr>
+          <w:rStyle w:val="DecValTok"/>
+        </w:rPr>
+        <w:t xml:space="preserve">5</w:t>
+      </w:r>
+      <w:r>
+        <w:rPr>
+          <w:rStyle w:val="NormalTok"/>
+        </w:rPr>
+        <w:t xml:space="preserve">, </w:t>
+      </w:r>
+      <w:r>
+        <w:rPr>
+          <w:rStyle w:val="AttributeTok"/>
+        </w:rPr>
+        <w:t xml:space="preserve">height =</w:t>
+      </w:r>
+      <w:r>
+        <w:rPr>
+          <w:rStyle w:val="NormalTok"/>
+        </w:rPr>
+        <w:t xml:space="preserve"> </w:t>
+      </w:r>
+      <w:r>
+        <w:rPr>
+          <w:rStyle w:val="DecValTok"/>
+        </w:rPr>
+        <w:t xml:space="preserve">5</w:t>
+      </w:r>
+      <w:r>
+        <w:rPr>
+          <w:rStyle w:val="NormalTok"/>
+        </w:rPr>
+        <w:t xml:space="preserve">, </w:t>
+      </w:r>
+      <w:r>
+        <w:rPr>
+          <w:rStyle w:val="AttributeTok"/>
+        </w:rPr>
+        <w:t xml:space="preserve">units =</w:t>
+      </w:r>
+      <w:r>
+        <w:rPr>
+          <w:rStyle w:val="NormalTok"/>
+        </w:rPr>
+        <w:t xml:space="preserve"> </w:t>
+      </w:r>
+      <w:r>
+        <w:rPr>
+          <w:rStyle w:val="StringTok"/>
+        </w:rPr>
+        <w:t xml:space="preserve">"in"</w:t>
+      </w:r>
+      <w:r>
+        <w:rPr>
+          <w:rStyle w:val="NormalTok"/>
+        </w:rPr>
+        <w:t xml:space="preserve">, </w:t>
+      </w:r>
+      <w:r>
+        <w:rPr>
+          <w:rStyle w:val="AttributeTok"/>
+        </w:rPr>
+        <w:t xml:space="preserve">dpi =</w:t>
+      </w:r>
+      <w:r>
+        <w:rPr>
+          <w:rStyle w:val="NormalTok"/>
+        </w:rPr>
+        <w:t xml:space="preserve"> </w:t>
+      </w:r>
+      <w:r>
+        <w:rPr>
+          <w:rStyle w:val="DecValTok"/>
+        </w:rPr>
+        <w:t xml:space="preserve">300</w:t>
+      </w:r>
+      <w:r>
+        <w:rPr>
+          <w:rStyle w:val="NormalTok"/>
+        </w:rPr>
+        <w:t xml:space="preserve">)</w:t>
+      </w:r>
+    </w:p>
+    <w:p>
+      <w:pPr>
+        <w:pStyle w:val="FirstParagraph"/>
+      </w:pPr>
+      <w:r>
+        <w:t xml:space="preserve">✏️</w:t>
+      </w:r>
+      <w:r>
+        <w:t xml:space="preserve"> </w:t>
+      </w:r>
+      <w:r>
+        <w:rPr>
+          <w:b/>
+          <w:bCs/>
+        </w:rPr>
+        <w:t xml:space="preserve">Your turn:</w:t>
+      </w:r>
+      <w:r>
+        <w:t xml:space="preserve"> </w:t>
+      </w:r>
+      <w:r>
+        <w:t xml:space="preserve">Do any of the confidence intervals overlap? What does that suggest?</w:t>
+      </w:r>
+    </w:p>
+    <w:p>
+      <w:pPr>
+        <w:pStyle w:val="SourceCode"/>
+      </w:pPr>
+      <w:r>
+        <w:rPr>
+          <w:rStyle w:val="VerbatimChar"/>
+        </w:rPr>
+        <w:t xml:space="preserve">Your answer:</w:t>
+      </w:r>
+    </w:p>
+    <w:p>
+      <w:r>
+        <w:pict>
+          <v:rect style="width:0;height:1.5pt" o:hralign="center" o:hrstd="t" o:hr="t"/>
+        </w:pict>
+      </w:r>
+    </w:p>
+    <w:bookmarkEnd w:id="29"/>
+    <w:bookmarkStart w:id="30" w:name="part-11-write-a-results-sentence"/>
+    <w:p>
+      <w:pPr>
+        <w:pStyle w:val="Heading1"/>
+      </w:pPr>
+      <w:r>
+        <w:t xml:space="preserve">Part 11 · Write a results sentence</w:t>
+      </w:r>
+    </w:p>
+    <w:p>
+      <w:pPr>
+        <w:pStyle w:val="FirstParagraph"/>
+      </w:pPr>
+      <w:r>
+        <w:t xml:space="preserve">✏️</w:t>
+      </w:r>
+      <w:r>
+        <w:t xml:space="preserve"> </w:t>
+      </w:r>
+      <w:r>
+        <w:rPr>
+          <w:b/>
+          <w:bCs/>
+        </w:rPr>
+        <w:t xml:space="preserve">Your turn:</w:t>
+      </w:r>
+      <w:r>
+        <w:t xml:space="preserve"> </w:t>
+      </w:r>
+      <w:r>
+        <w:t xml:space="preserve">Write a complete results sentence. Include the test, F, both df, the</w:t>
+      </w:r>
+      <w:r>
+        <w:t xml:space="preserve"> </w:t>
+      </w:r>
+      <w:r>
+        <w:rPr>
+          <w:i/>
+          <w:iCs/>
+        </w:rPr>
+        <w:t xml:space="preserve">p</w:t>
+      </w:r>
+      <w:r>
+        <w:t xml:space="preserve">-value, the post-hoc outcome, and the direction (which is heaviest).</w:t>
+      </w:r>
+    </w:p>
+    <w:p>
+      <w:pPr>
+        <w:pStyle w:val="SourceCode"/>
+      </w:pPr>
+      <w:r>
+        <w:rPr>
+          <w:rStyle w:val="VerbatimChar"/>
+        </w:rPr>
+        <w:t xml:space="preserve">Template:</w:t>
+      </w:r>
+      <w:r>
+        <w:br/>
+      </w:r>
+      <w:r>
+        <w:rPr>
+          <w:rStyle w:val="VerbatimChar"/>
+        </w:rPr>
+        <w:t xml:space="preserve">"Body mass differed significantly among the three penguin species</w:t>
+      </w:r>
+      <w:r>
+        <w:br/>
+      </w:r>
+      <w:r>
+        <w:rPr>
+          <w:rStyle w:val="VerbatimChar"/>
+        </w:rPr>
+        <w:t xml:space="preserve">(one-way ANOVA: F(__, __) = ____, p ____). Tukey-adjusted comparisons</w:t>
+      </w:r>
+      <w:r>
+        <w:br/>
+      </w:r>
+      <w:r>
+        <w:rPr>
+          <w:rStyle w:val="VerbatimChar"/>
+        </w:rPr>
+        <w:t xml:space="preserve">showed that ____________________, with __________ heaviest."</w:t>
+      </w:r>
+      <w:r>
+        <w:br/>
+      </w:r>
+      <w:r>
+        <w:br/>
+      </w:r>
+      <w:r>
+        <w:rPr>
+          <w:rStyle w:val="VerbatimChar"/>
+        </w:rPr>
+        <w:t xml:space="preserve">Your sentence:</w:t>
+      </w:r>
+    </w:p>
+    <w:p>
+      <w:r>
+        <w:pict>
+          <v:rect style="width:0;height:1.5pt" o:hralign="center" o:hrstd="t" o:hr="t"/>
+        </w:pict>
+      </w:r>
+    </w:p>
+    <w:bookmarkEnd w:id="30"/>
+    <w:bookmarkStart w:id="31" w:name="part-12-review-and-checkpoint"/>
+    <w:p>
+      <w:pPr>
+        <w:pStyle w:val="Heading1"/>
+      </w:pPr>
+      <w:r>
+        <w:t xml:space="preserve">Part 12 · Review and checkpoint</w:t>
+      </w:r>
+    </w:p>
+    <w:p>
+      <w:pPr>
+        <w:pStyle w:val="FirstParagraph"/>
+      </w:pPr>
+      <w:r>
+        <w:t xml:space="preserve">At this point you should be able to:</w:t>
+      </w:r>
+    </w:p>
+    <w:p>
+      <w:pPr>
+        <w:pStyle w:val="Compact"/>
+        <w:numPr>
+          <w:ilvl w:val="0"/>
+          <w:numId w:val="1004"/>
+        </w:numPr>
+      </w:pPr>
+      <w:r>
+        <w:t xml:space="preserve">Explain why many t-tests inflate the false-positive rate</w:t>
+      </w:r>
+    </w:p>
+    <w:p>
+      <w:pPr>
+        <w:pStyle w:val="Compact"/>
+        <w:numPr>
+          <w:ilvl w:val="0"/>
+          <w:numId w:val="1005"/>
+        </w:numPr>
+      </w:pPr>
+      <w:r>
+        <w:t xml:space="preserve">State ANOVA hypotheses with μ notation</w:t>
+      </w:r>
+    </w:p>
+    <w:p>
+      <w:pPr>
+        <w:pStyle w:val="Compact"/>
+        <w:numPr>
+          <w:ilvl w:val="0"/>
+          <w:numId w:val="1006"/>
+        </w:numPr>
+      </w:pPr>
+      <w:r>
+        <w:t xml:space="preserve">Fit</w:t>
+      </w:r>
+      <w:r>
+        <w:t xml:space="preserve"> </w:t>
+      </w:r>
+      <w:r>
+        <w:rPr>
+          <w:rStyle w:val="VerbatimChar"/>
+        </w:rPr>
+        <w:t xml:space="preserve">lm(Y ~ group)</w:t>
+      </w:r>
+      <w:r>
+        <w:t xml:space="preserve"> </w:t>
+      </w:r>
+      <w:r>
+        <w:t xml:space="preserve">and check residual normality + equal variance</w:t>
+      </w:r>
+    </w:p>
+    <w:p>
+      <w:pPr>
+        <w:pStyle w:val="Compact"/>
+        <w:numPr>
+          <w:ilvl w:val="0"/>
+          <w:numId w:val="1007"/>
+        </w:numPr>
+      </w:pPr>
+      <w:r>
+        <w:t xml:space="preserve">Read the F table from</w:t>
+      </w:r>
+      <w:r>
+        <w:t xml:space="preserve"> </w:t>
+      </w:r>
+      <w:r>
+        <w:rPr>
+          <w:rStyle w:val="VerbatimChar"/>
+        </w:rPr>
+        <w:t xml:space="preserve">aov()</w:t>
+      </w:r>
+      <w:r>
+        <w:t xml:space="preserve"> </w:t>
+      </w:r>
+      <w:r>
+        <w:t xml:space="preserve">and</w:t>
+      </w:r>
+      <w:r>
+        <w:t xml:space="preserve"> </w:t>
+      </w:r>
+      <w:r>
+        <w:rPr>
+          <w:rStyle w:val="VerbatimChar"/>
+        </w:rPr>
+        <w:t xml:space="preserve">car::Anova(type = "II")</w:t>
+      </w:r>
+    </w:p>
+    <w:p>
+      <w:pPr>
+        <w:pStyle w:val="Compact"/>
+        <w:numPr>
+          <w:ilvl w:val="0"/>
+          <w:numId w:val="1008"/>
+        </w:numPr>
+      </w:pPr>
+      <w:r>
+        <w:t xml:space="preserve">Run</w:t>
+      </w:r>
+      <w:r>
+        <w:t xml:space="preserve"> </w:t>
+      </w:r>
+      <w:r>
+        <w:rPr>
+          <w:rStyle w:val="VerbatimChar"/>
+        </w:rPr>
+        <w:t xml:space="preserve">emmeans(model, pairwise ~ group)</w:t>
+      </w:r>
+      <w:r>
+        <w:t xml:space="preserve"> </w:t>
+      </w:r>
+      <w:r>
+        <w:t xml:space="preserve">and read the pairwise p-values</w:t>
+      </w:r>
+    </w:p>
+    <w:p>
+      <w:pPr>
+        <w:pStyle w:val="Compact"/>
+        <w:numPr>
+          <w:ilvl w:val="0"/>
+          <w:numId w:val="1009"/>
+        </w:numPr>
+      </w:pPr>
+      <w:r>
+        <w:t xml:space="preserve">Interpret a compact letter display</w:t>
+      </w:r>
+    </w:p>
+    <w:p>
+      <w:pPr>
+        <w:pStyle w:val="Compact"/>
+        <w:numPr>
+          <w:ilvl w:val="0"/>
+          <w:numId w:val="1010"/>
+        </w:numPr>
+      </w:pPr>
+      <w:r>
+        <w:t xml:space="preserve">Write a complete ANOVA results sentence</w:t>
+      </w:r>
+    </w:p>
+    <w:p>
+      <w:pPr>
+        <w:pStyle w:val="FirstParagraph"/>
+      </w:pPr>
+      <w:r>
+        <w:t xml:space="preserve">✏️</w:t>
+      </w:r>
+      <w:r>
+        <w:t xml:space="preserve"> </w:t>
+      </w:r>
+      <w:r>
+        <w:rPr>
+          <w:b/>
+          <w:bCs/>
+        </w:rPr>
+        <w:t xml:space="preserve">Your turn — before you move on:</w:t>
+      </w:r>
+      <w:r>
+        <w:t xml:space="preserve"> </w:t>
+      </w:r>
+      <w:r>
+        <w:t xml:space="preserve">Run your whole script top to bottom with</w:t>
+      </w:r>
+      <w:r>
+        <w:t xml:space="preserve"> </w:t>
+      </w:r>
+      <w:r>
+        <w:rPr>
+          <w:b/>
+          <w:bCs/>
+        </w:rPr>
+        <w:t xml:space="preserve">Ctrl/Cmd + Shift + Enter</w:t>
+      </w:r>
+      <w:r>
+        <w:t xml:space="preserve">. Does it run cleanly?</w:t>
+      </w:r>
+    </w:p>
+    <w:p>
+      <w:pPr>
+        <w:pStyle w:val="SourceCode"/>
+      </w:pPr>
+      <w:r>
+        <w:rPr>
+          <w:rStyle w:val="VerbatimChar"/>
+        </w:rPr>
+        <w:t xml:space="preserve">Ran cleanly?  Y / N</w:t>
+      </w:r>
+      <w:r>
+        <w:br/>
+      </w:r>
+      <w:r>
+        <w:rPr>
+          <w:rStyle w:val="VerbatimChar"/>
+        </w:rPr>
+        <w:t xml:space="preserve">If not, what error appeared:</w:t>
+      </w:r>
+    </w:p>
+    <w:p>
+      <w:r>
+        <w:pict>
+          <v:rect style="width:0;height:1.5pt" o:hralign="center" o:hrstd="t" o:hr="t"/>
+        </w:pict>
+      </w:r>
+    </w:p>
+    <w:bookmarkEnd w:id="31"/>
+    <w:bookmarkStart w:id="34" w:name="part-13-going-further"/>
+    <w:p>
+      <w:pPr>
+        <w:pStyle w:val="Heading1"/>
+      </w:pPr>
+      <w:r>
+        <w:t xml:space="preserve">Part 13 · Going further</w:t>
+      </w:r>
+    </w:p>
+    <w:p>
+      <w:pPr>
+        <w:pStyle w:val="BlockText"/>
+      </w:pPr>
+      <w:r>
+        <w:t xml:space="preserve">Optional — do this if you finish early or want to push deeper.</w:t>
+      </w:r>
+    </w:p>
+    <w:bookmarkStart w:id="32" w:name="try-a-different-response-variable"/>
+    <w:p>
+      <w:pPr>
+        <w:pStyle w:val="Heading3"/>
+      </w:pPr>
+      <w:r>
+        <w:t xml:space="preserve">Try a different response variable</w:t>
+      </w:r>
+    </w:p>
+    <w:p>
+      <w:pPr>
+        <w:pStyle w:val="FirstParagraph"/>
+      </w:pPr>
+      <w:r>
+        <w:rPr>
+          <w:b/>
+          <w:bCs/>
+        </w:rPr>
+        <w:t xml:space="preserve">▶ Try this:</w:t>
+      </w:r>
+      <w:r>
+        <w:t xml:space="preserve"> </w:t>
+      </w:r>
+      <w:r>
+        <w:t xml:space="preserve">repeat the whole workflow for</w:t>
+      </w:r>
+      <w:r>
+        <w:t xml:space="preserve"> </w:t>
+      </w:r>
+      <w:r>
+        <w:rPr>
+          <w:rStyle w:val="VerbatimChar"/>
+        </w:rPr>
+        <w:t xml:space="preserve">flipper_length_mm</w:t>
+      </w:r>
+      <w:r>
+        <w:t xml:space="preserve"> </w:t>
+      </w:r>
+      <w:r>
+        <w:t xml:space="preserve">instead of body mass.</w:t>
+      </w:r>
+    </w:p>
+    <w:p>
+      <w:pPr>
+        <w:pStyle w:val="SourceCode"/>
+      </w:pPr>
+      <w:r>
+        <w:rPr>
+          <w:rStyle w:val="CommentTok"/>
+        </w:rPr>
+        <w:t xml:space="preserve"># One-way ANOVA on flipper length -----------------------</w:t>
+      </w:r>
+      <w:r>
+        <w:br/>
+      </w:r>
+      <w:r>
+        <w:rPr>
+          <w:rStyle w:val="NormalTok"/>
+        </w:rPr>
+        <w:t xml:space="preserve">flipper_df </w:t>
+      </w:r>
+      <w:r>
+        <w:rPr>
+          <w:rStyle w:val="OtherTok"/>
+        </w:rPr>
+        <w:t xml:space="preserve">&lt;-</w:t>
+      </w:r>
+      <w:r>
+        <w:rPr>
+          <w:rStyle w:val="NormalTok"/>
+        </w:rPr>
+        <w:t xml:space="preserve"> penguins </w:t>
+      </w:r>
+      <w:r>
+        <w:rPr>
+          <w:rStyle w:val="SpecialCharTok"/>
+        </w:rPr>
+        <w:t xml:space="preserve">%&gt;%</w:t>
+      </w:r>
+      <w:r>
+        <w:rPr>
+          <w:rStyle w:val="NormalTok"/>
+        </w:rPr>
+        <w:t xml:space="preserve"> </w:t>
+      </w:r>
+      <w:r>
+        <w:rPr>
+          <w:rStyle w:val="FunctionTok"/>
+        </w:rPr>
+        <w:t xml:space="preserve">drop_na</w:t>
+      </w:r>
+      <w:r>
+        <w:rPr>
+          <w:rStyle w:val="NormalTok"/>
+        </w:rPr>
+        <w:t xml:space="preserve">(flipper_length_mm, species)</w:t>
+      </w:r>
+      <w:r>
+        <w:br/>
+      </w:r>
+      <w:r>
+        <w:rPr>
+          <w:rStyle w:val="NormalTok"/>
+        </w:rPr>
+        <w:t xml:space="preserve">flipper_model </w:t>
+      </w:r>
+      <w:r>
+        <w:rPr>
+          <w:rStyle w:val="OtherTok"/>
+        </w:rPr>
+        <w:t xml:space="preserve">&lt;-</w:t>
+      </w:r>
+      <w:r>
+        <w:rPr>
+          <w:rStyle w:val="NormalTok"/>
+        </w:rPr>
+        <w:t xml:space="preserve"> </w:t>
+      </w:r>
+      <w:r>
+        <w:rPr>
+          <w:rStyle w:val="FunctionTok"/>
+        </w:rPr>
+        <w:t xml:space="preserve">lm</w:t>
+      </w:r>
+      <w:r>
+        <w:rPr>
+          <w:rStyle w:val="NormalTok"/>
+        </w:rPr>
+        <w:t xml:space="preserve">(flipper_length_mm </w:t>
+      </w:r>
+      <w:r>
+        <w:rPr>
+          <w:rStyle w:val="SpecialCharTok"/>
+        </w:rPr>
+        <w:t xml:space="preserve">~</w:t>
+      </w:r>
+      <w:r>
+        <w:rPr>
+          <w:rStyle w:val="NormalTok"/>
+        </w:rPr>
+        <w:t xml:space="preserve"> species, </w:t>
+      </w:r>
+      <w:r>
+        <w:rPr>
+          <w:rStyle w:val="AttributeTok"/>
+        </w:rPr>
+        <w:t xml:space="preserve">data =</w:t>
+      </w:r>
+      <w:r>
+        <w:rPr>
+          <w:rStyle w:val="NormalTok"/>
+        </w:rPr>
+        <w:t xml:space="preserve"> flipper_df)</w:t>
+      </w:r>
+      <w:r>
+        <w:br/>
+      </w:r>
+      <w:r>
+        <w:br/>
+      </w:r>
+      <w:r>
+        <w:rPr>
+          <w:rStyle w:val="FunctionTok"/>
+        </w:rPr>
+        <w:t xml:space="preserve">Anova</w:t>
+      </w:r>
+      <w:r>
+        <w:rPr>
+          <w:rStyle w:val="NormalTok"/>
+        </w:rPr>
+        <w:t xml:space="preserve">(flipper_model, </w:t>
+      </w:r>
+      <w:r>
+        <w:rPr>
+          <w:rStyle w:val="AttributeTok"/>
+        </w:rPr>
+        <w:t xml:space="preserve">type =</w:t>
+      </w:r>
+      <w:r>
+        <w:rPr>
+          <w:rStyle w:val="NormalTok"/>
+        </w:rPr>
+        <w:t xml:space="preserve"> </w:t>
+      </w:r>
+      <w:r>
+        <w:rPr>
+          <w:rStyle w:val="StringTok"/>
+        </w:rPr>
+        <w:t xml:space="preserve">"II"</w:t>
+      </w:r>
+      <w:r>
+        <w:rPr>
+          <w:rStyle w:val="NormalTok"/>
+        </w:rPr>
+        <w:t xml:space="preserve">)</w:t>
+      </w:r>
+      <w:r>
+        <w:br/>
+      </w:r>
+      <w:r>
+        <w:rPr>
+          <w:rStyle w:val="FunctionTok"/>
+        </w:rPr>
+        <w:t xml:space="preserve">emmeans</w:t>
+      </w:r>
+      <w:r>
+        <w:rPr>
+          <w:rStyle w:val="NormalTok"/>
+        </w:rPr>
+        <w:t xml:space="preserve">(flipper_model, pairwise </w:t>
+      </w:r>
+      <w:r>
+        <w:rPr>
+          <w:rStyle w:val="SpecialCharTok"/>
+        </w:rPr>
+        <w:t xml:space="preserve">~</w:t>
+      </w:r>
+      <w:r>
+        <w:rPr>
+          <w:rStyle w:val="NormalTok"/>
+        </w:rPr>
+        <w:t xml:space="preserve"> species)</w:t>
+      </w:r>
+      <w:r>
+        <w:rPr>
+          <w:rStyle w:val="SpecialCharTok"/>
+        </w:rPr>
+        <w:t xml:space="preserve">$</w:t>
+      </w:r>
+      <w:r>
+        <w:rPr>
+          <w:rStyle w:val="NormalTok"/>
+        </w:rPr>
+        <w:t xml:space="preserve">contrasts</w:t>
+      </w:r>
+    </w:p>
+    <w:p>
+      <w:pPr>
+        <w:pStyle w:val="FirstParagraph"/>
+      </w:pPr>
+      <w:r>
+        <w:t xml:space="preserve">✏️</w:t>
+      </w:r>
+      <w:r>
+        <w:t xml:space="preserve"> </w:t>
+      </w:r>
+      <w:r>
+        <w:rPr>
+          <w:b/>
+          <w:bCs/>
+        </w:rPr>
+        <w:t xml:space="preserve">Your turn:</w:t>
+      </w:r>
+      <w:r>
+        <w:t xml:space="preserve"> </w:t>
+      </w:r>
+      <w:r>
+        <w:t xml:space="preserve">Do the species differ in flipper length the same way they differ in mass?</w:t>
+      </w:r>
+    </w:p>
+    <w:p>
+      <w:pPr>
+        <w:pStyle w:val="SourceCode"/>
+      </w:pPr>
+      <w:r>
+        <w:rPr>
+          <w:rStyle w:val="VerbatimChar"/>
+        </w:rPr>
+        <w:t xml:space="preserve">Your answer:</w:t>
+      </w:r>
+    </w:p>
+    <w:bookmarkEnd w:id="32"/>
+    <w:bookmarkStart w:id="33" w:name="compare-across-islands"/>
+    <w:p>
+      <w:pPr>
+        <w:pStyle w:val="Heading3"/>
+      </w:pPr>
+      <w:r>
+        <w:t xml:space="preserve">Compare across islands</w:t>
+      </w:r>
+    </w:p>
+    <w:p>
+      <w:pPr>
+        <w:pStyle w:val="FirstParagraph"/>
+      </w:pPr>
+      <w:r>
+        <w:rPr>
+          <w:b/>
+          <w:bCs/>
+        </w:rPr>
+        <w:t xml:space="preserve">▶ Try this:</w:t>
+      </w:r>
+      <w:r>
+        <w:t xml:space="preserve"> </w:t>
+      </w:r>
+      <w:r>
+        <w:t xml:space="preserve">use</w:t>
+      </w:r>
+      <w:r>
+        <w:t xml:space="preserve"> </w:t>
+      </w:r>
+      <w:r>
+        <w:rPr>
+          <w:rStyle w:val="VerbatimChar"/>
+        </w:rPr>
+        <w:t xml:space="preserve">island</w:t>
+      </w:r>
+      <w:r>
+        <w:t xml:space="preserve"> </w:t>
+      </w:r>
+      <w:r>
+        <w:t xml:space="preserve">as the grouping variable instead of</w:t>
+      </w:r>
+      <w:r>
+        <w:t xml:space="preserve"> </w:t>
+      </w:r>
+      <w:r>
+        <w:rPr>
+          <w:rStyle w:val="VerbatimChar"/>
+        </w:rPr>
+        <w:t xml:space="preserve">species</w:t>
+      </w:r>
+      <w:r>
+        <w:t xml:space="preserve">.</w:t>
+      </w:r>
+    </w:p>
+    <w:p>
+      <w:pPr>
+        <w:pStyle w:val="SourceCode"/>
+      </w:pPr>
+      <w:r>
+        <w:rPr>
+          <w:rStyle w:val="NormalTok"/>
+        </w:rPr>
+        <w:t xml:space="preserve">island_df </w:t>
+      </w:r>
+      <w:r>
+        <w:rPr>
+          <w:rStyle w:val="OtherTok"/>
+        </w:rPr>
+        <w:t xml:space="preserve">&lt;-</w:t>
+      </w:r>
+      <w:r>
+        <w:rPr>
+          <w:rStyle w:val="NormalTok"/>
+        </w:rPr>
+        <w:t xml:space="preserve"> penguins </w:t>
+      </w:r>
+      <w:r>
+        <w:rPr>
+          <w:rStyle w:val="SpecialCharTok"/>
+        </w:rPr>
+        <w:t xml:space="preserve">%&gt;%</w:t>
+      </w:r>
+      <w:r>
+        <w:rPr>
+          <w:rStyle w:val="NormalTok"/>
+        </w:rPr>
+        <w:t xml:space="preserve"> </w:t>
+      </w:r>
+      <w:r>
+        <w:rPr>
+          <w:rStyle w:val="FunctionTok"/>
+        </w:rPr>
+        <w:t xml:space="preserve">drop_na</w:t>
+      </w:r>
+      <w:r>
+        <w:rPr>
+          <w:rStyle w:val="NormalTok"/>
+        </w:rPr>
+        <w:t xml:space="preserve">(body_mass_g, island)</w:t>
+      </w:r>
+      <w:r>
+        <w:br/>
+      </w:r>
+      <w:r>
+        <w:rPr>
+          <w:rStyle w:val="NormalTok"/>
+        </w:rPr>
+        <w:t xml:space="preserve">island_model </w:t>
+      </w:r>
+      <w:r>
+        <w:rPr>
+          <w:rStyle w:val="OtherTok"/>
+        </w:rPr>
+        <w:t xml:space="preserve">&lt;-</w:t>
+      </w:r>
+      <w:r>
+        <w:rPr>
+          <w:rStyle w:val="NormalTok"/>
+        </w:rPr>
+        <w:t xml:space="preserve"> </w:t>
+      </w:r>
+      <w:r>
+        <w:rPr>
+          <w:rStyle w:val="FunctionTok"/>
+        </w:rPr>
+        <w:t xml:space="preserve">lm</w:t>
+      </w:r>
+      <w:r>
+        <w:rPr>
+          <w:rStyle w:val="NormalTok"/>
+        </w:rPr>
+        <w:t xml:space="preserve">(body_mass_g </w:t>
+      </w:r>
+      <w:r>
+        <w:rPr>
+          <w:rStyle w:val="SpecialCharTok"/>
+        </w:rPr>
+        <w:t xml:space="preserve">~</w:t>
+      </w:r>
+      <w:r>
+        <w:rPr>
+          <w:rStyle w:val="NormalTok"/>
+        </w:rPr>
+        <w:t xml:space="preserve"> island, </w:t>
+      </w:r>
+      <w:r>
+        <w:rPr>
+          <w:rStyle w:val="AttributeTok"/>
+        </w:rPr>
+        <w:t xml:space="preserve">data =</w:t>
+      </w:r>
+      <w:r>
+        <w:rPr>
+          <w:rStyle w:val="NormalTok"/>
+        </w:rPr>
+        <w:t xml:space="preserve"> island_df)</w:t>
+      </w:r>
+      <w:r>
+        <w:br/>
+      </w:r>
+      <w:r>
+        <w:rPr>
+          <w:rStyle w:val="FunctionTok"/>
+        </w:rPr>
+        <w:t xml:space="preserve">Anova</w:t>
+      </w:r>
+      <w:r>
+        <w:rPr>
+          <w:rStyle w:val="NormalTok"/>
+        </w:rPr>
+        <w:t xml:space="preserve">(island_model, </w:t>
+      </w:r>
+      <w:r>
+        <w:rPr>
+          <w:rStyle w:val="AttributeTok"/>
+        </w:rPr>
+        <w:t xml:space="preserve">type =</w:t>
+      </w:r>
+      <w:r>
+        <w:rPr>
+          <w:rStyle w:val="NormalTok"/>
+        </w:rPr>
+        <w:t xml:space="preserve"> </w:t>
+      </w:r>
+      <w:r>
+        <w:rPr>
+          <w:rStyle w:val="StringTok"/>
+        </w:rPr>
+        <w:t xml:space="preserve">"II"</w:t>
+      </w:r>
+      <w:r>
+        <w:rPr>
+          <w:rStyle w:val="NormalTok"/>
+        </w:rPr>
+        <w:t xml:space="preserve">)</w:t>
+      </w:r>
+    </w:p>
+    <w:p>
+      <w:pPr>
+        <w:pStyle w:val="FirstParagraph"/>
+      </w:pPr>
+      <w:r>
+        <w:t xml:space="preserve">✏️</w:t>
+      </w:r>
+      <w:r>
+        <w:t xml:space="preserve"> </w:t>
+      </w:r>
+      <w:r>
+        <w:rPr>
+          <w:b/>
+          <w:bCs/>
+        </w:rPr>
+        <w:t xml:space="preserve">Your turn:</w:t>
+      </w:r>
+      <w:r>
+        <w:t xml:space="preserve"> </w:t>
+      </w:r>
+      <w:r>
+        <w:t xml:space="preserve">Why might comparing by island be misleading here? (Hint: which species live on which islands?)</w:t>
+      </w:r>
+    </w:p>
+    <w:p>
+      <w:pPr>
+        <w:pStyle w:val="SourceCode"/>
+      </w:pPr>
+      <w:r>
+        <w:rPr>
+          <w:rStyle w:val="VerbatimChar"/>
+        </w:rPr>
+        <w:t xml:space="preserve">Your answer:</w:t>
+      </w:r>
+    </w:p>
+    <w:p>
+      <w:r>
+        <w:pict>
+          <v:rect style="width:0;height:1.5pt" o:hralign="center" o:hrstd="t" o:hr="t"/>
+        </w:pict>
+      </w:r>
+    </w:p>
+    <w:bookmarkEnd w:id="33"/>
+    <w:bookmarkEnd w:id="34"/>
+    <w:bookmarkStart w:id="36" w:name="getting-unstuck"/>
+    <w:p>
+      <w:pPr>
+        <w:pStyle w:val="Heading1"/>
+      </w:pPr>
+      <w:r>
+        <w:t xml:space="preserve">Getting unstuck</w:t>
+      </w:r>
+    </w:p>
+    <w:p>
+      <w:pPr>
+        <w:pStyle w:val="Compact"/>
+        <w:numPr>
+          <w:ilvl w:val="0"/>
+          <w:numId w:val="1011"/>
+        </w:numPr>
+      </w:pPr>
+      <w:r>
+        <w:rPr>
+          <w:rStyle w:val="VerbatimChar"/>
+          <w:b/>
+          <w:bCs/>
+        </w:rPr>
+        <w:t xml:space="preserve">could not find function "penguins"</w:t>
+      </w:r>
+      <w:r>
+        <w:t xml:space="preserve"> </w:t>
+      </w:r>
+      <w:r>
+        <w:t xml:space="preserve">→</w:t>
+      </w:r>
+      <w:r>
+        <w:t xml:space="preserve"> </w:t>
+      </w:r>
+      <w:r>
+        <w:rPr>
+          <w:rStyle w:val="VerbatimChar"/>
+        </w:rPr>
+        <w:t xml:space="preserve">library(palmerpenguins)</w:t>
+      </w:r>
+      <w:r>
+        <w:t xml:space="preserve">.</w:t>
+      </w:r>
+    </w:p>
+    <w:p>
+      <w:pPr>
+        <w:pStyle w:val="Compact"/>
+        <w:numPr>
+          <w:ilvl w:val="0"/>
+          <w:numId w:val="1011"/>
+        </w:numPr>
+      </w:pPr>
+      <w:r>
+        <w:rPr>
+          <w:rStyle w:val="VerbatimChar"/>
+          <w:b/>
+          <w:bCs/>
+        </w:rPr>
+        <w:t xml:space="preserve">could not find function "Anova"</w:t>
+      </w:r>
+      <w:r>
+        <w:t xml:space="preserve"> </w:t>
+      </w:r>
+      <w:r>
+        <w:t xml:space="preserve">→</w:t>
+      </w:r>
+      <w:r>
+        <w:t xml:space="preserve"> </w:t>
+      </w:r>
+      <w:r>
+        <w:rPr>
+          <w:rStyle w:val="VerbatimChar"/>
+        </w:rPr>
+        <w:t xml:space="preserve">library(car)</w:t>
+      </w:r>
+      <w:r>
+        <w:t xml:space="preserve">, and mind the capital</w:t>
+      </w:r>
+      <w:r>
+        <w:t xml:space="preserve"> </w:t>
+      </w:r>
+      <w:r>
+        <w:rPr>
+          <w:b/>
+          <w:bCs/>
+        </w:rPr>
+        <w:t xml:space="preserve">A</w:t>
+      </w:r>
+      <w:r>
+        <w:t xml:space="preserve"> </w:t>
+      </w:r>
+      <w:r>
+        <w:t xml:space="preserve">(base</w:t>
+      </w:r>
+      <w:r>
+        <w:t xml:space="preserve"> </w:t>
+      </w:r>
+      <w:r>
+        <w:rPr>
+          <w:rStyle w:val="VerbatimChar"/>
+        </w:rPr>
+        <w:t xml:space="preserve">anova()</w:t>
+      </w:r>
+      <w:r>
+        <w:t xml:space="preserve"> </w:t>
+      </w:r>
+      <w:r>
+        <w:t xml:space="preserve">is different).</w:t>
+      </w:r>
+    </w:p>
+    <w:p>
+      <w:pPr>
+        <w:pStyle w:val="Compact"/>
+        <w:numPr>
+          <w:ilvl w:val="0"/>
+          <w:numId w:val="1011"/>
+        </w:numPr>
+      </w:pPr>
+      <w:r>
+        <w:rPr>
+          <w:rStyle w:val="VerbatimChar"/>
+          <w:b/>
+          <w:bCs/>
+        </w:rPr>
+        <w:t xml:space="preserve">could not find function "emmeans"</w:t>
+      </w:r>
+      <w:r>
+        <w:t xml:space="preserve"> </w:t>
+      </w:r>
+      <w:r>
+        <w:t xml:space="preserve">→</w:t>
+      </w:r>
+      <w:r>
+        <w:t xml:space="preserve"> </w:t>
+      </w:r>
+      <w:r>
+        <w:rPr>
+          <w:rStyle w:val="VerbatimChar"/>
+        </w:rPr>
+        <w:t xml:space="preserve">library(emmeans)</w:t>
+      </w:r>
+      <w:r>
+        <w:t xml:space="preserve">.</w:t>
+      </w:r>
+    </w:p>
+    <w:p>
+      <w:pPr>
+        <w:pStyle w:val="Compact"/>
+        <w:numPr>
+          <w:ilvl w:val="0"/>
+          <w:numId w:val="1011"/>
+        </w:numPr>
+      </w:pPr>
+      <w:r>
+        <w:rPr>
+          <w:rStyle w:val="VerbatimChar"/>
+          <w:b/>
+          <w:bCs/>
+        </w:rPr>
+        <w:t xml:space="preserve">cld</w:t>
+      </w:r>
+      <w:r>
+        <w:rPr>
+          <w:b/>
+          <w:bCs/>
+        </w:rPr>
+        <w:t xml:space="preserve"> </w:t>
+      </w:r>
+      <w:r>
+        <w:rPr>
+          <w:b/>
+          <w:bCs/>
+        </w:rPr>
+        <w:t xml:space="preserve">not found</w:t>
+      </w:r>
+      <w:r>
+        <w:t xml:space="preserve"> </w:t>
+      </w:r>
+      <w:r>
+        <w:t xml:space="preserve">→</w:t>
+      </w:r>
+      <w:r>
+        <w:t xml:space="preserve"> </w:t>
+      </w:r>
+      <w:r>
+        <w:rPr>
+          <w:rStyle w:val="VerbatimChar"/>
+        </w:rPr>
+        <w:t xml:space="preserve">install.packages("multcomp")</w:t>
+      </w:r>
+      <w:r>
+        <w:t xml:space="preserve">, then</w:t>
+      </w:r>
+      <w:r>
+        <w:t xml:space="preserve"> </w:t>
+      </w:r>
+      <w:r>
+        <w:rPr>
+          <w:rStyle w:val="VerbatimChar"/>
+        </w:rPr>
+        <w:t xml:space="preserve">multcomp::cld(...)</w:t>
+      </w:r>
+      <w:r>
+        <w:t xml:space="preserve">.</w:t>
+      </w:r>
+    </w:p>
+    <w:p>
+      <w:pPr>
+        <w:pStyle w:val="Compact"/>
+        <w:numPr>
+          <w:ilvl w:val="0"/>
+          <w:numId w:val="1011"/>
+        </w:numPr>
+      </w:pPr>
+      <w:r>
+        <w:rPr>
+          <w:b/>
+          <w:bCs/>
+        </w:rPr>
+        <w:t xml:space="preserve">Levene says unequal variance</w:t>
+      </w:r>
+      <w:r>
+        <w:t xml:space="preserve"> </w:t>
+      </w:r>
+      <w:r>
+        <w:t xml:space="preserve">→ use</w:t>
+      </w:r>
+      <w:r>
+        <w:t xml:space="preserve"> </w:t>
+      </w:r>
+      <w:r>
+        <w:rPr>
+          <w:rStyle w:val="VerbatimChar"/>
+        </w:rPr>
+        <w:t xml:space="preserve">oneway.test(y ~ group, var.equal = FALSE)</w:t>
+      </w:r>
+      <w:r>
+        <w:t xml:space="preserve"> </w:t>
+      </w:r>
+      <w:r>
+        <w:t xml:space="preserve">(Welch’s ANOVA).</w:t>
+      </w:r>
+    </w:p>
+    <w:p>
+      <w:pPr>
+        <w:pStyle w:val="Compact"/>
+        <w:numPr>
+          <w:ilvl w:val="0"/>
+          <w:numId w:val="1011"/>
+        </w:numPr>
+      </w:pPr>
+      <w:r>
+        <w:rPr>
+          <w:b/>
+          <w:bCs/>
+        </w:rPr>
+        <w:t xml:space="preserve">Cheat sheets</w:t>
+      </w:r>
+      <w:r>
+        <w:t xml:space="preserve"> </w:t>
+      </w:r>
+      <w:r>
+        <w:t xml:space="preserve">—</w:t>
+      </w:r>
+      <w:r>
+        <w:t xml:space="preserve"> </w:t>
+      </w:r>
+      <w:hyperlink r:id="rId35">
+        <w:r>
+          <w:rPr>
+            <w:rStyle w:val="Hyperlink"/>
+          </w:rPr>
+          <w:t xml:space="preserve">https://posit.co/resources/cheatsheets/</w:t>
+        </w:r>
+      </w:hyperlink>
+    </w:p>
+    <w:p>
+      <w:pPr>
+        <w:pStyle w:val="BlockText"/>
+      </w:pPr>
+      <w:r>
+        <w:t xml:space="preserve">💡</w:t>
+      </w:r>
+      <w:r>
+        <w:t xml:space="preserve"> </w:t>
+      </w:r>
+      <w:r>
+        <w:rPr>
+          <w:b/>
+          <w:bCs/>
+        </w:rPr>
+        <w:t xml:space="preserve">Key idea:</w:t>
+      </w:r>
+      <w:r>
+        <w:t xml:space="preserve"> </w:t>
+      </w:r>
+      <w:r>
+        <w:t xml:space="preserve">One-way ANOVA → post-hoc is the exact template for comparing any 3+ groups you’ll meet — treatments, sites, species, seasons. Master it here and it transfers everywhere.</w:t>
+      </w:r>
+    </w:p>
+    <w:p>
+      <w:r>
+        <w:pict>
+          <v:rect style="width:0;height:1.5pt" o:hralign="center" o:hrstd="t" o:hr="t"/>
+        </w:pict>
+      </w:r>
+    </w:p>
+    <w:p>
+      <w:pPr>
+        <w:pStyle w:val="FirstParagraph"/>
+      </w:pPr>
+      <w:r>
+        <w:rPr>
+          <w:i/>
+          <w:iCs/>
+        </w:rPr>
+        <w:t xml:space="preserve">End of Worksheet 10. Next: Worksheet 11 — factors, so your groups plot and model in the order you want.</w:t>
+      </w:r>
+    </w:p>
+    <w:bookmarkEnd w:id="36"/>
     <w:sectPr>
       <w:pgSz w:h="15840" w:w="12240"/>
       <w:pgMar w:bottom="1440" w:footer="720" w:gutter="0" w:header="720" w:left="1440" w:right="1440" w:top="1440"/>
@@ -129,8 +5352,359 @@
       </w:pPr>
     </w:lvl>
   </w:abstractNum>
+  <w:abstractNum w:abstractNumId="991">
+    <w:nsid w:val="0000A991"/>
+    <w:multiLevelType w:val="multilevel"/>
+    <w:lvl w:ilvl="0">
+      <w:numFmt w:val="bullet"/>
+      <w:lvlText w:val=""/>
+      <w:lvlJc w:val="left"/>
+      <w:pPr>
+        <w:ind w:left="720" w:hanging="360"/>
+      </w:pPr>
+      <w:rPr>
+        <w:rFonts w:ascii="Symbol" w:hAnsi="Symbol" w:cs="Symbol" w:hint="default"/>
+      </w:rPr>
+    </w:lvl>
+    <w:lvl w:ilvl="1">
+      <w:numFmt w:val="bullet"/>
+      <w:lvlText w:val="o"/>
+      <w:lvlJc w:val="left"/>
+      <w:pPr>
+        <w:ind w:left="1440" w:hanging="360"/>
+      </w:pPr>
+      <w:rPr>
+        <w:rFonts w:ascii="Courier New" w:hAnsi="Courier New" w:cs="Courier New" w:hint="default"/>
+      </w:rPr>
+    </w:lvl>
+    <w:lvl w:ilvl="2">
+      <w:numFmt w:val="bullet"/>
+      <w:lvlText w:val=""/>
+      <w:lvlJc w:val="left"/>
+      <w:pPr>
+        <w:ind w:left="2160" w:hanging="360"/>
+      </w:pPr>
+      <w:rPr>
+        <w:rFonts w:ascii="Wingdings" w:hAnsi="Wingdings" w:cs="Wingdings" w:hint="default"/>
+      </w:rPr>
+    </w:lvl>
+    <w:lvl w:ilvl="3">
+      <w:numFmt w:val="bullet"/>
+      <w:lvlText w:val=""/>
+      <w:lvlJc w:val="left"/>
+      <w:pPr>
+        <w:ind w:left="2880" w:hanging="360"/>
+      </w:pPr>
+      <w:rPr>
+        <w:rFonts w:ascii="Symbol" w:hAnsi="Symbol" w:cs="Symbol" w:hint="default"/>
+      </w:rPr>
+    </w:lvl>
+    <w:lvl w:ilvl="4">
+      <w:numFmt w:val="bullet"/>
+      <w:lvlText w:val="o"/>
+      <w:lvlJc w:val="left"/>
+      <w:pPr>
+        <w:ind w:left="3600" w:hanging="360"/>
+      </w:pPr>
+      <w:rPr>
+        <w:rFonts w:ascii="Courier New" w:hAnsi="Courier New" w:cs="Courier New" w:hint="default"/>
+      </w:rPr>
+    </w:lvl>
+    <w:lvl w:ilvl="5">
+      <w:numFmt w:val="bullet"/>
+      <w:lvlText w:val=""/>
+      <w:lvlJc w:val="left"/>
+      <w:pPr>
+        <w:ind w:left="4320" w:hanging="360"/>
+      </w:pPr>
+      <w:rPr>
+        <w:rFonts w:ascii="Wingdings" w:hAnsi="Wingdings" w:cs="Wingdings" w:hint="default"/>
+      </w:rPr>
+    </w:lvl>
+    <w:lvl w:ilvl="6">
+      <w:numFmt w:val="bullet"/>
+      <w:lvlText w:val=""/>
+      <w:lvlJc w:val="left"/>
+      <w:pPr>
+        <w:ind w:left="5040" w:hanging="360"/>
+      </w:pPr>
+      <w:rPr>
+        <w:rFonts w:ascii="Symbol" w:hAnsi="Symbol" w:cs="Symbol" w:hint="default"/>
+      </w:rPr>
+    </w:lvl>
+    <w:lvl w:ilvl="7">
+      <w:numFmt w:val="bullet"/>
+      <w:lvlText w:val="o"/>
+      <w:lvlJc w:val="left"/>
+      <w:pPr>
+        <w:ind w:left="5760" w:hanging="360"/>
+      </w:pPr>
+      <w:rPr>
+        <w:rFonts w:ascii="Courier New" w:hAnsi="Courier New" w:cs="Courier New" w:hint="default"/>
+      </w:rPr>
+    </w:lvl>
+    <w:lvl w:ilvl="8">
+      <w:numFmt w:val="bullet"/>
+      <w:lvlText w:val=""/>
+      <w:lvlJc w:val="left"/>
+      <w:pPr>
+        <w:ind w:left="6480" w:hanging="360"/>
+      </w:pPr>
+      <w:rPr>
+        <w:rFonts w:ascii="Wingdings" w:hAnsi="Wingdings" w:cs="Wingdings" w:hint="default"/>
+      </w:rPr>
+    </w:lvl>
+  </w:abstractNum>
+  <w:abstractNum w:abstractNumId="99411">
+    <w:nsid w:val="00A99411"/>
+    <w:multiLevelType w:val="multilevel"/>
+    <w:lvl w:ilvl="0">
+      <w:start w:val="1"/>
+      <w:numFmt w:val="decimal"/>
+      <w:lvlText w:val="%1."/>
+      <w:lvlJc w:val="left"/>
+      <w:pPr>
+        <w:ind w:left="720" w:hanging="360"/>
+      </w:pPr>
+    </w:lvl>
+    <w:lvl w:ilvl="1">
+      <w:start w:val="1"/>
+      <w:numFmt w:val="decimal"/>
+      <w:lvlText w:val="%2."/>
+      <w:lvlJc w:val="left"/>
+      <w:pPr>
+        <w:ind w:left="1440" w:hanging="360"/>
+      </w:pPr>
+    </w:lvl>
+    <w:lvl w:ilvl="2">
+      <w:start w:val="1"/>
+      <w:numFmt w:val="decimal"/>
+      <w:lvlText w:val="%3."/>
+      <w:lvlJc w:val="left"/>
+      <w:pPr>
+        <w:ind w:left="2160" w:hanging="360"/>
+      </w:pPr>
+    </w:lvl>
+    <w:lvl w:ilvl="3">
+      <w:start w:val="1"/>
+      <w:numFmt w:val="decimal"/>
+      <w:lvlText w:val="%4."/>
+      <w:lvlJc w:val="left"/>
+      <w:pPr>
+        <w:ind w:left="2880" w:hanging="360"/>
+      </w:pPr>
+    </w:lvl>
+    <w:lvl w:ilvl="4">
+      <w:start w:val="1"/>
+      <w:numFmt w:val="decimal"/>
+      <w:lvlText w:val="%5."/>
+      <w:lvlJc w:val="left"/>
+      <w:pPr>
+        <w:ind w:left="3600" w:hanging="360"/>
+      </w:pPr>
+    </w:lvl>
+    <w:lvl w:ilvl="5">
+      <w:start w:val="1"/>
+      <w:numFmt w:val="decimal"/>
+      <w:lvlText w:val="%6."/>
+      <w:lvlJc w:val="left"/>
+      <w:pPr>
+        <w:ind w:left="4320" w:hanging="360"/>
+      </w:pPr>
+    </w:lvl>
+    <w:lvl w:ilvl="6">
+      <w:start w:val="1"/>
+      <w:numFmt w:val="decimal"/>
+      <w:lvlText w:val="%7."/>
+      <w:lvlJc w:val="left"/>
+      <w:pPr>
+        <w:ind w:left="5040" w:hanging="360"/>
+      </w:pPr>
+    </w:lvl>
+    <w:lvl w:ilvl="7">
+      <w:start w:val="1"/>
+      <w:numFmt w:val="decimal"/>
+      <w:lvlText w:val="%8."/>
+      <w:lvlJc w:val="left"/>
+      <w:pPr>
+        <w:ind w:left="5760" w:hanging="360"/>
+      </w:pPr>
+    </w:lvl>
+    <w:lvl w:ilvl="8">
+      <w:start w:val="1"/>
+      <w:numFmt w:val="decimal"/>
+      <w:lvlText w:val="%9."/>
+      <w:lvlJc w:val="left"/>
+      <w:pPr>
+        <w:ind w:left="6480" w:hanging="360"/>
+      </w:pPr>
+    </w:lvl>
+  </w:abstractNum>
+  <w:abstractNum w:abstractNumId="992">
+    <w:nsid w:val="0000A992"/>
+    <w:multiLevelType w:val="multilevel"/>
+    <w:lvl w:ilvl="0">
+      <w:numFmt w:val="bullet"/>
+      <w:lvlText w:val="☐"/>
+      <w:lvlJc w:val="left"/>
+      <w:pPr>
+        <w:ind w:left="720" w:hanging="360"/>
+      </w:pPr>
+    </w:lvl>
+    <w:lvl w:ilvl="1">
+      <w:numFmt w:val="bullet"/>
+      <w:lvlText w:val="☐"/>
+      <w:lvlJc w:val="left"/>
+      <w:pPr>
+        <w:ind w:left="1440" w:hanging="360"/>
+      </w:pPr>
+    </w:lvl>
+    <w:lvl w:ilvl="2">
+      <w:numFmt w:val="bullet"/>
+      <w:lvlText w:val="☐"/>
+      <w:lvlJc w:val="left"/>
+      <w:pPr>
+        <w:ind w:left="2160" w:hanging="360"/>
+      </w:pPr>
+    </w:lvl>
+    <w:lvl w:ilvl="3">
+      <w:numFmt w:val="bullet"/>
+      <w:lvlText w:val="☐"/>
+      <w:lvlJc w:val="left"/>
+      <w:pPr>
+        <w:ind w:left="2880" w:hanging="360"/>
+      </w:pPr>
+    </w:lvl>
+    <w:lvl w:ilvl="4">
+      <w:numFmt w:val="bullet"/>
+      <w:lvlText w:val="☐"/>
+      <w:lvlJc w:val="left"/>
+      <w:pPr>
+        <w:ind w:left="3600" w:hanging="360"/>
+      </w:pPr>
+    </w:lvl>
+    <w:lvl w:ilvl="5">
+      <w:numFmt w:val="bullet"/>
+      <w:lvlText w:val="☐"/>
+      <w:lvlJc w:val="left"/>
+      <w:pPr>
+        <w:ind w:left="4320" w:hanging="360"/>
+      </w:pPr>
+    </w:lvl>
+    <w:lvl w:ilvl="6">
+      <w:numFmt w:val="bullet"/>
+      <w:lvlText w:val="☐"/>
+      <w:lvlJc w:val="left"/>
+      <w:pPr>
+        <w:ind w:left="5040" w:hanging="360"/>
+      </w:pPr>
+    </w:lvl>
+    <w:lvl w:ilvl="7">
+      <w:numFmt w:val="bullet"/>
+      <w:lvlText w:val="☐"/>
+      <w:lvlJc w:val="left"/>
+      <w:pPr>
+        <w:ind w:left="5760" w:hanging="360"/>
+      </w:pPr>
+    </w:lvl>
+    <w:lvl w:ilvl="8">
+      <w:numFmt w:val="bullet"/>
+      <w:lvlText w:val="☐"/>
+      <w:lvlJc w:val="left"/>
+      <w:pPr>
+        <w:ind w:left="6480" w:hanging="360"/>
+      </w:pPr>
+    </w:lvl>
+  </w:abstractNum>
   <w:num w:numId="1000">
     <w:abstractNumId w:val="990"/>
+  </w:num>
+  <w:num w:numId="1001">
+    <w:abstractNumId w:val="991"/>
+  </w:num>
+  <w:num w:numId="1002">
+    <w:abstractNumId w:val="99411"/>
+    <w:lvlOverride w:ilvl="0">
+      <w:startOverride w:val="1"/>
+    </w:lvlOverride>
+    <w:lvlOverride w:ilvl="1">
+      <w:startOverride w:val="1"/>
+    </w:lvlOverride>
+    <w:lvlOverride w:ilvl="2">
+      <w:startOverride w:val="1"/>
+    </w:lvlOverride>
+    <w:lvlOverride w:ilvl="3">
+      <w:startOverride w:val="1"/>
+    </w:lvlOverride>
+    <w:lvlOverride w:ilvl="4">
+      <w:startOverride w:val="1"/>
+    </w:lvlOverride>
+    <w:lvlOverride w:ilvl="5">
+      <w:startOverride w:val="1"/>
+    </w:lvlOverride>
+    <w:lvlOverride w:ilvl="6">
+      <w:startOverride w:val="1"/>
+    </w:lvlOverride>
+    <w:lvlOverride w:ilvl="7">
+      <w:startOverride w:val="1"/>
+    </w:lvlOverride>
+    <w:lvlOverride w:ilvl="8">
+      <w:startOverride w:val="1"/>
+    </w:lvlOverride>
+  </w:num>
+  <w:num w:numId="1003">
+    <w:abstractNumId w:val="991"/>
+  </w:num>
+  <w:num w:numId="1004">
+    <w:abstractNumId w:val="992"/>
+  </w:num>
+  <w:num w:numId="1005">
+    <w:abstractNumId w:val="992"/>
+  </w:num>
+  <w:num w:numId="1006">
+    <w:abstractNumId w:val="992"/>
+  </w:num>
+  <w:num w:numId="1007">
+    <w:abstractNumId w:val="992"/>
+  </w:num>
+  <w:num w:numId="1008">
+    <w:abstractNumId w:val="992"/>
+  </w:num>
+  <w:num w:numId="1009">
+    <w:abstractNumId w:val="992"/>
+  </w:num>
+  <w:num w:numId="1010">
+    <w:abstractNumId w:val="992"/>
+  </w:num>
+  <w:num w:numId="1011">
+    <w:abstractNumId w:val="99411"/>
+    <w:lvlOverride w:ilvl="0">
+      <w:startOverride w:val="1"/>
+    </w:lvlOverride>
+    <w:lvlOverride w:ilvl="1">
+      <w:startOverride w:val="1"/>
+    </w:lvlOverride>
+    <w:lvlOverride w:ilvl="2">
+      <w:startOverride w:val="1"/>
+    </w:lvlOverride>
+    <w:lvlOverride w:ilvl="3">
+      <w:startOverride w:val="1"/>
+    </w:lvlOverride>
+    <w:lvlOverride w:ilvl="4">
+      <w:startOverride w:val="1"/>
+    </w:lvlOverride>
+    <w:lvlOverride w:ilvl="5">
+      <w:startOverride w:val="1"/>
+    </w:lvlOverride>
+    <w:lvlOverride w:ilvl="6">
+      <w:startOverride w:val="1"/>
+    </w:lvlOverride>
+    <w:lvlOverride w:ilvl="7">
+      <w:startOverride w:val="1"/>
+    </w:lvlOverride>
+    <w:lvlOverride w:ilvl="8">
+      <w:startOverride w:val="1"/>
+    </w:lvlOverride>
   </w:num>
 </w:numbering>
 </file>

--- a/docs/content/one_way_anova/one_way_anova_activity.docx
+++ b/docs/content/one_way_anova/one_way_anova_activity.docx
@@ -7,7 +7,7 @@
         <w:pStyle w:val="Title"/>
       </w:pPr>
       <w:r>
-        <w:t xml:space="preserve">Worksheet 11 — One-Way ANOVA with Palmer Penguins</w:t>
+        <w:t xml:space="preserve">Worksheet 13 — One-Way ANOVA I: Setting Up the Test</w:t>
       </w:r>
     </w:p>
     <w:p>
@@ -15,7 +15,7 @@
         <w:pStyle w:val="Subtitle"/>
       </w:pPr>
       <w:r>
-        <w:t xml:space="preserve">Comparing three species, checking assumptions, and post-hoc tests with emmeans</w:t>
+        <w:t xml:space="preserve">Exploring the penguins, fitting the model, and checking assumptions</w:t>
       </w:r>
     </w:p>
     <w:p>
@@ -31,25 +31,25 @@
         <w:pStyle w:val="Date"/>
       </w:pPr>
       <w:r>
-        <w:t xml:space="preserve">2026-07-05</w:t>
-      </w:r>
-    </w:p>
-    <w:bookmarkStart w:id="16" w:name="Xc802927a6087e9a81a8483b955eb6ee2c5e713e"/>
+        <w:t xml:space="preserve">2026-08-27</w:t>
+      </w:r>
+    </w:p>
+    <w:bookmarkStart w:id="16" w:name="X02082c6d4e0754255aade5888f11dadcb3c3f1f"/>
     <w:p>
       <w:pPr>
         <w:pStyle w:val="Heading1"/>
       </w:pPr>
       <w:r>
-        <w:t xml:space="preserve">One-Way ANOVA — Do Penguin Species Differ in Body Mass?</w:t>
-      </w:r>
-    </w:p>
-    <w:bookmarkStart w:id="9" w:name="recap-from-worksheet-10"/>
+        <w:t xml:space="preserve">One-Way ANOVA I — Do Penguin Species Differ in Body Mass?</w:t>
+      </w:r>
+    </w:p>
+    <w:bookmarkStart w:id="9" w:name="recap-from-worksheets-0911"/>
     <w:p>
       <w:pPr>
         <w:pStyle w:val="Heading3"/>
       </w:pPr>
       <w:r>
-        <w:t xml:space="preserve">Recap from Worksheet 10</w:t>
+        <w:t xml:space="preserve">Recap from Worksheets 09–11</w:t>
       </w:r>
     </w:p>
     <w:p>
@@ -61,7 +61,7 @@
         </w:numPr>
       </w:pPr>
       <w:r>
-        <w:t xml:space="preserve">Turned categorical variables into ordered</w:t>
+        <w:t xml:space="preserve">Compared</w:t>
       </w:r>
       <w:r>
         <w:t xml:space="preserve"> </w:t>
@@ -71,7 +71,13 @@
           <w:b/>
           <w:bCs/>
         </w:rPr>
-        <w:t xml:space="preserve">factors</w:t>
+        <w:t xml:space="preserve">two</w:t>
+      </w:r>
+      <w:r>
+        <w:t xml:space="preserve"> </w:t>
+      </w:r>
+      <w:r>
+        <w:t xml:space="preserve">groups with Welch’s t-test</w:t>
       </w:r>
     </w:p>
     <w:p>
@@ -83,7 +89,7 @@
         </w:numPr>
       </w:pPr>
       <w:r>
-        <w:t xml:space="preserve">Reordered levels for cleaner plots with</w:t>
+        <w:t xml:space="preserve">Fit</w:t>
       </w:r>
       <w:r>
         <w:t xml:space="preserve"> </w:t>
@@ -92,7 +98,29 @@
         <w:rPr>
           <w:rStyle w:val="VerbatimChar"/>
         </w:rPr>
-        <w:t xml:space="preserve">fct_reorder()</w:t>
+        <w:t xml:space="preserve">lm(Y ~ X)</w:t>
+      </w:r>
+      <w:r>
+        <w:t xml:space="preserve"> </w:t>
+      </w:r>
+      <w:r>
+        <w:t xml:space="preserve">with a</w:t>
+      </w:r>
+      <w:r>
+        <w:t xml:space="preserve"> </w:t>
+      </w:r>
+      <w:r>
+        <w:rPr>
+          <w:b/>
+          <w:bCs/>
+        </w:rPr>
+        <w:t xml:space="preserve">numeric</w:t>
+      </w:r>
+      <w:r>
+        <w:t xml:space="preserve"> </w:t>
+      </w:r>
+      <w:r>
+        <w:t xml:space="preserve">predictor in the regression worksheet</w:t>
       </w:r>
     </w:p>
     <w:p>
@@ -104,7 +132,7 @@
         </w:numPr>
       </w:pPr>
       <w:r>
-        <w:t xml:space="preserve">Set a model’s reference group with</w:t>
+        <w:t xml:space="preserve">Checked assumptions with</w:t>
       </w:r>
       <w:r>
         <w:t xml:space="preserve"> </w:t>
@@ -113,7 +141,13 @@
         <w:rPr>
           <w:rStyle w:val="VerbatimChar"/>
         </w:rPr>
-        <w:t xml:space="preserve">fct_relevel()</w:t>
+        <w:t xml:space="preserve">plot(model)</w:t>
+      </w:r>
+      <w:r>
+        <w:t xml:space="preserve"> </w:t>
+      </w:r>
+      <w:r>
+        <w:t xml:space="preserve">and Shapiro-Wilk</w:t>
       </w:r>
     </w:p>
     <w:bookmarkEnd w:id="9"/>
@@ -160,97 +194,6 @@
       </w:pPr>
       <w:r>
         <w:t xml:space="preserve">Fit a one-way ANOVA and check its assumptions</w:t>
-      </w:r>
-    </w:p>
-    <w:p>
-      <w:pPr>
-        <w:pStyle w:val="Compact"/>
-        <w:numPr>
-          <w:ilvl w:val="0"/>
-          <w:numId w:val="1002"/>
-        </w:numPr>
-      </w:pPr>
-      <w:r>
-        <w:t xml:space="preserve">Read the F table from</w:t>
-      </w:r>
-      <w:r>
-        <w:t xml:space="preserve"> </w:t>
-      </w:r>
-      <w:r>
-        <w:rPr>
-          <w:rStyle w:val="VerbatimChar"/>
-        </w:rPr>
-        <w:t xml:space="preserve">aov()</w:t>
-      </w:r>
-      <w:r>
-        <w:t xml:space="preserve"> </w:t>
-      </w:r>
-      <w:r>
-        <w:t xml:space="preserve">and</w:t>
-      </w:r>
-      <w:r>
-        <w:t xml:space="preserve"> </w:t>
-      </w:r>
-      <w:r>
-        <w:rPr>
-          <w:rStyle w:val="VerbatimChar"/>
-        </w:rPr>
-        <w:t xml:space="preserve">car::Anova()</w:t>
-      </w:r>
-    </w:p>
-    <w:p>
-      <w:pPr>
-        <w:pStyle w:val="Compact"/>
-        <w:numPr>
-          <w:ilvl w:val="0"/>
-          <w:numId w:val="1002"/>
-        </w:numPr>
-      </w:pPr>
-      <w:r>
-        <w:t xml:space="preserve">Use</w:t>
-      </w:r>
-      <w:r>
-        <w:t xml:space="preserve"> </w:t>
-      </w:r>
-      <w:r>
-        <w:rPr>
-          <w:rStyle w:val="VerbatimChar"/>
-        </w:rPr>
-        <w:t xml:space="preserve">emmeans</w:t>
-      </w:r>
-      <w:r>
-        <w:t xml:space="preserve"> </w:t>
-      </w:r>
-      <w:r>
-        <w:t xml:space="preserve">to find</w:t>
-      </w:r>
-      <w:r>
-        <w:t xml:space="preserve"> </w:t>
-      </w:r>
-      <w:r>
-        <w:rPr>
-          <w:b/>
-          <w:bCs/>
-        </w:rPr>
-        <w:t xml:space="preserve">which</w:t>
-      </w:r>
-      <w:r>
-        <w:t xml:space="preserve"> </w:t>
-      </w:r>
-      <w:r>
-        <w:t xml:space="preserve">species differ</w:t>
-      </w:r>
-    </w:p>
-    <w:p>
-      <w:pPr>
-        <w:pStyle w:val="Compact"/>
-        <w:numPr>
-          <w:ilvl w:val="0"/>
-          <w:numId w:val="1002"/>
-        </w:numPr>
-      </w:pPr>
-      <w:r>
-        <w:t xml:space="preserve">Write a complete results sentence</w:t>
       </w:r>
     </w:p>
     <w:p>
@@ -1894,426 +1837,47 @@
     </w:p>
     <w:p>
       <w:pPr>
-        <w:pStyle w:val="FirstParagraph"/>
-      </w:pPr>
+        <w:pStyle w:val="BlockText"/>
+      </w:pPr>
+      <w:r>
+        <w:t xml:space="preserve">🔮</w:t>
+      </w:r>
+      <w:r>
+        <w:t xml:space="preserve"> </w:t>
+      </w:r>
       <w:r>
         <w:rPr>
           <w:b/>
           <w:bCs/>
         </w:rPr>
-        <w:t xml:space="preserve">▶ Run this:</w:t>
-      </w:r>
-    </w:p>
-    <w:p>
-      <w:pPr>
-        <w:pStyle w:val="SourceCode"/>
-      </w:pPr>
-      <w:r>
-        <w:rPr>
-          <w:rStyle w:val="CommentTok"/>
-        </w:rPr>
-        <w:t xml:space="preserve"># QQ plot of residuals -----------------------------------</w:t>
-      </w:r>
-      <w:r>
-        <w:br/>
-      </w:r>
-      <w:r>
-        <w:rPr>
-          <w:rStyle w:val="NormalTok"/>
-        </w:rPr>
-        <w:t xml:space="preserve">qq_mass_plot </w:t>
-      </w:r>
-      <w:r>
-        <w:rPr>
-          <w:rStyle w:val="OtherTok"/>
-        </w:rPr>
-        <w:t xml:space="preserve">&lt;-</w:t>
-      </w:r>
-      <w:r>
-        <w:rPr>
-          <w:rStyle w:val="NormalTok"/>
-        </w:rPr>
-        <w:t xml:space="preserve"> penguins_df </w:t>
-      </w:r>
-      <w:r>
-        <w:rPr>
-          <w:rStyle w:val="SpecialCharTok"/>
-        </w:rPr>
-        <w:t xml:space="preserve">%&gt;%</w:t>
-      </w:r>
-      <w:r>
-        <w:br/>
-      </w:r>
-      <w:r>
-        <w:rPr>
-          <w:rStyle w:val="NormalTok"/>
-        </w:rPr>
-        <w:t xml:space="preserve">  </w:t>
-      </w:r>
-      <w:r>
-        <w:rPr>
-          <w:rStyle w:val="FunctionTok"/>
-        </w:rPr>
-        <w:t xml:space="preserve">mutate</w:t>
-      </w:r>
-      <w:r>
-        <w:rPr>
-          <w:rStyle w:val="NormalTok"/>
-        </w:rPr>
-        <w:t xml:space="preserve">(</w:t>
-      </w:r>
-      <w:r>
-        <w:rPr>
-          <w:rStyle w:val="AttributeTok"/>
-        </w:rPr>
-        <w:t xml:space="preserve">resid =</w:t>
-      </w:r>
-      <w:r>
-        <w:rPr>
-          <w:rStyle w:val="NormalTok"/>
-        </w:rPr>
-        <w:t xml:space="preserve"> </w:t>
-      </w:r>
-      <w:r>
-        <w:rPr>
-          <w:rStyle w:val="FunctionTok"/>
-        </w:rPr>
-        <w:t xml:space="preserve">residuals</w:t>
-      </w:r>
-      <w:r>
-        <w:rPr>
-          <w:rStyle w:val="NormalTok"/>
-        </w:rPr>
-        <w:t xml:space="preserve">(mass_model)) </w:t>
-      </w:r>
-      <w:r>
-        <w:rPr>
-          <w:rStyle w:val="SpecialCharTok"/>
-        </w:rPr>
-        <w:t xml:space="preserve">%&gt;%</w:t>
-      </w:r>
-      <w:r>
-        <w:br/>
-      </w:r>
-      <w:r>
-        <w:rPr>
-          <w:rStyle w:val="NormalTok"/>
-        </w:rPr>
-        <w:t xml:space="preserve">  </w:t>
-      </w:r>
-      <w:r>
-        <w:rPr>
-          <w:rStyle w:val="FunctionTok"/>
-        </w:rPr>
-        <w:t xml:space="preserve">ggplot</w:t>
-      </w:r>
-      <w:r>
-        <w:rPr>
-          <w:rStyle w:val="NormalTok"/>
-        </w:rPr>
-        <w:t xml:space="preserve">(</w:t>
-      </w:r>
-      <w:r>
-        <w:rPr>
-          <w:rStyle w:val="FunctionTok"/>
-        </w:rPr>
-        <w:t xml:space="preserve">aes</w:t>
-      </w:r>
-      <w:r>
-        <w:rPr>
-          <w:rStyle w:val="NormalTok"/>
-        </w:rPr>
-        <w:t xml:space="preserve">(</w:t>
-      </w:r>
-      <w:r>
-        <w:rPr>
-          <w:rStyle w:val="AttributeTok"/>
-        </w:rPr>
-        <w:t xml:space="preserve">sample =</w:t>
-      </w:r>
-      <w:r>
-        <w:rPr>
-          <w:rStyle w:val="NormalTok"/>
-        </w:rPr>
-        <w:t xml:space="preserve"> resid)) </w:t>
-      </w:r>
-      <w:r>
-        <w:rPr>
-          <w:rStyle w:val="SpecialCharTok"/>
-        </w:rPr>
-        <w:t xml:space="preserve">+</w:t>
-      </w:r>
-      <w:r>
-        <w:br/>
-      </w:r>
-      <w:r>
-        <w:rPr>
-          <w:rStyle w:val="NormalTok"/>
-        </w:rPr>
-        <w:t xml:space="preserve">  </w:t>
-      </w:r>
-      <w:r>
-        <w:rPr>
-          <w:rStyle w:val="FunctionTok"/>
-        </w:rPr>
-        <w:t xml:space="preserve">stat_qq</w:t>
-      </w:r>
-      <w:r>
-        <w:rPr>
-          <w:rStyle w:val="NormalTok"/>
-        </w:rPr>
-        <w:t xml:space="preserve">() </w:t>
-      </w:r>
-      <w:r>
-        <w:rPr>
-          <w:rStyle w:val="SpecialCharTok"/>
-        </w:rPr>
-        <w:t xml:space="preserve">+</w:t>
-      </w:r>
-      <w:r>
-        <w:br/>
-      </w:r>
-      <w:r>
-        <w:rPr>
-          <w:rStyle w:val="NormalTok"/>
-        </w:rPr>
-        <w:t xml:space="preserve">  </w:t>
-      </w:r>
-      <w:r>
-        <w:rPr>
-          <w:rStyle w:val="FunctionTok"/>
-        </w:rPr>
-        <w:t xml:space="preserve">stat_qq_line</w:t>
-      </w:r>
-      <w:r>
-        <w:rPr>
-          <w:rStyle w:val="NormalTok"/>
-        </w:rPr>
-        <w:t xml:space="preserve">(</w:t>
-      </w:r>
-      <w:r>
-        <w:rPr>
-          <w:rStyle w:val="AttributeTok"/>
-        </w:rPr>
-        <w:t xml:space="preserve">color =</w:t>
-      </w:r>
-      <w:r>
-        <w:rPr>
-          <w:rStyle w:val="NormalTok"/>
-        </w:rPr>
-        <w:t xml:space="preserve"> </w:t>
-      </w:r>
-      <w:r>
-        <w:rPr>
-          <w:rStyle w:val="StringTok"/>
-        </w:rPr>
-        <w:t xml:space="preserve">"red"</w:t>
-      </w:r>
-      <w:r>
-        <w:rPr>
-          <w:rStyle w:val="NormalTok"/>
-        </w:rPr>
-        <w:t xml:space="preserve">, </w:t>
-      </w:r>
-      <w:r>
-        <w:rPr>
-          <w:rStyle w:val="AttributeTok"/>
-        </w:rPr>
-        <w:t xml:space="preserve">linewidth =</w:t>
-      </w:r>
-      <w:r>
-        <w:rPr>
-          <w:rStyle w:val="NormalTok"/>
-        </w:rPr>
-        <w:t xml:space="preserve"> </w:t>
-      </w:r>
-      <w:r>
-        <w:rPr>
-          <w:rStyle w:val="FloatTok"/>
-        </w:rPr>
-        <w:t xml:space="preserve">0.8</w:t>
-      </w:r>
-      <w:r>
-        <w:rPr>
-          <w:rStyle w:val="NormalTok"/>
-        </w:rPr>
-        <w:t xml:space="preserve">) </w:t>
-      </w:r>
-      <w:r>
-        <w:rPr>
-          <w:rStyle w:val="SpecialCharTok"/>
-        </w:rPr>
-        <w:t xml:space="preserve">+</w:t>
-      </w:r>
-      <w:r>
-        <w:br/>
-      </w:r>
-      <w:r>
-        <w:rPr>
-          <w:rStyle w:val="NormalTok"/>
-        </w:rPr>
-        <w:t xml:space="preserve">  </w:t>
-      </w:r>
-      <w:r>
-        <w:rPr>
-          <w:rStyle w:val="FunctionTok"/>
-        </w:rPr>
-        <w:t xml:space="preserve">labs</w:t>
-      </w:r>
-      <w:r>
-        <w:rPr>
-          <w:rStyle w:val="NormalTok"/>
-        </w:rPr>
-        <w:t xml:space="preserve">(</w:t>
-      </w:r>
-      <w:r>
-        <w:rPr>
-          <w:rStyle w:val="AttributeTok"/>
-        </w:rPr>
-        <w:t xml:space="preserve">x =</w:t>
-      </w:r>
-      <w:r>
-        <w:rPr>
-          <w:rStyle w:val="NormalTok"/>
-        </w:rPr>
-        <w:t xml:space="preserve"> </w:t>
-      </w:r>
-      <w:r>
-        <w:rPr>
-          <w:rStyle w:val="StringTok"/>
-        </w:rPr>
-        <w:t xml:space="preserve">"Theoretical"</w:t>
-      </w:r>
-      <w:r>
-        <w:rPr>
-          <w:rStyle w:val="NormalTok"/>
-        </w:rPr>
-        <w:t xml:space="preserve">, </w:t>
-      </w:r>
-      <w:r>
-        <w:rPr>
-          <w:rStyle w:val="AttributeTok"/>
-        </w:rPr>
-        <w:t xml:space="preserve">y =</w:t>
-      </w:r>
-      <w:r>
-        <w:rPr>
-          <w:rStyle w:val="NormalTok"/>
-        </w:rPr>
-        <w:t xml:space="preserve"> </w:t>
-      </w:r>
-      <w:r>
-        <w:rPr>
-          <w:rStyle w:val="StringTok"/>
-        </w:rPr>
-        <w:t xml:space="preserve">"Sample residuals"</w:t>
-      </w:r>
-      <w:r>
-        <w:rPr>
-          <w:rStyle w:val="NormalTok"/>
-        </w:rPr>
-        <w:t xml:space="preserve">) </w:t>
-      </w:r>
-      <w:r>
-        <w:rPr>
-          <w:rStyle w:val="SpecialCharTok"/>
-        </w:rPr>
-        <w:t xml:space="preserve">+</w:t>
-      </w:r>
-      <w:r>
-        <w:br/>
-      </w:r>
-      <w:r>
-        <w:rPr>
-          <w:rStyle w:val="NormalTok"/>
-        </w:rPr>
-        <w:t xml:space="preserve">  </w:t>
-      </w:r>
-      <w:r>
-        <w:rPr>
-          <w:rStyle w:val="FunctionTok"/>
-        </w:rPr>
-        <w:t xml:space="preserve">theme_minimal</w:t>
-      </w:r>
-      <w:r>
-        <w:rPr>
-          <w:rStyle w:val="NormalTok"/>
-        </w:rPr>
-        <w:t xml:space="preserve">()</w:t>
-      </w:r>
-      <w:r>
-        <w:br/>
-      </w:r>
-      <w:r>
-        <w:br/>
-      </w:r>
-      <w:r>
-        <w:rPr>
-          <w:rStyle w:val="NormalTok"/>
-        </w:rPr>
-        <w:t xml:space="preserve">qq_mass_plot</w:t>
-      </w:r>
-    </w:p>
-    <w:p>
-      <w:pPr>
-        <w:pStyle w:val="SourceCode"/>
-      </w:pPr>
-      <w:r>
-        <w:rPr>
-          <w:rStyle w:val="CommentTok"/>
-        </w:rPr>
-        <w:t xml:space="preserve"># Formal test on the residuals ---------------------------</w:t>
-      </w:r>
-      <w:r>
-        <w:br/>
-      </w:r>
-      <w:r>
-        <w:rPr>
-          <w:rStyle w:val="FunctionTok"/>
-        </w:rPr>
-        <w:t xml:space="preserve">shapiro.test</w:t>
-      </w:r>
-      <w:r>
-        <w:rPr>
-          <w:rStyle w:val="NormalTok"/>
-        </w:rPr>
-        <w:t xml:space="preserve">(</w:t>
-      </w:r>
-      <w:r>
-        <w:rPr>
-          <w:rStyle w:val="FunctionTok"/>
-        </w:rPr>
-        <w:t xml:space="preserve">residuals</w:t>
-      </w:r>
-      <w:r>
-        <w:rPr>
-          <w:rStyle w:val="NormalTok"/>
-        </w:rPr>
-        <w:t xml:space="preserve">(mass_model))</w:t>
+        <w:t xml:space="preserve">Predict first:</w:t>
+      </w:r>
+      <w:r>
+        <w:t xml:space="preserve"> </w:t>
+      </w:r>
+      <w:r>
+        <w:rPr>
+          <w:rStyle w:val="VerbatimChar"/>
+        </w:rPr>
+        <w:t xml:space="preserve">plot(mass_model)</w:t>
+      </w:r>
+      <w:r>
+        <w:t xml:space="preserve"> </w:t>
+      </w:r>
+      <w:r>
+        <w:t xml:space="preserve">gives the same four panels as the regression worksheet. Which panel checks normality?</w:t>
       </w:r>
     </w:p>
     <w:p>
       <w:pPr>
         <w:pStyle w:val="FirstParagraph"/>
       </w:pPr>
-      <w:r>
-        <w:t xml:space="preserve">✏️</w:t>
-      </w:r>
-      <w:r>
-        <w:t xml:space="preserve"> </w:t>
-      </w:r>
       <w:r>
         <w:rPr>
           <w:b/>
           <w:bCs/>
         </w:rPr>
-        <w:t xml:space="preserve">Your turn:</w:t>
-      </w:r>
-      <w:r>
-        <w:t xml:space="preserve"> </w:t>
-      </w:r>
-      <w:r>
-        <w:t xml:space="preserve">Record and interpret.</w:t>
+        <w:t xml:space="preserve">▶ Run this:</w:t>
       </w:r>
     </w:p>
     <w:p>
@@ -2322,18 +1886,125 @@
       </w:pPr>
       <w:r>
         <w:rPr>
-          <w:rStyle w:val="VerbatimChar"/>
-        </w:rPr>
-        <w:t xml:space="preserve">Do the QQ points track the red line?  Y / mostly / no</w:t>
+          <w:rStyle w:val="CommentTok"/>
+        </w:rPr>
+        <w:t xml:space="preserve"># plot() on an lm object gives all four diagnostics -------</w:t>
       </w:r>
       <w:r>
         <w:br/>
       </w:r>
       <w:r>
         <w:rPr>
-          <w:rStyle w:val="VerbatimChar"/>
-        </w:rPr>
-        <w:t xml:space="preserve">Shapiro-Wilk p-value =</w:t>
+          <w:rStyle w:val="FunctionTok"/>
+        </w:rPr>
+        <w:t xml:space="preserve">par</w:t>
+      </w:r>
+      <w:r>
+        <w:rPr>
+          <w:rStyle w:val="NormalTok"/>
+        </w:rPr>
+        <w:t xml:space="preserve">(</w:t>
+      </w:r>
+      <w:r>
+        <w:rPr>
+          <w:rStyle w:val="AttributeTok"/>
+        </w:rPr>
+        <w:t xml:space="preserve">mfrow =</w:t>
+      </w:r>
+      <w:r>
+        <w:rPr>
+          <w:rStyle w:val="NormalTok"/>
+        </w:rPr>
+        <w:t xml:space="preserve"> </w:t>
+      </w:r>
+      <w:r>
+        <w:rPr>
+          <w:rStyle w:val="FunctionTok"/>
+        </w:rPr>
+        <w:t xml:space="preserve">c</w:t>
+      </w:r>
+      <w:r>
+        <w:rPr>
+          <w:rStyle w:val="NormalTok"/>
+        </w:rPr>
+        <w:t xml:space="preserve">(</w:t>
+      </w:r>
+      <w:r>
+        <w:rPr>
+          <w:rStyle w:val="DecValTok"/>
+        </w:rPr>
+        <w:t xml:space="preserve">2</w:t>
+      </w:r>
+      <w:r>
+        <w:rPr>
+          <w:rStyle w:val="NormalTok"/>
+        </w:rPr>
+        <w:t xml:space="preserve">, </w:t>
+      </w:r>
+      <w:r>
+        <w:rPr>
+          <w:rStyle w:val="DecValTok"/>
+        </w:rPr>
+        <w:t xml:space="preserve">2</w:t>
+      </w:r>
+      <w:r>
+        <w:rPr>
+          <w:rStyle w:val="NormalTok"/>
+        </w:rPr>
+        <w:t xml:space="preserve">))</w:t>
+      </w:r>
+      <w:r>
+        <w:br/>
+      </w:r>
+      <w:r>
+        <w:rPr>
+          <w:rStyle w:val="FunctionTok"/>
+        </w:rPr>
+        <w:t xml:space="preserve">plot</w:t>
+      </w:r>
+      <w:r>
+        <w:rPr>
+          <w:rStyle w:val="NormalTok"/>
+        </w:rPr>
+        <w:t xml:space="preserve">(mass_model)</w:t>
+      </w:r>
+    </w:p>
+    <w:p>
+      <w:pPr>
+        <w:pStyle w:val="SourceCode"/>
+      </w:pPr>
+      <w:r>
+        <w:rPr>
+          <w:rStyle w:val="CommentTok"/>
+        </w:rPr>
+        <w:t xml:space="preserve"># Formal test on the residuals ---------------------------</w:t>
+      </w:r>
+      <w:r>
+        <w:br/>
+      </w:r>
+      <w:r>
+        <w:rPr>
+          <w:rStyle w:val="FunctionTok"/>
+        </w:rPr>
+        <w:t xml:space="preserve">shapiro.test</w:t>
+      </w:r>
+      <w:r>
+        <w:rPr>
+          <w:rStyle w:val="NormalTok"/>
+        </w:rPr>
+        <w:t xml:space="preserve">(</w:t>
+      </w:r>
+      <w:r>
+        <w:rPr>
+          <w:rStyle w:val="FunctionTok"/>
+        </w:rPr>
+        <w:t xml:space="preserve">residuals</w:t>
+      </w:r>
+      <w:r>
+        <w:rPr>
+          <w:rStyle w:val="NormalTok"/>
+        </w:rPr>
+        <w:t xml:space="preserve">(mass_model))</w:t>
       </w:r>
     </w:p>
     <w:p>
@@ -2357,7 +2028,51 @@
         <w:t xml:space="preserve"> </w:t>
       </w:r>
       <w:r>
-        <w:t xml:space="preserve">With ~340 penguins, Shapiro-Wilk is very sensitive and may flag tiny departures. Which should you trust more here — the QQ plot or the Shapiro p-value? Why?</w:t>
+        <w:t xml:space="preserve">Record and interpret.</w:t>
+      </w:r>
+    </w:p>
+    <w:p>
+      <w:pPr>
+        <w:pStyle w:val="SourceCode"/>
+      </w:pPr>
+      <w:r>
+        <w:rPr>
+          <w:rStyle w:val="VerbatimChar"/>
+        </w:rPr>
+        <w:t xml:space="preserve">Do the Normal Q-Q points (panel 2) track the dashed line?  Y / mostly / no</w:t>
+      </w:r>
+      <w:r>
+        <w:br/>
+      </w:r>
+      <w:r>
+        <w:rPr>
+          <w:rStyle w:val="VerbatimChar"/>
+        </w:rPr>
+        <w:t xml:space="preserve">Shapiro-Wilk p-value =</w:t>
+      </w:r>
+    </w:p>
+    <w:p>
+      <w:pPr>
+        <w:pStyle w:val="FirstParagraph"/>
+      </w:pPr>
+      <w:r>
+        <w:t xml:space="preserve">✏️</w:t>
+      </w:r>
+      <w:r>
+        <w:t xml:space="preserve"> </w:t>
+      </w:r>
+      <w:r>
+        <w:rPr>
+          <w:b/>
+          <w:bCs/>
+        </w:rPr>
+        <w:t xml:space="preserve">Your turn:</w:t>
+      </w:r>
+      <w:r>
+        <w:t xml:space="preserve"> </w:t>
+      </w:r>
+      <w:r>
+        <w:t xml:space="preserve">With ~340 penguins, Shapiro-Wilk is very sensitive and may flag tiny departures. Which should you trust more here — the Q-Q panel or the Shapiro p-value? Why?</w:t>
       </w:r>
     </w:p>
     <w:p>
@@ -2379,7 +2094,7 @@
       </w:r>
     </w:p>
     <w:bookmarkEnd w:id="22"/>
-    <w:bookmarkStart w:id="24" w:name="part-6-assumption-2-equal-variance"/>
+    <w:bookmarkStart w:id="23" w:name="part-6-assumption-2-equal-variance"/>
     <w:p>
       <w:pPr>
         <w:pStyle w:val="Heading1"/>
@@ -2547,1637 +2262,14 @@
         </w:pict>
       </w:r>
     </w:p>
-    <w:p>
-      <w:pPr>
-        <w:pStyle w:val="Heading2"/>
-      </w:pPr>
-      <w:bookmarkStart w:id="23" w:name="X227ab83d012d640b04ee7d901db8356bcbef543"/>
-      <w:r>
-        <w:t xml:space="preserve">🧩 Chunk 3 — Run the ANOVA</w:t>
-      </w:r>
-      <w:r>
-        <w:t xml:space="preserve"> </w:t>
-      </w:r>
-      <w:r>
-        <w:rPr>
-          <w:i/>
-          <w:iCs/>
-        </w:rPr>
-        <w:t xml:space="preserve">(after lecture Chunk 3)</w:t>
-      </w:r>
-      <w:bookmarkEnd w:id="23"/>
-    </w:p>
-    <w:p>
-      <w:pPr>
-        <w:pStyle w:val="BlockText"/>
-      </w:pPr>
-      <w:r>
-        <w:t xml:space="preserve">Parts 7–8: read the F table two ways.</w:t>
-      </w:r>
-    </w:p>
-    <w:bookmarkEnd w:id="24"/>
-    <w:bookmarkStart w:id="25" w:name="part-7-run-the-anova"/>
+    <w:bookmarkEnd w:id="23"/>
+    <w:bookmarkStart w:id="24" w:name="review-and-checkpoint"/>
     <w:p>
       <w:pPr>
         <w:pStyle w:val="Heading1"/>
       </w:pPr>
       <w:r>
-        <w:t xml:space="preserve">Part 7 · Run the ANOVA</w:t>
-      </w:r>
-    </w:p>
-    <w:p>
-      <w:pPr>
-        <w:pStyle w:val="BlockText"/>
-      </w:pPr>
-      <w:r>
-        <w:t xml:space="preserve">🔮</w:t>
-      </w:r>
-      <w:r>
-        <w:t xml:space="preserve"> </w:t>
-      </w:r>
-      <w:r>
-        <w:rPr>
-          <w:b/>
-          <w:bCs/>
-        </w:rPr>
-        <w:t xml:space="preserve">Predict first:</w:t>
-      </w:r>
-      <w:r>
-        <w:t xml:space="preserve"> </w:t>
-      </w:r>
-      <w:r>
-        <w:t xml:space="preserve">The boxplot looked very separated. Predict the</w:t>
-      </w:r>
-      <w:r>
-        <w:t xml:space="preserve"> </w:t>
-      </w:r>
-      <w:r>
-        <w:rPr>
-          <w:i/>
-          <w:iCs/>
-        </w:rPr>
-        <w:t xml:space="preserve">p</w:t>
-      </w:r>
-      <w:r>
-        <w:t xml:space="preserve">-value — near 0.5, near 0.05, or far below 0.001?</w:t>
-      </w:r>
-    </w:p>
-    <w:p>
-      <w:pPr>
-        <w:pStyle w:val="FirstParagraph"/>
-      </w:pPr>
-      <w:r>
-        <w:rPr>
-          <w:b/>
-          <w:bCs/>
-        </w:rPr>
-        <w:t xml:space="preserve">▶ Run this:</w:t>
-      </w:r>
-    </w:p>
-    <w:p>
-      <w:pPr>
-        <w:pStyle w:val="SourceCode"/>
-      </w:pPr>
-      <w:r>
-        <w:rPr>
-          <w:rStyle w:val="CommentTok"/>
-        </w:rPr>
-        <w:t xml:space="preserve"># Classic ANOVA table ------------------------------------</w:t>
-      </w:r>
-      <w:r>
-        <w:br/>
-      </w:r>
-      <w:r>
-        <w:rPr>
-          <w:rStyle w:val="NormalTok"/>
-        </w:rPr>
-        <w:t xml:space="preserve">mass_aov </w:t>
-      </w:r>
-      <w:r>
-        <w:rPr>
-          <w:rStyle w:val="OtherTok"/>
-        </w:rPr>
-        <w:t xml:space="preserve">&lt;-</w:t>
-      </w:r>
-      <w:r>
-        <w:rPr>
-          <w:rStyle w:val="NormalTok"/>
-        </w:rPr>
-        <w:t xml:space="preserve"> </w:t>
-      </w:r>
-      <w:r>
-        <w:rPr>
-          <w:rStyle w:val="FunctionTok"/>
-        </w:rPr>
-        <w:t xml:space="preserve">aov</w:t>
-      </w:r>
-      <w:r>
-        <w:rPr>
-          <w:rStyle w:val="NormalTok"/>
-        </w:rPr>
-        <w:t xml:space="preserve">(body_mass_g </w:t>
-      </w:r>
-      <w:r>
-        <w:rPr>
-          <w:rStyle w:val="SpecialCharTok"/>
-        </w:rPr>
-        <w:t xml:space="preserve">~</w:t>
-      </w:r>
-      <w:r>
-        <w:rPr>
-          <w:rStyle w:val="NormalTok"/>
-        </w:rPr>
-        <w:t xml:space="preserve"> species, </w:t>
-      </w:r>
-      <w:r>
-        <w:rPr>
-          <w:rStyle w:val="AttributeTok"/>
-        </w:rPr>
-        <w:t xml:space="preserve">data =</w:t>
-      </w:r>
-      <w:r>
-        <w:rPr>
-          <w:rStyle w:val="NormalTok"/>
-        </w:rPr>
-        <w:t xml:space="preserve"> penguins_df)</w:t>
-      </w:r>
-      <w:r>
-        <w:br/>
-      </w:r>
-      <w:r>
-        <w:rPr>
-          <w:rStyle w:val="FunctionTok"/>
-        </w:rPr>
-        <w:t xml:space="preserve">summary</w:t>
-      </w:r>
-      <w:r>
-        <w:rPr>
-          <w:rStyle w:val="NormalTok"/>
-        </w:rPr>
-        <w:t xml:space="preserve">(mass_aov)</w:t>
-      </w:r>
-    </w:p>
-    <w:p>
-      <w:pPr>
-        <w:pStyle w:val="FirstParagraph"/>
-      </w:pPr>
-      <w:r>
-        <w:t xml:space="preserve">✏️</w:t>
-      </w:r>
-      <w:r>
-        <w:t xml:space="preserve"> </w:t>
-      </w:r>
-      <w:r>
-        <w:rPr>
-          <w:b/>
-          <w:bCs/>
-        </w:rPr>
-        <w:t xml:space="preserve">Your turn:</w:t>
-      </w:r>
-      <w:r>
-        <w:t xml:space="preserve"> </w:t>
-      </w:r>
-      <w:r>
-        <w:t xml:space="preserve">Read the F table.</w:t>
-      </w:r>
-    </w:p>
-    <w:p>
-      <w:pPr>
-        <w:pStyle w:val="SourceCode"/>
-      </w:pPr>
-      <w:r>
-        <w:rPr>
-          <w:rStyle w:val="VerbatimChar"/>
-        </w:rPr>
-        <w:t xml:space="preserve">Df (between, within) =        ,</w:t>
-      </w:r>
-      <w:r>
-        <w:br/>
-      </w:r>
-      <w:r>
-        <w:rPr>
-          <w:rStyle w:val="VerbatimChar"/>
-        </w:rPr>
-        <w:t xml:space="preserve">F value =</w:t>
-      </w:r>
-      <w:r>
-        <w:br/>
-      </w:r>
-      <w:r>
-        <w:rPr>
-          <w:rStyle w:val="VerbatimChar"/>
-        </w:rPr>
-        <w:t xml:space="preserve">p-value =</w:t>
-      </w:r>
-      <w:r>
-        <w:br/>
-      </w:r>
-      <w:r>
-        <w:rPr>
-          <w:rStyle w:val="VerbatimChar"/>
-        </w:rPr>
-        <w:t xml:space="preserve">Reject H₀ at α = 0.05?  Y / N</w:t>
-      </w:r>
-    </w:p>
-    <w:p>
-      <w:r>
-        <w:pict>
-          <v:rect style="width:0;height:1.5pt" o:hralign="center" o:hrstd="t" o:hr="t"/>
-        </w:pict>
-      </w:r>
-    </w:p>
-    <w:bookmarkEnd w:id="25"/>
-    <w:bookmarkStart w:id="27" w:name="part-8-the-same-table-with-caranova"/>
-    <w:p>
-      <w:pPr>
-        <w:pStyle w:val="Heading1"/>
-      </w:pPr>
-      <w:r>
-        <w:t xml:space="preserve">Part 8 · The same table with</w:t>
-      </w:r>
-      <w:r>
-        <w:t xml:space="preserve"> </w:t>
-      </w:r>
-      <w:r>
-        <w:rPr>
-          <w:rStyle w:val="VerbatimChar"/>
-        </w:rPr>
-        <w:t xml:space="preserve">car::Anova()</w:t>
-      </w:r>
-    </w:p>
-    <w:p>
-      <w:pPr>
-        <w:pStyle w:val="FirstParagraph"/>
-      </w:pPr>
-      <w:r>
-        <w:rPr>
-          <w:b/>
-          <w:bCs/>
-        </w:rPr>
-        <w:t xml:space="preserve">▶ Run this:</w:t>
-      </w:r>
-    </w:p>
-    <w:p>
-      <w:pPr>
-        <w:pStyle w:val="SourceCode"/>
-      </w:pPr>
-      <w:r>
-        <w:rPr>
-          <w:rStyle w:val="CommentTok"/>
-        </w:rPr>
-        <w:t xml:space="preserve"># Type II sums of squares (the habit to build) ----------</w:t>
-      </w:r>
-      <w:r>
-        <w:br/>
-      </w:r>
-      <w:r>
-        <w:rPr>
-          <w:rStyle w:val="FunctionTok"/>
-        </w:rPr>
-        <w:t xml:space="preserve">Anova</w:t>
-      </w:r>
-      <w:r>
-        <w:rPr>
-          <w:rStyle w:val="NormalTok"/>
-        </w:rPr>
-        <w:t xml:space="preserve">(mass_model, </w:t>
-      </w:r>
-      <w:r>
-        <w:rPr>
-          <w:rStyle w:val="AttributeTok"/>
-        </w:rPr>
-        <w:t xml:space="preserve">type =</w:t>
-      </w:r>
-      <w:r>
-        <w:rPr>
-          <w:rStyle w:val="NormalTok"/>
-        </w:rPr>
-        <w:t xml:space="preserve"> </w:t>
-      </w:r>
-      <w:r>
-        <w:rPr>
-          <w:rStyle w:val="StringTok"/>
-        </w:rPr>
-        <w:t xml:space="preserve">"II"</w:t>
-      </w:r>
-      <w:r>
-        <w:rPr>
-          <w:rStyle w:val="NormalTok"/>
-        </w:rPr>
-        <w:t xml:space="preserve">)</w:t>
-      </w:r>
-    </w:p>
-    <w:p>
-      <w:pPr>
-        <w:pStyle w:val="BlockText"/>
-      </w:pPr>
-      <w:r>
-        <w:t xml:space="preserve">⚠️</w:t>
-      </w:r>
-      <w:r>
-        <w:t xml:space="preserve"> </w:t>
-      </w:r>
-      <w:r>
-        <w:rPr>
-          <w:b/>
-          <w:bCs/>
-        </w:rPr>
-        <w:t xml:space="preserve">Watch out!</w:t>
-      </w:r>
-      <w:r>
-        <w:t xml:space="preserve"> </w:t>
-      </w:r>
-      <w:r>
-        <w:t xml:space="preserve">Lowercase</w:t>
-      </w:r>
-      <w:r>
-        <w:t xml:space="preserve"> </w:t>
-      </w:r>
-      <w:r>
-        <w:rPr>
-          <w:rStyle w:val="VerbatimChar"/>
-        </w:rPr>
-        <w:t xml:space="preserve">anova()</w:t>
-      </w:r>
-      <w:r>
-        <w:t xml:space="preserve"> </w:t>
-      </w:r>
-      <w:r>
-        <w:t xml:space="preserve">(base R) and capital</w:t>
-      </w:r>
-      <w:r>
-        <w:t xml:space="preserve"> </w:t>
-      </w:r>
-      <w:r>
-        <w:rPr>
-          <w:rStyle w:val="VerbatimChar"/>
-        </w:rPr>
-        <w:t xml:space="preserve">Anova()</w:t>
-      </w:r>
-      <w:r>
-        <w:t xml:space="preserve"> </w:t>
-      </w:r>
-      <w:r>
-        <w:t xml:space="preserve">(car) are different functions. If R says</w:t>
-      </w:r>
-      <w:r>
-        <w:t xml:space="preserve"> </w:t>
-      </w:r>
-      <w:r>
-        <w:rPr>
-          <w:rStyle w:val="VerbatimChar"/>
-        </w:rPr>
-        <w:t xml:space="preserve">could not find function "Anova"</w:t>
-      </w:r>
-      <w:r>
-        <w:t xml:space="preserve">, you forgot</w:t>
-      </w:r>
-      <w:r>
-        <w:t xml:space="preserve"> </w:t>
-      </w:r>
-      <w:r>
-        <w:rPr>
-          <w:rStyle w:val="VerbatimChar"/>
-        </w:rPr>
-        <w:t xml:space="preserve">library(car)</w:t>
-      </w:r>
-      <w:r>
-        <w:t xml:space="preserve">.</w:t>
-      </w:r>
-    </w:p>
-    <w:p>
-      <w:pPr>
-        <w:pStyle w:val="FirstParagraph"/>
-      </w:pPr>
-      <w:r>
-        <w:t xml:space="preserve">✏️</w:t>
-      </w:r>
-      <w:r>
-        <w:t xml:space="preserve"> </w:t>
-      </w:r>
-      <w:r>
-        <w:rPr>
-          <w:b/>
-          <w:bCs/>
-        </w:rPr>
-        <w:t xml:space="preserve">Your turn:</w:t>
-      </w:r>
-      <w:r>
-        <w:t xml:space="preserve"> </w:t>
-      </w:r>
-      <w:r>
-        <w:t xml:space="preserve">Does</w:t>
-      </w:r>
-      <w:r>
-        <w:t xml:space="preserve"> </w:t>
-      </w:r>
-      <w:r>
-        <w:rPr>
-          <w:rStyle w:val="VerbatimChar"/>
-        </w:rPr>
-        <w:t xml:space="preserve">Anova()</w:t>
-      </w:r>
-      <w:r>
-        <w:t xml:space="preserve"> </w:t>
-      </w:r>
-      <w:r>
-        <w:t xml:space="preserve">give the same F and p as</w:t>
-      </w:r>
-      <w:r>
-        <w:t xml:space="preserve"> </w:t>
-      </w:r>
-      <w:r>
-        <w:rPr>
-          <w:rStyle w:val="VerbatimChar"/>
-        </w:rPr>
-        <w:t xml:space="preserve">summary(mass_aov)</w:t>
-      </w:r>
-      <w:r>
-        <w:t xml:space="preserve">? (For one predictor it should.)</w:t>
-      </w:r>
-    </w:p>
-    <w:p>
-      <w:pPr>
-        <w:pStyle w:val="SourceCode"/>
-      </w:pPr>
-      <w:r>
-        <w:rPr>
-          <w:rStyle w:val="VerbatimChar"/>
-        </w:rPr>
-        <w:t xml:space="preserve">Match?  Y / N</w:t>
-      </w:r>
-      <w:r>
-        <w:br/>
-      </w:r>
-      <w:r>
-        <w:rPr>
-          <w:rStyle w:val="VerbatimChar"/>
-        </w:rPr>
-        <w:t xml:space="preserve">Why do we prefer Anova(type = "II") as a habit? (hint: unbalanced / two-way later)</w:t>
-      </w:r>
-    </w:p>
-    <w:p>
-      <w:r>
-        <w:pict>
-          <v:rect style="width:0;height:1.5pt" o:hralign="center" o:hrstd="t" o:hr="t"/>
-        </w:pict>
-      </w:r>
-    </w:p>
-    <w:p>
-      <w:pPr>
-        <w:pStyle w:val="Heading2"/>
-      </w:pPr>
-      <w:bookmarkStart w:id="26" w:name="X60102e0006de70cd8ba064e8bfd75ffc11bb6f9"/>
-      <w:r>
-        <w:t xml:space="preserve">🧩 Chunk 4 — Which groups differ?</w:t>
-      </w:r>
-      <w:r>
-        <w:t xml:space="preserve"> </w:t>
-      </w:r>
-      <w:r>
-        <w:rPr>
-          <w:i/>
-          <w:iCs/>
-        </w:rPr>
-        <w:t xml:space="preserve">(after lecture Chunk 4)</w:t>
-      </w:r>
-      <w:bookmarkEnd w:id="26"/>
-    </w:p>
-    <w:p>
-      <w:pPr>
-        <w:pStyle w:val="BlockText"/>
-      </w:pPr>
-      <w:r>
-        <w:t xml:space="preserve">Parts 9–11: post-hoc comparisons, letters, plot, and the write-up.</w:t>
-      </w:r>
-    </w:p>
-    <w:bookmarkEnd w:id="27"/>
-    <w:bookmarkStart w:id="28" w:name="part-9-post-hoc-which-species-differ"/>
-    <w:p>
-      <w:pPr>
-        <w:pStyle w:val="Heading1"/>
-      </w:pPr>
-      <w:r>
-        <w:t xml:space="preserve">Part 9 · Post-hoc — which species differ?</w:t>
-      </w:r>
-    </w:p>
-    <w:p>
-      <w:pPr>
-        <w:pStyle w:val="BlockText"/>
-      </w:pPr>
-      <w:r>
-        <w:t xml:space="preserve">🔮</w:t>
-      </w:r>
-      <w:r>
-        <w:t xml:space="preserve"> </w:t>
-      </w:r>
-      <w:r>
-        <w:rPr>
-          <w:b/>
-          <w:bCs/>
-        </w:rPr>
-        <w:t xml:space="preserve">Predict first:</w:t>
-      </w:r>
-      <w:r>
-        <w:t xml:space="preserve"> </w:t>
-      </w:r>
-      <w:r>
-        <w:t xml:space="preserve">Will</w:t>
-      </w:r>
-      <w:r>
-        <w:t xml:space="preserve"> </w:t>
-      </w:r>
-      <w:r>
-        <w:rPr>
-          <w:b/>
-          <w:bCs/>
-        </w:rPr>
-        <w:t xml:space="preserve">all three</w:t>
-      </w:r>
-      <w:r>
-        <w:t xml:space="preserve"> </w:t>
-      </w:r>
-      <w:r>
-        <w:t xml:space="preserve">species differ from each other, or will two be statistically tied? Commit before you run it.</w:t>
-      </w:r>
-    </w:p>
-    <w:p>
-      <w:pPr>
-        <w:pStyle w:val="FirstParagraph"/>
-      </w:pPr>
-      <w:r>
-        <w:rPr>
-          <w:b/>
-          <w:bCs/>
-        </w:rPr>
-        <w:t xml:space="preserve">▶ Run this:</w:t>
-      </w:r>
-    </w:p>
-    <w:p>
-      <w:pPr>
-        <w:pStyle w:val="SourceCode"/>
-      </w:pPr>
-      <w:r>
-        <w:rPr>
-          <w:rStyle w:val="CommentTok"/>
-        </w:rPr>
-        <w:t xml:space="preserve"># Estimated marginal means + Tukey-adjusted pairs -------</w:t>
-      </w:r>
-      <w:r>
-        <w:br/>
-      </w:r>
-      <w:r>
-        <w:rPr>
-          <w:rStyle w:val="NormalTok"/>
-        </w:rPr>
-        <w:t xml:space="preserve">mass_emm </w:t>
-      </w:r>
-      <w:r>
-        <w:rPr>
-          <w:rStyle w:val="OtherTok"/>
-        </w:rPr>
-        <w:t xml:space="preserve">&lt;-</w:t>
-      </w:r>
-      <w:r>
-        <w:rPr>
-          <w:rStyle w:val="NormalTok"/>
-        </w:rPr>
-        <w:t xml:space="preserve"> </w:t>
-      </w:r>
-      <w:r>
-        <w:rPr>
-          <w:rStyle w:val="FunctionTok"/>
-        </w:rPr>
-        <w:t xml:space="preserve">emmeans</w:t>
-      </w:r>
-      <w:r>
-        <w:rPr>
-          <w:rStyle w:val="NormalTok"/>
-        </w:rPr>
-        <w:t xml:space="preserve">(mass_model, pairwise </w:t>
-      </w:r>
-      <w:r>
-        <w:rPr>
-          <w:rStyle w:val="SpecialCharTok"/>
-        </w:rPr>
-        <w:t xml:space="preserve">~</w:t>
-      </w:r>
-      <w:r>
-        <w:rPr>
-          <w:rStyle w:val="NormalTok"/>
-        </w:rPr>
-        <w:t xml:space="preserve"> species)</w:t>
-      </w:r>
-      <w:r>
-        <w:br/>
-      </w:r>
-      <w:r>
-        <w:br/>
-      </w:r>
-      <w:r>
-        <w:rPr>
-          <w:rStyle w:val="NormalTok"/>
-        </w:rPr>
-        <w:t xml:space="preserve">mass_emm</w:t>
-      </w:r>
-      <w:r>
-        <w:rPr>
-          <w:rStyle w:val="SpecialCharTok"/>
-        </w:rPr>
-        <w:t xml:space="preserve">$</w:t>
-      </w:r>
-      <w:r>
-        <w:rPr>
-          <w:rStyle w:val="NormalTok"/>
-        </w:rPr>
-        <w:t xml:space="preserve">contrasts</w:t>
-      </w:r>
-    </w:p>
-    <w:p>
-      <w:pPr>
-        <w:pStyle w:val="FirstParagraph"/>
-      </w:pPr>
-      <w:r>
-        <w:t xml:space="preserve">✏️</w:t>
-      </w:r>
-      <w:r>
-        <w:t xml:space="preserve"> </w:t>
-      </w:r>
-      <w:r>
-        <w:rPr>
-          <w:b/>
-          <w:bCs/>
-        </w:rPr>
-        <w:t xml:space="preserve">Your turn:</w:t>
-      </w:r>
-      <w:r>
-        <w:t xml:space="preserve"> </w:t>
-      </w:r>
-      <w:r>
-        <w:t xml:space="preserve">Record each pairwise comparison.</w:t>
-      </w:r>
-    </w:p>
-    <w:p>
-      <w:pPr>
-        <w:pStyle w:val="SourceCode"/>
-      </w:pPr>
-      <w:r>
-        <w:rPr>
-          <w:rStyle w:val="VerbatimChar"/>
-        </w:rPr>
-        <w:t xml:space="preserve">Adelie  vs Chinstrap:  p =        different?  Y / N</w:t>
-      </w:r>
-      <w:r>
-        <w:br/>
-      </w:r>
-      <w:r>
-        <w:rPr>
-          <w:rStyle w:val="VerbatimChar"/>
-        </w:rPr>
-        <w:t xml:space="preserve">Adelie  vs Gentoo:     p =        different?  Y / N</w:t>
-      </w:r>
-      <w:r>
-        <w:br/>
-      </w:r>
-      <w:r>
-        <w:rPr>
-          <w:rStyle w:val="VerbatimChar"/>
-        </w:rPr>
-        <w:t xml:space="preserve">Chinstrap vs Gentoo:   p =        different?  Y / N</w:t>
-      </w:r>
-    </w:p>
-    <w:p>
-      <w:pPr>
-        <w:pStyle w:val="FirstParagraph"/>
-      </w:pPr>
-      <w:r>
-        <w:rPr>
-          <w:b/>
-          <w:bCs/>
-        </w:rPr>
-        <w:t xml:space="preserve">▶ Run this (compact letter display):</w:t>
-      </w:r>
-    </w:p>
-    <w:p>
-      <w:pPr>
-        <w:pStyle w:val="SourceCode"/>
-      </w:pPr>
-      <w:r>
-        <w:rPr>
-          <w:rStyle w:val="CommentTok"/>
-        </w:rPr>
-        <w:t xml:space="preserve"># Groups sharing a letter are NOT different -------------</w:t>
-      </w:r>
-      <w:r>
-        <w:br/>
-      </w:r>
-      <w:r>
-        <w:rPr>
-          <w:rStyle w:val="NormalTok"/>
-        </w:rPr>
-        <w:t xml:space="preserve">multcomp</w:t>
-      </w:r>
-      <w:r>
-        <w:rPr>
-          <w:rStyle w:val="SpecialCharTok"/>
-        </w:rPr>
-        <w:t xml:space="preserve">::</w:t>
-      </w:r>
-      <w:r>
-        <w:rPr>
-          <w:rStyle w:val="FunctionTok"/>
-        </w:rPr>
-        <w:t xml:space="preserve">cld</w:t>
-      </w:r>
-      <w:r>
-        <w:rPr>
-          <w:rStyle w:val="NormalTok"/>
-        </w:rPr>
-        <w:t xml:space="preserve">(mass_emm</w:t>
-      </w:r>
-      <w:r>
-        <w:rPr>
-          <w:rStyle w:val="SpecialCharTok"/>
-        </w:rPr>
-        <w:t xml:space="preserve">$</w:t>
-      </w:r>
-      <w:r>
-        <w:rPr>
-          <w:rStyle w:val="NormalTok"/>
-        </w:rPr>
-        <w:t xml:space="preserve">emmeans, </w:t>
-      </w:r>
-      <w:r>
-        <w:rPr>
-          <w:rStyle w:val="AttributeTok"/>
-        </w:rPr>
-        <w:t xml:space="preserve">Letters =</w:t>
-      </w:r>
-      <w:r>
-        <w:rPr>
-          <w:rStyle w:val="NormalTok"/>
-        </w:rPr>
-        <w:t xml:space="preserve"> letters)</w:t>
-      </w:r>
-    </w:p>
-    <w:p>
-      <w:pPr>
-        <w:pStyle w:val="FirstParagraph"/>
-      </w:pPr>
-      <w:r>
-        <w:t xml:space="preserve">✏️</w:t>
-      </w:r>
-      <w:r>
-        <w:t xml:space="preserve"> </w:t>
-      </w:r>
-      <w:r>
-        <w:rPr>
-          <w:b/>
-          <w:bCs/>
-        </w:rPr>
-        <w:t xml:space="preserve">Your turn:</w:t>
-      </w:r>
-      <w:r>
-        <w:t xml:space="preserve"> </w:t>
-      </w:r>
-      <w:r>
-        <w:t xml:space="preserve">Write the letter for each species. Do any share a letter?</w:t>
-      </w:r>
-    </w:p>
-    <w:p>
-      <w:pPr>
-        <w:pStyle w:val="SourceCode"/>
-      </w:pPr>
-      <w:r>
-        <w:rPr>
-          <w:rStyle w:val="VerbatimChar"/>
-        </w:rPr>
-        <w:t xml:space="preserve">Adelie:      Chinstrap:      Gentoo:</w:t>
-      </w:r>
-      <w:r>
-        <w:br/>
-      </w:r>
-      <w:r>
-        <w:rPr>
-          <w:rStyle w:val="VerbatimChar"/>
-        </w:rPr>
-        <w:t xml:space="preserve">Any species share a letter (i.e. not different)?  Y / N</w:t>
-      </w:r>
-    </w:p>
-    <w:p>
-      <w:r>
-        <w:pict>
-          <v:rect style="width:0;height:1.5pt" o:hralign="center" o:hrstd="t" o:hr="t"/>
-        </w:pict>
-      </w:r>
-    </w:p>
-    <w:bookmarkEnd w:id="28"/>
-    <w:bookmarkStart w:id="29" w:name="part-10-plot-the-result"/>
-    <w:p>
-      <w:pPr>
-        <w:pStyle w:val="Heading1"/>
-      </w:pPr>
-      <w:r>
-        <w:t xml:space="preserve">Part 10 · Plot the result</w:t>
-      </w:r>
-    </w:p>
-    <w:p>
-      <w:pPr>
-        <w:pStyle w:val="FirstParagraph"/>
-      </w:pPr>
-      <w:r>
-        <w:rPr>
-          <w:b/>
-          <w:bCs/>
-        </w:rPr>
-        <w:t xml:space="preserve">▶ Run this:</w:t>
-      </w:r>
-    </w:p>
-    <w:p>
-      <w:pPr>
-        <w:pStyle w:val="SourceCode"/>
-      </w:pPr>
-      <w:r>
-        <w:rPr>
-          <w:rStyle w:val="CommentTok"/>
-        </w:rPr>
-        <w:t xml:space="preserve"># Estimated means with 95% CI ---------------------------</w:t>
-      </w:r>
-      <w:r>
-        <w:br/>
-      </w:r>
-      <w:r>
-        <w:rPr>
-          <w:rStyle w:val="NormalTok"/>
-        </w:rPr>
-        <w:t xml:space="preserve">mass_emm_plot </w:t>
-      </w:r>
-      <w:r>
-        <w:rPr>
-          <w:rStyle w:val="OtherTok"/>
-        </w:rPr>
-        <w:t xml:space="preserve">&lt;-</w:t>
-      </w:r>
-      <w:r>
-        <w:rPr>
-          <w:rStyle w:val="NormalTok"/>
-        </w:rPr>
-        <w:t xml:space="preserve"> </w:t>
-      </w:r>
-      <w:r>
-        <w:rPr>
-          <w:rStyle w:val="FunctionTok"/>
-        </w:rPr>
-        <w:t xml:space="preserve">as.data.frame</w:t>
-      </w:r>
-      <w:r>
-        <w:rPr>
-          <w:rStyle w:val="NormalTok"/>
-        </w:rPr>
-        <w:t xml:space="preserve">(mass_emm</w:t>
-      </w:r>
-      <w:r>
-        <w:rPr>
-          <w:rStyle w:val="SpecialCharTok"/>
-        </w:rPr>
-        <w:t xml:space="preserve">$</w:t>
-      </w:r>
-      <w:r>
-        <w:rPr>
-          <w:rStyle w:val="NormalTok"/>
-        </w:rPr>
-        <w:t xml:space="preserve">emmeans) </w:t>
-      </w:r>
-      <w:r>
-        <w:rPr>
-          <w:rStyle w:val="SpecialCharTok"/>
-        </w:rPr>
-        <w:t xml:space="preserve">%&gt;%</w:t>
-      </w:r>
-      <w:r>
-        <w:br/>
-      </w:r>
-      <w:r>
-        <w:rPr>
-          <w:rStyle w:val="NormalTok"/>
-        </w:rPr>
-        <w:t xml:space="preserve">  </w:t>
-      </w:r>
-      <w:r>
-        <w:rPr>
-          <w:rStyle w:val="FunctionTok"/>
-        </w:rPr>
-        <w:t xml:space="preserve">ggplot</w:t>
-      </w:r>
-      <w:r>
-        <w:rPr>
-          <w:rStyle w:val="NormalTok"/>
-        </w:rPr>
-        <w:t xml:space="preserve">(</w:t>
-      </w:r>
-      <w:r>
-        <w:rPr>
-          <w:rStyle w:val="FunctionTok"/>
-        </w:rPr>
-        <w:t xml:space="preserve">aes</w:t>
-      </w:r>
-      <w:r>
-        <w:rPr>
-          <w:rStyle w:val="NormalTok"/>
-        </w:rPr>
-        <w:t xml:space="preserve">(</w:t>
-      </w:r>
-      <w:r>
-        <w:rPr>
-          <w:rStyle w:val="AttributeTok"/>
-        </w:rPr>
-        <w:t xml:space="preserve">x =</w:t>
-      </w:r>
-      <w:r>
-        <w:rPr>
-          <w:rStyle w:val="NormalTok"/>
-        </w:rPr>
-        <w:t xml:space="preserve"> species, </w:t>
-      </w:r>
-      <w:r>
-        <w:rPr>
-          <w:rStyle w:val="AttributeTok"/>
-        </w:rPr>
-        <w:t xml:space="preserve">y =</w:t>
-      </w:r>
-      <w:r>
-        <w:rPr>
-          <w:rStyle w:val="NormalTok"/>
-        </w:rPr>
-        <w:t xml:space="preserve"> emmean, </w:t>
-      </w:r>
-      <w:r>
-        <w:rPr>
-          <w:rStyle w:val="AttributeTok"/>
-        </w:rPr>
-        <w:t xml:space="preserve">color =</w:t>
-      </w:r>
-      <w:r>
-        <w:rPr>
-          <w:rStyle w:val="NormalTok"/>
-        </w:rPr>
-        <w:t xml:space="preserve"> species)) </w:t>
-      </w:r>
-      <w:r>
-        <w:rPr>
-          <w:rStyle w:val="SpecialCharTok"/>
-        </w:rPr>
-        <w:t xml:space="preserve">+</w:t>
-      </w:r>
-      <w:r>
-        <w:br/>
-      </w:r>
-      <w:r>
-        <w:rPr>
-          <w:rStyle w:val="NormalTok"/>
-        </w:rPr>
-        <w:t xml:space="preserve">  </w:t>
-      </w:r>
-      <w:r>
-        <w:rPr>
-          <w:rStyle w:val="FunctionTok"/>
-        </w:rPr>
-        <w:t xml:space="preserve">geom_point</w:t>
-      </w:r>
-      <w:r>
-        <w:rPr>
-          <w:rStyle w:val="NormalTok"/>
-        </w:rPr>
-        <w:t xml:space="preserve">(</w:t>
-      </w:r>
-      <w:r>
-        <w:rPr>
-          <w:rStyle w:val="AttributeTok"/>
-        </w:rPr>
-        <w:t xml:space="preserve">size =</w:t>
-      </w:r>
-      <w:r>
-        <w:rPr>
-          <w:rStyle w:val="NormalTok"/>
-        </w:rPr>
-        <w:t xml:space="preserve"> </w:t>
-      </w:r>
-      <w:r>
-        <w:rPr>
-          <w:rStyle w:val="DecValTok"/>
-        </w:rPr>
-        <w:t xml:space="preserve">3</w:t>
-      </w:r>
-      <w:r>
-        <w:rPr>
-          <w:rStyle w:val="NormalTok"/>
-        </w:rPr>
-        <w:t xml:space="preserve">) </w:t>
-      </w:r>
-      <w:r>
-        <w:rPr>
-          <w:rStyle w:val="SpecialCharTok"/>
-        </w:rPr>
-        <w:t xml:space="preserve">+</w:t>
-      </w:r>
-      <w:r>
-        <w:br/>
-      </w:r>
-      <w:r>
-        <w:rPr>
-          <w:rStyle w:val="NormalTok"/>
-        </w:rPr>
-        <w:t xml:space="preserve">  </w:t>
-      </w:r>
-      <w:r>
-        <w:rPr>
-          <w:rStyle w:val="FunctionTok"/>
-        </w:rPr>
-        <w:t xml:space="preserve">geom_errorbar</w:t>
-      </w:r>
-      <w:r>
-        <w:rPr>
-          <w:rStyle w:val="NormalTok"/>
-        </w:rPr>
-        <w:t xml:space="preserve">(</w:t>
-      </w:r>
-      <w:r>
-        <w:rPr>
-          <w:rStyle w:val="FunctionTok"/>
-        </w:rPr>
-        <w:t xml:space="preserve">aes</w:t>
-      </w:r>
-      <w:r>
-        <w:rPr>
-          <w:rStyle w:val="NormalTok"/>
-        </w:rPr>
-        <w:t xml:space="preserve">(</w:t>
-      </w:r>
-      <w:r>
-        <w:rPr>
-          <w:rStyle w:val="AttributeTok"/>
-        </w:rPr>
-        <w:t xml:space="preserve">ymin =</w:t>
-      </w:r>
-      <w:r>
-        <w:rPr>
-          <w:rStyle w:val="NormalTok"/>
-        </w:rPr>
-        <w:t xml:space="preserve"> lower.CL, </w:t>
-      </w:r>
-      <w:r>
-        <w:rPr>
-          <w:rStyle w:val="AttributeTok"/>
-        </w:rPr>
-        <w:t xml:space="preserve">ymax =</w:t>
-      </w:r>
-      <w:r>
-        <w:rPr>
-          <w:rStyle w:val="NormalTok"/>
-        </w:rPr>
-        <w:t xml:space="preserve"> upper.CL),</w:t>
-      </w:r>
-      <w:r>
-        <w:br/>
-      </w:r>
-      <w:r>
-        <w:rPr>
-          <w:rStyle w:val="NormalTok"/>
-        </w:rPr>
-        <w:t xml:space="preserve">                </w:t>
-      </w:r>
-      <w:r>
-        <w:rPr>
-          <w:rStyle w:val="AttributeTok"/>
-        </w:rPr>
-        <w:t xml:space="preserve">width =</w:t>
-      </w:r>
-      <w:r>
-        <w:rPr>
-          <w:rStyle w:val="NormalTok"/>
-        </w:rPr>
-        <w:t xml:space="preserve"> </w:t>
-      </w:r>
-      <w:r>
-        <w:rPr>
-          <w:rStyle w:val="FloatTok"/>
-        </w:rPr>
-        <w:t xml:space="preserve">0.15</w:t>
-      </w:r>
-      <w:r>
-        <w:rPr>
-          <w:rStyle w:val="NormalTok"/>
-        </w:rPr>
-        <w:t xml:space="preserve">, </w:t>
-      </w:r>
-      <w:r>
-        <w:rPr>
-          <w:rStyle w:val="AttributeTok"/>
-        </w:rPr>
-        <w:t xml:space="preserve">linewidth =</w:t>
-      </w:r>
-      <w:r>
-        <w:rPr>
-          <w:rStyle w:val="NormalTok"/>
-        </w:rPr>
-        <w:t xml:space="preserve"> </w:t>
-      </w:r>
-      <w:r>
-        <w:rPr>
-          <w:rStyle w:val="FloatTok"/>
-        </w:rPr>
-        <w:t xml:space="preserve">0.9</w:t>
-      </w:r>
-      <w:r>
-        <w:rPr>
-          <w:rStyle w:val="NormalTok"/>
-        </w:rPr>
-        <w:t xml:space="preserve">) </w:t>
-      </w:r>
-      <w:r>
-        <w:rPr>
-          <w:rStyle w:val="SpecialCharTok"/>
-        </w:rPr>
-        <w:t xml:space="preserve">+</w:t>
-      </w:r>
-      <w:r>
-        <w:br/>
-      </w:r>
-      <w:r>
-        <w:rPr>
-          <w:rStyle w:val="NormalTok"/>
-        </w:rPr>
-        <w:t xml:space="preserve">  </w:t>
-      </w:r>
-      <w:r>
-        <w:rPr>
-          <w:rStyle w:val="FunctionTok"/>
-        </w:rPr>
-        <w:t xml:space="preserve">labs</w:t>
-      </w:r>
-      <w:r>
-        <w:rPr>
-          <w:rStyle w:val="NormalTok"/>
-        </w:rPr>
-        <w:t xml:space="preserve">(</w:t>
-      </w:r>
-      <w:r>
-        <w:rPr>
-          <w:rStyle w:val="AttributeTok"/>
-        </w:rPr>
-        <w:t xml:space="preserve">x =</w:t>
-      </w:r>
-      <w:r>
-        <w:rPr>
-          <w:rStyle w:val="NormalTok"/>
-        </w:rPr>
-        <w:t xml:space="preserve"> </w:t>
-      </w:r>
-      <w:r>
-        <w:rPr>
-          <w:rStyle w:val="StringTok"/>
-        </w:rPr>
-        <w:t xml:space="preserve">"Species"</w:t>
-      </w:r>
-      <w:r>
-        <w:rPr>
-          <w:rStyle w:val="NormalTok"/>
-        </w:rPr>
-        <w:t xml:space="preserve">, </w:t>
-      </w:r>
-      <w:r>
-        <w:rPr>
-          <w:rStyle w:val="AttributeTok"/>
-        </w:rPr>
-        <w:t xml:space="preserve">y =</w:t>
-      </w:r>
-      <w:r>
-        <w:rPr>
-          <w:rStyle w:val="NormalTok"/>
-        </w:rPr>
-        <w:t xml:space="preserve"> </w:t>
-      </w:r>
-      <w:r>
-        <w:rPr>
-          <w:rStyle w:val="StringTok"/>
-        </w:rPr>
-        <w:t xml:space="preserve">"Estimated mean mass (g)"</w:t>
-      </w:r>
-      <w:r>
-        <w:rPr>
-          <w:rStyle w:val="NormalTok"/>
-        </w:rPr>
-        <w:t xml:space="preserve">) </w:t>
-      </w:r>
-      <w:r>
-        <w:rPr>
-          <w:rStyle w:val="SpecialCharTok"/>
-        </w:rPr>
-        <w:t xml:space="preserve">+</w:t>
-      </w:r>
-      <w:r>
-        <w:br/>
-      </w:r>
-      <w:r>
-        <w:rPr>
-          <w:rStyle w:val="NormalTok"/>
-        </w:rPr>
-        <w:t xml:space="preserve">  </w:t>
-      </w:r>
-      <w:r>
-        <w:rPr>
-          <w:rStyle w:val="FunctionTok"/>
-        </w:rPr>
-        <w:t xml:space="preserve">theme_minimal</w:t>
-      </w:r>
-      <w:r>
-        <w:rPr>
-          <w:rStyle w:val="NormalTok"/>
-        </w:rPr>
-        <w:t xml:space="preserve">() </w:t>
-      </w:r>
-      <w:r>
-        <w:rPr>
-          <w:rStyle w:val="SpecialCharTok"/>
-        </w:rPr>
-        <w:t xml:space="preserve">+</w:t>
-      </w:r>
-      <w:r>
-        <w:br/>
-      </w:r>
-      <w:r>
-        <w:rPr>
-          <w:rStyle w:val="NormalTok"/>
-        </w:rPr>
-        <w:t xml:space="preserve">  </w:t>
-      </w:r>
-      <w:r>
-        <w:rPr>
-          <w:rStyle w:val="FunctionTok"/>
-        </w:rPr>
-        <w:t xml:space="preserve">theme</w:t>
-      </w:r>
-      <w:r>
-        <w:rPr>
-          <w:rStyle w:val="NormalTok"/>
-        </w:rPr>
-        <w:t xml:space="preserve">(</w:t>
-      </w:r>
-      <w:r>
-        <w:rPr>
-          <w:rStyle w:val="AttributeTok"/>
-        </w:rPr>
-        <w:t xml:space="preserve">legend.position =</w:t>
-      </w:r>
-      <w:r>
-        <w:rPr>
-          <w:rStyle w:val="NormalTok"/>
-        </w:rPr>
-        <w:t xml:space="preserve"> </w:t>
-      </w:r>
-      <w:r>
-        <w:rPr>
-          <w:rStyle w:val="StringTok"/>
-        </w:rPr>
-        <w:t xml:space="preserve">"none"</w:t>
-      </w:r>
-      <w:r>
-        <w:rPr>
-          <w:rStyle w:val="NormalTok"/>
-        </w:rPr>
-        <w:t xml:space="preserve">)</w:t>
-      </w:r>
-      <w:r>
-        <w:br/>
-      </w:r>
-      <w:r>
-        <w:br/>
-      </w:r>
-      <w:r>
-        <w:rPr>
-          <w:rStyle w:val="NormalTok"/>
-        </w:rPr>
-        <w:t xml:space="preserve">mass_emm_plot</w:t>
-      </w:r>
-    </w:p>
-    <w:p>
-      <w:pPr>
-        <w:pStyle w:val="SourceCode"/>
-      </w:pPr>
-      <w:r>
-        <w:rPr>
-          <w:rStyle w:val="CommentTok"/>
-        </w:rPr>
-        <w:t xml:space="preserve"># Save it to the figures folder -------------------------</w:t>
-      </w:r>
-      <w:r>
-        <w:br/>
-      </w:r>
-      <w:r>
-        <w:rPr>
-          <w:rStyle w:val="FunctionTok"/>
-        </w:rPr>
-        <w:t xml:space="preserve">ggsave</w:t>
-      </w:r>
-      <w:r>
-        <w:rPr>
-          <w:rStyle w:val="NormalTok"/>
-        </w:rPr>
-        <w:t xml:space="preserve">(</w:t>
-      </w:r>
-      <w:r>
-        <w:rPr>
-          <w:rStyle w:val="StringTok"/>
-        </w:rPr>
-        <w:t xml:space="preserve">"figures/penguin_mass_emmeans.png"</w:t>
-      </w:r>
-      <w:r>
-        <w:rPr>
-          <w:rStyle w:val="NormalTok"/>
-        </w:rPr>
-        <w:t xml:space="preserve">,</w:t>
-      </w:r>
-      <w:r>
-        <w:br/>
-      </w:r>
-      <w:r>
-        <w:rPr>
-          <w:rStyle w:val="NormalTok"/>
-        </w:rPr>
-        <w:t xml:space="preserve">       </w:t>
-      </w:r>
-      <w:r>
-        <w:rPr>
-          <w:rStyle w:val="AttributeTok"/>
-        </w:rPr>
-        <w:t xml:space="preserve">plot =</w:t>
-      </w:r>
-      <w:r>
-        <w:rPr>
-          <w:rStyle w:val="NormalTok"/>
-        </w:rPr>
-        <w:t xml:space="preserve"> mass_emm_plot,</w:t>
-      </w:r>
-      <w:r>
-        <w:br/>
-      </w:r>
-      <w:r>
-        <w:rPr>
-          <w:rStyle w:val="NormalTok"/>
-        </w:rPr>
-        <w:t xml:space="preserve">       </w:t>
-      </w:r>
-      <w:r>
-        <w:rPr>
-          <w:rStyle w:val="AttributeTok"/>
-        </w:rPr>
-        <w:t xml:space="preserve">width =</w:t>
-      </w:r>
-      <w:r>
-        <w:rPr>
-          <w:rStyle w:val="NormalTok"/>
-        </w:rPr>
-        <w:t xml:space="preserve"> </w:t>
-      </w:r>
-      <w:r>
-        <w:rPr>
-          <w:rStyle w:val="DecValTok"/>
-        </w:rPr>
-        <w:t xml:space="preserve">5</w:t>
-      </w:r>
-      <w:r>
-        <w:rPr>
-          <w:rStyle w:val="NormalTok"/>
-        </w:rPr>
-        <w:t xml:space="preserve">, </w:t>
-      </w:r>
-      <w:r>
-        <w:rPr>
-          <w:rStyle w:val="AttributeTok"/>
-        </w:rPr>
-        <w:t xml:space="preserve">height =</w:t>
-      </w:r>
-      <w:r>
-        <w:rPr>
-          <w:rStyle w:val="NormalTok"/>
-        </w:rPr>
-        <w:t xml:space="preserve"> </w:t>
-      </w:r>
-      <w:r>
-        <w:rPr>
-          <w:rStyle w:val="DecValTok"/>
-        </w:rPr>
-        <w:t xml:space="preserve">5</w:t>
-      </w:r>
-      <w:r>
-        <w:rPr>
-          <w:rStyle w:val="NormalTok"/>
-        </w:rPr>
-        <w:t xml:space="preserve">, </w:t>
-      </w:r>
-      <w:r>
-        <w:rPr>
-          <w:rStyle w:val="AttributeTok"/>
-        </w:rPr>
-        <w:t xml:space="preserve">units =</w:t>
-      </w:r>
-      <w:r>
-        <w:rPr>
-          <w:rStyle w:val="NormalTok"/>
-        </w:rPr>
-        <w:t xml:space="preserve"> </w:t>
-      </w:r>
-      <w:r>
-        <w:rPr>
-          <w:rStyle w:val="StringTok"/>
-        </w:rPr>
-        <w:t xml:space="preserve">"in"</w:t>
-      </w:r>
-      <w:r>
-        <w:rPr>
-          <w:rStyle w:val="NormalTok"/>
-        </w:rPr>
-        <w:t xml:space="preserve">, </w:t>
-      </w:r>
-      <w:r>
-        <w:rPr>
-          <w:rStyle w:val="AttributeTok"/>
-        </w:rPr>
-        <w:t xml:space="preserve">dpi =</w:t>
-      </w:r>
-      <w:r>
-        <w:rPr>
-          <w:rStyle w:val="NormalTok"/>
-        </w:rPr>
-        <w:t xml:space="preserve"> </w:t>
-      </w:r>
-      <w:r>
-        <w:rPr>
-          <w:rStyle w:val="DecValTok"/>
-        </w:rPr>
-        <w:t xml:space="preserve">300</w:t>
-      </w:r>
-      <w:r>
-        <w:rPr>
-          <w:rStyle w:val="NormalTok"/>
-        </w:rPr>
-        <w:t xml:space="preserve">)</w:t>
-      </w:r>
-    </w:p>
-    <w:p>
-      <w:pPr>
-        <w:pStyle w:val="FirstParagraph"/>
-      </w:pPr>
-      <w:r>
-        <w:t xml:space="preserve">✏️</w:t>
-      </w:r>
-      <w:r>
-        <w:t xml:space="preserve"> </w:t>
-      </w:r>
-      <w:r>
-        <w:rPr>
-          <w:b/>
-          <w:bCs/>
-        </w:rPr>
-        <w:t xml:space="preserve">Your turn:</w:t>
-      </w:r>
-      <w:r>
-        <w:t xml:space="preserve"> </w:t>
-      </w:r>
-      <w:r>
-        <w:t xml:space="preserve">Do any of the confidence intervals overlap? What does that suggest?</w:t>
-      </w:r>
-    </w:p>
-    <w:p>
-      <w:pPr>
-        <w:pStyle w:val="SourceCode"/>
-      </w:pPr>
-      <w:r>
-        <w:rPr>
-          <w:rStyle w:val="VerbatimChar"/>
-        </w:rPr>
-        <w:t xml:space="preserve">Your answer:</w:t>
-      </w:r>
-    </w:p>
-    <w:p>
-      <w:r>
-        <w:pict>
-          <v:rect style="width:0;height:1.5pt" o:hralign="center" o:hrstd="t" o:hr="t"/>
-        </w:pict>
-      </w:r>
-    </w:p>
-    <w:bookmarkEnd w:id="29"/>
-    <w:bookmarkStart w:id="30" w:name="part-11-write-a-results-sentence"/>
-    <w:p>
-      <w:pPr>
-        <w:pStyle w:val="Heading1"/>
-      </w:pPr>
-      <w:r>
-        <w:t xml:space="preserve">Part 11 · Write a results sentence</w:t>
-      </w:r>
-    </w:p>
-    <w:p>
-      <w:pPr>
-        <w:pStyle w:val="FirstParagraph"/>
-      </w:pPr>
-      <w:r>
-        <w:t xml:space="preserve">✏️</w:t>
-      </w:r>
-      <w:r>
-        <w:t xml:space="preserve"> </w:t>
-      </w:r>
-      <w:r>
-        <w:rPr>
-          <w:b/>
-          <w:bCs/>
-        </w:rPr>
-        <w:t xml:space="preserve">Your turn:</w:t>
-      </w:r>
-      <w:r>
-        <w:t xml:space="preserve"> </w:t>
-      </w:r>
-      <w:r>
-        <w:t xml:space="preserve">Write a complete results sentence. Include the test, F, both df, the</w:t>
-      </w:r>
-      <w:r>
-        <w:t xml:space="preserve"> </w:t>
-      </w:r>
-      <w:r>
-        <w:rPr>
-          <w:i/>
-          <w:iCs/>
-        </w:rPr>
-        <w:t xml:space="preserve">p</w:t>
-      </w:r>
-      <w:r>
-        <w:t xml:space="preserve">-value, the post-hoc outcome, and the direction (which is heaviest).</w:t>
-      </w:r>
-    </w:p>
-    <w:p>
-      <w:pPr>
-        <w:pStyle w:val="SourceCode"/>
-      </w:pPr>
-      <w:r>
-        <w:rPr>
-          <w:rStyle w:val="VerbatimChar"/>
-        </w:rPr>
-        <w:t xml:space="preserve">Template:</w:t>
-      </w:r>
-      <w:r>
-        <w:br/>
-      </w:r>
-      <w:r>
-        <w:rPr>
-          <w:rStyle w:val="VerbatimChar"/>
-        </w:rPr>
-        <w:t xml:space="preserve">"Body mass differed significantly among the three penguin species</w:t>
-      </w:r>
-      <w:r>
-        <w:br/>
-      </w:r>
-      <w:r>
-        <w:rPr>
-          <w:rStyle w:val="VerbatimChar"/>
-        </w:rPr>
-        <w:t xml:space="preserve">(one-way ANOVA: F(__, __) = ____, p ____). Tukey-adjusted comparisons</w:t>
-      </w:r>
-      <w:r>
-        <w:br/>
-      </w:r>
-      <w:r>
-        <w:rPr>
-          <w:rStyle w:val="VerbatimChar"/>
-        </w:rPr>
-        <w:t xml:space="preserve">showed that ____________________, with __________ heaviest."</w:t>
-      </w:r>
-      <w:r>
-        <w:br/>
-      </w:r>
-      <w:r>
-        <w:br/>
-      </w:r>
-      <w:r>
-        <w:rPr>
-          <w:rStyle w:val="VerbatimChar"/>
-        </w:rPr>
-        <w:t xml:space="preserve">Your sentence:</w:t>
-      </w:r>
-    </w:p>
-    <w:p>
-      <w:r>
-        <w:pict>
-          <v:rect style="width:0;height:1.5pt" o:hralign="center" o:hrstd="t" o:hr="t"/>
-        </w:pict>
-      </w:r>
-    </w:p>
-    <w:bookmarkEnd w:id="30"/>
-    <w:bookmarkStart w:id="31" w:name="part-12-review-and-checkpoint"/>
-    <w:p>
-      <w:pPr>
-        <w:pStyle w:val="Heading1"/>
-      </w:pPr>
-      <w:r>
-        <w:t xml:space="preserve">Part 12 · Review and checkpoint</w:t>
+        <w:t xml:space="preserve">Review and checkpoint</w:t>
       </w:r>
     </w:p>
     <w:p>
@@ -4241,6 +2333,80 @@
     </w:p>
     <w:p>
       <w:pPr>
+        <w:pStyle w:val="FirstParagraph"/>
+      </w:pPr>
+      <w:r>
+        <w:t xml:space="preserve">✏️</w:t>
+      </w:r>
+      <w:r>
+        <w:t xml:space="preserve"> </w:t>
+      </w:r>
+      <w:r>
+        <w:rPr>
+          <w:b/>
+          <w:bCs/>
+        </w:rPr>
+        <w:t xml:space="preserve">Your turn — before you move on:</w:t>
+      </w:r>
+      <w:r>
+        <w:t xml:space="preserve"> </w:t>
+      </w:r>
+      <w:r>
+        <w:t xml:space="preserve">Run your whole script top to bottom with</w:t>
+      </w:r>
+      <w:r>
+        <w:t xml:space="preserve"> </w:t>
+      </w:r>
+      <w:r>
+        <w:rPr>
+          <w:b/>
+          <w:bCs/>
+        </w:rPr>
+        <w:t xml:space="preserve">Ctrl/Cmd + Shift + Enter</w:t>
+      </w:r>
+      <w:r>
+        <w:t xml:space="preserve">. Does it run cleanly?</w:t>
+      </w:r>
+    </w:p>
+    <w:p>
+      <w:pPr>
+        <w:pStyle w:val="SourceCode"/>
+      </w:pPr>
+      <w:r>
+        <w:rPr>
+          <w:rStyle w:val="VerbatimChar"/>
+        </w:rPr>
+        <w:t xml:space="preserve">Ran cleanly?  Y / N</w:t>
+      </w:r>
+      <w:r>
+        <w:br/>
+      </w:r>
+      <w:r>
+        <w:rPr>
+          <w:rStyle w:val="VerbatimChar"/>
+        </w:rPr>
+        <w:t xml:space="preserve">If not, what error appeared:</w:t>
+      </w:r>
+    </w:p>
+    <w:p>
+      <w:r>
+        <w:pict>
+          <v:rect style="width:0;height:1.5pt" o:hralign="center" o:hrstd="t" o:hr="t"/>
+        </w:pict>
+      </w:r>
+    </w:p>
+    <w:bookmarkEnd w:id="24"/>
+    <w:bookmarkStart w:id="26" w:name="getting-unstuck"/>
+    <w:p>
+      <w:pPr>
+        <w:pStyle w:val="Heading1"/>
+      </w:pPr>
+      <w:r>
+        <w:t xml:space="preserve">Getting unstuck</w:t>
+      </w:r>
+    </w:p>
+    <w:p>
+      <w:pPr>
         <w:pStyle w:val="Compact"/>
         <w:numPr>
           <w:ilvl w:val="0"/>
@@ -4248,22 +2414,18 @@
         </w:numPr>
       </w:pPr>
       <w:r>
-        <w:t xml:space="preserve">Read the F table from</w:t>
-      </w:r>
-      <w:r>
-        <w:t xml:space="preserve"> </w:t>
-      </w:r>
-      <w:r>
         <w:rPr>
           <w:rStyle w:val="VerbatimChar"/>
-        </w:rPr>
-        <w:t xml:space="preserve">aov()</w:t>
-      </w:r>
-      <w:r>
-        <w:t xml:space="preserve"> </w:t>
-      </w:r>
-      <w:r>
-        <w:t xml:space="preserve">and</w:t>
+          <w:b/>
+          <w:bCs/>
+        </w:rPr>
+        <w:t xml:space="preserve">could not find function "penguins"</w:t>
+      </w:r>
+      <w:r>
+        <w:t xml:space="preserve"> </w:t>
+      </w:r>
+      <w:r>
+        <w:t xml:space="preserve">→</w:t>
       </w:r>
       <w:r>
         <w:t xml:space="preserve"> </w:t>
@@ -4272,7 +2434,10 @@
         <w:rPr>
           <w:rStyle w:val="VerbatimChar"/>
         </w:rPr>
-        <w:t xml:space="preserve">car::Anova(type = "II")</w:t>
+        <w:t xml:space="preserve">library(palmerpenguins)</w:t>
+      </w:r>
+      <w:r>
+        <w:t xml:space="preserve">.</w:t>
       </w:r>
     </w:p>
     <w:p>
@@ -4280,11 +2445,21 @@
         <w:pStyle w:val="Compact"/>
         <w:numPr>
           <w:ilvl w:val="0"/>
-          <w:numId w:val="1008"/>
+          <w:numId w:val="1007"/>
         </w:numPr>
       </w:pPr>
       <w:r>
-        <w:t xml:space="preserve">Run</w:t>
+        <w:rPr>
+          <w:b/>
+          <w:bCs/>
+        </w:rPr>
+        <w:t xml:space="preserve">Levene says unequal variance</w:t>
+      </w:r>
+      <w:r>
+        <w:t xml:space="preserve"> </w:t>
+      </w:r>
+      <w:r>
+        <w:t xml:space="preserve">→ use</w:t>
       </w:r>
       <w:r>
         <w:t xml:space="preserve"> </w:t>
@@ -4293,13 +2468,13 @@
         <w:rPr>
           <w:rStyle w:val="VerbatimChar"/>
         </w:rPr>
-        <w:t xml:space="preserve">emmeans(model, pairwise ~ group)</w:t>
-      </w:r>
-      <w:r>
-        <w:t xml:space="preserve"> </w:t>
-      </w:r>
-      <w:r>
-        <w:t xml:space="preserve">and read the pairwise p-values</w:t>
+        <w:t xml:space="preserve">oneway.test(y ~ group, var.equal = FALSE)</w:t>
+      </w:r>
+      <w:r>
+        <w:t xml:space="preserve"> </w:t>
+      </w:r>
+      <w:r>
+        <w:t xml:space="preserve">(Welch’s ANOVA).</w:t>
       </w:r>
     </w:p>
     <w:p>
@@ -4307,876 +2482,14 @@
         <w:pStyle w:val="Compact"/>
         <w:numPr>
           <w:ilvl w:val="0"/>
-          <w:numId w:val="1009"/>
+          <w:numId w:val="1007"/>
         </w:numPr>
       </w:pPr>
-      <w:r>
-        <w:t xml:space="preserve">Interpret a compact letter display</w:t>
-      </w:r>
-    </w:p>
-    <w:p>
-      <w:pPr>
-        <w:pStyle w:val="Compact"/>
-        <w:numPr>
-          <w:ilvl w:val="0"/>
-          <w:numId w:val="1010"/>
-        </w:numPr>
-      </w:pPr>
-      <w:r>
-        <w:t xml:space="preserve">Write a complete ANOVA results sentence</w:t>
-      </w:r>
-    </w:p>
-    <w:p>
-      <w:pPr>
-        <w:pStyle w:val="FirstParagraph"/>
-      </w:pPr>
-      <w:r>
-        <w:t xml:space="preserve">✏️</w:t>
-      </w:r>
-      <w:r>
-        <w:t xml:space="preserve"> </w:t>
-      </w:r>
       <w:r>
         <w:rPr>
           <w:b/>
           <w:bCs/>
         </w:rPr>
-        <w:t xml:space="preserve">Your turn — before you move on:</w:t>
-      </w:r>
-      <w:r>
-        <w:t xml:space="preserve"> </w:t>
-      </w:r>
-      <w:r>
-        <w:t xml:space="preserve">Run your whole script top to bottom with</w:t>
-      </w:r>
-      <w:r>
-        <w:t xml:space="preserve"> </w:t>
-      </w:r>
-      <w:r>
-        <w:rPr>
-          <w:b/>
-          <w:bCs/>
-        </w:rPr>
-        <w:t xml:space="preserve">Ctrl/Cmd + Shift + Enter</w:t>
-      </w:r>
-      <w:r>
-        <w:t xml:space="preserve">. Does it run cleanly?</w:t>
-      </w:r>
-    </w:p>
-    <w:p>
-      <w:pPr>
-        <w:pStyle w:val="SourceCode"/>
-      </w:pPr>
-      <w:r>
-        <w:rPr>
-          <w:rStyle w:val="VerbatimChar"/>
-        </w:rPr>
-        <w:t xml:space="preserve">Ran cleanly?  Y / N</w:t>
-      </w:r>
-      <w:r>
-        <w:br/>
-      </w:r>
-      <w:r>
-        <w:rPr>
-          <w:rStyle w:val="VerbatimChar"/>
-        </w:rPr>
-        <w:t xml:space="preserve">If not, what error appeared:</w:t>
-      </w:r>
-    </w:p>
-    <w:p>
-      <w:r>
-        <w:pict>
-          <v:rect style="width:0;height:1.5pt" o:hralign="center" o:hrstd="t" o:hr="t"/>
-        </w:pict>
-      </w:r>
-    </w:p>
-    <w:bookmarkEnd w:id="31"/>
-    <w:bookmarkStart w:id="34" w:name="part-13-going-further"/>
-    <w:p>
-      <w:pPr>
-        <w:pStyle w:val="Heading1"/>
-      </w:pPr>
-      <w:r>
-        <w:t xml:space="preserve">Part 13 · Going further</w:t>
-      </w:r>
-    </w:p>
-    <w:p>
-      <w:pPr>
-        <w:pStyle w:val="BlockText"/>
-      </w:pPr>
-      <w:r>
-        <w:t xml:space="preserve">Optional — do this if you finish early or want to push deeper.</w:t>
-      </w:r>
-    </w:p>
-    <w:bookmarkStart w:id="32" w:name="try-a-different-response-variable"/>
-    <w:p>
-      <w:pPr>
-        <w:pStyle w:val="Heading3"/>
-      </w:pPr>
-      <w:r>
-        <w:t xml:space="preserve">Try a different response variable</w:t>
-      </w:r>
-    </w:p>
-    <w:p>
-      <w:pPr>
-        <w:pStyle w:val="FirstParagraph"/>
-      </w:pPr>
-      <w:r>
-        <w:rPr>
-          <w:b/>
-          <w:bCs/>
-        </w:rPr>
-        <w:t xml:space="preserve">▶ Try this:</w:t>
-      </w:r>
-      <w:r>
-        <w:t xml:space="preserve"> </w:t>
-      </w:r>
-      <w:r>
-        <w:t xml:space="preserve">repeat the whole workflow for</w:t>
-      </w:r>
-      <w:r>
-        <w:t xml:space="preserve"> </w:t>
-      </w:r>
-      <w:r>
-        <w:rPr>
-          <w:rStyle w:val="VerbatimChar"/>
-        </w:rPr>
-        <w:t xml:space="preserve">flipper_length_mm</w:t>
-      </w:r>
-      <w:r>
-        <w:t xml:space="preserve"> </w:t>
-      </w:r>
-      <w:r>
-        <w:t xml:space="preserve">instead of body mass.</w:t>
-      </w:r>
-    </w:p>
-    <w:p>
-      <w:pPr>
-        <w:pStyle w:val="SourceCode"/>
-      </w:pPr>
-      <w:r>
-        <w:rPr>
-          <w:rStyle w:val="CommentTok"/>
-        </w:rPr>
-        <w:t xml:space="preserve"># One-way ANOVA on flipper length -----------------------</w:t>
-      </w:r>
-      <w:r>
-        <w:br/>
-      </w:r>
-      <w:r>
-        <w:rPr>
-          <w:rStyle w:val="NormalTok"/>
-        </w:rPr>
-        <w:t xml:space="preserve">flipper_df </w:t>
-      </w:r>
-      <w:r>
-        <w:rPr>
-          <w:rStyle w:val="OtherTok"/>
-        </w:rPr>
-        <w:t xml:space="preserve">&lt;-</w:t>
-      </w:r>
-      <w:r>
-        <w:rPr>
-          <w:rStyle w:val="NormalTok"/>
-        </w:rPr>
-        <w:t xml:space="preserve"> penguins </w:t>
-      </w:r>
-      <w:r>
-        <w:rPr>
-          <w:rStyle w:val="SpecialCharTok"/>
-        </w:rPr>
-        <w:t xml:space="preserve">%&gt;%</w:t>
-      </w:r>
-      <w:r>
-        <w:rPr>
-          <w:rStyle w:val="NormalTok"/>
-        </w:rPr>
-        <w:t xml:space="preserve"> </w:t>
-      </w:r>
-      <w:r>
-        <w:rPr>
-          <w:rStyle w:val="FunctionTok"/>
-        </w:rPr>
-        <w:t xml:space="preserve">drop_na</w:t>
-      </w:r>
-      <w:r>
-        <w:rPr>
-          <w:rStyle w:val="NormalTok"/>
-        </w:rPr>
-        <w:t xml:space="preserve">(flipper_length_mm, species)</w:t>
-      </w:r>
-      <w:r>
-        <w:br/>
-      </w:r>
-      <w:r>
-        <w:rPr>
-          <w:rStyle w:val="NormalTok"/>
-        </w:rPr>
-        <w:t xml:space="preserve">flipper_model </w:t>
-      </w:r>
-      <w:r>
-        <w:rPr>
-          <w:rStyle w:val="OtherTok"/>
-        </w:rPr>
-        <w:t xml:space="preserve">&lt;-</w:t>
-      </w:r>
-      <w:r>
-        <w:rPr>
-          <w:rStyle w:val="NormalTok"/>
-        </w:rPr>
-        <w:t xml:space="preserve"> </w:t>
-      </w:r>
-      <w:r>
-        <w:rPr>
-          <w:rStyle w:val="FunctionTok"/>
-        </w:rPr>
-        <w:t xml:space="preserve">lm</w:t>
-      </w:r>
-      <w:r>
-        <w:rPr>
-          <w:rStyle w:val="NormalTok"/>
-        </w:rPr>
-        <w:t xml:space="preserve">(flipper_length_mm </w:t>
-      </w:r>
-      <w:r>
-        <w:rPr>
-          <w:rStyle w:val="SpecialCharTok"/>
-        </w:rPr>
-        <w:t xml:space="preserve">~</w:t>
-      </w:r>
-      <w:r>
-        <w:rPr>
-          <w:rStyle w:val="NormalTok"/>
-        </w:rPr>
-        <w:t xml:space="preserve"> species, </w:t>
-      </w:r>
-      <w:r>
-        <w:rPr>
-          <w:rStyle w:val="AttributeTok"/>
-        </w:rPr>
-        <w:t xml:space="preserve">data =</w:t>
-      </w:r>
-      <w:r>
-        <w:rPr>
-          <w:rStyle w:val="NormalTok"/>
-        </w:rPr>
-        <w:t xml:space="preserve"> flipper_df)</w:t>
-      </w:r>
-      <w:r>
-        <w:br/>
-      </w:r>
-      <w:r>
-        <w:br/>
-      </w:r>
-      <w:r>
-        <w:rPr>
-          <w:rStyle w:val="FunctionTok"/>
-        </w:rPr>
-        <w:t xml:space="preserve">Anova</w:t>
-      </w:r>
-      <w:r>
-        <w:rPr>
-          <w:rStyle w:val="NormalTok"/>
-        </w:rPr>
-        <w:t xml:space="preserve">(flipper_model, </w:t>
-      </w:r>
-      <w:r>
-        <w:rPr>
-          <w:rStyle w:val="AttributeTok"/>
-        </w:rPr>
-        <w:t xml:space="preserve">type =</w:t>
-      </w:r>
-      <w:r>
-        <w:rPr>
-          <w:rStyle w:val="NormalTok"/>
-        </w:rPr>
-        <w:t xml:space="preserve"> </w:t>
-      </w:r>
-      <w:r>
-        <w:rPr>
-          <w:rStyle w:val="StringTok"/>
-        </w:rPr>
-        <w:t xml:space="preserve">"II"</w:t>
-      </w:r>
-      <w:r>
-        <w:rPr>
-          <w:rStyle w:val="NormalTok"/>
-        </w:rPr>
-        <w:t xml:space="preserve">)</w:t>
-      </w:r>
-      <w:r>
-        <w:br/>
-      </w:r>
-      <w:r>
-        <w:rPr>
-          <w:rStyle w:val="FunctionTok"/>
-        </w:rPr>
-        <w:t xml:space="preserve">emmeans</w:t>
-      </w:r>
-      <w:r>
-        <w:rPr>
-          <w:rStyle w:val="NormalTok"/>
-        </w:rPr>
-        <w:t xml:space="preserve">(flipper_model, pairwise </w:t>
-      </w:r>
-      <w:r>
-        <w:rPr>
-          <w:rStyle w:val="SpecialCharTok"/>
-        </w:rPr>
-        <w:t xml:space="preserve">~</w:t>
-      </w:r>
-      <w:r>
-        <w:rPr>
-          <w:rStyle w:val="NormalTok"/>
-        </w:rPr>
-        <w:t xml:space="preserve"> species)</w:t>
-      </w:r>
-      <w:r>
-        <w:rPr>
-          <w:rStyle w:val="SpecialCharTok"/>
-        </w:rPr>
-        <w:t xml:space="preserve">$</w:t>
-      </w:r>
-      <w:r>
-        <w:rPr>
-          <w:rStyle w:val="NormalTok"/>
-        </w:rPr>
-        <w:t xml:space="preserve">contrasts</w:t>
-      </w:r>
-    </w:p>
-    <w:p>
-      <w:pPr>
-        <w:pStyle w:val="FirstParagraph"/>
-      </w:pPr>
-      <w:r>
-        <w:t xml:space="preserve">✏️</w:t>
-      </w:r>
-      <w:r>
-        <w:t xml:space="preserve"> </w:t>
-      </w:r>
-      <w:r>
-        <w:rPr>
-          <w:b/>
-          <w:bCs/>
-        </w:rPr>
-        <w:t xml:space="preserve">Your turn:</w:t>
-      </w:r>
-      <w:r>
-        <w:t xml:space="preserve"> </w:t>
-      </w:r>
-      <w:r>
-        <w:t xml:space="preserve">Do the species differ in flipper length the same way they differ in mass?</w:t>
-      </w:r>
-    </w:p>
-    <w:p>
-      <w:pPr>
-        <w:pStyle w:val="SourceCode"/>
-      </w:pPr>
-      <w:r>
-        <w:rPr>
-          <w:rStyle w:val="VerbatimChar"/>
-        </w:rPr>
-        <w:t xml:space="preserve">Your answer:</w:t>
-      </w:r>
-    </w:p>
-    <w:bookmarkEnd w:id="32"/>
-    <w:bookmarkStart w:id="33" w:name="compare-across-islands"/>
-    <w:p>
-      <w:pPr>
-        <w:pStyle w:val="Heading3"/>
-      </w:pPr>
-      <w:r>
-        <w:t xml:space="preserve">Compare across islands</w:t>
-      </w:r>
-    </w:p>
-    <w:p>
-      <w:pPr>
-        <w:pStyle w:val="FirstParagraph"/>
-      </w:pPr>
-      <w:r>
-        <w:rPr>
-          <w:b/>
-          <w:bCs/>
-        </w:rPr>
-        <w:t xml:space="preserve">▶ Try this:</w:t>
-      </w:r>
-      <w:r>
-        <w:t xml:space="preserve"> </w:t>
-      </w:r>
-      <w:r>
-        <w:t xml:space="preserve">use</w:t>
-      </w:r>
-      <w:r>
-        <w:t xml:space="preserve"> </w:t>
-      </w:r>
-      <w:r>
-        <w:rPr>
-          <w:rStyle w:val="VerbatimChar"/>
-        </w:rPr>
-        <w:t xml:space="preserve">island</w:t>
-      </w:r>
-      <w:r>
-        <w:t xml:space="preserve"> </w:t>
-      </w:r>
-      <w:r>
-        <w:t xml:space="preserve">as the grouping variable instead of</w:t>
-      </w:r>
-      <w:r>
-        <w:t xml:space="preserve"> </w:t>
-      </w:r>
-      <w:r>
-        <w:rPr>
-          <w:rStyle w:val="VerbatimChar"/>
-        </w:rPr>
-        <w:t xml:space="preserve">species</w:t>
-      </w:r>
-      <w:r>
-        <w:t xml:space="preserve">.</w:t>
-      </w:r>
-    </w:p>
-    <w:p>
-      <w:pPr>
-        <w:pStyle w:val="SourceCode"/>
-      </w:pPr>
-      <w:r>
-        <w:rPr>
-          <w:rStyle w:val="NormalTok"/>
-        </w:rPr>
-        <w:t xml:space="preserve">island_df </w:t>
-      </w:r>
-      <w:r>
-        <w:rPr>
-          <w:rStyle w:val="OtherTok"/>
-        </w:rPr>
-        <w:t xml:space="preserve">&lt;-</w:t>
-      </w:r>
-      <w:r>
-        <w:rPr>
-          <w:rStyle w:val="NormalTok"/>
-        </w:rPr>
-        <w:t xml:space="preserve"> penguins </w:t>
-      </w:r>
-      <w:r>
-        <w:rPr>
-          <w:rStyle w:val="SpecialCharTok"/>
-        </w:rPr>
-        <w:t xml:space="preserve">%&gt;%</w:t>
-      </w:r>
-      <w:r>
-        <w:rPr>
-          <w:rStyle w:val="NormalTok"/>
-        </w:rPr>
-        <w:t xml:space="preserve"> </w:t>
-      </w:r>
-      <w:r>
-        <w:rPr>
-          <w:rStyle w:val="FunctionTok"/>
-        </w:rPr>
-        <w:t xml:space="preserve">drop_na</w:t>
-      </w:r>
-      <w:r>
-        <w:rPr>
-          <w:rStyle w:val="NormalTok"/>
-        </w:rPr>
-        <w:t xml:space="preserve">(body_mass_g, island)</w:t>
-      </w:r>
-      <w:r>
-        <w:br/>
-      </w:r>
-      <w:r>
-        <w:rPr>
-          <w:rStyle w:val="NormalTok"/>
-        </w:rPr>
-        <w:t xml:space="preserve">island_model </w:t>
-      </w:r>
-      <w:r>
-        <w:rPr>
-          <w:rStyle w:val="OtherTok"/>
-        </w:rPr>
-        <w:t xml:space="preserve">&lt;-</w:t>
-      </w:r>
-      <w:r>
-        <w:rPr>
-          <w:rStyle w:val="NormalTok"/>
-        </w:rPr>
-        <w:t xml:space="preserve"> </w:t>
-      </w:r>
-      <w:r>
-        <w:rPr>
-          <w:rStyle w:val="FunctionTok"/>
-        </w:rPr>
-        <w:t xml:space="preserve">lm</w:t>
-      </w:r>
-      <w:r>
-        <w:rPr>
-          <w:rStyle w:val="NormalTok"/>
-        </w:rPr>
-        <w:t xml:space="preserve">(body_mass_g </w:t>
-      </w:r>
-      <w:r>
-        <w:rPr>
-          <w:rStyle w:val="SpecialCharTok"/>
-        </w:rPr>
-        <w:t xml:space="preserve">~</w:t>
-      </w:r>
-      <w:r>
-        <w:rPr>
-          <w:rStyle w:val="NormalTok"/>
-        </w:rPr>
-        <w:t xml:space="preserve"> island, </w:t>
-      </w:r>
-      <w:r>
-        <w:rPr>
-          <w:rStyle w:val="AttributeTok"/>
-        </w:rPr>
-        <w:t xml:space="preserve">data =</w:t>
-      </w:r>
-      <w:r>
-        <w:rPr>
-          <w:rStyle w:val="NormalTok"/>
-        </w:rPr>
-        <w:t xml:space="preserve"> island_df)</w:t>
-      </w:r>
-      <w:r>
-        <w:br/>
-      </w:r>
-      <w:r>
-        <w:rPr>
-          <w:rStyle w:val="FunctionTok"/>
-        </w:rPr>
-        <w:t xml:space="preserve">Anova</w:t>
-      </w:r>
-      <w:r>
-        <w:rPr>
-          <w:rStyle w:val="NormalTok"/>
-        </w:rPr>
-        <w:t xml:space="preserve">(island_model, </w:t>
-      </w:r>
-      <w:r>
-        <w:rPr>
-          <w:rStyle w:val="AttributeTok"/>
-        </w:rPr>
-        <w:t xml:space="preserve">type =</w:t>
-      </w:r>
-      <w:r>
-        <w:rPr>
-          <w:rStyle w:val="NormalTok"/>
-        </w:rPr>
-        <w:t xml:space="preserve"> </w:t>
-      </w:r>
-      <w:r>
-        <w:rPr>
-          <w:rStyle w:val="StringTok"/>
-        </w:rPr>
-        <w:t xml:space="preserve">"II"</w:t>
-      </w:r>
-      <w:r>
-        <w:rPr>
-          <w:rStyle w:val="NormalTok"/>
-        </w:rPr>
-        <w:t xml:space="preserve">)</w:t>
-      </w:r>
-    </w:p>
-    <w:p>
-      <w:pPr>
-        <w:pStyle w:val="FirstParagraph"/>
-      </w:pPr>
-      <w:r>
-        <w:t xml:space="preserve">✏️</w:t>
-      </w:r>
-      <w:r>
-        <w:t xml:space="preserve"> </w:t>
-      </w:r>
-      <w:r>
-        <w:rPr>
-          <w:b/>
-          <w:bCs/>
-        </w:rPr>
-        <w:t xml:space="preserve">Your turn:</w:t>
-      </w:r>
-      <w:r>
-        <w:t xml:space="preserve"> </w:t>
-      </w:r>
-      <w:r>
-        <w:t xml:space="preserve">Why might comparing by island be misleading here? (Hint: which species live on which islands?)</w:t>
-      </w:r>
-    </w:p>
-    <w:p>
-      <w:pPr>
-        <w:pStyle w:val="SourceCode"/>
-      </w:pPr>
-      <w:r>
-        <w:rPr>
-          <w:rStyle w:val="VerbatimChar"/>
-        </w:rPr>
-        <w:t xml:space="preserve">Your answer:</w:t>
-      </w:r>
-    </w:p>
-    <w:p>
-      <w:r>
-        <w:pict>
-          <v:rect style="width:0;height:1.5pt" o:hralign="center" o:hrstd="t" o:hr="t"/>
-        </w:pict>
-      </w:r>
-    </w:p>
-    <w:bookmarkEnd w:id="33"/>
-    <w:bookmarkEnd w:id="34"/>
-    <w:bookmarkStart w:id="36" w:name="getting-unstuck"/>
-    <w:p>
-      <w:pPr>
-        <w:pStyle w:val="Heading1"/>
-      </w:pPr>
-      <w:r>
-        <w:t xml:space="preserve">Getting unstuck</w:t>
-      </w:r>
-    </w:p>
-    <w:p>
-      <w:pPr>
-        <w:pStyle w:val="Compact"/>
-        <w:numPr>
-          <w:ilvl w:val="0"/>
-          <w:numId w:val="1011"/>
-        </w:numPr>
-      </w:pPr>
-      <w:r>
-        <w:rPr>
-          <w:rStyle w:val="VerbatimChar"/>
-          <w:b/>
-          <w:bCs/>
-        </w:rPr>
-        <w:t xml:space="preserve">could not find function "penguins"</w:t>
-      </w:r>
-      <w:r>
-        <w:t xml:space="preserve"> </w:t>
-      </w:r>
-      <w:r>
-        <w:t xml:space="preserve">→</w:t>
-      </w:r>
-      <w:r>
-        <w:t xml:space="preserve"> </w:t>
-      </w:r>
-      <w:r>
-        <w:rPr>
-          <w:rStyle w:val="VerbatimChar"/>
-        </w:rPr>
-        <w:t xml:space="preserve">library(palmerpenguins)</w:t>
-      </w:r>
-      <w:r>
-        <w:t xml:space="preserve">.</w:t>
-      </w:r>
-    </w:p>
-    <w:p>
-      <w:pPr>
-        <w:pStyle w:val="Compact"/>
-        <w:numPr>
-          <w:ilvl w:val="0"/>
-          <w:numId w:val="1011"/>
-        </w:numPr>
-      </w:pPr>
-      <w:r>
-        <w:rPr>
-          <w:rStyle w:val="VerbatimChar"/>
-          <w:b/>
-          <w:bCs/>
-        </w:rPr>
-        <w:t xml:space="preserve">could not find function "Anova"</w:t>
-      </w:r>
-      <w:r>
-        <w:t xml:space="preserve"> </w:t>
-      </w:r>
-      <w:r>
-        <w:t xml:space="preserve">→</w:t>
-      </w:r>
-      <w:r>
-        <w:t xml:space="preserve"> </w:t>
-      </w:r>
-      <w:r>
-        <w:rPr>
-          <w:rStyle w:val="VerbatimChar"/>
-        </w:rPr>
-        <w:t xml:space="preserve">library(car)</w:t>
-      </w:r>
-      <w:r>
-        <w:t xml:space="preserve">, and mind the capital</w:t>
-      </w:r>
-      <w:r>
-        <w:t xml:space="preserve"> </w:t>
-      </w:r>
-      <w:r>
-        <w:rPr>
-          <w:b/>
-          <w:bCs/>
-        </w:rPr>
-        <w:t xml:space="preserve">A</w:t>
-      </w:r>
-      <w:r>
-        <w:t xml:space="preserve"> </w:t>
-      </w:r>
-      <w:r>
-        <w:t xml:space="preserve">(base</w:t>
-      </w:r>
-      <w:r>
-        <w:t xml:space="preserve"> </w:t>
-      </w:r>
-      <w:r>
-        <w:rPr>
-          <w:rStyle w:val="VerbatimChar"/>
-        </w:rPr>
-        <w:t xml:space="preserve">anova()</w:t>
-      </w:r>
-      <w:r>
-        <w:t xml:space="preserve"> </w:t>
-      </w:r>
-      <w:r>
-        <w:t xml:space="preserve">is different).</w:t>
-      </w:r>
-    </w:p>
-    <w:p>
-      <w:pPr>
-        <w:pStyle w:val="Compact"/>
-        <w:numPr>
-          <w:ilvl w:val="0"/>
-          <w:numId w:val="1011"/>
-        </w:numPr>
-      </w:pPr>
-      <w:r>
-        <w:rPr>
-          <w:rStyle w:val="VerbatimChar"/>
-          <w:b/>
-          <w:bCs/>
-        </w:rPr>
-        <w:t xml:space="preserve">could not find function "emmeans"</w:t>
-      </w:r>
-      <w:r>
-        <w:t xml:space="preserve"> </w:t>
-      </w:r>
-      <w:r>
-        <w:t xml:space="preserve">→</w:t>
-      </w:r>
-      <w:r>
-        <w:t xml:space="preserve"> </w:t>
-      </w:r>
-      <w:r>
-        <w:rPr>
-          <w:rStyle w:val="VerbatimChar"/>
-        </w:rPr>
-        <w:t xml:space="preserve">library(emmeans)</w:t>
-      </w:r>
-      <w:r>
-        <w:t xml:space="preserve">.</w:t>
-      </w:r>
-    </w:p>
-    <w:p>
-      <w:pPr>
-        <w:pStyle w:val="Compact"/>
-        <w:numPr>
-          <w:ilvl w:val="0"/>
-          <w:numId w:val="1011"/>
-        </w:numPr>
-      </w:pPr>
-      <w:r>
-        <w:rPr>
-          <w:rStyle w:val="VerbatimChar"/>
-          <w:b/>
-          <w:bCs/>
-        </w:rPr>
-        <w:t xml:space="preserve">cld</w:t>
-      </w:r>
-      <w:r>
-        <w:rPr>
-          <w:b/>
-          <w:bCs/>
-        </w:rPr>
-        <w:t xml:space="preserve"> </w:t>
-      </w:r>
-      <w:r>
-        <w:rPr>
-          <w:b/>
-          <w:bCs/>
-        </w:rPr>
-        <w:t xml:space="preserve">not found</w:t>
-      </w:r>
-      <w:r>
-        <w:t xml:space="preserve"> </w:t>
-      </w:r>
-      <w:r>
-        <w:t xml:space="preserve">→</w:t>
-      </w:r>
-      <w:r>
-        <w:t xml:space="preserve"> </w:t>
-      </w:r>
-      <w:r>
-        <w:rPr>
-          <w:rStyle w:val="VerbatimChar"/>
-        </w:rPr>
-        <w:t xml:space="preserve">install.packages("multcomp")</w:t>
-      </w:r>
-      <w:r>
-        <w:t xml:space="preserve">, then</w:t>
-      </w:r>
-      <w:r>
-        <w:t xml:space="preserve"> </w:t>
-      </w:r>
-      <w:r>
-        <w:rPr>
-          <w:rStyle w:val="VerbatimChar"/>
-        </w:rPr>
-        <w:t xml:space="preserve">multcomp::cld(...)</w:t>
-      </w:r>
-      <w:r>
-        <w:t xml:space="preserve">.</w:t>
-      </w:r>
-    </w:p>
-    <w:p>
-      <w:pPr>
-        <w:pStyle w:val="Compact"/>
-        <w:numPr>
-          <w:ilvl w:val="0"/>
-          <w:numId w:val="1011"/>
-        </w:numPr>
-      </w:pPr>
-      <w:r>
-        <w:rPr>
-          <w:b/>
-          <w:bCs/>
-        </w:rPr>
-        <w:t xml:space="preserve">Levene says unequal variance</w:t>
-      </w:r>
-      <w:r>
-        <w:t xml:space="preserve"> </w:t>
-      </w:r>
-      <w:r>
-        <w:t xml:space="preserve">→ use</w:t>
-      </w:r>
-      <w:r>
-        <w:t xml:space="preserve"> </w:t>
-      </w:r>
-      <w:r>
-        <w:rPr>
-          <w:rStyle w:val="VerbatimChar"/>
-        </w:rPr>
-        <w:t xml:space="preserve">oneway.test(y ~ group, var.equal = FALSE)</w:t>
-      </w:r>
-      <w:r>
-        <w:t xml:space="preserve"> </w:t>
-      </w:r>
-      <w:r>
-        <w:t xml:space="preserve">(Welch’s ANOVA).</w:t>
-      </w:r>
-    </w:p>
-    <w:p>
-      <w:pPr>
-        <w:pStyle w:val="Compact"/>
-        <w:numPr>
-          <w:ilvl w:val="0"/>
-          <w:numId w:val="1011"/>
-        </w:numPr>
-      </w:pPr>
-      <w:r>
-        <w:rPr>
-          <w:b/>
-          <w:bCs/>
-        </w:rPr>
         <w:t xml:space="preserve">Cheat sheets</w:t>
       </w:r>
       <w:r>
@@ -5188,7 +2501,7 @@
       <w:r>
         <w:t xml:space="preserve"> </w:t>
       </w:r>
-      <w:hyperlink r:id="rId35">
+      <w:hyperlink r:id="rId25">
         <w:r>
           <w:rPr>
             <w:rStyle w:val="Hyperlink"/>
@@ -5198,30 +2511,6 @@
       </w:hyperlink>
     </w:p>
     <w:p>
-      <w:pPr>
-        <w:pStyle w:val="BlockText"/>
-      </w:pPr>
-      <w:r>
-        <w:t xml:space="preserve">💡</w:t>
-      </w:r>
-      <w:r>
-        <w:t xml:space="preserve"> </w:t>
-      </w:r>
-      <w:r>
-        <w:rPr>
-          <w:b/>
-          <w:bCs/>
-        </w:rPr>
-        <w:t xml:space="preserve">Key idea:</w:t>
-      </w:r>
-      <w:r>
-        <w:t xml:space="preserve"> </w:t>
-      </w:r>
-      <w:r>
-        <w:t xml:space="preserve">One-way ANOVA → post-hoc is the exact template for comparing any 3+ groups you’ll meet — treatments, sites, species, seasons. Master it here and it transfers everywhere.</w:t>
-      </w:r>
-    </w:p>
-    <w:p>
       <w:r>
         <w:pict>
           <v:rect style="width:0;height:1.5pt" o:hralign="center" o:hrstd="t" o:hr="t"/>
@@ -5237,10 +2526,10 @@
           <w:i/>
           <w:iCs/>
         </w:rPr>
-        <w:t xml:space="preserve">End of Worksheet 10. Next: Worksheet 11 — factors, so your groups plot and model in the order you want.</w:t>
-      </w:r>
-    </w:p>
-    <w:bookmarkEnd w:id="36"/>
+        <w:t xml:space="preserve">End of Worksheet 13. Next: Worksheet 14 — running the ANOVA and finding which species differ.</w:t>
+      </w:r>
+    </w:p>
+    <w:bookmarkEnd w:id="26"/>
     <w:sectPr>
       <w:pgSz w:h="15840" w:w="12240"/>
       <w:pgMar w:bottom="1440" w:footer="720" w:gutter="0" w:header="720" w:left="1440" w:right="1440" w:top="1440"/>
@@ -5665,18 +2954,6 @@
     <w:abstractNumId w:val="992"/>
   </w:num>
   <w:num w:numId="1007">
-    <w:abstractNumId w:val="992"/>
-  </w:num>
-  <w:num w:numId="1008">
-    <w:abstractNumId w:val="992"/>
-  </w:num>
-  <w:num w:numId="1009">
-    <w:abstractNumId w:val="992"/>
-  </w:num>
-  <w:num w:numId="1010">
-    <w:abstractNumId w:val="992"/>
-  </w:num>
-  <w:num w:numId="1011">
     <w:abstractNumId w:val="99411"/>
     <w:lvlOverride w:ilvl="0">
       <w:startOverride w:val="1"/>

--- a/docs/content/one_way_anova/one_way_anova_activity.docx
+++ b/docs/content/one_way_anova/one_way_anova_activity.docx
@@ -7,7 +7,7 @@
         <w:pStyle w:val="Title"/>
       </w:pPr>
       <w:r>
-        <w:t xml:space="preserve">Worksheet 13 — One-Way ANOVA I: Setting Up the Test</w:t>
+        <w:t xml:space="preserve">Worksheet — One-Way ANOVA I: Setting Up the Test (with Factors)</w:t>
       </w:r>
     </w:p>
     <w:p>
@@ -15,7 +15,7 @@
         <w:pStyle w:val="Subtitle"/>
       </w:pPr>
       <w:r>
-        <w:t xml:space="preserve">Exploring the penguins, fitting the model, and checking assumptions</w:t>
+        <w:t xml:space="preserve">Exploring the penguins, ordering groups with factors, fitting the model, and checking assumptions</w:t>
       </w:r>
     </w:p>
     <w:p>
@@ -181,7 +181,32 @@
         </w:numPr>
       </w:pPr>
       <w:r>
-        <w:t xml:space="preserve">State the ANOVA null and alternate hypotheses</w:t>
+        <w:t xml:space="preserve">Order the groups with a</w:t>
+      </w:r>
+      <w:r>
+        <w:t xml:space="preserve"> </w:t>
+      </w:r>
+      <w:r>
+        <w:rPr>
+          <w:b/>
+          <w:bCs/>
+        </w:rPr>
+        <w:t xml:space="preserve">factor</w:t>
+      </w:r>
+      <w:r>
+        <w:t xml:space="preserve"> </w:t>
+      </w:r>
+      <w:r>
+        <w:t xml:space="preserve">(</w:t>
+      </w:r>
+      <w:r>
+        <w:rPr>
+          <w:rStyle w:val="VerbatimChar"/>
+        </w:rPr>
+        <w:t xml:space="preserve">fct_reorder</w:t>
+      </w:r>
+      <w:r>
+        <w:t xml:space="preserve">) for a readable boxplot</w:t>
       </w:r>
     </w:p>
     <w:p>
@@ -193,7 +218,28 @@
         </w:numPr>
       </w:pPr>
       <w:r>
-        <w:t xml:space="preserve">Fit a one-way ANOVA and check its assumptions</w:t>
+        <w:t xml:space="preserve">State the ANOVA null and alternate hypotheses</w:t>
+      </w:r>
+    </w:p>
+    <w:p>
+      <w:pPr>
+        <w:pStyle w:val="Compact"/>
+        <w:numPr>
+          <w:ilvl w:val="0"/>
+          <w:numId w:val="1002"/>
+        </w:numPr>
+      </w:pPr>
+      <w:r>
+        <w:t xml:space="preserve">Fit a one-way ANOVA, set its reference level (</w:t>
+      </w:r>
+      <w:r>
+        <w:rPr>
+          <w:rStyle w:val="VerbatimChar"/>
+        </w:rPr>
+        <w:t xml:space="preserve">fct_relevel</w:t>
+      </w:r>
+      <w:r>
+        <w:t xml:space="preserve">), and check its assumptions</w:t>
       </w:r>
     </w:p>
     <w:p>
@@ -287,7 +333,7 @@
         </w:numPr>
       </w:pPr>
       <w:r>
-        <w:t xml:space="preserve">The</w:t>
+        <w:t xml:space="preserve">There’s no separate homework — the out-of-class</w:t>
       </w:r>
       <w:r>
         <w:t xml:space="preserve"> </w:t>
@@ -297,13 +343,13 @@
           <w:b/>
           <w:bCs/>
         </w:rPr>
-        <w:t xml:space="preserve">Going further</w:t>
-      </w:r>
-      <w:r>
-        <w:t xml:space="preserve"> </w:t>
-      </w:r>
-      <w:r>
-        <w:t xml:space="preserve">section is optional.</w:t>
+        <w:t xml:space="preserve">Extension</w:t>
+      </w:r>
+      <w:r>
+        <w:t xml:space="preserve"> </w:t>
+      </w:r>
+      <w:r>
+        <w:t xml:space="preserve">is on the ANOVA II worksheet.</w:t>
       </w:r>
     </w:p>
     <w:tbl>
@@ -514,9 +560,9 @@
       <w:pPr>
         <w:pStyle w:val="Heading2"/>
       </w:pPr>
-      <w:bookmarkStart w:id="14" w:name="X9ed71671ee12e2c5ba64661139cccc1d75389bf"/>
-      <w:r>
-        <w:t xml:space="preserve">🧩 Chunk 1 — Explore &amp; hypothesize</w:t>
+      <w:bookmarkStart w:id="14" w:name="Xea80e8d058142ca475c34cf0fe9284e01111bc5"/>
+      <w:r>
+        <w:t xml:space="preserve">🧩 Chunk 1 — Explore, order, hypothesize</w:t>
       </w:r>
       <w:r>
         <w:t xml:space="preserve"> </w:t>
@@ -535,7 +581,7 @@
         <w:pStyle w:val="BlockText"/>
       </w:pPr>
       <w:r>
-        <w:t xml:space="preserve">Parts 1–3: load the penguins, plot body mass by species, and write your hypotheses.</w:t>
+        <w:t xml:space="preserve">Parts 1–4: load the penguins, plot body mass by species, reorder the boxplot with a factor, and write your hypotheses.</w:t>
       </w:r>
     </w:p>
     <w:bookmarkEnd w:id="15"/>
@@ -1493,6 +1539,15 @@
         </w:rPr>
         <w:t xml:space="preserve">Do the spreads (box heights) look similar across species?  Y / N</w:t>
       </w:r>
+      <w:r>
+        <w:br/>
+      </w:r>
+      <w:r>
+        <w:rPr>
+          <w:rStyle w:val="VerbatimChar"/>
+        </w:rPr>
+        <w:t xml:space="preserve">What order are the species in on the x-axis, and why?</w:t>
+      </w:r>
     </w:p>
     <w:p>
       <w:r>
@@ -1502,21 +1557,21 @@
       </w:r>
     </w:p>
     <w:bookmarkEnd w:id="18"/>
-    <w:bookmarkStart w:id="20" w:name="part-3-state-your-hypotheses"/>
+    <w:bookmarkStart w:id="19" w:name="part-3-order-the-boxplot-with-a-factor"/>
     <w:p>
       <w:pPr>
         <w:pStyle w:val="Heading1"/>
       </w:pPr>
       <w:r>
-        <w:t xml:space="preserve">Part 3 · State your hypotheses</w:t>
-      </w:r>
-    </w:p>
-    <w:p>
-      <w:pPr>
-        <w:pStyle w:val="FirstParagraph"/>
-      </w:pPr>
-      <w:r>
-        <w:t xml:space="preserve">✏️</w:t>
+        <w:t xml:space="preserve">Part 3 · Order the boxplot with a factor</w:t>
+      </w:r>
+    </w:p>
+    <w:p>
+      <w:pPr>
+        <w:pStyle w:val="BlockText"/>
+      </w:pPr>
+      <w:r>
+        <w:t xml:space="preserve">🔮</w:t>
       </w:r>
       <w:r>
         <w:t xml:space="preserve"> </w:t>
@@ -1526,77 +1581,22 @@
           <w:b/>
           <w:bCs/>
         </w:rPr>
-        <w:t xml:space="preserve">Your turn:</w:t>
-      </w:r>
-      <w:r>
-        <w:t xml:space="preserve"> </w:t>
-      </w:r>
-      <w:r>
-        <w:t xml:space="preserve">Write the ANOVA hypotheses in words and symbols.</w:t>
-      </w:r>
-    </w:p>
-    <w:p>
-      <w:pPr>
-        <w:pStyle w:val="SourceCode"/>
-      </w:pPr>
+        <w:t xml:space="preserve">Predict first:</w:t>
+      </w:r>
+      <w:r>
+        <w:t xml:space="preserve"> </w:t>
+      </w:r>
       <w:r>
         <w:rPr>
           <w:rStyle w:val="VerbatimChar"/>
         </w:rPr>
-        <w:t xml:space="preserve">H₀ (null) in words:</w:t>
-      </w:r>
-      <w:r>
-        <w:br/>
-      </w:r>
-      <w:r>
-        <w:br/>
-      </w:r>
-      <w:r>
-        <w:rPr>
-          <w:rStyle w:val="VerbatimChar"/>
-        </w:rPr>
-        <w:t xml:space="preserve">Hₐ (alternate) in words:</w:t>
-      </w:r>
-      <w:r>
-        <w:br/>
-      </w:r>
-      <w:r>
-        <w:br/>
-      </w:r>
-      <w:r>
-        <w:rPr>
-          <w:rStyle w:val="VerbatimChar"/>
-        </w:rPr>
-        <w:t xml:space="preserve">In symbols:  H₀: μ_Adelie = μ_Chinstrap = μ_Gentoo</w:t>
-      </w:r>
-      <w:r>
-        <w:br/>
-      </w:r>
-      <w:r>
-        <w:rPr>
-          <w:rStyle w:val="VerbatimChar"/>
-        </w:rPr>
-        <w:t xml:space="preserve">             Hₐ:</w:t>
-      </w:r>
-      <w:r>
-        <w:br/>
-      </w:r>
-      <w:r>
-        <w:br/>
-      </w:r>
-      <w:r>
-        <w:rPr>
-          <w:rStyle w:val="VerbatimChar"/>
-        </w:rPr>
-        <w:t xml:space="preserve">Significance level α:</w:t>
-      </w:r>
-    </w:p>
-    <w:p>
-      <w:pPr>
-        <w:pStyle w:val="BlockText"/>
-      </w:pPr>
-      <w:r>
-        <w:t xml:space="preserve">💡</w:t>
+        <w:t xml:space="preserve">species</w:t>
+      </w:r>
+      <w:r>
+        <w:t xml:space="preserve"> </w:t>
+      </w:r>
+      <w:r>
+        <w:t xml:space="preserve">is a</w:t>
       </w:r>
       <w:r>
         <w:t xml:space="preserve"> </w:t>
@@ -1606,41 +1606,723 @@
           <w:b/>
           <w:bCs/>
         </w:rPr>
-        <w:t xml:space="preserve">Key idea:</w:t>
-      </w:r>
-      <w:r>
-        <w:t xml:space="preserve"> </w:t>
-      </w:r>
-      <w:r>
-        <w:t xml:space="preserve">Hₐ only says</w:t>
-      </w:r>
-      <w:r>
-        <w:t xml:space="preserve"> </w:t>
-      </w:r>
-      <w:r>
-        <w:t xml:space="preserve">“at least one differs”</w:t>
-      </w:r>
-      <w:r>
-        <w:t xml:space="preserve"> </w:t>
-      </w:r>
-      <w:r>
-        <w:t xml:space="preserve">— it does</w:t>
-      </w:r>
-      <w:r>
-        <w:t xml:space="preserve"> </w:t>
-      </w:r>
+        <w:t xml:space="preserve">factor</w:t>
+      </w:r>
+      <w:r>
+        <w:t xml:space="preserve">. Run</w:t>
+      </w:r>
+      <w:r>
+        <w:t xml:space="preserve"> </w:t>
+      </w:r>
+      <w:r>
+        <w:rPr>
+          <w:rStyle w:val="VerbatimChar"/>
+        </w:rPr>
+        <w:t xml:space="preserve">levels(penguins_df$species)</w:t>
+      </w:r>
+      <w:r>
+        <w:t xml:space="preserve"> </w:t>
+      </w:r>
+      <w:r>
+        <w:t xml:space="preserve">— what order are the levels in? Is that the order you want on the plot?</w:t>
+      </w:r>
+    </w:p>
+    <w:p>
+      <w:pPr>
+        <w:pStyle w:val="FirstParagraph"/>
+      </w:pPr>
       <w:r>
         <w:rPr>
           <w:b/>
           <w:bCs/>
         </w:rPr>
-        <w:t xml:space="preserve">not</w:t>
-      </w:r>
-      <w:r>
-        <w:t xml:space="preserve"> </w:t>
-      </w:r>
-      <w:r>
-        <w:t xml:space="preserve">say which. Finding which is the job of the post-hoc test in Part 9.</w:t>
+        <w:t xml:space="preserve">▶ Run this:</w:t>
+      </w:r>
+    </w:p>
+    <w:p>
+      <w:pPr>
+        <w:pStyle w:val="SourceCode"/>
+      </w:pPr>
+      <w:r>
+        <w:rPr>
+          <w:rStyle w:val="CommentTok"/>
+        </w:rPr>
+        <w:t xml:space="preserve"># What order does R store the species levels in? --------</w:t>
+      </w:r>
+      <w:r>
+        <w:br/>
+      </w:r>
+      <w:r>
+        <w:rPr>
+          <w:rStyle w:val="FunctionTok"/>
+        </w:rPr>
+        <w:t xml:space="preserve">class</w:t>
+      </w:r>
+      <w:r>
+        <w:rPr>
+          <w:rStyle w:val="NormalTok"/>
+        </w:rPr>
+        <w:t xml:space="preserve">(penguins_df</w:t>
+      </w:r>
+      <w:r>
+        <w:rPr>
+          <w:rStyle w:val="SpecialCharTok"/>
+        </w:rPr>
+        <w:t xml:space="preserve">$</w:t>
+      </w:r>
+      <w:r>
+        <w:rPr>
+          <w:rStyle w:val="NormalTok"/>
+        </w:rPr>
+        <w:t xml:space="preserve">species)</w:t>
+      </w:r>
+      <w:r>
+        <w:br/>
+      </w:r>
+      <w:r>
+        <w:rPr>
+          <w:rStyle w:val="FunctionTok"/>
+        </w:rPr>
+        <w:t xml:space="preserve">levels</w:t>
+      </w:r>
+      <w:r>
+        <w:rPr>
+          <w:rStyle w:val="NormalTok"/>
+        </w:rPr>
+        <w:t xml:space="preserve">(penguins_df</w:t>
+      </w:r>
+      <w:r>
+        <w:rPr>
+          <w:rStyle w:val="SpecialCharTok"/>
+        </w:rPr>
+        <w:t xml:space="preserve">$</w:t>
+      </w:r>
+      <w:r>
+        <w:rPr>
+          <w:rStyle w:val="NormalTok"/>
+        </w:rPr>
+        <w:t xml:space="preserve">species)</w:t>
+      </w:r>
+      <w:r>
+        <w:br/>
+      </w:r>
+      <w:r>
+        <w:br/>
+      </w:r>
+      <w:r>
+        <w:rPr>
+          <w:rStyle w:val="CommentTok"/>
+        </w:rPr>
+        <w:t xml:space="preserve"># Reorder species by MEDIAN body mass, then plot --------</w:t>
+      </w:r>
+      <w:r>
+        <w:br/>
+      </w:r>
+      <w:r>
+        <w:rPr>
+          <w:rStyle w:val="NormalTok"/>
+        </w:rPr>
+        <w:t xml:space="preserve">penguins_df </w:t>
+      </w:r>
+      <w:r>
+        <w:rPr>
+          <w:rStyle w:val="SpecialCharTok"/>
+        </w:rPr>
+        <w:t xml:space="preserve">%&gt;%</w:t>
+      </w:r>
+      <w:r>
+        <w:br/>
+      </w:r>
+      <w:r>
+        <w:rPr>
+          <w:rStyle w:val="NormalTok"/>
+        </w:rPr>
+        <w:t xml:space="preserve">  </w:t>
+      </w:r>
+      <w:r>
+        <w:rPr>
+          <w:rStyle w:val="FunctionTok"/>
+        </w:rPr>
+        <w:t xml:space="preserve">mutate</w:t>
+      </w:r>
+      <w:r>
+        <w:rPr>
+          <w:rStyle w:val="NormalTok"/>
+        </w:rPr>
+        <w:t xml:space="preserve">(</w:t>
+      </w:r>
+      <w:r>
+        <w:rPr>
+          <w:rStyle w:val="AttributeTok"/>
+        </w:rPr>
+        <w:t xml:space="preserve">species =</w:t>
+      </w:r>
+      <w:r>
+        <w:rPr>
+          <w:rStyle w:val="NormalTok"/>
+        </w:rPr>
+        <w:t xml:space="preserve"> </w:t>
+      </w:r>
+      <w:r>
+        <w:rPr>
+          <w:rStyle w:val="FunctionTok"/>
+        </w:rPr>
+        <w:t xml:space="preserve">fct_reorder</w:t>
+      </w:r>
+      <w:r>
+        <w:rPr>
+          <w:rStyle w:val="NormalTok"/>
+        </w:rPr>
+        <w:t xml:space="preserve">(species, body_mass_g, </w:t>
+      </w:r>
+      <w:r>
+        <w:rPr>
+          <w:rStyle w:val="AttributeTok"/>
+        </w:rPr>
+        <w:t xml:space="preserve">.fun =</w:t>
+      </w:r>
+      <w:r>
+        <w:rPr>
+          <w:rStyle w:val="NormalTok"/>
+        </w:rPr>
+        <w:t xml:space="preserve"> median)) </w:t>
+      </w:r>
+      <w:r>
+        <w:rPr>
+          <w:rStyle w:val="SpecialCharTok"/>
+        </w:rPr>
+        <w:t xml:space="preserve">%&gt;%</w:t>
+      </w:r>
+      <w:r>
+        <w:br/>
+      </w:r>
+      <w:r>
+        <w:rPr>
+          <w:rStyle w:val="NormalTok"/>
+        </w:rPr>
+        <w:t xml:space="preserve">  </w:t>
+      </w:r>
+      <w:r>
+        <w:rPr>
+          <w:rStyle w:val="FunctionTok"/>
+        </w:rPr>
+        <w:t xml:space="preserve">ggplot</w:t>
+      </w:r>
+      <w:r>
+        <w:rPr>
+          <w:rStyle w:val="NormalTok"/>
+        </w:rPr>
+        <w:t xml:space="preserve">(</w:t>
+      </w:r>
+      <w:r>
+        <w:rPr>
+          <w:rStyle w:val="FunctionTok"/>
+        </w:rPr>
+        <w:t xml:space="preserve">aes</w:t>
+      </w:r>
+      <w:r>
+        <w:rPr>
+          <w:rStyle w:val="NormalTok"/>
+        </w:rPr>
+        <w:t xml:space="preserve">(</w:t>
+      </w:r>
+      <w:r>
+        <w:rPr>
+          <w:rStyle w:val="AttributeTok"/>
+        </w:rPr>
+        <w:t xml:space="preserve">x =</w:t>
+      </w:r>
+      <w:r>
+        <w:rPr>
+          <w:rStyle w:val="NormalTok"/>
+        </w:rPr>
+        <w:t xml:space="preserve"> species, </w:t>
+      </w:r>
+      <w:r>
+        <w:rPr>
+          <w:rStyle w:val="AttributeTok"/>
+        </w:rPr>
+        <w:t xml:space="preserve">y =</w:t>
+      </w:r>
+      <w:r>
+        <w:rPr>
+          <w:rStyle w:val="NormalTok"/>
+        </w:rPr>
+        <w:t xml:space="preserve"> body_mass_g, </w:t>
+      </w:r>
+      <w:r>
+        <w:rPr>
+          <w:rStyle w:val="AttributeTok"/>
+        </w:rPr>
+        <w:t xml:space="preserve">fill =</w:t>
+      </w:r>
+      <w:r>
+        <w:rPr>
+          <w:rStyle w:val="NormalTok"/>
+        </w:rPr>
+        <w:t xml:space="preserve"> species)) </w:t>
+      </w:r>
+      <w:r>
+        <w:rPr>
+          <w:rStyle w:val="SpecialCharTok"/>
+        </w:rPr>
+        <w:t xml:space="preserve">+</w:t>
+      </w:r>
+      <w:r>
+        <w:br/>
+      </w:r>
+      <w:r>
+        <w:rPr>
+          <w:rStyle w:val="NormalTok"/>
+        </w:rPr>
+        <w:t xml:space="preserve">  </w:t>
+      </w:r>
+      <w:r>
+        <w:rPr>
+          <w:rStyle w:val="FunctionTok"/>
+        </w:rPr>
+        <w:t xml:space="preserve">geom_boxplot</w:t>
+      </w:r>
+      <w:r>
+        <w:rPr>
+          <w:rStyle w:val="NormalTok"/>
+        </w:rPr>
+        <w:t xml:space="preserve">(</w:t>
+      </w:r>
+      <w:r>
+        <w:rPr>
+          <w:rStyle w:val="AttributeTok"/>
+        </w:rPr>
+        <w:t xml:space="preserve">alpha =</w:t>
+      </w:r>
+      <w:r>
+        <w:rPr>
+          <w:rStyle w:val="NormalTok"/>
+        </w:rPr>
+        <w:t xml:space="preserve"> </w:t>
+      </w:r>
+      <w:r>
+        <w:rPr>
+          <w:rStyle w:val="FloatTok"/>
+        </w:rPr>
+        <w:t xml:space="preserve">0.5</w:t>
+      </w:r>
+      <w:r>
+        <w:rPr>
+          <w:rStyle w:val="NormalTok"/>
+        </w:rPr>
+        <w:t xml:space="preserve">, </w:t>
+      </w:r>
+      <w:r>
+        <w:rPr>
+          <w:rStyle w:val="AttributeTok"/>
+        </w:rPr>
+        <w:t xml:space="preserve">outlier.shape =</w:t>
+      </w:r>
+      <w:r>
+        <w:rPr>
+          <w:rStyle w:val="NormalTok"/>
+        </w:rPr>
+        <w:t xml:space="preserve"> </w:t>
+      </w:r>
+      <w:r>
+        <w:rPr>
+          <w:rStyle w:val="ConstantTok"/>
+        </w:rPr>
+        <w:t xml:space="preserve">NA</w:t>
+      </w:r>
+      <w:r>
+        <w:rPr>
+          <w:rStyle w:val="NormalTok"/>
+        </w:rPr>
+        <w:t xml:space="preserve">) </w:t>
+      </w:r>
+      <w:r>
+        <w:rPr>
+          <w:rStyle w:val="SpecialCharTok"/>
+        </w:rPr>
+        <w:t xml:space="preserve">+</w:t>
+      </w:r>
+      <w:r>
+        <w:br/>
+      </w:r>
+      <w:r>
+        <w:rPr>
+          <w:rStyle w:val="NormalTok"/>
+        </w:rPr>
+        <w:t xml:space="preserve">  </w:t>
+      </w:r>
+      <w:r>
+        <w:rPr>
+          <w:rStyle w:val="FunctionTok"/>
+        </w:rPr>
+        <w:t xml:space="preserve">labs</w:t>
+      </w:r>
+      <w:r>
+        <w:rPr>
+          <w:rStyle w:val="NormalTok"/>
+        </w:rPr>
+        <w:t xml:space="preserve">(</w:t>
+      </w:r>
+      <w:r>
+        <w:rPr>
+          <w:rStyle w:val="AttributeTok"/>
+        </w:rPr>
+        <w:t xml:space="preserve">x =</w:t>
+      </w:r>
+      <w:r>
+        <w:rPr>
+          <w:rStyle w:val="NormalTok"/>
+        </w:rPr>
+        <w:t xml:space="preserve"> </w:t>
+      </w:r>
+      <w:r>
+        <w:rPr>
+          <w:rStyle w:val="StringTok"/>
+        </w:rPr>
+        <w:t xml:space="preserve">"Species (ordered by median mass)"</w:t>
+      </w:r>
+      <w:r>
+        <w:rPr>
+          <w:rStyle w:val="NormalTok"/>
+        </w:rPr>
+        <w:t xml:space="preserve">, </w:t>
+      </w:r>
+      <w:r>
+        <w:rPr>
+          <w:rStyle w:val="AttributeTok"/>
+        </w:rPr>
+        <w:t xml:space="preserve">y =</w:t>
+      </w:r>
+      <w:r>
+        <w:rPr>
+          <w:rStyle w:val="NormalTok"/>
+        </w:rPr>
+        <w:t xml:space="preserve"> </w:t>
+      </w:r>
+      <w:r>
+        <w:rPr>
+          <w:rStyle w:val="StringTok"/>
+        </w:rPr>
+        <w:t xml:space="preserve">"Body Mass (g)"</w:t>
+      </w:r>
+      <w:r>
+        <w:rPr>
+          <w:rStyle w:val="NormalTok"/>
+        </w:rPr>
+        <w:t xml:space="preserve">) </w:t>
+      </w:r>
+      <w:r>
+        <w:rPr>
+          <w:rStyle w:val="SpecialCharTok"/>
+        </w:rPr>
+        <w:t xml:space="preserve">+</w:t>
+      </w:r>
+      <w:r>
+        <w:br/>
+      </w:r>
+      <w:r>
+        <w:rPr>
+          <w:rStyle w:val="NormalTok"/>
+        </w:rPr>
+        <w:t xml:space="preserve">  </w:t>
+      </w:r>
+      <w:r>
+        <w:rPr>
+          <w:rStyle w:val="FunctionTok"/>
+        </w:rPr>
+        <w:t xml:space="preserve">theme_minimal</w:t>
+      </w:r>
+      <w:r>
+        <w:rPr>
+          <w:rStyle w:val="NormalTok"/>
+        </w:rPr>
+        <w:t xml:space="preserve">() </w:t>
+      </w:r>
+      <w:r>
+        <w:rPr>
+          <w:rStyle w:val="SpecialCharTok"/>
+        </w:rPr>
+        <w:t xml:space="preserve">+</w:t>
+      </w:r>
+      <w:r>
+        <w:br/>
+      </w:r>
+      <w:r>
+        <w:rPr>
+          <w:rStyle w:val="NormalTok"/>
+        </w:rPr>
+        <w:t xml:space="preserve">  </w:t>
+      </w:r>
+      <w:r>
+        <w:rPr>
+          <w:rStyle w:val="FunctionTok"/>
+        </w:rPr>
+        <w:t xml:space="preserve">theme</w:t>
+      </w:r>
+      <w:r>
+        <w:rPr>
+          <w:rStyle w:val="NormalTok"/>
+        </w:rPr>
+        <w:t xml:space="preserve">(</w:t>
+      </w:r>
+      <w:r>
+        <w:rPr>
+          <w:rStyle w:val="AttributeTok"/>
+        </w:rPr>
+        <w:t xml:space="preserve">legend.position =</w:t>
+      </w:r>
+      <w:r>
+        <w:rPr>
+          <w:rStyle w:val="NormalTok"/>
+        </w:rPr>
+        <w:t xml:space="preserve"> </w:t>
+      </w:r>
+      <w:r>
+        <w:rPr>
+          <w:rStyle w:val="StringTok"/>
+        </w:rPr>
+        <w:t xml:space="preserve">"none"</w:t>
+      </w:r>
+      <w:r>
+        <w:rPr>
+          <w:rStyle w:val="NormalTok"/>
+        </w:rPr>
+        <w:t xml:space="preserve">)</w:t>
+      </w:r>
+    </w:p>
+    <w:p>
+      <w:pPr>
+        <w:pStyle w:val="FirstParagraph"/>
+      </w:pPr>
+      <w:r>
+        <w:t xml:space="preserve">✏️</w:t>
+      </w:r>
+      <w:r>
+        <w:t xml:space="preserve"> </w:t>
+      </w:r>
+      <w:r>
+        <w:rPr>
+          <w:b/>
+          <w:bCs/>
+        </w:rPr>
+        <w:t xml:space="preserve">Your turn:</w:t>
+      </w:r>
+      <w:r>
+        <w:t xml:space="preserve"> </w:t>
+      </w:r>
+      <w:r>
+        <w:t xml:space="preserve">Answer.</w:t>
+      </w:r>
+    </w:p>
+    <w:p>
+      <w:pPr>
+        <w:pStyle w:val="SourceCode"/>
+      </w:pPr>
+      <w:r>
+        <w:rPr>
+          <w:rStyle w:val="VerbatimChar"/>
+        </w:rPr>
+        <w:t xml:space="preserve">Stored level order:</w:t>
+      </w:r>
+      <w:r>
+        <w:br/>
+      </w:r>
+      <w:r>
+        <w:rPr>
+          <w:rStyle w:val="VerbatimChar"/>
+        </w:rPr>
+        <w:t xml:space="preserve">Order after fct_reorder():</w:t>
+      </w:r>
+      <w:r>
+        <w:br/>
+      </w:r>
+      <w:r>
+        <w:rPr>
+          <w:rStyle w:val="VerbatimChar"/>
+        </w:rPr>
+        <w:t xml:space="preserve">Does the reordered plot read more clearly?  Y / N</w:t>
+      </w:r>
+    </w:p>
+    <w:p>
+      <w:pPr>
+        <w:pStyle w:val="FirstParagraph"/>
+      </w:pPr>
+      <w:r>
+        <w:t xml:space="preserve">✏️</w:t>
+      </w:r>
+      <w:r>
+        <w:t xml:space="preserve"> </w:t>
+      </w:r>
+      <w:r>
+        <w:rPr>
+          <w:b/>
+          <w:bCs/>
+        </w:rPr>
+        <w:t xml:space="preserve">Your turn:</w:t>
+      </w:r>
+      <w:r>
+        <w:t xml:space="preserve"> </w:t>
+      </w:r>
+      <w:r>
+        <w:rPr>
+          <w:rStyle w:val="VerbatimChar"/>
+        </w:rPr>
+        <w:t xml:space="preserve">fct_reorder()</w:t>
+      </w:r>
+      <w:r>
+        <w:t xml:space="preserve"> </w:t>
+      </w:r>
+      <w:r>
+        <w:t xml:space="preserve">has to go</w:t>
+      </w:r>
+      <w:r>
+        <w:t xml:space="preserve"> </w:t>
+      </w:r>
+      <w:r>
+        <w:rPr>
+          <w:b/>
+          <w:bCs/>
+        </w:rPr>
+        <w:t xml:space="preserve">inside</w:t>
+      </w:r>
+      <w:r>
+        <w:rPr>
+          <w:b/>
+          <w:bCs/>
+        </w:rPr>
+        <w:t xml:space="preserve"> </w:t>
+      </w:r>
+      <w:r>
+        <w:rPr>
+          <w:rStyle w:val="VerbatimChar"/>
+          <w:b/>
+          <w:bCs/>
+        </w:rPr>
+        <w:t xml:space="preserve">mutate()</w:t>
+      </w:r>
+      <w:r>
+        <w:t xml:space="preserve">. What happens if you just call</w:t>
+      </w:r>
+      <w:r>
+        <w:t xml:space="preserve"> </w:t>
+      </w:r>
+      <w:r>
+        <w:rPr>
+          <w:rStyle w:val="VerbatimChar"/>
+        </w:rPr>
+        <w:t xml:space="preserve">fct_reorder()</w:t>
+      </w:r>
+      <w:r>
+        <w:t xml:space="preserve"> </w:t>
+      </w:r>
+      <w:r>
+        <w:t xml:space="preserve">on its own and then plot</w:t>
+      </w:r>
+      <w:r>
+        <w:t xml:space="preserve"> </w:t>
+      </w:r>
+      <w:r>
+        <w:rPr>
+          <w:rStyle w:val="VerbatimChar"/>
+        </w:rPr>
+        <w:t xml:space="preserve">penguins_df</w:t>
+      </w:r>
+      <w:r>
+        <w:t xml:space="preserve">?</w:t>
+      </w:r>
+    </w:p>
+    <w:p>
+      <w:pPr>
+        <w:pStyle w:val="SourceCode"/>
+      </w:pPr>
+      <w:r>
+        <w:rPr>
+          <w:rStyle w:val="VerbatimChar"/>
+        </w:rPr>
+        <w:t xml:space="preserve">Your answer:</w:t>
+      </w:r>
+    </w:p>
+    <w:p>
+      <w:pPr>
+        <w:pStyle w:val="BlockText"/>
+      </w:pPr>
+      <w:r>
+        <w:t xml:space="preserve">💡</w:t>
+      </w:r>
+      <w:r>
+        <w:t xml:space="preserve"> </w:t>
+      </w:r>
+      <w:r>
+        <w:rPr>
+          <w:b/>
+          <w:bCs/>
+        </w:rPr>
+        <w:t xml:space="preserve">Key idea:</w:t>
+      </w:r>
+      <w:r>
+        <w:t xml:space="preserve"> </w:t>
+      </w:r>
+      <w:r>
+        <w:t xml:space="preserve">the whole</w:t>
+      </w:r>
+      <w:r>
+        <w:t xml:space="preserve"> </w:t>
+      </w:r>
+      <w:r>
+        <w:rPr>
+          <w:rStyle w:val="VerbatimChar"/>
+        </w:rPr>
+        <w:t xml:space="preserve">fct_*</w:t>
+      </w:r>
+      <w:r>
+        <w:t xml:space="preserve"> </w:t>
+      </w:r>
+      <w:r>
+        <w:t xml:space="preserve">family (rename, merge, lump levels) lives in</w:t>
+      </w:r>
+      <w:r>
+        <w:t xml:space="preserve"> </w:t>
+      </w:r>
+      <w:r>
+        <w:rPr>
+          <w:b/>
+          <w:bCs/>
+        </w:rPr>
+        <w:t xml:space="preserve">Common Code 15 · Factors</w:t>
+      </w:r>
+      <w:r>
+        <w:t xml:space="preserve">. Today you only need</w:t>
+      </w:r>
+      <w:r>
+        <w:t xml:space="preserve"> </w:t>
+      </w:r>
+      <w:r>
+        <w:rPr>
+          <w:rStyle w:val="VerbatimChar"/>
+        </w:rPr>
+        <w:t xml:space="preserve">fct_reorder()</w:t>
+      </w:r>
+      <w:r>
+        <w:t xml:space="preserve"> </w:t>
+      </w:r>
+      <w:r>
+        <w:t xml:space="preserve">here and</w:t>
+      </w:r>
+      <w:r>
+        <w:t xml:space="preserve"> </w:t>
+      </w:r>
+      <w:r>
+        <w:rPr>
+          <w:rStyle w:val="VerbatimChar"/>
+        </w:rPr>
+        <w:t xml:space="preserve">fct_relevel()</w:t>
+      </w:r>
+      <w:r>
+        <w:t xml:space="preserve"> </w:t>
+      </w:r>
+      <w:r>
+        <w:t xml:space="preserve">in Part 6.</w:t>
       </w:r>
     </w:p>
     <w:p>
@@ -1650,13 +2332,146 @@
         </w:pict>
       </w:r>
     </w:p>
-    <w:p>
-      <w:pPr>
-        <w:pStyle w:val="Heading2"/>
-      </w:pPr>
-      <w:bookmarkStart w:id="19" w:name="Xddf70996b688931bb4f6c40398395553aada352"/>
-      <w:r>
-        <w:t xml:space="preserve">🧩 Chunk 2 — Fit &amp; check assumptions</w:t>
+    <w:bookmarkEnd w:id="19"/>
+    <w:bookmarkStart w:id="21" w:name="part-4-state-your-hypotheses"/>
+    <w:p>
+      <w:pPr>
+        <w:pStyle w:val="Heading1"/>
+      </w:pPr>
+      <w:r>
+        <w:t xml:space="preserve">Part 4 · State your hypotheses</w:t>
+      </w:r>
+    </w:p>
+    <w:p>
+      <w:pPr>
+        <w:pStyle w:val="FirstParagraph"/>
+      </w:pPr>
+      <w:r>
+        <w:t xml:space="preserve">✏️</w:t>
+      </w:r>
+      <w:r>
+        <w:t xml:space="preserve"> </w:t>
+      </w:r>
+      <w:r>
+        <w:rPr>
+          <w:b/>
+          <w:bCs/>
+        </w:rPr>
+        <w:t xml:space="preserve">Your turn:</w:t>
+      </w:r>
+      <w:r>
+        <w:t xml:space="preserve"> </w:t>
+      </w:r>
+      <w:r>
+        <w:t xml:space="preserve">Write the ANOVA hypotheses in words and symbols.</w:t>
+      </w:r>
+    </w:p>
+    <w:p>
+      <w:pPr>
+        <w:pStyle w:val="SourceCode"/>
+      </w:pPr>
+      <w:r>
+        <w:rPr>
+          <w:rStyle w:val="VerbatimChar"/>
+        </w:rPr>
+        <w:t xml:space="preserve">H₀ (null) in words:</w:t>
+      </w:r>
+      <w:r>
+        <w:br/>
+      </w:r>
+      <w:r>
+        <w:br/>
+      </w:r>
+      <w:r>
+        <w:rPr>
+          <w:rStyle w:val="VerbatimChar"/>
+        </w:rPr>
+        <w:t xml:space="preserve">Hₐ (alternate) in words:</w:t>
+      </w:r>
+      <w:r>
+        <w:br/>
+      </w:r>
+      <w:r>
+        <w:br/>
+      </w:r>
+      <w:r>
+        <w:rPr>
+          <w:rStyle w:val="VerbatimChar"/>
+        </w:rPr>
+        <w:t xml:space="preserve">In symbols:  H₀: μ_Adelie = μ_Chinstrap = μ_Gentoo</w:t>
+      </w:r>
+      <w:r>
+        <w:br/>
+      </w:r>
+      <w:r>
+        <w:rPr>
+          <w:rStyle w:val="VerbatimChar"/>
+        </w:rPr>
+        <w:t xml:space="preserve">             Hₐ:</w:t>
+      </w:r>
+      <w:r>
+        <w:br/>
+      </w:r>
+      <w:r>
+        <w:br/>
+      </w:r>
+      <w:r>
+        <w:rPr>
+          <w:rStyle w:val="VerbatimChar"/>
+        </w:rPr>
+        <w:t xml:space="preserve">Significance level α:</w:t>
+      </w:r>
+    </w:p>
+    <w:p>
+      <w:pPr>
+        <w:pStyle w:val="BlockText"/>
+      </w:pPr>
+      <w:r>
+        <w:t xml:space="preserve">💡</w:t>
+      </w:r>
+      <w:r>
+        <w:t xml:space="preserve"> </w:t>
+      </w:r>
+      <w:r>
+        <w:rPr>
+          <w:b/>
+          <w:bCs/>
+        </w:rPr>
+        <w:t xml:space="preserve">Key idea:</w:t>
+      </w:r>
+      <w:r>
+        <w:t xml:space="preserve"> </w:t>
+      </w:r>
+      <w:r>
+        <w:t xml:space="preserve">Hₐ only says</w:t>
+      </w:r>
+      <w:r>
+        <w:t xml:space="preserve"> </w:t>
+      </w:r>
+      <w:r>
+        <w:t xml:space="preserve">“at least one differs”</w:t>
+      </w:r>
+      <w:r>
+        <w:t xml:space="preserve"> </w:t>
+      </w:r>
+      <w:r>
+        <w:t xml:space="preserve">— it does</w:t>
+      </w:r>
+      <w:r>
+        <w:t xml:space="preserve"> </w:t>
+      </w:r>
+      <w:r>
+        <w:rPr>
+          <w:b/>
+          <w:bCs/>
+        </w:rPr>
+        <w:t xml:space="preserve">not</w:t>
+      </w:r>
+      <w:r>
+        <w:t xml:space="preserve"> </w:t>
+      </w:r>
+      <w:r>
+        <w:t xml:space="preserve">say which. Finding which is the job of the post-hoc test in</w:t>
       </w:r>
       <w:r>
         <w:t xml:space="preserve"> </w:t>
@@ -1666,156 +2481,10 @@
           <w:i/>
           <w:iCs/>
         </w:rPr>
-        <w:t xml:space="preserve">(after lecture Chunk 2)</w:t>
-      </w:r>
-      <w:bookmarkEnd w:id="19"/>
-    </w:p>
-    <w:p>
-      <w:pPr>
-        <w:pStyle w:val="BlockText"/>
-      </w:pPr>
-      <w:r>
-        <w:t xml:space="preserve">Parts 4–6: fit the model, check residual normality, check equal variance.</w:t>
-      </w:r>
-    </w:p>
-    <w:bookmarkEnd w:id="20"/>
-    <w:bookmarkStart w:id="21" w:name="part-4-fit-the-model"/>
-    <w:p>
-      <w:pPr>
-        <w:pStyle w:val="Heading1"/>
-      </w:pPr>
-      <w:r>
-        <w:t xml:space="preserve">Part 4 · Fit the model</w:t>
-      </w:r>
-    </w:p>
-    <w:p>
-      <w:pPr>
-        <w:pStyle w:val="FirstParagraph"/>
-      </w:pPr>
-      <w:r>
-        <w:rPr>
-          <w:b/>
-          <w:bCs/>
-        </w:rPr>
-        <w:t xml:space="preserve">▶ Run this:</w:t>
-      </w:r>
-    </w:p>
-    <w:p>
-      <w:pPr>
-        <w:pStyle w:val="SourceCode"/>
-      </w:pPr>
-      <w:r>
-        <w:rPr>
-          <w:rStyle w:val="CommentTok"/>
-        </w:rPr>
-        <w:t xml:space="preserve"># ANOVA is a linear model with a categorical X ----------</w:t>
-      </w:r>
-      <w:r>
-        <w:br/>
-      </w:r>
-      <w:r>
-        <w:rPr>
-          <w:rStyle w:val="NormalTok"/>
-        </w:rPr>
-        <w:t xml:space="preserve">mass_model </w:t>
-      </w:r>
-      <w:r>
-        <w:rPr>
-          <w:rStyle w:val="OtherTok"/>
-        </w:rPr>
-        <w:t xml:space="preserve">&lt;-</w:t>
-      </w:r>
-      <w:r>
-        <w:rPr>
-          <w:rStyle w:val="NormalTok"/>
-        </w:rPr>
-        <w:t xml:space="preserve"> </w:t>
-      </w:r>
-      <w:r>
-        <w:rPr>
-          <w:rStyle w:val="FunctionTok"/>
-        </w:rPr>
-        <w:t xml:space="preserve">lm</w:t>
-      </w:r>
-      <w:r>
-        <w:rPr>
-          <w:rStyle w:val="NormalTok"/>
-        </w:rPr>
-        <w:t xml:space="preserve">(body_mass_g </w:t>
-      </w:r>
-      <w:r>
-        <w:rPr>
-          <w:rStyle w:val="SpecialCharTok"/>
-        </w:rPr>
-        <w:t xml:space="preserve">~</w:t>
-      </w:r>
-      <w:r>
-        <w:rPr>
-          <w:rStyle w:val="NormalTok"/>
-        </w:rPr>
-        <w:t xml:space="preserve"> species, </w:t>
-      </w:r>
-      <w:r>
-        <w:rPr>
-          <w:rStyle w:val="AttributeTok"/>
-        </w:rPr>
-        <w:t xml:space="preserve">data =</w:t>
-      </w:r>
-      <w:r>
-        <w:rPr>
-          <w:rStyle w:val="NormalTok"/>
-        </w:rPr>
-        <w:t xml:space="preserve"> penguins_df)</w:t>
-      </w:r>
-    </w:p>
-    <w:p>
-      <w:pPr>
-        <w:pStyle w:val="FirstParagraph"/>
-      </w:pPr>
-      <w:r>
-        <w:t xml:space="preserve">✏️</w:t>
-      </w:r>
-      <w:r>
-        <w:t xml:space="preserve"> </w:t>
-      </w:r>
-      <w:r>
-        <w:rPr>
-          <w:b/>
-          <w:bCs/>
-        </w:rPr>
-        <w:t xml:space="preserve">Your turn:</w:t>
-      </w:r>
-      <w:r>
-        <w:t xml:space="preserve"> </w:t>
-      </w:r>
-      <w:r>
-        <w:t xml:space="preserve">This is the same</w:t>
-      </w:r>
-      <w:r>
-        <w:t xml:space="preserve"> </w:t>
-      </w:r>
-      <w:r>
-        <w:rPr>
-          <w:rStyle w:val="VerbatimChar"/>
-        </w:rPr>
-        <w:t xml:space="preserve">lm()</w:t>
-      </w:r>
-      <w:r>
-        <w:t xml:space="preserve"> </w:t>
-      </w:r>
-      <w:r>
-        <w:t xml:space="preserve">syntax as the regression worksheet. What is different about the X variable this time?</w:t>
-      </w:r>
-    </w:p>
-    <w:p>
-      <w:pPr>
-        <w:pStyle w:val="SourceCode"/>
-      </w:pPr>
-      <w:r>
-        <w:rPr>
-          <w:rStyle w:val="VerbatimChar"/>
-        </w:rPr>
-        <w:t xml:space="preserve">Your answer:</w:t>
+        <w:t xml:space="preserve">ANOVA II</w:t>
+      </w:r>
+      <w:r>
+        <w:t xml:space="preserve">.</w:t>
       </w:r>
     </w:p>
     <w:p>
@@ -1825,254 +2494,161 @@
         </w:pict>
       </w:r>
     </w:p>
+    <w:p>
+      <w:pPr>
+        <w:pStyle w:val="Heading2"/>
+      </w:pPr>
+      <w:bookmarkStart w:id="20" w:name="Xddf70996b688931bb4f6c40398395553aada352"/>
+      <w:r>
+        <w:t xml:space="preserve">🧩 Chunk 2 — Fit &amp; check assumptions</w:t>
+      </w:r>
+      <w:r>
+        <w:t xml:space="preserve"> </w:t>
+      </w:r>
+      <w:r>
+        <w:rPr>
+          <w:i/>
+          <w:iCs/>
+        </w:rPr>
+        <w:t xml:space="preserve">(after lecture Chunk 2)</w:t>
+      </w:r>
+      <w:bookmarkEnd w:id="20"/>
+    </w:p>
+    <w:p>
+      <w:pPr>
+        <w:pStyle w:val="BlockText"/>
+      </w:pPr>
+      <w:r>
+        <w:t xml:space="preserve">Parts 5–8: fit the model, set the reference level, check residual normality, check equal variance.</w:t>
+      </w:r>
+    </w:p>
     <w:bookmarkEnd w:id="21"/>
-    <w:bookmarkStart w:id="22" w:name="Xe4a3030fc71e851358808b723ced9d7a0603d73"/>
+    <w:bookmarkStart w:id="22" w:name="part-5-fit-the-model"/>
     <w:p>
       <w:pPr>
         <w:pStyle w:val="Heading1"/>
       </w:pPr>
       <w:r>
-        <w:t xml:space="preserve">Part 5 · Assumption 1 — normality of residuals</w:t>
-      </w:r>
-    </w:p>
-    <w:p>
-      <w:pPr>
-        <w:pStyle w:val="BlockText"/>
-      </w:pPr>
-      <w:r>
-        <w:t xml:space="preserve">🔮</w:t>
-      </w:r>
-      <w:r>
-        <w:t xml:space="preserve"> </w:t>
-      </w:r>
+        <w:t xml:space="preserve">Part 5 · Fit the model</w:t>
+      </w:r>
+    </w:p>
+    <w:p>
+      <w:pPr>
+        <w:pStyle w:val="FirstParagraph"/>
+      </w:pPr>
       <w:r>
         <w:rPr>
           <w:b/>
           <w:bCs/>
         </w:rPr>
-        <w:t xml:space="preserve">Predict first:</w:t>
-      </w:r>
-      <w:r>
-        <w:t xml:space="preserve"> </w:t>
-      </w:r>
-      <w:r>
-        <w:rPr>
-          <w:rStyle w:val="VerbatimChar"/>
-        </w:rPr>
-        <w:t xml:space="preserve">plot(mass_model)</w:t>
-      </w:r>
-      <w:r>
-        <w:t xml:space="preserve"> </w:t>
-      </w:r>
-      <w:r>
-        <w:t xml:space="preserve">gives the same four panels as the regression worksheet. Which panel checks normality?</w:t>
+        <w:t xml:space="preserve">▶ Run this:</w:t>
+      </w:r>
+    </w:p>
+    <w:p>
+      <w:pPr>
+        <w:pStyle w:val="SourceCode"/>
+      </w:pPr>
+      <w:r>
+        <w:rPr>
+          <w:rStyle w:val="CommentTok"/>
+        </w:rPr>
+        <w:t xml:space="preserve"># ANOVA is a linear model with a categorical X ----------</w:t>
+      </w:r>
+      <w:r>
+        <w:br/>
+      </w:r>
+      <w:r>
+        <w:rPr>
+          <w:rStyle w:val="NormalTok"/>
+        </w:rPr>
+        <w:t xml:space="preserve">mass_model </w:t>
+      </w:r>
+      <w:r>
+        <w:rPr>
+          <w:rStyle w:val="OtherTok"/>
+        </w:rPr>
+        <w:t xml:space="preserve">&lt;-</w:t>
+      </w:r>
+      <w:r>
+        <w:rPr>
+          <w:rStyle w:val="NormalTok"/>
+        </w:rPr>
+        <w:t xml:space="preserve"> </w:t>
+      </w:r>
+      <w:r>
+        <w:rPr>
+          <w:rStyle w:val="FunctionTok"/>
+        </w:rPr>
+        <w:t xml:space="preserve">lm</w:t>
+      </w:r>
+      <w:r>
+        <w:rPr>
+          <w:rStyle w:val="NormalTok"/>
+        </w:rPr>
+        <w:t xml:space="preserve">(body_mass_g </w:t>
+      </w:r>
+      <w:r>
+        <w:rPr>
+          <w:rStyle w:val="SpecialCharTok"/>
+        </w:rPr>
+        <w:t xml:space="preserve">~</w:t>
+      </w:r>
+      <w:r>
+        <w:rPr>
+          <w:rStyle w:val="NormalTok"/>
+        </w:rPr>
+        <w:t xml:space="preserve"> species, </w:t>
+      </w:r>
+      <w:r>
+        <w:rPr>
+          <w:rStyle w:val="AttributeTok"/>
+        </w:rPr>
+        <w:t xml:space="preserve">data =</w:t>
+      </w:r>
+      <w:r>
+        <w:rPr>
+          <w:rStyle w:val="NormalTok"/>
+        </w:rPr>
+        <w:t xml:space="preserve"> penguins_df)</w:t>
       </w:r>
     </w:p>
     <w:p>
       <w:pPr>
         <w:pStyle w:val="FirstParagraph"/>
       </w:pPr>
+      <w:r>
+        <w:t xml:space="preserve">✏️</w:t>
+      </w:r>
+      <w:r>
+        <w:t xml:space="preserve"> </w:t>
+      </w:r>
       <w:r>
         <w:rPr>
           <w:b/>
           <w:bCs/>
         </w:rPr>
-        <w:t xml:space="preserve">▶ Run this:</w:t>
-      </w:r>
-    </w:p>
-    <w:p>
-      <w:pPr>
-        <w:pStyle w:val="SourceCode"/>
-      </w:pPr>
-      <w:r>
-        <w:rPr>
-          <w:rStyle w:val="CommentTok"/>
-        </w:rPr>
-        <w:t xml:space="preserve"># plot() on an lm object gives all four diagnostics -------</w:t>
-      </w:r>
-      <w:r>
-        <w:br/>
-      </w:r>
-      <w:r>
-        <w:rPr>
-          <w:rStyle w:val="FunctionTok"/>
-        </w:rPr>
-        <w:t xml:space="preserve">par</w:t>
-      </w:r>
-      <w:r>
-        <w:rPr>
-          <w:rStyle w:val="NormalTok"/>
-        </w:rPr>
-        <w:t xml:space="preserve">(</w:t>
-      </w:r>
-      <w:r>
-        <w:rPr>
-          <w:rStyle w:val="AttributeTok"/>
-        </w:rPr>
-        <w:t xml:space="preserve">mfrow =</w:t>
-      </w:r>
-      <w:r>
-        <w:rPr>
-          <w:rStyle w:val="NormalTok"/>
-        </w:rPr>
-        <w:t xml:space="preserve"> </w:t>
-      </w:r>
-      <w:r>
-        <w:rPr>
-          <w:rStyle w:val="FunctionTok"/>
-        </w:rPr>
-        <w:t xml:space="preserve">c</w:t>
-      </w:r>
-      <w:r>
-        <w:rPr>
-          <w:rStyle w:val="NormalTok"/>
-        </w:rPr>
-        <w:t xml:space="preserve">(</w:t>
-      </w:r>
-      <w:r>
-        <w:rPr>
-          <w:rStyle w:val="DecValTok"/>
-        </w:rPr>
-        <w:t xml:space="preserve">2</w:t>
-      </w:r>
-      <w:r>
-        <w:rPr>
-          <w:rStyle w:val="NormalTok"/>
-        </w:rPr>
-        <w:t xml:space="preserve">, </w:t>
-      </w:r>
-      <w:r>
-        <w:rPr>
-          <w:rStyle w:val="DecValTok"/>
-        </w:rPr>
-        <w:t xml:space="preserve">2</w:t>
-      </w:r>
-      <w:r>
-        <w:rPr>
-          <w:rStyle w:val="NormalTok"/>
-        </w:rPr>
-        <w:t xml:space="preserve">))</w:t>
-      </w:r>
-      <w:r>
-        <w:br/>
-      </w:r>
-      <w:r>
-        <w:rPr>
-          <w:rStyle w:val="FunctionTok"/>
-        </w:rPr>
-        <w:t xml:space="preserve">plot</w:t>
-      </w:r>
-      <w:r>
-        <w:rPr>
-          <w:rStyle w:val="NormalTok"/>
-        </w:rPr>
-        <w:t xml:space="preserve">(mass_model)</w:t>
-      </w:r>
-    </w:p>
-    <w:p>
-      <w:pPr>
-        <w:pStyle w:val="SourceCode"/>
-      </w:pPr>
-      <w:r>
-        <w:rPr>
-          <w:rStyle w:val="CommentTok"/>
-        </w:rPr>
-        <w:t xml:space="preserve"># Formal test on the residuals ---------------------------</w:t>
-      </w:r>
-      <w:r>
-        <w:br/>
-      </w:r>
-      <w:r>
-        <w:rPr>
-          <w:rStyle w:val="FunctionTok"/>
-        </w:rPr>
-        <w:t xml:space="preserve">shapiro.test</w:t>
-      </w:r>
-      <w:r>
-        <w:rPr>
-          <w:rStyle w:val="NormalTok"/>
-        </w:rPr>
-        <w:t xml:space="preserve">(</w:t>
-      </w:r>
-      <w:r>
-        <w:rPr>
-          <w:rStyle w:val="FunctionTok"/>
-        </w:rPr>
-        <w:t xml:space="preserve">residuals</w:t>
-      </w:r>
-      <w:r>
-        <w:rPr>
-          <w:rStyle w:val="NormalTok"/>
-        </w:rPr>
-        <w:t xml:space="preserve">(mass_model))</w:t>
-      </w:r>
-    </w:p>
-    <w:p>
-      <w:pPr>
-        <w:pStyle w:val="FirstParagraph"/>
-      </w:pPr>
-      <w:r>
-        <w:t xml:space="preserve">✏️</w:t>
-      </w:r>
-      <w:r>
-        <w:t xml:space="preserve"> </w:t>
-      </w:r>
-      <w:r>
-        <w:rPr>
-          <w:b/>
-          <w:bCs/>
-        </w:rPr>
         <w:t xml:space="preserve">Your turn:</w:t>
       </w:r>
       <w:r>
         <w:t xml:space="preserve"> </w:t>
       </w:r>
       <w:r>
-        <w:t xml:space="preserve">Record and interpret.</w:t>
-      </w:r>
-    </w:p>
-    <w:p>
-      <w:pPr>
-        <w:pStyle w:val="SourceCode"/>
-      </w:pPr>
+        <w:t xml:space="preserve">This is the same</w:t>
+      </w:r>
+      <w:r>
+        <w:t xml:space="preserve"> </w:t>
+      </w:r>
       <w:r>
         <w:rPr>
           <w:rStyle w:val="VerbatimChar"/>
         </w:rPr>
-        <w:t xml:space="preserve">Do the Normal Q-Q points (panel 2) track the dashed line?  Y / mostly / no</w:t>
-      </w:r>
-      <w:r>
-        <w:br/>
-      </w:r>
-      <w:r>
-        <w:rPr>
-          <w:rStyle w:val="VerbatimChar"/>
-        </w:rPr>
-        <w:t xml:space="preserve">Shapiro-Wilk p-value =</w:t>
-      </w:r>
-    </w:p>
-    <w:p>
-      <w:pPr>
-        <w:pStyle w:val="FirstParagraph"/>
-      </w:pPr>
-      <w:r>
-        <w:t xml:space="preserve">✏️</w:t>
-      </w:r>
-      <w:r>
-        <w:t xml:space="preserve"> </w:t>
-      </w:r>
-      <w:r>
-        <w:rPr>
-          <w:b/>
-          <w:bCs/>
-        </w:rPr>
-        <w:t xml:space="preserve">Your turn:</w:t>
-      </w:r>
-      <w:r>
-        <w:t xml:space="preserve"> </w:t>
-      </w:r>
-      <w:r>
-        <w:t xml:space="preserve">With ~340 penguins, Shapiro-Wilk is very sensitive and may flag tiny departures. Which should you trust more here — the Q-Q panel or the Shapiro p-value? Why?</w:t>
+        <w:t xml:space="preserve">lm()</w:t>
+      </w:r>
+      <w:r>
+        <w:t xml:space="preserve"> </w:t>
+      </w:r>
+      <w:r>
+        <w:t xml:space="preserve">syntax as the regression worksheet. What is different about the X variable this time?</w:t>
       </w:r>
     </w:p>
     <w:p>
@@ -2094,13 +2670,22 @@
       </w:r>
     </w:p>
     <w:bookmarkEnd w:id="22"/>
-    <w:bookmarkStart w:id="23" w:name="part-6-assumption-2-equal-variance"/>
+    <w:bookmarkStart w:id="23" w:name="X3b558b8c1108fcff3088e333add1f13532c5d27"/>
     <w:p>
       <w:pPr>
         <w:pStyle w:val="Heading1"/>
       </w:pPr>
       <w:r>
-        <w:t xml:space="preserve">Part 6 · Assumption 2 — equal variance</w:t>
+        <w:t xml:space="preserve">Part 6 · Set the reference level with</w:t>
+      </w:r>
+      <w:r>
+        <w:t xml:space="preserve"> </w:t>
+      </w:r>
+      <w:r>
+        <w:rPr>
+          <w:rStyle w:val="VerbatimChar"/>
+        </w:rPr>
+        <w:t xml:space="preserve">fct_relevel()</w:t>
       </w:r>
     </w:p>
     <w:p>
@@ -2124,135 +2709,353 @@
         <w:t xml:space="preserve"> </w:t>
       </w:r>
       <w:r>
-        <w:t xml:space="preserve">From the box heights in Part 2, predict — will Levene’s test say the variances are equal (</w:t>
+        <w:rPr>
+          <w:rStyle w:val="VerbatimChar"/>
+        </w:rPr>
+        <w:t xml:space="preserve">lm()</w:t>
+      </w:r>
+      <w:r>
+        <w:t xml:space="preserve"> </w:t>
+      </w:r>
+      <w:r>
+        <w:t xml:space="preserve">uses the</w:t>
+      </w:r>
+      <w:r>
+        <w:t xml:space="preserve"> </w:t>
+      </w:r>
+      <w:r>
+        <w:rPr>
+          <w:b/>
+          <w:bCs/>
+        </w:rPr>
+        <w:t xml:space="preserve">first</w:t>
+      </w:r>
+      <w:r>
+        <w:t xml:space="preserve"> </w:t>
+      </w:r>
+      <w:r>
+        <w:t xml:space="preserve">factor level as the baseline. If you move Gentoo to the front, will the overall F-test / p-value change, or only the coefficients?</w:t>
+      </w:r>
+    </w:p>
+    <w:p>
+      <w:pPr>
+        <w:pStyle w:val="FirstParagraph"/>
+      </w:pPr>
+      <w:r>
+        <w:rPr>
+          <w:b/>
+          <w:bCs/>
+        </w:rPr>
+        <w:t xml:space="preserve">▶ Run this:</w:t>
+      </w:r>
+    </w:p>
+    <w:p>
+      <w:pPr>
+        <w:pStyle w:val="SourceCode"/>
+      </w:pPr>
+      <w:r>
+        <w:rPr>
+          <w:rStyle w:val="CommentTok"/>
+        </w:rPr>
+        <w:t xml:space="preserve"># Coefficients are differences FROM the first level -----</w:t>
+      </w:r>
+      <w:r>
+        <w:br/>
+      </w:r>
+      <w:r>
+        <w:rPr>
+          <w:rStyle w:val="FunctionTok"/>
+        </w:rPr>
+        <w:t xml:space="preserve">coef</w:t>
+      </w:r>
+      <w:r>
+        <w:rPr>
+          <w:rStyle w:val="NormalTok"/>
+        </w:rPr>
+        <w:t xml:space="preserve">(mass_model)</w:t>
+      </w:r>
+      <w:r>
+        <w:br/>
+      </w:r>
+      <w:r>
+        <w:br/>
+      </w:r>
+      <w:r>
+        <w:rPr>
+          <w:rStyle w:val="CommentTok"/>
+        </w:rPr>
+        <w:t xml:space="preserve"># Make Gentoo the reference, refit, compare ------------</w:t>
+      </w:r>
+      <w:r>
+        <w:br/>
+      </w:r>
+      <w:r>
+        <w:rPr>
+          <w:rStyle w:val="NormalTok"/>
+        </w:rPr>
+        <w:t xml:space="preserve">penguins_relevel </w:t>
+      </w:r>
+      <w:r>
+        <w:rPr>
+          <w:rStyle w:val="OtherTok"/>
+        </w:rPr>
+        <w:t xml:space="preserve">&lt;-</w:t>
+      </w:r>
+      <w:r>
+        <w:rPr>
+          <w:rStyle w:val="NormalTok"/>
+        </w:rPr>
+        <w:t xml:space="preserve"> penguins_df </w:t>
+      </w:r>
+      <w:r>
+        <w:rPr>
+          <w:rStyle w:val="SpecialCharTok"/>
+        </w:rPr>
+        <w:t xml:space="preserve">%&gt;%</w:t>
+      </w:r>
+      <w:r>
+        <w:br/>
+      </w:r>
+      <w:r>
+        <w:rPr>
+          <w:rStyle w:val="NormalTok"/>
+        </w:rPr>
+        <w:t xml:space="preserve">  </w:t>
+      </w:r>
+      <w:r>
+        <w:rPr>
+          <w:rStyle w:val="FunctionTok"/>
+        </w:rPr>
+        <w:t xml:space="preserve">mutate</w:t>
+      </w:r>
+      <w:r>
+        <w:rPr>
+          <w:rStyle w:val="NormalTok"/>
+        </w:rPr>
+        <w:t xml:space="preserve">(</w:t>
+      </w:r>
+      <w:r>
+        <w:rPr>
+          <w:rStyle w:val="AttributeTok"/>
+        </w:rPr>
+        <w:t xml:space="preserve">species =</w:t>
+      </w:r>
+      <w:r>
+        <w:rPr>
+          <w:rStyle w:val="NormalTok"/>
+        </w:rPr>
+        <w:t xml:space="preserve"> </w:t>
+      </w:r>
+      <w:r>
+        <w:rPr>
+          <w:rStyle w:val="FunctionTok"/>
+        </w:rPr>
+        <w:t xml:space="preserve">fct_relevel</w:t>
+      </w:r>
+      <w:r>
+        <w:rPr>
+          <w:rStyle w:val="NormalTok"/>
+        </w:rPr>
+        <w:t xml:space="preserve">(species, </w:t>
+      </w:r>
+      <w:r>
+        <w:rPr>
+          <w:rStyle w:val="StringTok"/>
+        </w:rPr>
+        <w:t xml:space="preserve">"Gentoo"</w:t>
+      </w:r>
+      <w:r>
+        <w:rPr>
+          <w:rStyle w:val="NormalTok"/>
+        </w:rPr>
+        <w:t xml:space="preserve">))</w:t>
+      </w:r>
+      <w:r>
+        <w:br/>
+      </w:r>
+      <w:r>
+        <w:br/>
+      </w:r>
+      <w:r>
+        <w:rPr>
+          <w:rStyle w:val="NormalTok"/>
+        </w:rPr>
+        <w:t xml:space="preserve">mass_model_gentoo </w:t>
+      </w:r>
+      <w:r>
+        <w:rPr>
+          <w:rStyle w:val="OtherTok"/>
+        </w:rPr>
+        <w:t xml:space="preserve">&lt;-</w:t>
+      </w:r>
+      <w:r>
+        <w:rPr>
+          <w:rStyle w:val="NormalTok"/>
+        </w:rPr>
+        <w:t xml:space="preserve"> </w:t>
+      </w:r>
+      <w:r>
+        <w:rPr>
+          <w:rStyle w:val="FunctionTok"/>
+        </w:rPr>
+        <w:t xml:space="preserve">lm</w:t>
+      </w:r>
+      <w:r>
+        <w:rPr>
+          <w:rStyle w:val="NormalTok"/>
+        </w:rPr>
+        <w:t xml:space="preserve">(body_mass_g </w:t>
+      </w:r>
+      <w:r>
+        <w:rPr>
+          <w:rStyle w:val="SpecialCharTok"/>
+        </w:rPr>
+        <w:t xml:space="preserve">~</w:t>
+      </w:r>
+      <w:r>
+        <w:rPr>
+          <w:rStyle w:val="NormalTok"/>
+        </w:rPr>
+        <w:t xml:space="preserve"> species, </w:t>
+      </w:r>
+      <w:r>
+        <w:rPr>
+          <w:rStyle w:val="AttributeTok"/>
+        </w:rPr>
+        <w:t xml:space="preserve">data =</w:t>
+      </w:r>
+      <w:r>
+        <w:rPr>
+          <w:rStyle w:val="NormalTok"/>
+        </w:rPr>
+        <w:t xml:space="preserve"> penguins_relevel)</w:t>
+      </w:r>
+      <w:r>
+        <w:br/>
+      </w:r>
+      <w:r>
+        <w:rPr>
+          <w:rStyle w:val="FunctionTok"/>
+        </w:rPr>
+        <w:t xml:space="preserve">coef</w:t>
+      </w:r>
+      <w:r>
+        <w:rPr>
+          <w:rStyle w:val="NormalTok"/>
+        </w:rPr>
+        <w:t xml:space="preserve">(mass_model_gentoo)</w:t>
+      </w:r>
+    </w:p>
+    <w:p>
+      <w:pPr>
+        <w:pStyle w:val="FirstParagraph"/>
+      </w:pPr>
+      <w:r>
+        <w:t xml:space="preserve">✏️</w:t>
+      </w:r>
+      <w:r>
+        <w:t xml:space="preserve"> </w:t>
+      </w:r>
+      <w:r>
+        <w:rPr>
+          <w:b/>
+          <w:bCs/>
+        </w:rPr>
+        <w:t xml:space="preserve">Your turn:</w:t>
+      </w:r>
+      <w:r>
+        <w:t xml:space="preserve"> </w:t>
+      </w:r>
+      <w:r>
+        <w:t xml:space="preserve">Compare the two coefficient sets.</w:t>
+      </w:r>
+    </w:p>
+    <w:p>
+      <w:pPr>
+        <w:pStyle w:val="SourceCode"/>
+      </w:pPr>
+      <w:r>
+        <w:rPr>
+          <w:rStyle w:val="VerbatimChar"/>
+        </w:rPr>
+        <w:t xml:space="preserve">What (Intercept) represents in mass_model:</w:t>
+      </w:r>
+      <w:r>
+        <w:br/>
+      </w:r>
+      <w:r>
+        <w:rPr>
+          <w:rStyle w:val="VerbatimChar"/>
+        </w:rPr>
+        <w:t xml:space="preserve">What (Intercept) represents in mass_model_gentoo:</w:t>
+      </w:r>
+      <w:r>
+        <w:br/>
+      </w:r>
+      <w:r>
+        <w:rPr>
+          <w:rStyle w:val="VerbatimChar"/>
+        </w:rPr>
+        <w:t xml:space="preserve">Did the coefficient values change?  Y / N</w:t>
+      </w:r>
+      <w:r>
+        <w:br/>
+      </w:r>
+      <w:r>
+        <w:rPr>
+          <w:rStyle w:val="VerbatimChar"/>
+        </w:rPr>
+        <w:t xml:space="preserve">Would the overall F-statistic / p-value change?  Y / N</w:t>
+      </w:r>
+    </w:p>
+    <w:p>
+      <w:pPr>
+        <w:pStyle w:val="BlockText"/>
+      </w:pPr>
+      <w:r>
+        <w:t xml:space="preserve">💡</w:t>
+      </w:r>
+      <w:r>
+        <w:t xml:space="preserve"> </w:t>
+      </w:r>
+      <w:r>
+        <w:rPr>
+          <w:b/>
+          <w:bCs/>
+        </w:rPr>
+        <w:t xml:space="preserve">Key idea:</w:t>
+      </w:r>
+      <w:r>
+        <w:t xml:space="preserve"> </w:t>
+      </w:r>
+      <w:r>
+        <w:t xml:space="preserve">releveling changes</w:t>
+      </w:r>
+      <w:r>
+        <w:t xml:space="preserve"> </w:t>
       </w:r>
       <w:r>
         <w:rPr>
           <w:i/>
           <w:iCs/>
         </w:rPr>
-        <w:t xml:space="preserve">p</w:t>
-      </w:r>
-      <w:r>
-        <w:t xml:space="preserve"> </w:t>
-      </w:r>
-      <w:r>
-        <w:t xml:space="preserve">&gt; 0.05) or unequal?</w:t>
-      </w:r>
-    </w:p>
-    <w:p>
-      <w:pPr>
-        <w:pStyle w:val="FirstParagraph"/>
-      </w:pPr>
-      <w:r>
-        <w:rPr>
-          <w:b/>
-          <w:bCs/>
-        </w:rPr>
-        <w:t xml:space="preserve">▶ Run this:</w:t>
-      </w:r>
-    </w:p>
-    <w:p>
-      <w:pPr>
-        <w:pStyle w:val="SourceCode"/>
-      </w:pPr>
-      <w:r>
-        <w:rPr>
-          <w:rStyle w:val="CommentTok"/>
-        </w:rPr>
-        <w:t xml:space="preserve"># Levene's test — H0: all groups have equal variance ----</w:t>
-      </w:r>
-      <w:r>
-        <w:br/>
-      </w:r>
-      <w:r>
-        <w:rPr>
-          <w:rStyle w:val="FunctionTok"/>
-        </w:rPr>
-        <w:t xml:space="preserve">leveneTest</w:t>
-      </w:r>
-      <w:r>
-        <w:rPr>
-          <w:rStyle w:val="NormalTok"/>
-        </w:rPr>
-        <w:t xml:space="preserve">(body_mass_g </w:t>
-      </w:r>
-      <w:r>
-        <w:rPr>
-          <w:rStyle w:val="SpecialCharTok"/>
-        </w:rPr>
-        <w:t xml:space="preserve">~</w:t>
-      </w:r>
-      <w:r>
-        <w:rPr>
-          <w:rStyle w:val="NormalTok"/>
-        </w:rPr>
-        <w:t xml:space="preserve"> species, </w:t>
-      </w:r>
-      <w:r>
-        <w:rPr>
-          <w:rStyle w:val="AttributeTok"/>
-        </w:rPr>
-        <w:t xml:space="preserve">data =</w:t>
-      </w:r>
-      <w:r>
-        <w:rPr>
-          <w:rStyle w:val="NormalTok"/>
-        </w:rPr>
-        <w:t xml:space="preserve"> penguins_df)</w:t>
-      </w:r>
-    </w:p>
-    <w:p>
-      <w:pPr>
-        <w:pStyle w:val="FirstParagraph"/>
-      </w:pPr>
-      <w:r>
-        <w:t xml:space="preserve">✏️</w:t>
-      </w:r>
-      <w:r>
-        <w:t xml:space="preserve"> </w:t>
-      </w:r>
-      <w:r>
-        <w:rPr>
-          <w:b/>
-          <w:bCs/>
-        </w:rPr>
-        <w:t xml:space="preserve">Your turn:</w:t>
-      </w:r>
-      <w:r>
-        <w:t xml:space="preserve"> </w:t>
-      </w:r>
-      <w:r>
-        <w:t xml:space="preserve">Record and decide.</w:t>
-      </w:r>
-    </w:p>
-    <w:p>
-      <w:pPr>
-        <w:pStyle w:val="SourceCode"/>
-      </w:pPr>
-      <w:r>
-        <w:rPr>
-          <w:rStyle w:val="VerbatimChar"/>
-        </w:rPr>
-        <w:t xml:space="preserve">Levene's F =            p =</w:t>
-      </w:r>
-      <w:r>
-        <w:br/>
-      </w:r>
-      <w:r>
-        <w:rPr>
-          <w:rStyle w:val="VerbatimChar"/>
-        </w:rPr>
-        <w:t xml:space="preserve">Variances equal?  Y / N</w:t>
-      </w:r>
-      <w:r>
-        <w:br/>
-      </w:r>
-      <w:r>
-        <w:rPr>
-          <w:rStyle w:val="VerbatimChar"/>
-        </w:rPr>
-        <w:t xml:space="preserve">If NOT equal, which test would you use instead? (hint: Welch)</w:t>
+        <w:t xml:space="preserve">which comparison the coefficients show</w:t>
+      </w:r>
+      <w:r>
+        <w:t xml:space="preserve">, not</w:t>
+      </w:r>
+      <w:r>
+        <w:t xml:space="preserve"> </w:t>
+      </w:r>
+      <w:r>
+        <w:rPr>
+          <w:i/>
+          <w:iCs/>
+        </w:rPr>
+        <w:t xml:space="preserve">whether any means differ</w:t>
+      </w:r>
+      <w:r>
+        <w:t xml:space="preserve">. Use it to make the baseline a group your reader cares about (a control, a reference site).</w:t>
       </w:r>
     </w:p>
     <w:p>
@@ -2263,7 +3066,444 @@
       </w:r>
     </w:p>
     <w:bookmarkEnd w:id="23"/>
-    <w:bookmarkStart w:id="24" w:name="review-and-checkpoint"/>
+    <w:bookmarkStart w:id="24" w:name="X857d05289497a6b28fd90f52b75c9de10dfbca1"/>
+    <w:p>
+      <w:pPr>
+        <w:pStyle w:val="Heading1"/>
+      </w:pPr>
+      <w:r>
+        <w:t xml:space="preserve">Part 7 · Assumption 1 — normality of residuals</w:t>
+      </w:r>
+    </w:p>
+    <w:p>
+      <w:pPr>
+        <w:pStyle w:val="BlockText"/>
+      </w:pPr>
+      <w:r>
+        <w:t xml:space="preserve">🔮</w:t>
+      </w:r>
+      <w:r>
+        <w:t xml:space="preserve"> </w:t>
+      </w:r>
+      <w:r>
+        <w:rPr>
+          <w:b/>
+          <w:bCs/>
+        </w:rPr>
+        <w:t xml:space="preserve">Predict first:</w:t>
+      </w:r>
+      <w:r>
+        <w:t xml:space="preserve"> </w:t>
+      </w:r>
+      <w:r>
+        <w:rPr>
+          <w:rStyle w:val="VerbatimChar"/>
+        </w:rPr>
+        <w:t xml:space="preserve">plot(mass_model)</w:t>
+      </w:r>
+      <w:r>
+        <w:t xml:space="preserve"> </w:t>
+      </w:r>
+      <w:r>
+        <w:t xml:space="preserve">gives the same four panels as the regression worksheet. Which panel checks normality?</w:t>
+      </w:r>
+    </w:p>
+    <w:p>
+      <w:pPr>
+        <w:pStyle w:val="FirstParagraph"/>
+      </w:pPr>
+      <w:r>
+        <w:rPr>
+          <w:b/>
+          <w:bCs/>
+        </w:rPr>
+        <w:t xml:space="preserve">▶ Run this:</w:t>
+      </w:r>
+    </w:p>
+    <w:p>
+      <w:pPr>
+        <w:pStyle w:val="SourceCode"/>
+      </w:pPr>
+      <w:r>
+        <w:rPr>
+          <w:rStyle w:val="CommentTok"/>
+        </w:rPr>
+        <w:t xml:space="preserve"># plot() on an lm object gives all four diagnostics -------</w:t>
+      </w:r>
+      <w:r>
+        <w:br/>
+      </w:r>
+      <w:r>
+        <w:rPr>
+          <w:rStyle w:val="FunctionTok"/>
+        </w:rPr>
+        <w:t xml:space="preserve">par</w:t>
+      </w:r>
+      <w:r>
+        <w:rPr>
+          <w:rStyle w:val="NormalTok"/>
+        </w:rPr>
+        <w:t xml:space="preserve">(</w:t>
+      </w:r>
+      <w:r>
+        <w:rPr>
+          <w:rStyle w:val="AttributeTok"/>
+        </w:rPr>
+        <w:t xml:space="preserve">mfrow =</w:t>
+      </w:r>
+      <w:r>
+        <w:rPr>
+          <w:rStyle w:val="NormalTok"/>
+        </w:rPr>
+        <w:t xml:space="preserve"> </w:t>
+      </w:r>
+      <w:r>
+        <w:rPr>
+          <w:rStyle w:val="FunctionTok"/>
+        </w:rPr>
+        <w:t xml:space="preserve">c</w:t>
+      </w:r>
+      <w:r>
+        <w:rPr>
+          <w:rStyle w:val="NormalTok"/>
+        </w:rPr>
+        <w:t xml:space="preserve">(</w:t>
+      </w:r>
+      <w:r>
+        <w:rPr>
+          <w:rStyle w:val="DecValTok"/>
+        </w:rPr>
+        <w:t xml:space="preserve">2</w:t>
+      </w:r>
+      <w:r>
+        <w:rPr>
+          <w:rStyle w:val="NormalTok"/>
+        </w:rPr>
+        <w:t xml:space="preserve">, </w:t>
+      </w:r>
+      <w:r>
+        <w:rPr>
+          <w:rStyle w:val="DecValTok"/>
+        </w:rPr>
+        <w:t xml:space="preserve">2</w:t>
+      </w:r>
+      <w:r>
+        <w:rPr>
+          <w:rStyle w:val="NormalTok"/>
+        </w:rPr>
+        <w:t xml:space="preserve">))</w:t>
+      </w:r>
+      <w:r>
+        <w:br/>
+      </w:r>
+      <w:r>
+        <w:rPr>
+          <w:rStyle w:val="FunctionTok"/>
+        </w:rPr>
+        <w:t xml:space="preserve">plot</w:t>
+      </w:r>
+      <w:r>
+        <w:rPr>
+          <w:rStyle w:val="NormalTok"/>
+        </w:rPr>
+        <w:t xml:space="preserve">(mass_model)</w:t>
+      </w:r>
+    </w:p>
+    <w:p>
+      <w:pPr>
+        <w:pStyle w:val="SourceCode"/>
+      </w:pPr>
+      <w:r>
+        <w:rPr>
+          <w:rStyle w:val="CommentTok"/>
+        </w:rPr>
+        <w:t xml:space="preserve"># Formal test on the residuals ---------------------------</w:t>
+      </w:r>
+      <w:r>
+        <w:br/>
+      </w:r>
+      <w:r>
+        <w:rPr>
+          <w:rStyle w:val="FunctionTok"/>
+        </w:rPr>
+        <w:t xml:space="preserve">shapiro.test</w:t>
+      </w:r>
+      <w:r>
+        <w:rPr>
+          <w:rStyle w:val="NormalTok"/>
+        </w:rPr>
+        <w:t xml:space="preserve">(</w:t>
+      </w:r>
+      <w:r>
+        <w:rPr>
+          <w:rStyle w:val="FunctionTok"/>
+        </w:rPr>
+        <w:t xml:space="preserve">residuals</w:t>
+      </w:r>
+      <w:r>
+        <w:rPr>
+          <w:rStyle w:val="NormalTok"/>
+        </w:rPr>
+        <w:t xml:space="preserve">(mass_model))</w:t>
+      </w:r>
+    </w:p>
+    <w:p>
+      <w:pPr>
+        <w:pStyle w:val="FirstParagraph"/>
+      </w:pPr>
+      <w:r>
+        <w:t xml:space="preserve">✏️</w:t>
+      </w:r>
+      <w:r>
+        <w:t xml:space="preserve"> </w:t>
+      </w:r>
+      <w:r>
+        <w:rPr>
+          <w:b/>
+          <w:bCs/>
+        </w:rPr>
+        <w:t xml:space="preserve">Your turn:</w:t>
+      </w:r>
+      <w:r>
+        <w:t xml:space="preserve"> </w:t>
+      </w:r>
+      <w:r>
+        <w:t xml:space="preserve">Record and interpret.</w:t>
+      </w:r>
+    </w:p>
+    <w:p>
+      <w:pPr>
+        <w:pStyle w:val="SourceCode"/>
+      </w:pPr>
+      <w:r>
+        <w:rPr>
+          <w:rStyle w:val="VerbatimChar"/>
+        </w:rPr>
+        <w:t xml:space="preserve">Do the Normal Q-Q points (panel 2) track the dashed line?  Y / mostly / no</w:t>
+      </w:r>
+      <w:r>
+        <w:br/>
+      </w:r>
+      <w:r>
+        <w:rPr>
+          <w:rStyle w:val="VerbatimChar"/>
+        </w:rPr>
+        <w:t xml:space="preserve">Shapiro-Wilk p-value =</w:t>
+      </w:r>
+    </w:p>
+    <w:p>
+      <w:pPr>
+        <w:pStyle w:val="FirstParagraph"/>
+      </w:pPr>
+      <w:r>
+        <w:t xml:space="preserve">✏️</w:t>
+      </w:r>
+      <w:r>
+        <w:t xml:space="preserve"> </w:t>
+      </w:r>
+      <w:r>
+        <w:rPr>
+          <w:b/>
+          <w:bCs/>
+        </w:rPr>
+        <w:t xml:space="preserve">Your turn:</w:t>
+      </w:r>
+      <w:r>
+        <w:t xml:space="preserve"> </w:t>
+      </w:r>
+      <w:r>
+        <w:t xml:space="preserve">With ~340 penguins, Shapiro-Wilk is very sensitive and may flag tiny departures. Which should you trust more here — the Q-Q panel or the Shapiro p-value? Why?</w:t>
+      </w:r>
+    </w:p>
+    <w:p>
+      <w:pPr>
+        <w:pStyle w:val="SourceCode"/>
+      </w:pPr>
+      <w:r>
+        <w:rPr>
+          <w:rStyle w:val="VerbatimChar"/>
+        </w:rPr>
+        <w:t xml:space="preserve">Your answer:</w:t>
+      </w:r>
+    </w:p>
+    <w:p>
+      <w:r>
+        <w:pict>
+          <v:rect style="width:0;height:1.5pt" o:hralign="center" o:hrstd="t" o:hr="t"/>
+        </w:pict>
+      </w:r>
+    </w:p>
+    <w:bookmarkEnd w:id="24"/>
+    <w:bookmarkStart w:id="25" w:name="part-8-assumption-2-equal-variance"/>
+    <w:p>
+      <w:pPr>
+        <w:pStyle w:val="Heading1"/>
+      </w:pPr>
+      <w:r>
+        <w:t xml:space="preserve">Part 8 · Assumption 2 — equal variance</w:t>
+      </w:r>
+    </w:p>
+    <w:p>
+      <w:pPr>
+        <w:pStyle w:val="BlockText"/>
+      </w:pPr>
+      <w:r>
+        <w:t xml:space="preserve">🔮</w:t>
+      </w:r>
+      <w:r>
+        <w:t xml:space="preserve"> </w:t>
+      </w:r>
+      <w:r>
+        <w:rPr>
+          <w:b/>
+          <w:bCs/>
+        </w:rPr>
+        <w:t xml:space="preserve">Predict first:</w:t>
+      </w:r>
+      <w:r>
+        <w:t xml:space="preserve"> </w:t>
+      </w:r>
+      <w:r>
+        <w:t xml:space="preserve">From the box heights in Part 2, predict — will Levene’s test say the variances are equal (</w:t>
+      </w:r>
+      <w:r>
+        <w:rPr>
+          <w:i/>
+          <w:iCs/>
+        </w:rPr>
+        <w:t xml:space="preserve">p</w:t>
+      </w:r>
+      <w:r>
+        <w:t xml:space="preserve"> </w:t>
+      </w:r>
+      <w:r>
+        <w:t xml:space="preserve">&gt; 0.05) or unequal?</w:t>
+      </w:r>
+    </w:p>
+    <w:p>
+      <w:pPr>
+        <w:pStyle w:val="FirstParagraph"/>
+      </w:pPr>
+      <w:r>
+        <w:rPr>
+          <w:b/>
+          <w:bCs/>
+        </w:rPr>
+        <w:t xml:space="preserve">▶ Run this:</w:t>
+      </w:r>
+    </w:p>
+    <w:p>
+      <w:pPr>
+        <w:pStyle w:val="SourceCode"/>
+      </w:pPr>
+      <w:r>
+        <w:rPr>
+          <w:rStyle w:val="CommentTok"/>
+        </w:rPr>
+        <w:t xml:space="preserve"># Levene's test — H0: all groups have equal variance ----</w:t>
+      </w:r>
+      <w:r>
+        <w:br/>
+      </w:r>
+      <w:r>
+        <w:rPr>
+          <w:rStyle w:val="FunctionTok"/>
+        </w:rPr>
+        <w:t xml:space="preserve">leveneTest</w:t>
+      </w:r>
+      <w:r>
+        <w:rPr>
+          <w:rStyle w:val="NormalTok"/>
+        </w:rPr>
+        <w:t xml:space="preserve">(body_mass_g </w:t>
+      </w:r>
+      <w:r>
+        <w:rPr>
+          <w:rStyle w:val="SpecialCharTok"/>
+        </w:rPr>
+        <w:t xml:space="preserve">~</w:t>
+      </w:r>
+      <w:r>
+        <w:rPr>
+          <w:rStyle w:val="NormalTok"/>
+        </w:rPr>
+        <w:t xml:space="preserve"> species, </w:t>
+      </w:r>
+      <w:r>
+        <w:rPr>
+          <w:rStyle w:val="AttributeTok"/>
+        </w:rPr>
+        <w:t xml:space="preserve">data =</w:t>
+      </w:r>
+      <w:r>
+        <w:rPr>
+          <w:rStyle w:val="NormalTok"/>
+        </w:rPr>
+        <w:t xml:space="preserve"> penguins_df)</w:t>
+      </w:r>
+    </w:p>
+    <w:p>
+      <w:pPr>
+        <w:pStyle w:val="FirstParagraph"/>
+      </w:pPr>
+      <w:r>
+        <w:t xml:space="preserve">✏️</w:t>
+      </w:r>
+      <w:r>
+        <w:t xml:space="preserve"> </w:t>
+      </w:r>
+      <w:r>
+        <w:rPr>
+          <w:b/>
+          <w:bCs/>
+        </w:rPr>
+        <w:t xml:space="preserve">Your turn:</w:t>
+      </w:r>
+      <w:r>
+        <w:t xml:space="preserve"> </w:t>
+      </w:r>
+      <w:r>
+        <w:t xml:space="preserve">Record and decide.</w:t>
+      </w:r>
+    </w:p>
+    <w:p>
+      <w:pPr>
+        <w:pStyle w:val="SourceCode"/>
+      </w:pPr>
+      <w:r>
+        <w:rPr>
+          <w:rStyle w:val="VerbatimChar"/>
+        </w:rPr>
+        <w:t xml:space="preserve">Levene's F =            p =</w:t>
+      </w:r>
+      <w:r>
+        <w:br/>
+      </w:r>
+      <w:r>
+        <w:rPr>
+          <w:rStyle w:val="VerbatimChar"/>
+        </w:rPr>
+        <w:t xml:space="preserve">Variances equal?  Y / N</w:t>
+      </w:r>
+      <w:r>
+        <w:br/>
+      </w:r>
+      <w:r>
+        <w:rPr>
+          <w:rStyle w:val="VerbatimChar"/>
+        </w:rPr>
+        <w:t xml:space="preserve">If NOT equal, which test would you use instead? (hint: Welch)</w:t>
+      </w:r>
+    </w:p>
+    <w:p>
+      <w:r>
+        <w:pict>
+          <v:rect style="width:0;height:1.5pt" o:hralign="center" o:hrstd="t" o:hr="t"/>
+        </w:pict>
+      </w:r>
+    </w:p>
+    <w:bookmarkEnd w:id="25"/>
+    <w:bookmarkStart w:id="26" w:name="review-and-checkpoint"/>
     <w:p>
       <w:pPr>
         <w:pStyle w:val="Heading1"/>
@@ -2301,7 +3541,31 @@
         </w:numPr>
       </w:pPr>
       <w:r>
-        <w:t xml:space="preserve">State ANOVA hypotheses with μ notation</w:t>
+        <w:t xml:space="preserve">Order groups with</w:t>
+      </w:r>
+      <w:r>
+        <w:t xml:space="preserve"> </w:t>
+      </w:r>
+      <w:r>
+        <w:rPr>
+          <w:rStyle w:val="VerbatimChar"/>
+        </w:rPr>
+        <w:t xml:space="preserve">fct_reorder()</w:t>
+      </w:r>
+      <w:r>
+        <w:t xml:space="preserve"> </w:t>
+      </w:r>
+      <w:r>
+        <w:t xml:space="preserve">and set a model baseline with</w:t>
+      </w:r>
+      <w:r>
+        <w:t xml:space="preserve"> </w:t>
+      </w:r>
+      <w:r>
+        <w:rPr>
+          <w:rStyle w:val="VerbatimChar"/>
+        </w:rPr>
+        <w:t xml:space="preserve">fct_relevel()</w:t>
       </w:r>
     </w:p>
     <w:p>
@@ -2313,96 +3577,7 @@
         </w:numPr>
       </w:pPr>
       <w:r>
-        <w:t xml:space="preserve">Fit</w:t>
-      </w:r>
-      <w:r>
-        <w:t xml:space="preserve"> </w:t>
-      </w:r>
-      <w:r>
-        <w:rPr>
-          <w:rStyle w:val="VerbatimChar"/>
-        </w:rPr>
-        <w:t xml:space="preserve">lm(Y ~ group)</w:t>
-      </w:r>
-      <w:r>
-        <w:t xml:space="preserve"> </w:t>
-      </w:r>
-      <w:r>
-        <w:t xml:space="preserve">and check residual normality + equal variance</w:t>
-      </w:r>
-    </w:p>
-    <w:p>
-      <w:pPr>
-        <w:pStyle w:val="FirstParagraph"/>
-      </w:pPr>
-      <w:r>
-        <w:t xml:space="preserve">✏️</w:t>
-      </w:r>
-      <w:r>
-        <w:t xml:space="preserve"> </w:t>
-      </w:r>
-      <w:r>
-        <w:rPr>
-          <w:b/>
-          <w:bCs/>
-        </w:rPr>
-        <w:t xml:space="preserve">Your turn — before you move on:</w:t>
-      </w:r>
-      <w:r>
-        <w:t xml:space="preserve"> </w:t>
-      </w:r>
-      <w:r>
-        <w:t xml:space="preserve">Run your whole script top to bottom with</w:t>
-      </w:r>
-      <w:r>
-        <w:t xml:space="preserve"> </w:t>
-      </w:r>
-      <w:r>
-        <w:rPr>
-          <w:b/>
-          <w:bCs/>
-        </w:rPr>
-        <w:t xml:space="preserve">Ctrl/Cmd + Shift + Enter</w:t>
-      </w:r>
-      <w:r>
-        <w:t xml:space="preserve">. Does it run cleanly?</w:t>
-      </w:r>
-    </w:p>
-    <w:p>
-      <w:pPr>
-        <w:pStyle w:val="SourceCode"/>
-      </w:pPr>
-      <w:r>
-        <w:rPr>
-          <w:rStyle w:val="VerbatimChar"/>
-        </w:rPr>
-        <w:t xml:space="preserve">Ran cleanly?  Y / N</w:t>
-      </w:r>
-      <w:r>
-        <w:br/>
-      </w:r>
-      <w:r>
-        <w:rPr>
-          <w:rStyle w:val="VerbatimChar"/>
-        </w:rPr>
-        <w:t xml:space="preserve">If not, what error appeared:</w:t>
-      </w:r>
-    </w:p>
-    <w:p>
-      <w:r>
-        <w:pict>
-          <v:rect style="width:0;height:1.5pt" o:hralign="center" o:hrstd="t" o:hr="t"/>
-        </w:pict>
-      </w:r>
-    </w:p>
-    <w:bookmarkEnd w:id="24"/>
-    <w:bookmarkStart w:id="26" w:name="getting-unstuck"/>
-    <w:p>
-      <w:pPr>
-        <w:pStyle w:val="Heading1"/>
-      </w:pPr>
-      <w:r>
-        <w:t xml:space="preserve">Getting unstuck</w:t>
+        <w:t xml:space="preserve">State ANOVA hypotheses with μ notation</w:t>
       </w:r>
     </w:p>
     <w:p>
@@ -2414,6 +3589,107 @@
         </w:numPr>
       </w:pPr>
       <w:r>
+        <w:t xml:space="preserve">Fit</w:t>
+      </w:r>
+      <w:r>
+        <w:t xml:space="preserve"> </w:t>
+      </w:r>
+      <w:r>
+        <w:rPr>
+          <w:rStyle w:val="VerbatimChar"/>
+        </w:rPr>
+        <w:t xml:space="preserve">lm(Y ~ group)</w:t>
+      </w:r>
+      <w:r>
+        <w:t xml:space="preserve"> </w:t>
+      </w:r>
+      <w:r>
+        <w:t xml:space="preserve">and check residual normality + equal variance</w:t>
+      </w:r>
+    </w:p>
+    <w:p>
+      <w:pPr>
+        <w:pStyle w:val="FirstParagraph"/>
+      </w:pPr>
+      <w:r>
+        <w:t xml:space="preserve">✏️</w:t>
+      </w:r>
+      <w:r>
+        <w:t xml:space="preserve"> </w:t>
+      </w:r>
+      <w:r>
+        <w:rPr>
+          <w:b/>
+          <w:bCs/>
+        </w:rPr>
+        <w:t xml:space="preserve">Your turn — before you move on:</w:t>
+      </w:r>
+      <w:r>
+        <w:t xml:space="preserve"> </w:t>
+      </w:r>
+      <w:r>
+        <w:t xml:space="preserve">Run your whole script top to bottom with</w:t>
+      </w:r>
+      <w:r>
+        <w:t xml:space="preserve"> </w:t>
+      </w:r>
+      <w:r>
+        <w:rPr>
+          <w:b/>
+          <w:bCs/>
+        </w:rPr>
+        <w:t xml:space="preserve">Ctrl/Cmd + Shift + Enter</w:t>
+      </w:r>
+      <w:r>
+        <w:t xml:space="preserve">. Does it run cleanly?</w:t>
+      </w:r>
+    </w:p>
+    <w:p>
+      <w:pPr>
+        <w:pStyle w:val="SourceCode"/>
+      </w:pPr>
+      <w:r>
+        <w:rPr>
+          <w:rStyle w:val="VerbatimChar"/>
+        </w:rPr>
+        <w:t xml:space="preserve">Ran cleanly?  Y / N</w:t>
+      </w:r>
+      <w:r>
+        <w:br/>
+      </w:r>
+      <w:r>
+        <w:rPr>
+          <w:rStyle w:val="VerbatimChar"/>
+        </w:rPr>
+        <w:t xml:space="preserve">If not, what error appeared:</w:t>
+      </w:r>
+    </w:p>
+    <w:p>
+      <w:r>
+        <w:pict>
+          <v:rect style="width:0;height:1.5pt" o:hralign="center" o:hrstd="t" o:hr="t"/>
+        </w:pict>
+      </w:r>
+    </w:p>
+    <w:bookmarkEnd w:id="26"/>
+    <w:bookmarkStart w:id="29" w:name="getting-unstuck"/>
+    <w:p>
+      <w:pPr>
+        <w:pStyle w:val="Heading1"/>
+      </w:pPr>
+      <w:r>
+        <w:t xml:space="preserve">Getting unstuck</w:t>
+      </w:r>
+    </w:p>
+    <w:p>
+      <w:pPr>
+        <w:pStyle w:val="Compact"/>
+        <w:numPr>
+          <w:ilvl w:val="0"/>
+          <w:numId w:val="1008"/>
+        </w:numPr>
+      </w:pPr>
+      <w:r>
         <w:rPr>
           <w:rStyle w:val="VerbatimChar"/>
           <w:b/>
@@ -2445,21 +3721,22 @@
         <w:pStyle w:val="Compact"/>
         <w:numPr>
           <w:ilvl w:val="0"/>
-          <w:numId w:val="1007"/>
+          <w:numId w:val="1008"/>
         </w:numPr>
       </w:pPr>
       <w:r>
         <w:rPr>
+          <w:rStyle w:val="VerbatimChar"/>
           <w:b/>
           <w:bCs/>
         </w:rPr>
-        <w:t xml:space="preserve">Levene says unequal variance</w:t>
-      </w:r>
-      <w:r>
-        <w:t xml:space="preserve"> </w:t>
-      </w:r>
-      <w:r>
-        <w:t xml:space="preserve">→ use</w:t>
+        <w:t xml:space="preserve">could not find function "fct_reorder"</w:t>
+      </w:r>
+      <w:r>
+        <w:t xml:space="preserve"> </w:t>
+      </w:r>
+      <w:r>
+        <w:t xml:space="preserve">→</w:t>
       </w:r>
       <w:r>
         <w:t xml:space="preserve"> </w:t>
@@ -2468,13 +3745,13 @@
         <w:rPr>
           <w:rStyle w:val="VerbatimChar"/>
         </w:rPr>
-        <w:t xml:space="preserve">oneway.test(y ~ group, var.equal = FALSE)</w:t>
-      </w:r>
-      <w:r>
-        <w:t xml:space="preserve"> </w:t>
-      </w:r>
-      <w:r>
-        <w:t xml:space="preserve">(Welch’s ANOVA).</w:t>
+        <w:t xml:space="preserve">library(tidyverse)</w:t>
+      </w:r>
+      <w:r>
+        <w:t xml:space="preserve"> </w:t>
+      </w:r>
+      <w:r>
+        <w:t xml:space="preserve">(forcats is inside it).</w:t>
       </w:r>
     </w:p>
     <w:p>
@@ -2482,7 +3759,7 @@
         <w:pStyle w:val="Compact"/>
         <w:numPr>
           <w:ilvl w:val="0"/>
-          <w:numId w:val="1007"/>
+          <w:numId w:val="1008"/>
         </w:numPr>
       </w:pPr>
       <w:r>
@@ -2490,6 +3767,110 @@
           <w:b/>
           <w:bCs/>
         </w:rPr>
+        <w:t xml:space="preserve">Reordering</w:t>
+      </w:r>
+      <w:r>
+        <w:rPr>
+          <w:b/>
+          <w:bCs/>
+        </w:rPr>
+        <w:t xml:space="preserve"> </w:t>
+      </w:r>
+      <w:r>
+        <w:rPr>
+          <w:b/>
+          <w:bCs/>
+        </w:rPr>
+        <w:t xml:space="preserve">“did nothing”</w:t>
+      </w:r>
+      <w:r>
+        <w:t xml:space="preserve"> </w:t>
+      </w:r>
+      <w:r>
+        <w:t xml:space="preserve">→ you must reorder</w:t>
+      </w:r>
+      <w:r>
+        <w:t xml:space="preserve"> </w:t>
+      </w:r>
+      <w:r>
+        <w:rPr>
+          <w:b/>
+          <w:bCs/>
+        </w:rPr>
+        <w:t xml:space="preserve">inside</w:t>
+      </w:r>
+      <w:r>
+        <w:rPr>
+          <w:b/>
+          <w:bCs/>
+        </w:rPr>
+        <w:t xml:space="preserve"> </w:t>
+      </w:r>
+      <w:r>
+        <w:rPr>
+          <w:rStyle w:val="VerbatimChar"/>
+          <w:b/>
+          <w:bCs/>
+        </w:rPr>
+        <w:t xml:space="preserve">mutate()</w:t>
+      </w:r>
+      <w:r>
+        <w:t xml:space="preserve"> </w:t>
+      </w:r>
+      <w:r>
+        <w:t xml:space="preserve">and plot the result; reordering a copy doesn’t change the original.</w:t>
+      </w:r>
+    </w:p>
+    <w:p>
+      <w:pPr>
+        <w:pStyle w:val="Compact"/>
+        <w:numPr>
+          <w:ilvl w:val="0"/>
+          <w:numId w:val="1008"/>
+        </w:numPr>
+      </w:pPr>
+      <w:r>
+        <w:rPr>
+          <w:b/>
+          <w:bCs/>
+        </w:rPr>
+        <w:t xml:space="preserve">Levene says unequal variance</w:t>
+      </w:r>
+      <w:r>
+        <w:t xml:space="preserve"> </w:t>
+      </w:r>
+      <w:r>
+        <w:t xml:space="preserve">→ use</w:t>
+      </w:r>
+      <w:r>
+        <w:t xml:space="preserve"> </w:t>
+      </w:r>
+      <w:r>
+        <w:rPr>
+          <w:rStyle w:val="VerbatimChar"/>
+        </w:rPr>
+        <w:t xml:space="preserve">oneway.test(y ~ group, var.equal = FALSE)</w:t>
+      </w:r>
+      <w:r>
+        <w:t xml:space="preserve"> </w:t>
+      </w:r>
+      <w:r>
+        <w:t xml:space="preserve">(Welch’s ANOVA).</w:t>
+      </w:r>
+    </w:p>
+    <w:p>
+      <w:pPr>
+        <w:pStyle w:val="Compact"/>
+        <w:numPr>
+          <w:ilvl w:val="0"/>
+          <w:numId w:val="1008"/>
+        </w:numPr>
+      </w:pPr>
+      <w:r>
+        <w:rPr>
+          <w:b/>
+          <w:bCs/>
+        </w:rPr>
         <w:t xml:space="preserve">Cheat sheets</w:t>
       </w:r>
       <w:r>
@@ -2501,7 +3882,7 @@
       <w:r>
         <w:t xml:space="preserve"> </w:t>
       </w:r>
-      <w:hyperlink r:id="rId25">
+      <w:hyperlink r:id="rId27">
         <w:r>
           <w:rPr>
             <w:rStyle w:val="Hyperlink"/>
@@ -2509,6 +3890,23 @@
           <w:t xml:space="preserve">https://posit.co/resources/cheatsheets/</w:t>
         </w:r>
       </w:hyperlink>
+      <w:r>
+        <w:t xml:space="preserve"> </w:t>
+      </w:r>
+      <w:r>
+        <w:t xml:space="preserve">· Factors:</w:t>
+      </w:r>
+      <w:r>
+        <w:t xml:space="preserve"> </w:t>
+      </w:r>
+      <w:hyperlink r:id="rId28">
+        <w:r>
+          <w:rPr>
+            <w:rStyle w:val="Hyperlink"/>
+          </w:rPr>
+          <w:t xml:space="preserve">https://rstudio.github.io/cheatsheets/factors.pdf</w:t>
+        </w:r>
+      </w:hyperlink>
     </w:p>
     <w:p>
       <w:r>
@@ -2526,10 +3924,10 @@
           <w:i/>
           <w:iCs/>
         </w:rPr>
-        <w:t xml:space="preserve">End of Worksheet 13. Next: Worksheet 14 — running the ANOVA and finding which species differ.</w:t>
-      </w:r>
-    </w:p>
-    <w:bookmarkEnd w:id="26"/>
+        <w:t xml:space="preserve">End of the ANOVA I worksheet. Next: One-Way ANOVA II — running the test, post-hoc comparisons, and the out-of-class Extension.</w:t>
+      </w:r>
+    </w:p>
+    <w:bookmarkEnd w:id="29"/>
     <w:sectPr>
       <w:pgSz w:h="15840" w:w="12240"/>
       <w:pgMar w:bottom="1440" w:footer="720" w:gutter="0" w:header="720" w:left="1440" w:right="1440" w:top="1440"/>
@@ -2954,6 +4352,9 @@
     <w:abstractNumId w:val="992"/>
   </w:num>
   <w:num w:numId="1007">
+    <w:abstractNumId w:val="992"/>
+  </w:num>
+  <w:num w:numId="1008">
     <w:abstractNumId w:val="99411"/>
     <w:lvlOverride w:ilvl="0">
       <w:startOverride w:val="1"/>

--- a/docs/content/one_way_anova/one_way_anova_activity.docx
+++ b/docs/content/one_way_anova/one_way_anova_activity.docx
@@ -31,7 +31,7 @@
         <w:pStyle w:val="Date"/>
       </w:pPr>
       <w:r>
-        <w:t xml:space="preserve">2026-08-27</w:t>
+        <w:t xml:space="preserve">2026-09-01</w:t>
       </w:r>
     </w:p>
     <w:bookmarkStart w:id="16" w:name="X02082c6d4e0754255aade5888f11dadcb3c3f1f"/>

--- a/docs/content/one_way_anova/one_way_anova_activity.docx
+++ b/docs/content/one_way_anova/one_way_anova_activity.docx
@@ -31,7 +31,7 @@
         <w:pStyle w:val="Date"/>
       </w:pPr>
       <w:r>
-        <w:t xml:space="preserve">2026-09-01</w:t>
+        <w:t xml:space="preserve">2026-09-03</w:t>
       </w:r>
     </w:p>
     <w:bookmarkStart w:id="16" w:name="X02082c6d4e0754255aade5888f11dadcb3c3f1f"/>

--- a/docs/content/one_way_anova/one_way_anova_activity.docx
+++ b/docs/content/one_way_anova/one_way_anova_activity.docx
@@ -5137,8 +5137,8 @@
       <w:rFonts w:asciiTheme="majorHAnsi" w:cstheme="majorBidi" w:eastAsiaTheme="majorEastAsia" w:hAnsiTheme="majorHAnsi"/>
       <w:spacing w:val="-10"/>
       <w:kern w:val="28"/>
-      <w:sz w:val="56"/>
-      <w:szCs w:val="56"/>
+      <w:sz w:val="40"/>
+      <w:szCs w:val="40"/>
     </w:rPr>
   </w:style>
   <w:style w:customStyle="1" w:styleId="TitleChar" w:type="character">
@@ -5151,8 +5151,8 @@
       <w:rFonts w:asciiTheme="majorHAnsi" w:cstheme="majorBidi" w:eastAsiaTheme="majorEastAsia" w:hAnsiTheme="majorHAnsi"/>
       <w:spacing w:val="-10"/>
       <w:kern w:val="28"/>
-      <w:sz w:val="56"/>
-      <w:szCs w:val="56"/>
+      <w:sz w:val="40"/>
+      <w:szCs w:val="40"/>
     </w:rPr>
   </w:style>
   <w:style w:styleId="Subtitle" w:type="paragraph">

--- a/docs/content/one_way_anova/one_way_anova_activity.docx
+++ b/docs/content/one_way_anova/one_way_anova_activity.docx
@@ -31,7 +31,7 @@
         <w:pStyle w:val="Date"/>
       </w:pPr>
       <w:r>
-        <w:t xml:space="preserve">2026-09-03</w:t>
+        <w:t xml:space="preserve">2026-09-04</w:t>
       </w:r>
     </w:p>
     <w:bookmarkStart w:id="16" w:name="X02082c6d4e0754255aade5888f11dadcb3c3f1f"/>
